--- a/one down/普物實驗/6 密立根油滴實驗/E24146107_王翊權_結報6.docx
+++ b/one down/普物實驗/6 密立根油滴實驗/E24146107_王翊權_結報6.docx
@@ -17,23 +17,7 @@
           <w:sz w:val="44"/>
           <w:szCs w:val="44"/>
         </w:rPr>
-        <w:t>[</w:t>
-      </w:r>
-      <w:r>
-        <w:rPr>
-          <w:rFonts w:ascii="標楷體" w:eastAsia="標楷體" w:hAnsi="標楷體" w:hint="eastAsia"/>
-          <w:sz w:val="44"/>
-          <w:szCs w:val="44"/>
-        </w:rPr>
-        <w:t>實驗名稱</w:t>
-      </w:r>
-      <w:r>
-        <w:rPr>
-          <w:rFonts w:ascii="標楷體" w:eastAsia="標楷體" w:hAnsi="標楷體" w:hint="eastAsia"/>
-          <w:sz w:val="44"/>
-          <w:szCs w:val="44"/>
-        </w:rPr>
-        <w:t xml:space="preserve">] </w:t>
+        <w:t xml:space="preserve">[實驗名稱] </w:t>
       </w:r>
     </w:p>
     <w:p>
@@ -54,7 +38,7 @@
       <w:pPr>
         <w:jc w:val="center"/>
         <w:rPr>
-          <w:rFonts w:ascii="標楷體" w:eastAsia="標楷體" w:hAnsi="標楷體"/>
+          <w:rFonts w:ascii="標楷體" w:eastAsia="標楷體" w:hAnsi="標楷體" w:hint="eastAsia"/>
         </w:rPr>
       </w:pPr>
       <w:r>
@@ -66,13 +50,11 @@
     </w:p>
     <w:p>
       <w:pPr>
-        <w:rPr>
-          <w:rFonts w:ascii="標楷體" w:eastAsia="標楷體" w:hAnsi="標楷體"/>
-        </w:rPr>
-      </w:pPr>
-    </w:p>
-    <w:p>
-      <w:pPr>
+        <w:pStyle w:val="a9"/>
+        <w:numPr>
+          <w:ilvl w:val="0"/>
+          <w:numId w:val="1"/>
+        </w:numPr>
         <w:rPr>
           <w:rFonts w:ascii="標楷體" w:eastAsia="標楷體" w:hAnsi="標楷體"/>
         </w:rPr>
@@ -81,11 +63,16 @@
         <w:rPr>
           <w:rFonts w:ascii="標楷體" w:eastAsia="標楷體" w:hAnsi="標楷體" w:hint="eastAsia"/>
         </w:rPr>
-        <w:t>一、實驗數據</w:t>
+        <w:t>實驗數據</w:t>
       </w:r>
     </w:p>
     <w:p>
       <w:pPr>
+        <w:pStyle w:val="a9"/>
+        <w:numPr>
+          <w:ilvl w:val="0"/>
+          <w:numId w:val="1"/>
+        </w:numPr>
         <w:rPr>
           <w:rFonts w:ascii="標楷體" w:eastAsia="標楷體" w:hAnsi="標楷體"/>
         </w:rPr>
@@ -94,11 +81,237 @@
         <w:rPr>
           <w:rFonts w:ascii="標楷體" w:eastAsia="標楷體" w:hAnsi="標楷體" w:hint="eastAsia"/>
         </w:rPr>
-        <w:t>二、數據分析</w:t>
+        <w:t>數據分析</w:t>
       </w:r>
     </w:p>
     <w:p>
       <w:pPr>
+        <w:jc w:val="center"/>
+        <w:rPr>
+          <w:rFonts w:ascii="標楷體" w:eastAsia="標楷體" w:hAnsi="標楷體"/>
+        </w:rPr>
+      </w:pPr>
+      <w:r>
+        <w:rPr>
+          <w:rFonts w:hint="eastAsia"/>
+        </w:rPr>
+        <w:drawing>
+          <wp:inline distT="0" distB="0" distL="0" distR="0" wp14:anchorId="29616DAE" wp14:editId="19B972B9">
+            <wp:extent cx="1520190" cy="4434115"/>
+            <wp:effectExtent l="0" t="0" r="3810" b="5080"/>
+            <wp:docPr id="1138200358" name="圖片 1"/>
+            <wp:cNvGraphicFramePr>
+              <a:graphicFrameLocks xmlns:a="http://schemas.openxmlformats.org/drawingml/2006/main" noChangeAspect="1"/>
+            </wp:cNvGraphicFramePr>
+            <a:graphic xmlns:a="http://schemas.openxmlformats.org/drawingml/2006/main">
+              <a:graphicData uri="http://schemas.openxmlformats.org/drawingml/2006/picture">
+                <pic:pic xmlns:pic="http://schemas.openxmlformats.org/drawingml/2006/picture">
+                  <pic:nvPicPr>
+                    <pic:cNvPr id="0" name="Picture 1"/>
+                    <pic:cNvPicPr>
+                      <a:picLocks noChangeAspect="1" noChangeArrowheads="1"/>
+                    </pic:cNvPicPr>
+                  </pic:nvPicPr>
+                  <pic:blipFill rotWithShape="1">
+                    <a:blip r:embed="rId5">
+                      <a:extLst>
+                        <a:ext uri="{28A0092B-C50C-407E-A947-70E740481C1C}">
+                          <a14:useLocalDpi xmlns:a14="http://schemas.microsoft.com/office/drawing/2010/main" val="0"/>
+                        </a:ext>
+                      </a:extLst>
+                    </a:blip>
+                    <a:srcRect b="49972"/>
+                    <a:stretch>
+                      <a:fillRect/>
+                    </a:stretch>
+                  </pic:blipFill>
+                  <pic:spPr bwMode="auto">
+                    <a:xfrm>
+                      <a:off x="0" y="0"/>
+                      <a:ext cx="1520190" cy="4434115"/>
+                    </a:xfrm>
+                    <a:prstGeom prst="rect">
+                      <a:avLst/>
+                    </a:prstGeom>
+                    <a:noFill/>
+                    <a:ln>
+                      <a:noFill/>
+                    </a:ln>
+                    <a:extLst>
+                      <a:ext uri="{53640926-AAD7-44D8-BBD7-CCE9431645EC}">
+                        <a14:shadowObscured xmlns:a14="http://schemas.microsoft.com/office/drawing/2010/main"/>
+                      </a:ext>
+                    </a:extLst>
+                  </pic:spPr>
+                </pic:pic>
+              </a:graphicData>
+            </a:graphic>
+          </wp:inline>
+        </w:drawing>
+      </w:r>
+      <w:r>
+        <w:rPr>
+          <w:rFonts w:hint="eastAsia"/>
+        </w:rPr>
+        <w:drawing>
+          <wp:inline distT="0" distB="0" distL="0" distR="0" wp14:anchorId="7A72D3C2" wp14:editId="2232AE4B">
+            <wp:extent cx="1520190" cy="4438650"/>
+            <wp:effectExtent l="0" t="0" r="3810" b="0"/>
+            <wp:docPr id="999097635" name="圖片 1"/>
+            <wp:cNvGraphicFramePr>
+              <a:graphicFrameLocks xmlns:a="http://schemas.openxmlformats.org/drawingml/2006/main" noChangeAspect="1"/>
+            </wp:cNvGraphicFramePr>
+            <a:graphic xmlns:a="http://schemas.openxmlformats.org/drawingml/2006/main">
+              <a:graphicData uri="http://schemas.openxmlformats.org/drawingml/2006/picture">
+                <pic:pic xmlns:pic="http://schemas.openxmlformats.org/drawingml/2006/picture">
+                  <pic:nvPicPr>
+                    <pic:cNvPr id="0" name="Picture 1"/>
+                    <pic:cNvPicPr>
+                      <a:picLocks noChangeAspect="1" noChangeArrowheads="1"/>
+                    </pic:cNvPicPr>
+                  </pic:nvPicPr>
+                  <pic:blipFill rotWithShape="1">
+                    <a:blip r:embed="rId5">
+                      <a:extLst>
+                        <a:ext uri="{28A0092B-C50C-407E-A947-70E740481C1C}">
+                          <a14:useLocalDpi xmlns:a14="http://schemas.microsoft.com/office/drawing/2010/main" val="0"/>
+                        </a:ext>
+                      </a:extLst>
+                    </a:blip>
+                    <a:srcRect t="49920" b="1"/>
+                    <a:stretch>
+                      <a:fillRect/>
+                    </a:stretch>
+                  </pic:blipFill>
+                  <pic:spPr bwMode="auto">
+                    <a:xfrm>
+                      <a:off x="0" y="0"/>
+                      <a:ext cx="1520190" cy="4438650"/>
+                    </a:xfrm>
+                    <a:prstGeom prst="rect">
+                      <a:avLst/>
+                    </a:prstGeom>
+                    <a:noFill/>
+                    <a:ln>
+                      <a:noFill/>
+                    </a:ln>
+                    <a:extLst>
+                      <a:ext uri="{53640926-AAD7-44D8-BBD7-CCE9431645EC}">
+                        <a14:shadowObscured xmlns:a14="http://schemas.microsoft.com/office/drawing/2010/main"/>
+                      </a:ext>
+                    </a:extLst>
+                  </pic:spPr>
+                </pic:pic>
+              </a:graphicData>
+            </a:graphic>
+          </wp:inline>
+        </w:drawing>
+      </w:r>
+    </w:p>
+    <w:p>
+      <w:pPr>
+        <w:jc w:val="center"/>
+        <w:rPr>
+          <w:rFonts w:ascii="標楷體" w:eastAsia="標楷體" w:hAnsi="標楷體" w:hint="eastAsia"/>
+        </w:rPr>
+      </w:pPr>
+      <w:r>
+        <w:rPr>
+          <w:noProof/>
+        </w:rPr>
+        <w:lastRenderedPageBreak/>
+        <mc:AlternateContent>
+          <mc:Choice Requires="cx1">
+            <w:drawing>
+              <wp:inline distT="0" distB="0" distL="0" distR="0" wp14:anchorId="0D552D9E" wp14:editId="17C3CCFC">
+                <wp:extent cx="4627050" cy="2610190"/>
+                <wp:effectExtent l="0" t="0" r="2540" b="0"/>
+                <wp:docPr id="1377546087" name="圖表 1">
+                  <a:extLst xmlns:a="http://schemas.openxmlformats.org/drawingml/2006/main">
+                    <a:ext uri="{FF2B5EF4-FFF2-40B4-BE49-F238E27FC236}">
+                      <a16:creationId xmlns:a16="http://schemas.microsoft.com/office/drawing/2014/main" id="{F2C3D6D5-CF4B-E6DD-8171-6AF41FFA0B7E}"/>
+                    </a:ext>
+                  </a:extLst>
+                </wp:docPr>
+                <wp:cNvGraphicFramePr/>
+                <a:graphic xmlns:a="http://schemas.openxmlformats.org/drawingml/2006/main">
+                  <a:graphicData uri="http://schemas.microsoft.com/office/drawing/2014/chartex">
+                    <cx:chart xmlns:cx="http://schemas.microsoft.com/office/drawing/2014/chartex" xmlns:r="http://schemas.openxmlformats.org/officeDocument/2006/relationships" r:id="rId6"/>
+                  </a:graphicData>
+                </a:graphic>
+              </wp:inline>
+            </w:drawing>
+          </mc:Choice>
+          <mc:Fallback>
+            <w:drawing>
+              <wp:inline distT="0" distB="0" distL="0" distR="0" wp14:anchorId="0D552D9E" wp14:editId="17C3CCFC">
+                <wp:extent cx="4627050" cy="2610190"/>
+                <wp:effectExtent l="0" t="0" r="2540" b="0"/>
+                <wp:docPr id="1377546087" name="圖表 1">
+                  <a:extLst xmlns:a="http://schemas.openxmlformats.org/drawingml/2006/main">
+                    <a:ext uri="{FF2B5EF4-FFF2-40B4-BE49-F238E27FC236}">
+                      <a16:creationId xmlns:a16="http://schemas.microsoft.com/office/drawing/2014/main" id="{F2C3D6D5-CF4B-E6DD-8171-6AF41FFA0B7E}"/>
+                    </a:ext>
+                  </a:extLst>
+                </wp:docPr>
+                <wp:cNvGraphicFramePr>
+                  <a:graphicFrameLocks xmlns:a="http://schemas.openxmlformats.org/drawingml/2006/main" noGrp="1" noDrilldown="1" noSelect="1" noChangeAspect="1" noMove="1" noResize="1"/>
+                </wp:cNvGraphicFramePr>
+                <a:graphic xmlns:a="http://schemas.openxmlformats.org/drawingml/2006/main">
+                  <a:graphicData uri="http://schemas.openxmlformats.org/drawingml/2006/picture">
+                    <pic:pic xmlns:pic="http://schemas.openxmlformats.org/drawingml/2006/picture">
+                      <pic:nvPicPr>
+                        <pic:cNvPr id="1377546087" name="圖表 1">
+                          <a:extLst>
+                            <a:ext uri="{FF2B5EF4-FFF2-40B4-BE49-F238E27FC236}">
+                              <a16:creationId xmlns:a16="http://schemas.microsoft.com/office/drawing/2014/main" id="{F2C3D6D5-CF4B-E6DD-8171-6AF41FFA0B7E}"/>
+                            </a:ext>
+                          </a:extLst>
+                        </pic:cNvPr>
+                        <pic:cNvPicPr>
+                          <a:picLocks noGrp="1" noRot="1" noChangeAspect="1" noMove="1" noResize="1" noEditPoints="1" noAdjustHandles="1" noChangeArrowheads="1" noChangeShapeType="1"/>
+                        </pic:cNvPicPr>
+                      </pic:nvPicPr>
+                      <pic:blipFill>
+                        <a:blip r:embed="rId7"/>
+                        <a:stretch>
+                          <a:fillRect/>
+                        </a:stretch>
+                      </pic:blipFill>
+                      <pic:spPr>
+                        <a:xfrm>
+                          <a:off x="0" y="0"/>
+                          <a:ext cx="4626610" cy="2609850"/>
+                        </a:xfrm>
+                        <a:prstGeom prst="rect">
+                          <a:avLst/>
+                        </a:prstGeom>
+                      </pic:spPr>
+                    </pic:pic>
+                  </a:graphicData>
+                </a:graphic>
+              </wp:inline>
+            </w:drawing>
+          </mc:Fallback>
+        </mc:AlternateContent>
+      </w:r>
+    </w:p>
+    <w:p>
+      <w:pPr>
+        <w:pStyle w:val="a9"/>
+        <w:ind w:left="480"/>
+        <w:rPr>
+          <w:rFonts w:ascii="標楷體" w:eastAsia="標楷體" w:hAnsi="標楷體" w:hint="eastAsia"/>
+        </w:rPr>
+      </w:pPr>
+    </w:p>
+    <w:p>
+      <w:pPr>
+        <w:pStyle w:val="a9"/>
+        <w:numPr>
+          <w:ilvl w:val="0"/>
+          <w:numId w:val="1"/>
+        </w:numPr>
         <w:rPr>
           <w:rFonts w:ascii="標楷體" w:eastAsia="標楷體" w:hAnsi="標楷體"/>
         </w:rPr>
@@ -107,7 +320,7 @@
         <w:rPr>
           <w:rFonts w:ascii="標楷體" w:eastAsia="標楷體" w:hAnsi="標楷體" w:hint="eastAsia"/>
         </w:rPr>
-        <w:t>三、誤差來源與解釋</w:t>
+        <w:t>誤差來源與解釋</w:t>
       </w:r>
     </w:p>
     <w:sectPr>
@@ -118,6 +331,103 @@
     </w:sectPr>
   </w:body>
 </w:document>
+</file>
+
+<file path=word/numbering.xml><?xml version="1.0" encoding="utf-8"?>
+<w:numbering xmlns:wpc="http://schemas.microsoft.com/office/word/2010/wordprocessingCanvas" xmlns:cx="http://schemas.microsoft.com/office/drawing/2014/chartex" xmlns:cx1="http://schemas.microsoft.com/office/drawing/2015/9/8/chartex" xmlns:cx2="http://schemas.microsoft.com/office/drawing/2015/10/21/chartex" xmlns:cx3="http://schemas.microsoft.com/office/drawing/2016/5/9/chartex" xmlns:cx4="http://schemas.microsoft.com/office/drawing/2016/5/10/chartex" xmlns:cx5="http://schemas.microsoft.com/office/drawing/2016/5/11/chartex" xmlns:cx6="http://schemas.microsoft.com/office/drawing/2016/5/12/chartex" xmlns:cx7="http://schemas.microsoft.com/office/drawing/2016/5/13/chartex" xmlns:cx8="http://schemas.microsoft.com/office/drawing/2016/5/14/chartex" xmlns:mc="http://schemas.openxmlformats.org/markup-compatibility/2006" xmlns:aink="http://schemas.microsoft.com/office/drawing/2016/ink" xmlns:am3d="http://schemas.microsoft.com/office/drawing/2017/model3d" xmlns:o="urn:schemas-microsoft-com:office:office" xmlns:oel="http://schemas.microsoft.com/office/2019/extlst" xmlns:r="http://schemas.openxmlformats.org/officeDocument/2006/relationships" xmlns:m="http://schemas.openxmlformats.org/officeDocument/2006/math" xmlns:v="urn:schemas-microsoft-com:vml" xmlns:wp14="http://schemas.microsoft.com/office/word/2010/wordprocessingDrawing" xmlns:wp="http://schemas.openxmlformats.org/drawingml/2006/wordprocessingDrawing" xmlns:w10="urn:schemas-microsoft-com:office:word" xmlns:w="http://schemas.openxmlformats.org/wordprocessingml/2006/main" xmlns:w14="http://schemas.microsoft.com/office/word/2010/wordml" xmlns:w15="http://schemas.microsoft.com/office/word/2012/wordml" xmlns:w16cex="http://schemas.microsoft.com/office/word/2018/wordml/cex" xmlns:w16cid="http://schemas.microsoft.com/office/word/2016/wordml/cid" xmlns:w16="http://schemas.microsoft.com/office/word/2018/wordml" xmlns:w16du="http://schemas.microsoft.com/office/word/2023/wordml/word16du" xmlns:w16sdtdh="http://schemas.microsoft.com/office/word/2020/wordml/sdtdatahash" xmlns:w16sdtfl="http://schemas.microsoft.com/office/word/2024/wordml/sdtformatlock" xmlns:w16se="http://schemas.microsoft.com/office/word/2015/wordml/symex" xmlns:wpg="http://schemas.microsoft.com/office/word/2010/wordprocessingGroup" xmlns:wpi="http://schemas.microsoft.com/office/word/2010/wordprocessingInk" xmlns:wne="http://schemas.microsoft.com/office/word/2006/wordml" xmlns:wps="http://schemas.microsoft.com/office/word/2010/wordprocessingShape" mc:Ignorable="w14 w15 w16se w16cid w16 w16cex w16sdtdh w16sdtfl w16du wp14">
+  <w:abstractNum w:abstractNumId="0" w15:restartNumberingAfterBreak="0">
+    <w:nsid w:val="773929EB"/>
+    <w:multiLevelType w:val="hybridMultilevel"/>
+    <w:tmpl w:val="86CE255E"/>
+    <w:lvl w:ilvl="0" w:tplc="04090015">
+      <w:start w:val="1"/>
+      <w:numFmt w:val="taiwaneseCountingThousand"/>
+      <w:lvlText w:val="%1、"/>
+      <w:lvlJc w:val="left"/>
+      <w:pPr>
+        <w:ind w:left="480" w:hanging="480"/>
+      </w:pPr>
+      <w:rPr>
+        <w:rFonts w:hint="default"/>
+      </w:rPr>
+    </w:lvl>
+    <w:lvl w:ilvl="1" w:tplc="04090019" w:tentative="1">
+      <w:start w:val="1"/>
+      <w:numFmt w:val="ideographTraditional"/>
+      <w:lvlText w:val="%2、"/>
+      <w:lvlJc w:val="left"/>
+      <w:pPr>
+        <w:ind w:left="960" w:hanging="480"/>
+      </w:pPr>
+    </w:lvl>
+    <w:lvl w:ilvl="2" w:tplc="0409001B" w:tentative="1">
+      <w:start w:val="1"/>
+      <w:numFmt w:val="lowerRoman"/>
+      <w:lvlText w:val="%3."/>
+      <w:lvlJc w:val="right"/>
+      <w:pPr>
+        <w:ind w:left="1440" w:hanging="480"/>
+      </w:pPr>
+    </w:lvl>
+    <w:lvl w:ilvl="3" w:tplc="0409000F" w:tentative="1">
+      <w:start w:val="1"/>
+      <w:numFmt w:val="decimal"/>
+      <w:lvlText w:val="%4."/>
+      <w:lvlJc w:val="left"/>
+      <w:pPr>
+        <w:ind w:left="1920" w:hanging="480"/>
+      </w:pPr>
+    </w:lvl>
+    <w:lvl w:ilvl="4" w:tplc="04090019" w:tentative="1">
+      <w:start w:val="1"/>
+      <w:numFmt w:val="ideographTraditional"/>
+      <w:lvlText w:val="%5、"/>
+      <w:lvlJc w:val="left"/>
+      <w:pPr>
+        <w:ind w:left="2400" w:hanging="480"/>
+      </w:pPr>
+    </w:lvl>
+    <w:lvl w:ilvl="5" w:tplc="0409001B" w:tentative="1">
+      <w:start w:val="1"/>
+      <w:numFmt w:val="lowerRoman"/>
+      <w:lvlText w:val="%6."/>
+      <w:lvlJc w:val="right"/>
+      <w:pPr>
+        <w:ind w:left="2880" w:hanging="480"/>
+      </w:pPr>
+    </w:lvl>
+    <w:lvl w:ilvl="6" w:tplc="0409000F" w:tentative="1">
+      <w:start w:val="1"/>
+      <w:numFmt w:val="decimal"/>
+      <w:lvlText w:val="%7."/>
+      <w:lvlJc w:val="left"/>
+      <w:pPr>
+        <w:ind w:left="3360" w:hanging="480"/>
+      </w:pPr>
+    </w:lvl>
+    <w:lvl w:ilvl="7" w:tplc="04090019" w:tentative="1">
+      <w:start w:val="1"/>
+      <w:numFmt w:val="ideographTraditional"/>
+      <w:lvlText w:val="%8、"/>
+      <w:lvlJc w:val="left"/>
+      <w:pPr>
+        <w:ind w:left="3840" w:hanging="480"/>
+      </w:pPr>
+    </w:lvl>
+    <w:lvl w:ilvl="8" w:tplc="0409001B" w:tentative="1">
+      <w:start w:val="1"/>
+      <w:numFmt w:val="lowerRoman"/>
+      <w:lvlText w:val="%9."/>
+      <w:lvlJc w:val="right"/>
+      <w:pPr>
+        <w:ind w:left="4320" w:hanging="480"/>
+      </w:pPr>
+    </w:lvl>
+  </w:abstractNum>
+  <w:num w:numId="1" w16cid:durableId="1700474667">
+    <w:abstractNumId w:val="0"/>
+  </w:num>
+</w:numbering>
 </file>
 
 <file path=word/styles.xml><?xml version="1.0" encoding="utf-8"?>
@@ -1040,6 +1350,739 @@
 </w:styles>
 </file>
 
+<file path=word/charts/chartEx1.xml><?xml version="1.0" encoding="utf-8"?>
+<cx:chartSpace xmlns:a="http://schemas.openxmlformats.org/drawingml/2006/main" xmlns:r="http://schemas.openxmlformats.org/officeDocument/2006/relationships" xmlns:cx="http://schemas.microsoft.com/office/drawing/2014/chartex">
+  <cx:chartData>
+    <cx:externalData r:id="rId1" cx:autoUpdate="0"/>
+    <cx:data id="0">
+      <cx:numDim type="val">
+        <cx:f>工作表1!$L$3:$L$52</cx:f>
+        <cx:lvl ptCount="50" formatCode="0.00E+00">
+          <cx:pt idx="0">9.9999999999999995e-21</cx:pt>
+          <cx:pt idx="1">1.9999999999999999e-20</cx:pt>
+          <cx:pt idx="2">3.0000000000000003e-20</cx:pt>
+          <cx:pt idx="3">3.9999999999999998e-20</cx:pt>
+          <cx:pt idx="4">4.9999999999999999e-20</cx:pt>
+          <cx:pt idx="5">6.0000000000000006e-20</cx:pt>
+          <cx:pt idx="6">7.0000000000000001e-20</cx:pt>
+          <cx:pt idx="7">7.9999999999999996e-20</cx:pt>
+          <cx:pt idx="8">9.0000000000000003e-20</cx:pt>
+          <cx:pt idx="9">9.9999999999999998e-20</cx:pt>
+          <cx:pt idx="10">1.0999999999999999e-19</cx:pt>
+          <cx:pt idx="11">1.2000000000000001e-19</cx:pt>
+          <cx:pt idx="12">1.3000000000000001e-19</cx:pt>
+          <cx:pt idx="13">1.4e-19</cx:pt>
+          <cx:pt idx="14">1.5e-19</cx:pt>
+          <cx:pt idx="15">1.5999999999999999e-19</cx:pt>
+          <cx:pt idx="16">1.7000000000000001e-19</cx:pt>
+          <cx:pt idx="17">1.8000000000000001e-19</cx:pt>
+          <cx:pt idx="18">1.9e-19</cx:pt>
+          <cx:pt idx="19">2e-19</cx:pt>
+          <cx:pt idx="20">2.0999999999999999e-19</cx:pt>
+          <cx:pt idx="21">2.1999999999999998e-19</cx:pt>
+          <cx:pt idx="22">2.2999999999999998e-19</cx:pt>
+          <cx:pt idx="23">2.4000000000000002e-19</cx:pt>
+          <cx:pt idx="24">2.5000000000000002e-19</cx:pt>
+          <cx:pt idx="25">2.6000000000000001e-19</cx:pt>
+          <cx:pt idx="26">2.7000000000000001e-19</cx:pt>
+          <cx:pt idx="27">2.8e-19</cx:pt>
+          <cx:pt idx="28">2.9e-19</cx:pt>
+          <cx:pt idx="29">2.9999999999999999e-19</cx:pt>
+          <cx:pt idx="30">3.0999999999999999e-19</cx:pt>
+          <cx:pt idx="31">3.1999999999999998e-19</cx:pt>
+          <cx:pt idx="32">3.2999999999999998e-19</cx:pt>
+          <cx:pt idx="33">3.4000000000000002e-19</cx:pt>
+          <cx:pt idx="34">3.5000000000000002e-19</cx:pt>
+          <cx:pt idx="35">3.6000000000000001e-19</cx:pt>
+          <cx:pt idx="36">3.7000000000000001e-19</cx:pt>
+          <cx:pt idx="37">3.8e-19</cx:pt>
+          <cx:pt idx="38">3.9e-19</cx:pt>
+          <cx:pt idx="39">3.9999999999999999e-19</cx:pt>
+          <cx:pt idx="40">4.0999999999999999e-19</cx:pt>
+          <cx:pt idx="41">4.1999999999999998e-19</cx:pt>
+          <cx:pt idx="42">4.3000000000000002e-19</cx:pt>
+          <cx:pt idx="43">4.3999999999999997e-19</cx:pt>
+          <cx:pt idx="44">4.5000000000000001e-19</cx:pt>
+          <cx:pt idx="45">4.5999999999999996e-19</cx:pt>
+          <cx:pt idx="46">4.7e-19</cx:pt>
+          <cx:pt idx="47">4.8000000000000005e-19</cx:pt>
+          <cx:pt idx="48">4.8999999999999999e-19</cx:pt>
+          <cx:pt idx="49">5.0000000000000004e-19</cx:pt>
+        </cx:lvl>
+      </cx:numDim>
+    </cx:data>
+    <cx:data id="1">
+      <cx:numDim type="val">
+        <cx:f>工作表1!$M$3:$M$52</cx:f>
+        <cx:lvl ptCount="50" formatCode="0.00E+00"/>
+      </cx:numDim>
+    </cx:data>
+    <cx:data id="2">
+      <cx:numDim type="val">
+        <cx:f>工作表1!$N$3:$N$52</cx:f>
+        <cx:lvl ptCount="50" formatCode="G/通用格式">
+          <cx:pt idx="0">0</cx:pt>
+          <cx:pt idx="1">0</cx:pt>
+          <cx:pt idx="2">0</cx:pt>
+          <cx:pt idx="3">1</cx:pt>
+          <cx:pt idx="4">2</cx:pt>
+          <cx:pt idx="5">0</cx:pt>
+          <cx:pt idx="6">3</cx:pt>
+          <cx:pt idx="7">2</cx:pt>
+          <cx:pt idx="8">1</cx:pt>
+          <cx:pt idx="9">1</cx:pt>
+          <cx:pt idx="10">2</cx:pt>
+          <cx:pt idx="11">0</cx:pt>
+          <cx:pt idx="12">0</cx:pt>
+          <cx:pt idx="13">1</cx:pt>
+          <cx:pt idx="14">0</cx:pt>
+          <cx:pt idx="15">2</cx:pt>
+          <cx:pt idx="16">4</cx:pt>
+          <cx:pt idx="17">1</cx:pt>
+          <cx:pt idx="18">2</cx:pt>
+          <cx:pt idx="19">0</cx:pt>
+          <cx:pt idx="20">1</cx:pt>
+          <cx:pt idx="21">1</cx:pt>
+          <cx:pt idx="22">1</cx:pt>
+          <cx:pt idx="23">1</cx:pt>
+          <cx:pt idx="24">1</cx:pt>
+          <cx:pt idx="25">0</cx:pt>
+          <cx:pt idx="26">0</cx:pt>
+          <cx:pt idx="27">1</cx:pt>
+          <cx:pt idx="28">1</cx:pt>
+          <cx:pt idx="29">0</cx:pt>
+          <cx:pt idx="30">1</cx:pt>
+          <cx:pt idx="31">0</cx:pt>
+          <cx:pt idx="32">0</cx:pt>
+          <cx:pt idx="33">1</cx:pt>
+          <cx:pt idx="34">0</cx:pt>
+          <cx:pt idx="35">0</cx:pt>
+          <cx:pt idx="36">4</cx:pt>
+          <cx:pt idx="37">0</cx:pt>
+          <cx:pt idx="38">0</cx:pt>
+          <cx:pt idx="39">2</cx:pt>
+          <cx:pt idx="40">0</cx:pt>
+          <cx:pt idx="41">1</cx:pt>
+          <cx:pt idx="42">1</cx:pt>
+          <cx:pt idx="43">1</cx:pt>
+          <cx:pt idx="44">2</cx:pt>
+          <cx:pt idx="45">1</cx:pt>
+          <cx:pt idx="46">0</cx:pt>
+          <cx:pt idx="47">0</cx:pt>
+          <cx:pt idx="48">0</cx:pt>
+          <cx:pt idx="49">0</cx:pt>
+        </cx:lvl>
+      </cx:numDim>
+    </cx:data>
+  </cx:chartData>
+  <cx:chart>
+    <cx:title pos="t" align="ctr" overlay="0"/>
+    <cx:plotArea>
+      <cx:plotAreaRegion>
+        <cx:series layoutId="clusteredColumn" uniqueId="{EFB47B4B-4C1F-4CF9-A965-E782A27B7B23}" formatIdx="0">
+          <cx:tx>
+            <cx:txData>
+              <cx:f>工作表1!$L$2</cx:f>
+              <cx:v>區間</cx:v>
+            </cx:txData>
+          </cx:tx>
+          <cx:spPr>
+            <a:solidFill>
+              <a:schemeClr val="tx1"/>
+            </a:solidFill>
+          </cx:spPr>
+          <cx:dataId val="0"/>
+          <cx:layoutPr>
+            <cx:binning intervalClosed="r"/>
+          </cx:layoutPr>
+        </cx:series>
+        <cx:series layoutId="clusteredColumn" hidden="1" uniqueId="{5597F895-2740-437A-B876-2D7FD89BF48C}" formatIdx="1">
+          <cx:tx>
+            <cx:txData>
+              <cx:f>工作表1!$M$2</cx:f>
+              <cx:v/>
+            </cx:txData>
+          </cx:tx>
+          <cx:dataId val="1"/>
+          <cx:layoutPr>
+            <cx:binning intervalClosed="r"/>
+          </cx:layoutPr>
+        </cx:series>
+        <cx:series layoutId="clusteredColumn" hidden="1" uniqueId="{13374917-7E77-4835-ADAD-B237BC2EB100}" formatIdx="2">
+          <cx:tx>
+            <cx:txData>
+              <cx:f>工作表1!$N$2</cx:f>
+              <cx:v>個數</cx:v>
+            </cx:txData>
+          </cx:tx>
+          <cx:dataId val="2"/>
+          <cx:layoutPr>
+            <cx:binning intervalClosed="r"/>
+          </cx:layoutPr>
+        </cx:series>
+      </cx:plotAreaRegion>
+      <cx:axis id="0">
+        <cx:catScaling gapWidth="0"/>
+        <cx:tickLabels/>
+      </cx:axis>
+      <cx:axis id="1">
+        <cx:valScaling/>
+        <cx:majorGridlines/>
+        <cx:tickLabels/>
+      </cx:axis>
+    </cx:plotArea>
+  </cx:chart>
+</cx:chartSpace>
+</file>
+
+<file path=word/charts/colors1.xml><?xml version="1.0" encoding="utf-8"?>
+<cs:colorStyle xmlns:cs="http://schemas.microsoft.com/office/drawing/2012/chartStyle" xmlns:a="http://schemas.openxmlformats.org/drawingml/2006/main" meth="cycle" id="10">
+  <a:schemeClr val="accent1"/>
+  <a:schemeClr val="accent2"/>
+  <a:schemeClr val="accent3"/>
+  <a:schemeClr val="accent4"/>
+  <a:schemeClr val="accent5"/>
+  <a:schemeClr val="accent6"/>
+  <cs:variation/>
+  <cs:variation>
+    <a:lumMod val="60000"/>
+  </cs:variation>
+  <cs:variation>
+    <a:lumMod val="80000"/>
+    <a:lumOff val="20000"/>
+  </cs:variation>
+  <cs:variation>
+    <a:lumMod val="80000"/>
+  </cs:variation>
+  <cs:variation>
+    <a:lumMod val="60000"/>
+    <a:lumOff val="40000"/>
+  </cs:variation>
+  <cs:variation>
+    <a:lumMod val="50000"/>
+  </cs:variation>
+  <cs:variation>
+    <a:lumMod val="70000"/>
+    <a:lumOff val="30000"/>
+  </cs:variation>
+  <cs:variation>
+    <a:lumMod val="70000"/>
+  </cs:variation>
+  <cs:variation>
+    <a:lumMod val="50000"/>
+    <a:lumOff val="50000"/>
+  </cs:variation>
+</cs:colorStyle>
+</file>
+
+<file path=word/charts/style1.xml><?xml version="1.0" encoding="utf-8"?>
+<cs:chartStyle xmlns:cs="http://schemas.microsoft.com/office/drawing/2012/chartStyle" xmlns:a="http://schemas.openxmlformats.org/drawingml/2006/main" id="366">
+  <cs:axisTitle>
+    <cs:lnRef idx="0"/>
+    <cs:fillRef idx="0"/>
+    <cs:effectRef idx="0"/>
+    <cs:fontRef idx="minor">
+      <a:schemeClr val="tx1">
+        <a:lumMod val="65000"/>
+        <a:lumOff val="35000"/>
+      </a:schemeClr>
+    </cs:fontRef>
+    <cs:defRPr sz="900"/>
+  </cs:axisTitle>
+  <cs:categoryAxis>
+    <cs:lnRef idx="0"/>
+    <cs:fillRef idx="0"/>
+    <cs:effectRef idx="0"/>
+    <cs:fontRef idx="minor">
+      <a:schemeClr val="tx1">
+        <a:lumMod val="65000"/>
+        <a:lumOff val="35000"/>
+      </a:schemeClr>
+    </cs:fontRef>
+    <cs:spPr>
+      <a:ln w="9525" cap="flat" cmpd="sng" algn="ctr">
+        <a:solidFill>
+          <a:schemeClr val="tx1">
+            <a:lumMod val="15000"/>
+            <a:lumOff val="85000"/>
+          </a:schemeClr>
+        </a:solidFill>
+        <a:round/>
+      </a:ln>
+    </cs:spPr>
+    <cs:defRPr sz="900"/>
+  </cs:categoryAxis>
+  <cs:chartArea mods="allowNoFillOverride allowNoLineOverride">
+    <cs:lnRef idx="0"/>
+    <cs:fillRef idx="0"/>
+    <cs:effectRef idx="0"/>
+    <cs:fontRef idx="minor">
+      <a:schemeClr val="tx1"/>
+    </cs:fontRef>
+    <cs:spPr>
+      <a:solidFill>
+        <a:schemeClr val="bg1"/>
+      </a:solidFill>
+      <a:ln w="9525" cap="flat" cmpd="sng" algn="ctr">
+        <a:solidFill>
+          <a:schemeClr val="tx1">
+            <a:lumMod val="15000"/>
+            <a:lumOff val="85000"/>
+          </a:schemeClr>
+        </a:solidFill>
+        <a:round/>
+      </a:ln>
+    </cs:spPr>
+    <cs:defRPr sz="1000"/>
+  </cs:chartArea>
+  <cs:dataLabel>
+    <cs:lnRef idx="0"/>
+    <cs:fillRef idx="0"/>
+    <cs:effectRef idx="0"/>
+    <cs:fontRef idx="minor">
+      <a:schemeClr val="tx1">
+        <a:lumMod val="65000"/>
+        <a:lumOff val="35000"/>
+      </a:schemeClr>
+    </cs:fontRef>
+    <cs:defRPr sz="900"/>
+  </cs:dataLabel>
+  <cs:dataLabelCallout>
+    <cs:lnRef idx="0"/>
+    <cs:fillRef idx="0"/>
+    <cs:effectRef idx="0"/>
+    <cs:fontRef idx="minor">
+      <a:schemeClr val="dk1">
+        <a:lumMod val="65000"/>
+        <a:lumOff val="35000"/>
+      </a:schemeClr>
+    </cs:fontRef>
+    <cs:spPr>
+      <a:solidFill>
+        <a:schemeClr val="lt1"/>
+      </a:solidFill>
+      <a:ln>
+        <a:solidFill>
+          <a:schemeClr val="dk1">
+            <a:lumMod val="25000"/>
+            <a:lumOff val="75000"/>
+          </a:schemeClr>
+        </a:solidFill>
+      </a:ln>
+    </cs:spPr>
+    <cs:defRPr sz="900"/>
+    <cs:bodyPr rot="0" spcFirstLastPara="1" vertOverflow="clip" horzOverflow="clip" vert="horz" wrap="square" lIns="36576" tIns="18288" rIns="36576" bIns="18288" anchor="ctr" anchorCtr="1">
+      <a:spAutoFit/>
+    </cs:bodyPr>
+  </cs:dataLabelCallout>
+  <cs:dataPoint>
+    <cs:lnRef idx="0"/>
+    <cs:fillRef idx="0">
+      <cs:styleClr val="auto"/>
+    </cs:fillRef>
+    <cs:effectRef idx="0"/>
+    <cs:fontRef idx="minor">
+      <a:schemeClr val="tx1"/>
+    </cs:fontRef>
+    <cs:spPr>
+      <a:solidFill>
+        <a:schemeClr val="phClr"/>
+      </a:solidFill>
+    </cs:spPr>
+  </cs:dataPoint>
+  <cs:dataPoint3D>
+    <cs:lnRef idx="0"/>
+    <cs:fillRef idx="0">
+      <cs:styleClr val="auto"/>
+    </cs:fillRef>
+    <cs:effectRef idx="0"/>
+    <cs:fontRef idx="minor">
+      <a:schemeClr val="tx1"/>
+    </cs:fontRef>
+    <cs:spPr>
+      <a:solidFill>
+        <a:schemeClr val="phClr"/>
+      </a:solidFill>
+    </cs:spPr>
+  </cs:dataPoint3D>
+  <cs:dataPointLine>
+    <cs:lnRef idx="0">
+      <cs:styleClr val="auto"/>
+    </cs:lnRef>
+    <cs:fillRef idx="0"/>
+    <cs:effectRef idx="0"/>
+    <cs:fontRef idx="minor">
+      <a:schemeClr val="tx1"/>
+    </cs:fontRef>
+    <cs:spPr>
+      <a:ln w="28575" cap="rnd">
+        <a:solidFill>
+          <a:schemeClr val="phClr"/>
+        </a:solidFill>
+        <a:round/>
+      </a:ln>
+    </cs:spPr>
+  </cs:dataPointLine>
+  <cs:dataPointMarker>
+    <cs:lnRef idx="0"/>
+    <cs:fillRef idx="0">
+      <cs:styleClr val="auto"/>
+    </cs:fillRef>
+    <cs:effectRef idx="0"/>
+    <cs:fontRef idx="minor">
+      <a:schemeClr val="tx1"/>
+    </cs:fontRef>
+    <cs:spPr>
+      <a:solidFill>
+        <a:schemeClr val="phClr"/>
+      </a:solidFill>
+      <a:ln w="9525">
+        <a:solidFill>
+          <a:schemeClr val="lt1"/>
+        </a:solidFill>
+      </a:ln>
+    </cs:spPr>
+  </cs:dataPointMarker>
+  <cs:dataPointMarkerLayout symbol="circle" size="5"/>
+  <cs:dataPointWireframe>
+    <cs:lnRef idx="0">
+      <cs:styleClr val="auto"/>
+    </cs:lnRef>
+    <cs:fillRef idx="0"/>
+    <cs:effectRef idx="0"/>
+    <cs:fontRef idx="minor">
+      <a:schemeClr val="tx1"/>
+    </cs:fontRef>
+    <cs:spPr>
+      <a:ln w="28575" cap="rnd">
+        <a:solidFill>
+          <a:schemeClr val="phClr"/>
+        </a:solidFill>
+        <a:round/>
+      </a:ln>
+    </cs:spPr>
+  </cs:dataPointWireframe>
+  <cs:dataTable>
+    <cs:lnRef idx="0"/>
+    <cs:fillRef idx="0"/>
+    <cs:effectRef idx="0"/>
+    <cs:fontRef idx="minor">
+      <a:schemeClr val="tx1">
+        <a:lumMod val="65000"/>
+        <a:lumOff val="35000"/>
+      </a:schemeClr>
+    </cs:fontRef>
+    <cs:spPr>
+      <a:ln w="9525">
+        <a:solidFill>
+          <a:schemeClr val="tx1">
+            <a:lumMod val="15000"/>
+            <a:lumOff val="85000"/>
+          </a:schemeClr>
+        </a:solidFill>
+      </a:ln>
+    </cs:spPr>
+    <cs:defRPr sz="900"/>
+  </cs:dataTable>
+  <cs:downBar>
+    <cs:lnRef idx="0"/>
+    <cs:fillRef idx="0"/>
+    <cs:effectRef idx="0"/>
+    <cs:fontRef idx="minor">
+      <a:schemeClr val="dk1"/>
+    </cs:fontRef>
+    <cs:spPr>
+      <a:solidFill>
+        <a:schemeClr val="dk1">
+          <a:lumMod val="65000"/>
+          <a:lumOff val="35000"/>
+        </a:schemeClr>
+      </a:solidFill>
+      <a:ln w="9525">
+        <a:solidFill>
+          <a:schemeClr val="tx1">
+            <a:lumMod val="65000"/>
+            <a:lumOff val="35000"/>
+          </a:schemeClr>
+        </a:solidFill>
+      </a:ln>
+    </cs:spPr>
+  </cs:downBar>
+  <cs:dropLine>
+    <cs:lnRef idx="0"/>
+    <cs:fillRef idx="0"/>
+    <cs:effectRef idx="0"/>
+    <cs:fontRef idx="minor">
+      <a:schemeClr val="tx1"/>
+    </cs:fontRef>
+    <cs:spPr>
+      <a:ln w="9525" cap="flat" cmpd="sng" algn="ctr">
+        <a:solidFill>
+          <a:schemeClr val="tx1">
+            <a:lumMod val="35000"/>
+            <a:lumOff val="65000"/>
+          </a:schemeClr>
+        </a:solidFill>
+        <a:round/>
+      </a:ln>
+    </cs:spPr>
+  </cs:dropLine>
+  <cs:errorBar>
+    <cs:lnRef idx="0"/>
+    <cs:fillRef idx="0"/>
+    <cs:effectRef idx="0"/>
+    <cs:fontRef idx="minor">
+      <a:schemeClr val="tx1"/>
+    </cs:fontRef>
+    <cs:spPr>
+      <a:ln w="9525" cap="flat" cmpd="sng" algn="ctr">
+        <a:solidFill>
+          <a:schemeClr val="tx1">
+            <a:lumMod val="65000"/>
+            <a:lumOff val="35000"/>
+          </a:schemeClr>
+        </a:solidFill>
+        <a:round/>
+      </a:ln>
+    </cs:spPr>
+  </cs:errorBar>
+  <cs:floor>
+    <cs:lnRef idx="0"/>
+    <cs:fillRef idx="0"/>
+    <cs:effectRef idx="0"/>
+    <cs:fontRef idx="minor">
+      <a:schemeClr val="tx1"/>
+    </cs:fontRef>
+  </cs:floor>
+  <cs:gridlineMajor>
+    <cs:lnRef idx="0"/>
+    <cs:fillRef idx="0"/>
+    <cs:effectRef idx="0"/>
+    <cs:fontRef idx="minor">
+      <a:schemeClr val="tx1"/>
+    </cs:fontRef>
+    <cs:spPr>
+      <a:ln w="9525" cap="flat" cmpd="sng" algn="ctr">
+        <a:solidFill>
+          <a:schemeClr val="tx1">
+            <a:lumMod val="15000"/>
+            <a:lumOff val="85000"/>
+          </a:schemeClr>
+        </a:solidFill>
+        <a:round/>
+      </a:ln>
+    </cs:spPr>
+  </cs:gridlineMajor>
+  <cs:gridlineMinor>
+    <cs:lnRef idx="0"/>
+    <cs:fillRef idx="0"/>
+    <cs:effectRef idx="0"/>
+    <cs:fontRef idx="minor">
+      <a:schemeClr val="tx1"/>
+    </cs:fontRef>
+    <cs:spPr>
+      <a:ln w="9525" cap="flat" cmpd="sng" algn="ctr">
+        <a:solidFill>
+          <a:schemeClr val="tx1">
+            <a:lumMod val="15000"/>
+            <a:lumOff val="85000"/>
+          </a:schemeClr>
+        </a:solidFill>
+        <a:round/>
+      </a:ln>
+    </cs:spPr>
+  </cs:gridlineMinor>
+  <cs:hiLoLine>
+    <cs:lnRef idx="0"/>
+    <cs:fillRef idx="0"/>
+    <cs:effectRef idx="0"/>
+    <cs:fontRef idx="minor">
+      <a:schemeClr val="tx1"/>
+    </cs:fontRef>
+    <cs:spPr>
+      <a:ln w="9525" cap="flat" cmpd="sng" algn="ctr">
+        <a:solidFill>
+          <a:schemeClr val="tx1">
+            <a:lumMod val="75000"/>
+            <a:lumOff val="25000"/>
+          </a:schemeClr>
+        </a:solidFill>
+        <a:round/>
+      </a:ln>
+    </cs:spPr>
+  </cs:hiLoLine>
+  <cs:leaderLine>
+    <cs:lnRef idx="0"/>
+    <cs:fillRef idx="0"/>
+    <cs:effectRef idx="0"/>
+    <cs:fontRef idx="minor">
+      <a:schemeClr val="tx1"/>
+    </cs:fontRef>
+    <cs:spPr>
+      <a:ln w="9525" cap="flat" cmpd="sng" algn="ctr">
+        <a:solidFill>
+          <a:schemeClr val="tx1">
+            <a:lumMod val="35000"/>
+            <a:lumOff val="65000"/>
+          </a:schemeClr>
+        </a:solidFill>
+        <a:round/>
+      </a:ln>
+    </cs:spPr>
+  </cs:leaderLine>
+  <cs:legend>
+    <cs:lnRef idx="0"/>
+    <cs:fillRef idx="0"/>
+    <cs:effectRef idx="0"/>
+    <cs:fontRef idx="minor">
+      <a:schemeClr val="tx1">
+        <a:lumMod val="65000"/>
+        <a:lumOff val="35000"/>
+      </a:schemeClr>
+    </cs:fontRef>
+    <cs:defRPr sz="900"/>
+  </cs:legend>
+  <cs:plotArea mods="allowNoFillOverride allowNoLineOverride">
+    <cs:lnRef idx="0"/>
+    <cs:fillRef idx="0"/>
+    <cs:effectRef idx="0"/>
+    <cs:fontRef idx="minor">
+      <a:schemeClr val="tx1"/>
+    </cs:fontRef>
+  </cs:plotArea>
+  <cs:plotArea3D mods="allowNoFillOverride allowNoLineOverride">
+    <cs:lnRef idx="0"/>
+    <cs:fillRef idx="0"/>
+    <cs:effectRef idx="0"/>
+    <cs:fontRef idx="minor">
+      <a:schemeClr val="tx1"/>
+    </cs:fontRef>
+  </cs:plotArea3D>
+  <cs:seriesAxis>
+    <cs:lnRef idx="0"/>
+    <cs:fillRef idx="0"/>
+    <cs:effectRef idx="0"/>
+    <cs:fontRef idx="minor">
+      <a:schemeClr val="tx1">
+        <a:lumMod val="65000"/>
+        <a:lumOff val="35000"/>
+      </a:schemeClr>
+    </cs:fontRef>
+    <cs:spPr>
+      <a:ln w="9525" cap="flat" cmpd="sng" algn="ctr">
+        <a:solidFill>
+          <a:schemeClr val="tx1">
+            <a:lumMod val="15000"/>
+            <a:lumOff val="85000"/>
+          </a:schemeClr>
+        </a:solidFill>
+        <a:round/>
+      </a:ln>
+    </cs:spPr>
+    <cs:defRPr sz="900"/>
+  </cs:seriesAxis>
+  <cs:seriesLine>
+    <cs:lnRef idx="0"/>
+    <cs:fillRef idx="0"/>
+    <cs:effectRef idx="0"/>
+    <cs:fontRef idx="minor">
+      <a:schemeClr val="tx1"/>
+    </cs:fontRef>
+    <cs:spPr>
+      <a:ln w="9525" cap="flat">
+        <a:solidFill>
+          <a:srgbClr val="D9D9D9"/>
+        </a:solidFill>
+        <a:round/>
+      </a:ln>
+    </cs:spPr>
+  </cs:seriesLine>
+  <cs:title>
+    <cs:lnRef idx="0"/>
+    <cs:fillRef idx="0"/>
+    <cs:effectRef idx="0"/>
+    <cs:fontRef idx="minor">
+      <a:schemeClr val="tx1">
+        <a:lumMod val="65000"/>
+        <a:lumOff val="35000"/>
+      </a:schemeClr>
+    </cs:fontRef>
+    <cs:defRPr sz="1400"/>
+  </cs:title>
+  <cs:trendline>
+    <cs:lnRef idx="0">
+      <cs:styleClr val="auto"/>
+    </cs:lnRef>
+    <cs:fillRef idx="0"/>
+    <cs:effectRef idx="0"/>
+    <cs:fontRef idx="minor">
+      <a:schemeClr val="tx1"/>
+    </cs:fontRef>
+    <cs:spPr>
+      <a:ln w="19050" cap="rnd">
+        <a:solidFill>
+          <a:schemeClr val="phClr"/>
+        </a:solidFill>
+        <a:prstDash val="sysDash"/>
+      </a:ln>
+    </cs:spPr>
+  </cs:trendline>
+  <cs:trendlineLabel>
+    <cs:lnRef idx="0"/>
+    <cs:fillRef idx="0"/>
+    <cs:effectRef idx="0"/>
+    <cs:fontRef idx="minor">
+      <a:schemeClr val="tx1">
+        <a:lumMod val="65000"/>
+        <a:lumOff val="35000"/>
+      </a:schemeClr>
+    </cs:fontRef>
+    <cs:defRPr sz="900"/>
+  </cs:trendlineLabel>
+  <cs:upBar>
+    <cs:lnRef idx="0"/>
+    <cs:fillRef idx="0"/>
+    <cs:effectRef idx="0"/>
+    <cs:fontRef idx="minor">
+      <a:schemeClr val="dk1"/>
+    </cs:fontRef>
+    <cs:spPr>
+      <a:solidFill>
+        <a:schemeClr val="lt1"/>
+      </a:solidFill>
+      <a:ln w="9525">
+        <a:solidFill>
+          <a:schemeClr val="tx1">
+            <a:lumMod val="15000"/>
+            <a:lumOff val="85000"/>
+          </a:schemeClr>
+        </a:solidFill>
+      </a:ln>
+    </cs:spPr>
+  </cs:upBar>
+  <cs:valueAxis>
+    <cs:lnRef idx="0"/>
+    <cs:fillRef idx="0"/>
+    <cs:effectRef idx="0"/>
+    <cs:fontRef idx="minor">
+      <a:schemeClr val="tx1">
+        <a:lumMod val="65000"/>
+        <a:lumOff val="35000"/>
+      </a:schemeClr>
+    </cs:fontRef>
+    <cs:defRPr sz="900"/>
+  </cs:valueAxis>
+  <cs:wall>
+    <cs:lnRef idx="0"/>
+    <cs:fillRef idx="0"/>
+    <cs:effectRef idx="0"/>
+    <cs:fontRef idx="minor">
+      <a:schemeClr val="tx1"/>
+    </cs:fontRef>
+  </cs:wall>
+</cs:chartStyle>
+</file>
+
 <file path=word/theme/theme1.xml><?xml version="1.0" encoding="utf-8"?>
 <a:theme xmlns:a="http://schemas.openxmlformats.org/drawingml/2006/main" name="Office 佈景主題">
   <a:themeElements>

--- a/one down/普物實驗/6 密立根油滴實驗/E24146107_王翊權_結報6.docx
+++ b/one down/普物實驗/6 密立根油滴實驗/E24146107_王翊權_結報6.docx
@@ -305,7 +305,7 @@
               <w:top w:val="single" w:sz="4" w:space="0" w:color="auto"/>
               <w:left w:val="nil"/>
               <w:bottom w:val="single" w:sz="4" w:space="0" w:color="auto"/>
-              <w:right w:val="single" w:sz="4" w:space="0" w:color="auto"/>
+              <w:right w:val="single" w:sz="4" w:space="0" w:color="000000"/>
             </w:tcBorders>
             <w:vAlign w:val="center"/>
             <w:hideMark/>
@@ -475,7 +475,7 @@
                 <w:kern w:val="0"/>
                 <w14:ligatures w14:val="none"/>
               </w:rPr>
-              <w:t>22.8</w:t>
+              <w:t>19.71</w:t>
             </w:r>
           </w:p>
         </w:tc>
@@ -510,7 +510,7 @@
                 <w:kern w:val="0"/>
                 <w14:ligatures w14:val="none"/>
               </w:rPr>
-              <w:t>1.67544E-05</w:t>
+              <w:t>1.9381E-05</w:t>
             </w:r>
           </w:p>
         </w:tc>
@@ -523,32 +523,30 @@
               <w:bottom w:val="single" w:sz="4" w:space="0" w:color="auto"/>
               <w:right w:val="single" w:sz="4" w:space="0" w:color="auto"/>
             </w:tcBorders>
-            <w:noWrap/>
-            <w:vAlign w:val="center"/>
-            <w:hideMark/>
-          </w:tcPr>
-          <w:p>
-            <w:pPr>
-              <w:widowControl/>
-              <w:spacing w:after="0" w:line="240" w:lineRule="auto"/>
-              <w:jc w:val="center"/>
-              <w:rPr>
-                <w:rFonts w:ascii="標楷體" w:eastAsia="標楷體" w:hAnsi="標楷體" w:cs="新細明體" w:hint="eastAsia"/>
-                <w:kern w:val="0"/>
-                <w:sz w:val="22"/>
-                <w:szCs w:val="22"/>
-                <w14:ligatures w14:val="none"/>
-              </w:rPr>
-            </w:pPr>
-            <w:r>
-              <w:rPr>
-                <w:rFonts w:ascii="標楷體" w:eastAsia="標楷體" w:hAnsi="標楷體" w:cs="新細明體" w:hint="eastAsia"/>
-                <w:kern w:val="0"/>
-                <w:sz w:val="22"/>
-                <w:szCs w:val="22"/>
-                <w14:ligatures w14:val="none"/>
-              </w:rPr>
-              <w:t>72.3</w:t>
+            <w:shd w:val="clear" w:color="000000" w:fill="D9F2D0"/>
+            <w:vAlign w:val="center"/>
+            <w:hideMark/>
+          </w:tcPr>
+          <w:p>
+            <w:pPr>
+              <w:widowControl/>
+              <w:spacing w:after="0" w:line="240" w:lineRule="auto"/>
+              <w:jc w:val="right"/>
+              <w:rPr>
+                <w:rFonts w:ascii="標楷體" w:eastAsia="標楷體" w:hAnsi="標楷體" w:cs="新細明體" w:hint="eastAsia"/>
+                <w:color w:val="000000"/>
+                <w:kern w:val="0"/>
+                <w14:ligatures w14:val="none"/>
+              </w:rPr>
+            </w:pPr>
+            <w:r>
+              <w:rPr>
+                <w:rFonts w:ascii="標楷體" w:eastAsia="標楷體" w:hAnsi="標楷體" w:cs="新細明體" w:hint="eastAsia"/>
+                <w:color w:val="000000"/>
+                <w:kern w:val="0"/>
+                <w14:ligatures w14:val="none"/>
+              </w:rPr>
+              <w:t>102.5</w:t>
             </w:r>
           </w:p>
         </w:tc>
@@ -559,31 +557,31 @@
               <w:top w:val="single" w:sz="4" w:space="0" w:color="auto"/>
               <w:left w:val="nil"/>
               <w:bottom w:val="single" w:sz="4" w:space="0" w:color="auto"/>
-              <w:right w:val="single" w:sz="4" w:space="0" w:color="auto"/>
-            </w:tcBorders>
-            <w:vAlign w:val="center"/>
-            <w:hideMark/>
-          </w:tcPr>
-          <w:p>
-            <w:pPr>
-              <w:widowControl/>
-              <w:spacing w:after="0" w:line="240" w:lineRule="auto"/>
-              <w:jc w:val="center"/>
-              <w:rPr>
-                <w:rFonts w:ascii="標楷體" w:eastAsia="標楷體" w:hAnsi="標楷體" w:cs="新細明體" w:hint="eastAsia"/>
-                <w:color w:val="000000"/>
-                <w:kern w:val="0"/>
-                <w14:ligatures w14:val="none"/>
-              </w:rPr>
-            </w:pPr>
-            <w:r>
-              <w:rPr>
-                <w:rFonts w:ascii="標楷體" w:eastAsia="標楷體" w:hAnsi="標楷體" w:cs="新細明體" w:hint="eastAsia"/>
-                <w:color w:val="000000"/>
-                <w:kern w:val="0"/>
-                <w14:ligatures w14:val="none"/>
-              </w:rPr>
-              <w:t>1.84491E-19</w:t>
+              <w:right w:val="single" w:sz="4" w:space="0" w:color="000000"/>
+            </w:tcBorders>
+            <w:vAlign w:val="center"/>
+            <w:hideMark/>
+          </w:tcPr>
+          <w:p>
+            <w:pPr>
+              <w:widowControl/>
+              <w:spacing w:after="0" w:line="240" w:lineRule="auto"/>
+              <w:jc w:val="center"/>
+              <w:rPr>
+                <w:rFonts w:ascii="標楷體" w:eastAsia="標楷體" w:hAnsi="標楷體" w:cs="新細明體" w:hint="eastAsia"/>
+                <w:color w:val="000000"/>
+                <w:kern w:val="0"/>
+                <w14:ligatures w14:val="none"/>
+              </w:rPr>
+            </w:pPr>
+            <w:r>
+              <w:rPr>
+                <w:rFonts w:ascii="標楷體" w:eastAsia="標楷體" w:hAnsi="標楷體" w:cs="新細明體" w:hint="eastAsia"/>
+                <w:color w:val="000000"/>
+                <w:kern w:val="0"/>
+                <w14:ligatures w14:val="none"/>
+              </w:rPr>
+              <w:t>1.61905E-19</w:t>
             </w:r>
           </w:p>
         </w:tc>
@@ -729,7 +727,7 @@
                 <w:kern w:val="0"/>
                 <w14:ligatures w14:val="none"/>
               </w:rPr>
-              <w:t>7.32</w:t>
+              <w:t>10.13</w:t>
             </w:r>
           </w:p>
         </w:tc>
@@ -764,7 +762,7 @@
                 <w:kern w:val="0"/>
                 <w14:ligatures w14:val="none"/>
               </w:rPr>
-              <w:t>5.21858E-05</w:t>
+              <w:t>3.77098E-05</w:t>
             </w:r>
           </w:p>
         </w:tc>
@@ -777,32 +775,30 @@
               <w:bottom w:val="single" w:sz="4" w:space="0" w:color="auto"/>
               <w:right w:val="single" w:sz="4" w:space="0" w:color="auto"/>
             </w:tcBorders>
-            <w:noWrap/>
-            <w:vAlign w:val="center"/>
-            <w:hideMark/>
-          </w:tcPr>
-          <w:p>
-            <w:pPr>
-              <w:widowControl/>
-              <w:spacing w:after="0" w:line="240" w:lineRule="auto"/>
-              <w:jc w:val="center"/>
-              <w:rPr>
-                <w:rFonts w:ascii="標楷體" w:eastAsia="標楷體" w:hAnsi="標楷體" w:cs="新細明體" w:hint="eastAsia"/>
-                <w:kern w:val="0"/>
-                <w:sz w:val="22"/>
-                <w:szCs w:val="22"/>
-                <w14:ligatures w14:val="none"/>
-              </w:rPr>
-            </w:pPr>
-            <w:r>
-              <w:rPr>
-                <w:rFonts w:ascii="標楷體" w:eastAsia="標楷體" w:hAnsi="標楷體" w:cs="新細明體" w:hint="eastAsia"/>
-                <w:kern w:val="0"/>
-                <w:sz w:val="22"/>
-                <w:szCs w:val="22"/>
-                <w14:ligatures w14:val="none"/>
-              </w:rPr>
-              <w:t>168.6</w:t>
+            <w:shd w:val="clear" w:color="000000" w:fill="D9F2D0"/>
+            <w:vAlign w:val="center"/>
+            <w:hideMark/>
+          </w:tcPr>
+          <w:p>
+            <w:pPr>
+              <w:widowControl/>
+              <w:spacing w:after="0" w:line="240" w:lineRule="auto"/>
+              <w:jc w:val="right"/>
+              <w:rPr>
+                <w:rFonts w:ascii="標楷體" w:eastAsia="標楷體" w:hAnsi="標楷體" w:cs="新細明體" w:hint="eastAsia"/>
+                <w:color w:val="000000"/>
+                <w:kern w:val="0"/>
+                <w14:ligatures w14:val="none"/>
+              </w:rPr>
+            </w:pPr>
+            <w:r>
+              <w:rPr>
+                <w:rFonts w:ascii="標楷體" w:eastAsia="標楷體" w:hAnsi="標楷體" w:cs="新細明體" w:hint="eastAsia"/>
+                <w:color w:val="000000"/>
+                <w:kern w:val="0"/>
+                <w14:ligatures w14:val="none"/>
+              </w:rPr>
+              <w:t>93.4</w:t>
             </w:r>
           </w:p>
         </w:tc>
@@ -813,31 +809,31 @@
               <w:top w:val="single" w:sz="4" w:space="0" w:color="auto"/>
               <w:left w:val="nil"/>
               <w:bottom w:val="single" w:sz="4" w:space="0" w:color="auto"/>
-              <w:right w:val="single" w:sz="4" w:space="0" w:color="auto"/>
-            </w:tcBorders>
-            <w:vAlign w:val="center"/>
-            <w:hideMark/>
-          </w:tcPr>
-          <w:p>
-            <w:pPr>
-              <w:widowControl/>
-              <w:spacing w:after="0" w:line="240" w:lineRule="auto"/>
-              <w:jc w:val="center"/>
-              <w:rPr>
-                <w:rFonts w:ascii="標楷體" w:eastAsia="標楷體" w:hAnsi="標楷體" w:cs="新細明體" w:hint="eastAsia"/>
-                <w:color w:val="000000"/>
-                <w:kern w:val="0"/>
-                <w14:ligatures w14:val="none"/>
-              </w:rPr>
-            </w:pPr>
-            <w:r>
-              <w:rPr>
-                <w:rFonts w:ascii="標楷體" w:eastAsia="標楷體" w:hAnsi="標楷體" w:cs="新細明體" w:hint="eastAsia"/>
-                <w:color w:val="000000"/>
-                <w:kern w:val="0"/>
-                <w14:ligatures w14:val="none"/>
-              </w:rPr>
-              <w:t>4.34901E-19</w:t>
+              <w:right w:val="single" w:sz="4" w:space="0" w:color="000000"/>
+            </w:tcBorders>
+            <w:vAlign w:val="center"/>
+            <w:hideMark/>
+          </w:tcPr>
+          <w:p>
+            <w:pPr>
+              <w:widowControl/>
+              <w:spacing w:after="0" w:line="240" w:lineRule="auto"/>
+              <w:jc w:val="center"/>
+              <w:rPr>
+                <w:rFonts w:ascii="標楷體" w:eastAsia="標楷體" w:hAnsi="標楷體" w:cs="新細明體" w:hint="eastAsia"/>
+                <w:color w:val="000000"/>
+                <w:kern w:val="0"/>
+                <w14:ligatures w14:val="none"/>
+              </w:rPr>
+            </w:pPr>
+            <w:r>
+              <w:rPr>
+                <w:rFonts w:ascii="標楷體" w:eastAsia="標楷體" w:hAnsi="標楷體" w:cs="新細明體" w:hint="eastAsia"/>
+                <w:color w:val="000000"/>
+                <w:kern w:val="0"/>
+                <w14:ligatures w14:val="none"/>
+              </w:rPr>
+              <w:t>4.82229E-19</w:t>
             </w:r>
           </w:p>
         </w:tc>
@@ -983,7 +979,7 @@
                 <w:kern w:val="0"/>
                 <w14:ligatures w14:val="none"/>
               </w:rPr>
-              <w:t>14.47</w:t>
+              <w:t>25.52</w:t>
             </w:r>
           </w:p>
         </w:tc>
@@ -1018,7 +1014,7 @@
                 <w:kern w:val="0"/>
                 <w14:ligatures w14:val="none"/>
               </w:rPr>
-              <w:t>2.63994E-05</w:t>
+              <w:t>1.49687E-05</w:t>
             </w:r>
           </w:p>
         </w:tc>
@@ -1031,32 +1027,30 @@
               <w:bottom w:val="single" w:sz="4" w:space="0" w:color="auto"/>
               <w:right w:val="single" w:sz="4" w:space="0" w:color="auto"/>
             </w:tcBorders>
-            <w:noWrap/>
-            <w:vAlign w:val="center"/>
-            <w:hideMark/>
-          </w:tcPr>
-          <w:p>
-            <w:pPr>
-              <w:widowControl/>
-              <w:spacing w:after="0" w:line="240" w:lineRule="auto"/>
-              <w:jc w:val="center"/>
-              <w:rPr>
-                <w:rFonts w:ascii="標楷體" w:eastAsia="標楷體" w:hAnsi="標楷體" w:cs="新細明體" w:hint="eastAsia"/>
-                <w:kern w:val="0"/>
-                <w:sz w:val="22"/>
-                <w:szCs w:val="22"/>
-                <w14:ligatures w14:val="none"/>
-              </w:rPr>
-            </w:pPr>
-            <w:r>
-              <w:rPr>
-                <w:rFonts w:ascii="標楷體" w:eastAsia="標楷體" w:hAnsi="標楷體" w:cs="新細明體" w:hint="eastAsia"/>
-                <w:kern w:val="0"/>
-                <w:sz w:val="22"/>
-                <w:szCs w:val="22"/>
-                <w14:ligatures w14:val="none"/>
-              </w:rPr>
-              <w:t>62.6</w:t>
+            <w:shd w:val="clear" w:color="000000" w:fill="D9F2D0"/>
+            <w:vAlign w:val="center"/>
+            <w:hideMark/>
+          </w:tcPr>
+          <w:p>
+            <w:pPr>
+              <w:widowControl/>
+              <w:spacing w:after="0" w:line="240" w:lineRule="auto"/>
+              <w:jc w:val="right"/>
+              <w:rPr>
+                <w:rFonts w:ascii="標楷體" w:eastAsia="標楷體" w:hAnsi="標楷體" w:cs="新細明體" w:hint="eastAsia"/>
+                <w:color w:val="000000"/>
+                <w:kern w:val="0"/>
+                <w14:ligatures w14:val="none"/>
+              </w:rPr>
+            </w:pPr>
+            <w:r>
+              <w:rPr>
+                <w:rFonts w:ascii="標楷體" w:eastAsia="標楷體" w:hAnsi="標楷體" w:cs="新細明體" w:hint="eastAsia"/>
+                <w:color w:val="000000"/>
+                <w:kern w:val="0"/>
+                <w14:ligatures w14:val="none"/>
+              </w:rPr>
+              <w:t>73.1</w:t>
             </w:r>
           </w:p>
         </w:tc>
@@ -1067,31 +1061,31 @@
               <w:top w:val="single" w:sz="4" w:space="0" w:color="auto"/>
               <w:left w:val="nil"/>
               <w:bottom w:val="single" w:sz="4" w:space="0" w:color="auto"/>
-              <w:right w:val="single" w:sz="4" w:space="0" w:color="auto"/>
-            </w:tcBorders>
-            <w:vAlign w:val="center"/>
-            <w:hideMark/>
-          </w:tcPr>
-          <w:p>
-            <w:pPr>
-              <w:widowControl/>
-              <w:spacing w:after="0" w:line="240" w:lineRule="auto"/>
-              <w:jc w:val="center"/>
-              <w:rPr>
-                <w:rFonts w:ascii="標楷體" w:eastAsia="標楷體" w:hAnsi="標楷體" w:cs="新細明體" w:hint="eastAsia"/>
-                <w:color w:val="000000"/>
-                <w:kern w:val="0"/>
-                <w14:ligatures w14:val="none"/>
-              </w:rPr>
-            </w:pPr>
-            <w:r>
-              <w:rPr>
-                <w:rFonts w:ascii="標楷體" w:eastAsia="標楷體" w:hAnsi="標楷體" w:cs="新細明體" w:hint="eastAsia"/>
-                <w:color w:val="000000"/>
-                <w:kern w:val="0"/>
-                <w14:ligatures w14:val="none"/>
-              </w:rPr>
-              <w:t>4.21442E-19</w:t>
+              <w:right w:val="single" w:sz="4" w:space="0" w:color="000000"/>
+            </w:tcBorders>
+            <w:vAlign w:val="center"/>
+            <w:hideMark/>
+          </w:tcPr>
+          <w:p>
+            <w:pPr>
+              <w:widowControl/>
+              <w:spacing w:after="0" w:line="240" w:lineRule="auto"/>
+              <w:jc w:val="center"/>
+              <w:rPr>
+                <w:rFonts w:ascii="標楷體" w:eastAsia="標楷體" w:hAnsi="標楷體" w:cs="新細明體" w:hint="eastAsia"/>
+                <w:color w:val="000000"/>
+                <w:kern w:val="0"/>
+                <w14:ligatures w14:val="none"/>
+              </w:rPr>
+            </w:pPr>
+            <w:r>
+              <w:rPr>
+                <w:rFonts w:ascii="標楷體" w:eastAsia="標楷體" w:hAnsi="標楷體" w:cs="新細明體" w:hint="eastAsia"/>
+                <w:color w:val="000000"/>
+                <w:kern w:val="0"/>
+                <w14:ligatures w14:val="none"/>
+              </w:rPr>
+              <w:t>1.54091E-19</w:t>
             </w:r>
           </w:p>
         </w:tc>
@@ -1237,7 +1231,7 @@
                 <w:kern w:val="0"/>
                 <w14:ligatures w14:val="none"/>
               </w:rPr>
-              <w:t>14.98</w:t>
+              <w:t>17.53</w:t>
             </w:r>
           </w:p>
         </w:tc>
@@ -1272,7 +1266,7 @@
                 <w:kern w:val="0"/>
                 <w14:ligatures w14:val="none"/>
               </w:rPr>
-              <w:t>2.55007E-05</w:t>
+              <w:t>2.17912E-05</w:t>
             </w:r>
           </w:p>
         </w:tc>
@@ -1285,32 +1279,30 @@
               <w:bottom w:val="single" w:sz="4" w:space="0" w:color="auto"/>
               <w:right w:val="single" w:sz="4" w:space="0" w:color="auto"/>
             </w:tcBorders>
-            <w:noWrap/>
-            <w:vAlign w:val="center"/>
-            <w:hideMark/>
-          </w:tcPr>
-          <w:p>
-            <w:pPr>
-              <w:widowControl/>
-              <w:spacing w:after="0" w:line="240" w:lineRule="auto"/>
-              <w:jc w:val="center"/>
-              <w:rPr>
-                <w:rFonts w:ascii="標楷體" w:eastAsia="標楷體" w:hAnsi="標楷體" w:cs="新細明體" w:hint="eastAsia"/>
-                <w:kern w:val="0"/>
-                <w:sz w:val="22"/>
-                <w:szCs w:val="22"/>
-                <w14:ligatures w14:val="none"/>
-              </w:rPr>
-            </w:pPr>
-            <w:r>
-              <w:rPr>
-                <w:rFonts w:ascii="標楷體" w:eastAsia="標楷體" w:hAnsi="標楷體" w:cs="新細明體" w:hint="eastAsia"/>
-                <w:kern w:val="0"/>
-                <w:sz w:val="22"/>
-                <w:szCs w:val="22"/>
-                <w14:ligatures w14:val="none"/>
-              </w:rPr>
-              <w:t>68.6</w:t>
+            <w:shd w:val="clear" w:color="000000" w:fill="D9F2D0"/>
+            <w:vAlign w:val="center"/>
+            <w:hideMark/>
+          </w:tcPr>
+          <w:p>
+            <w:pPr>
+              <w:widowControl/>
+              <w:spacing w:after="0" w:line="240" w:lineRule="auto"/>
+              <w:jc w:val="right"/>
+              <w:rPr>
+                <w:rFonts w:ascii="標楷體" w:eastAsia="標楷體" w:hAnsi="標楷體" w:cs="新細明體" w:hint="eastAsia"/>
+                <w:color w:val="000000"/>
+                <w:kern w:val="0"/>
+                <w14:ligatures w14:val="none"/>
+              </w:rPr>
+            </w:pPr>
+            <w:r>
+              <w:rPr>
+                <w:rFonts w:ascii="標楷體" w:eastAsia="標楷體" w:hAnsi="標楷體" w:cs="新細明體" w:hint="eastAsia"/>
+                <w:color w:val="000000"/>
+                <w:kern w:val="0"/>
+                <w14:ligatures w14:val="none"/>
+              </w:rPr>
+              <w:t>115.8</w:t>
             </w:r>
           </w:p>
         </w:tc>
@@ -1321,31 +1313,31 @@
               <w:top w:val="single" w:sz="4" w:space="0" w:color="auto"/>
               <w:left w:val="nil"/>
               <w:bottom w:val="single" w:sz="4" w:space="0" w:color="auto"/>
-              <w:right w:val="single" w:sz="4" w:space="0" w:color="auto"/>
-            </w:tcBorders>
-            <w:vAlign w:val="center"/>
-            <w:hideMark/>
-          </w:tcPr>
-          <w:p>
-            <w:pPr>
-              <w:widowControl/>
-              <w:spacing w:after="0" w:line="240" w:lineRule="auto"/>
-              <w:jc w:val="center"/>
-              <w:rPr>
-                <w:rFonts w:ascii="標楷體" w:eastAsia="標楷體" w:hAnsi="標楷體" w:cs="新細明體" w:hint="eastAsia"/>
-                <w:color w:val="000000"/>
-                <w:kern w:val="0"/>
-                <w14:ligatures w14:val="none"/>
-              </w:rPr>
-            </w:pPr>
-            <w:r>
-              <w:rPr>
-                <w:rFonts w:ascii="標楷體" w:eastAsia="標楷體" w:hAnsi="標楷體" w:cs="新細明體" w:hint="eastAsia"/>
-                <w:color w:val="000000"/>
-                <w:kern w:val="0"/>
-                <w14:ligatures w14:val="none"/>
-              </w:rPr>
-              <w:t>3.65109E-19</w:t>
+              <w:right w:val="single" w:sz="4" w:space="0" w:color="000000"/>
+            </w:tcBorders>
+            <w:vAlign w:val="center"/>
+            <w:hideMark/>
+          </w:tcPr>
+          <w:p>
+            <w:pPr>
+              <w:widowControl/>
+              <w:spacing w:after="0" w:line="240" w:lineRule="auto"/>
+              <w:jc w:val="center"/>
+              <w:rPr>
+                <w:rFonts w:ascii="標楷體" w:eastAsia="標楷體" w:hAnsi="標楷體" w:cs="新細明體" w:hint="eastAsia"/>
+                <w:color w:val="000000"/>
+                <w:kern w:val="0"/>
+                <w14:ligatures w14:val="none"/>
+              </w:rPr>
+            </w:pPr>
+            <w:r>
+              <w:rPr>
+                <w:rFonts w:ascii="標楷體" w:eastAsia="標楷體" w:hAnsi="標楷體" w:cs="新細明體" w:hint="eastAsia"/>
+                <w:color w:val="000000"/>
+                <w:kern w:val="0"/>
+                <w14:ligatures w14:val="none"/>
+              </w:rPr>
+              <w:t>1.70857E-19</w:t>
             </w:r>
           </w:p>
         </w:tc>
@@ -1491,7 +1483,7 @@
                 <w:kern w:val="0"/>
                 <w14:ligatures w14:val="none"/>
               </w:rPr>
-              <w:t>3.72</w:t>
+              <w:t>23.62</w:t>
             </w:r>
           </w:p>
         </w:tc>
@@ -1526,7 +1518,7 @@
                 <w:kern w:val="0"/>
                 <w14:ligatures w14:val="none"/>
               </w:rPr>
-              <w:t>0.000102688</w:t>
+              <w:t>1.61727E-05</w:t>
             </w:r>
           </w:p>
         </w:tc>
@@ -1539,32 +1531,30 @@
               <w:bottom w:val="single" w:sz="4" w:space="0" w:color="auto"/>
               <w:right w:val="single" w:sz="4" w:space="0" w:color="auto"/>
             </w:tcBorders>
-            <w:noWrap/>
-            <w:vAlign w:val="center"/>
-            <w:hideMark/>
-          </w:tcPr>
-          <w:p>
-            <w:pPr>
-              <w:widowControl/>
-              <w:spacing w:after="0" w:line="240" w:lineRule="auto"/>
-              <w:jc w:val="center"/>
-              <w:rPr>
-                <w:rFonts w:ascii="標楷體" w:eastAsia="標楷體" w:hAnsi="標楷體" w:cs="新細明體" w:hint="eastAsia"/>
-                <w:kern w:val="0"/>
-                <w:sz w:val="22"/>
-                <w:szCs w:val="22"/>
-                <w14:ligatures w14:val="none"/>
-              </w:rPr>
-            </w:pPr>
-            <w:r>
-              <w:rPr>
-                <w:rFonts w:ascii="標楷體" w:eastAsia="標楷體" w:hAnsi="標楷體" w:cs="新細明體" w:hint="eastAsia"/>
-                <w:kern w:val="0"/>
-                <w:sz w:val="22"/>
-                <w:szCs w:val="22"/>
-                <w14:ligatures w14:val="none"/>
-              </w:rPr>
-              <w:t>284.2</w:t>
+            <w:shd w:val="clear" w:color="000000" w:fill="D9F2D0"/>
+            <w:vAlign w:val="center"/>
+            <w:hideMark/>
+          </w:tcPr>
+          <w:p>
+            <w:pPr>
+              <w:widowControl/>
+              <w:spacing w:after="0" w:line="240" w:lineRule="auto"/>
+              <w:jc w:val="right"/>
+              <w:rPr>
+                <w:rFonts w:ascii="標楷體" w:eastAsia="標楷體" w:hAnsi="標楷體" w:cs="新細明體" w:hint="eastAsia"/>
+                <w:color w:val="000000"/>
+                <w:kern w:val="0"/>
+                <w14:ligatures w14:val="none"/>
+              </w:rPr>
+            </w:pPr>
+            <w:r>
+              <w:rPr>
+                <w:rFonts w:ascii="標楷體" w:eastAsia="標楷體" w:hAnsi="標楷體" w:cs="新細明體" w:hint="eastAsia"/>
+                <w:color w:val="000000"/>
+                <w:kern w:val="0"/>
+                <w14:ligatures w14:val="none"/>
+              </w:rPr>
+              <w:t>78.4</w:t>
             </w:r>
           </w:p>
         </w:tc>
@@ -1575,31 +1565,31 @@
               <w:top w:val="single" w:sz="4" w:space="0" w:color="auto"/>
               <w:left w:val="nil"/>
               <w:bottom w:val="single" w:sz="4" w:space="0" w:color="auto"/>
-              <w:right w:val="single" w:sz="4" w:space="0" w:color="auto"/>
-            </w:tcBorders>
-            <w:vAlign w:val="center"/>
-            <w:hideMark/>
-          </w:tcPr>
-          <w:p>
-            <w:pPr>
-              <w:widowControl/>
-              <w:spacing w:after="0" w:line="240" w:lineRule="auto"/>
-              <w:jc w:val="center"/>
-              <w:rPr>
-                <w:rFonts w:ascii="標楷體" w:eastAsia="標楷體" w:hAnsi="標楷體" w:cs="新細明體" w:hint="eastAsia"/>
-                <w:color w:val="000000"/>
-                <w:kern w:val="0"/>
-                <w14:ligatures w14:val="none"/>
-              </w:rPr>
-            </w:pPr>
-            <w:r>
-              <w:rPr>
-                <w:rFonts w:ascii="標楷體" w:eastAsia="標楷體" w:hAnsi="標楷體" w:cs="新細明體" w:hint="eastAsia"/>
-                <w:color w:val="000000"/>
-                <w:kern w:val="0"/>
-                <w14:ligatures w14:val="none"/>
-              </w:rPr>
-              <w:t>7.12158E-19</w:t>
+              <w:right w:val="single" w:sz="4" w:space="0" w:color="000000"/>
+            </w:tcBorders>
+            <w:vAlign w:val="center"/>
+            <w:hideMark/>
+          </w:tcPr>
+          <w:p>
+            <w:pPr>
+              <w:widowControl/>
+              <w:spacing w:after="0" w:line="240" w:lineRule="auto"/>
+              <w:jc w:val="center"/>
+              <w:rPr>
+                <w:rFonts w:ascii="標楷體" w:eastAsia="標楷體" w:hAnsi="標楷體" w:cs="新細明體" w:hint="eastAsia"/>
+                <w:color w:val="000000"/>
+                <w:kern w:val="0"/>
+                <w14:ligatures w14:val="none"/>
+              </w:rPr>
+            </w:pPr>
+            <w:r>
+              <w:rPr>
+                <w:rFonts w:ascii="標楷體" w:eastAsia="標楷體" w:hAnsi="標楷體" w:cs="新細明體" w:hint="eastAsia"/>
+                <w:color w:val="000000"/>
+                <w:kern w:val="0"/>
+                <w14:ligatures w14:val="none"/>
+              </w:rPr>
+              <w:t>1.61354E-19</w:t>
             </w:r>
           </w:p>
         </w:tc>
@@ -1745,7 +1735,7 @@
                 <w:kern w:val="0"/>
                 <w14:ligatures w14:val="none"/>
               </w:rPr>
-              <w:t>4.05</w:t>
+              <w:t>21.06</w:t>
             </w:r>
           </w:p>
         </w:tc>
@@ -1780,7 +1770,7 @@
                 <w:kern w:val="0"/>
                 <w14:ligatures w14:val="none"/>
               </w:rPr>
-              <w:t>9.4321E-05</w:t>
+              <w:t>1.81387E-05</w:t>
             </w:r>
           </w:p>
         </w:tc>
@@ -1793,32 +1783,30 @@
               <w:bottom w:val="single" w:sz="4" w:space="0" w:color="auto"/>
               <w:right w:val="single" w:sz="4" w:space="0" w:color="auto"/>
             </w:tcBorders>
-            <w:noWrap/>
-            <w:vAlign w:val="center"/>
-            <w:hideMark/>
-          </w:tcPr>
-          <w:p>
-            <w:pPr>
-              <w:widowControl/>
-              <w:spacing w:after="0" w:line="240" w:lineRule="auto"/>
-              <w:jc w:val="center"/>
-              <w:rPr>
-                <w:rFonts w:ascii="標楷體" w:eastAsia="標楷體" w:hAnsi="標楷體" w:cs="新細明體" w:hint="eastAsia"/>
-                <w:kern w:val="0"/>
-                <w:sz w:val="22"/>
-                <w:szCs w:val="22"/>
-                <w14:ligatures w14:val="none"/>
-              </w:rPr>
-            </w:pPr>
-            <w:r>
-              <w:rPr>
-                <w:rFonts w:ascii="標楷體" w:eastAsia="標楷體" w:hAnsi="標楷體" w:cs="新細明體" w:hint="eastAsia"/>
-                <w:kern w:val="0"/>
-                <w:sz w:val="22"/>
-                <w:szCs w:val="22"/>
-                <w14:ligatures w14:val="none"/>
-              </w:rPr>
-              <w:t>351.7</w:t>
+            <w:shd w:val="clear" w:color="000000" w:fill="D9F2D0"/>
+            <w:vAlign w:val="center"/>
+            <w:hideMark/>
+          </w:tcPr>
+          <w:p>
+            <w:pPr>
+              <w:widowControl/>
+              <w:spacing w:after="0" w:line="240" w:lineRule="auto"/>
+              <w:jc w:val="right"/>
+              <w:rPr>
+                <w:rFonts w:ascii="標楷體" w:eastAsia="標楷體" w:hAnsi="標楷體" w:cs="新細明體" w:hint="eastAsia"/>
+                <w:color w:val="000000"/>
+                <w:kern w:val="0"/>
+                <w14:ligatures w14:val="none"/>
+              </w:rPr>
+            </w:pPr>
+            <w:r>
+              <w:rPr>
+                <w:rFonts w:ascii="標楷體" w:eastAsia="標楷體" w:hAnsi="標楷體" w:cs="新細明體" w:hint="eastAsia"/>
+                <w:color w:val="000000"/>
+                <w:kern w:val="0"/>
+                <w14:ligatures w14:val="none"/>
+              </w:rPr>
+              <w:t>47.3</w:t>
             </w:r>
           </w:p>
         </w:tc>
@@ -1829,31 +1817,31 @@
               <w:top w:val="single" w:sz="4" w:space="0" w:color="auto"/>
               <w:left w:val="nil"/>
               <w:bottom w:val="single" w:sz="4" w:space="0" w:color="auto"/>
-              <w:right w:val="single" w:sz="4" w:space="0" w:color="auto"/>
-            </w:tcBorders>
-            <w:vAlign w:val="center"/>
-            <w:hideMark/>
-          </w:tcPr>
-          <w:p>
-            <w:pPr>
-              <w:widowControl/>
-              <w:spacing w:after="0" w:line="240" w:lineRule="auto"/>
-              <w:jc w:val="center"/>
-              <w:rPr>
-                <w:rFonts w:ascii="標楷體" w:eastAsia="標楷體" w:hAnsi="標楷體" w:cs="新細明體" w:hint="eastAsia"/>
-                <w:color w:val="000000"/>
-                <w:kern w:val="0"/>
-                <w14:ligatures w14:val="none"/>
-              </w:rPr>
-            </w:pPr>
-            <w:r>
-              <w:rPr>
-                <w:rFonts w:ascii="標楷體" w:eastAsia="標楷體" w:hAnsi="標楷體" w:cs="新細明體" w:hint="eastAsia"/>
-                <w:color w:val="000000"/>
-                <w:kern w:val="0"/>
-                <w14:ligatures w14:val="none"/>
-              </w:rPr>
-              <w:t>5.06594E-19</w:t>
+              <w:right w:val="single" w:sz="4" w:space="0" w:color="000000"/>
+            </w:tcBorders>
+            <w:vAlign w:val="center"/>
+            <w:hideMark/>
+          </w:tcPr>
+          <w:p>
+            <w:pPr>
+              <w:widowControl/>
+              <w:spacing w:after="0" w:line="240" w:lineRule="auto"/>
+              <w:jc w:val="center"/>
+              <w:rPr>
+                <w:rFonts w:ascii="標楷體" w:eastAsia="標楷體" w:hAnsi="標楷體" w:cs="新細明體" w:hint="eastAsia"/>
+                <w:color w:val="000000"/>
+                <w:kern w:val="0"/>
+                <w14:ligatures w14:val="none"/>
+              </w:rPr>
+            </w:pPr>
+            <w:r>
+              <w:rPr>
+                <w:rFonts w:ascii="標楷體" w:eastAsia="標楷體" w:hAnsi="標楷體" w:cs="新細明體" w:hint="eastAsia"/>
+                <w:color w:val="000000"/>
+                <w:kern w:val="0"/>
+                <w14:ligatures w14:val="none"/>
+              </w:rPr>
+              <w:t>3.17663E-19</w:t>
             </w:r>
           </w:p>
         </w:tc>
@@ -1999,7 +1987,7 @@
                 <w:kern w:val="0"/>
                 <w14:ligatures w14:val="none"/>
               </w:rPr>
-              <w:t>10.6</w:t>
+              <w:t>7.22</w:t>
             </w:r>
           </w:p>
         </w:tc>
@@ -2034,7 +2022,7 @@
                 <w:kern w:val="0"/>
                 <w14:ligatures w14:val="none"/>
               </w:rPr>
-              <w:t>3.60377E-05</w:t>
+              <w:t>5.29086E-05</w:t>
             </w:r>
           </w:p>
         </w:tc>
@@ -2047,32 +2035,30 @@
               <w:bottom w:val="single" w:sz="4" w:space="0" w:color="auto"/>
               <w:right w:val="single" w:sz="4" w:space="0" w:color="auto"/>
             </w:tcBorders>
-            <w:noWrap/>
-            <w:vAlign w:val="center"/>
-            <w:hideMark/>
-          </w:tcPr>
-          <w:p>
-            <w:pPr>
-              <w:widowControl/>
-              <w:spacing w:after="0" w:line="240" w:lineRule="auto"/>
-              <w:jc w:val="center"/>
-              <w:rPr>
-                <w:rFonts w:ascii="標楷體" w:eastAsia="標楷體" w:hAnsi="標楷體" w:cs="新細明體" w:hint="eastAsia"/>
-                <w:kern w:val="0"/>
-                <w:sz w:val="22"/>
-                <w:szCs w:val="22"/>
-                <w14:ligatures w14:val="none"/>
-              </w:rPr>
-            </w:pPr>
-            <w:r>
-              <w:rPr>
-                <w:rFonts w:ascii="標楷體" w:eastAsia="標楷體" w:hAnsi="標楷體" w:cs="新細明體" w:hint="eastAsia"/>
-                <w:kern w:val="0"/>
-                <w:sz w:val="22"/>
-                <w:szCs w:val="22"/>
-                <w14:ligatures w14:val="none"/>
-              </w:rPr>
-              <w:t>126</w:t>
+            <w:shd w:val="clear" w:color="000000" w:fill="D9F2D0"/>
+            <w:vAlign w:val="center"/>
+            <w:hideMark/>
+          </w:tcPr>
+          <w:p>
+            <w:pPr>
+              <w:widowControl/>
+              <w:spacing w:after="0" w:line="240" w:lineRule="auto"/>
+              <w:jc w:val="right"/>
+              <w:rPr>
+                <w:rFonts w:ascii="標楷體" w:eastAsia="標楷體" w:hAnsi="標楷體" w:cs="新細明體" w:hint="eastAsia"/>
+                <w:color w:val="000000"/>
+                <w:kern w:val="0"/>
+                <w14:ligatures w14:val="none"/>
+              </w:rPr>
+            </w:pPr>
+            <w:r>
+              <w:rPr>
+                <w:rFonts w:ascii="標楷體" w:eastAsia="標楷體" w:hAnsi="標楷體" w:cs="新細明體" w:hint="eastAsia"/>
+                <w:color w:val="000000"/>
+                <w:kern w:val="0"/>
+                <w14:ligatures w14:val="none"/>
+              </w:rPr>
+              <w:t>118.2</w:t>
             </w:r>
           </w:p>
         </w:tc>
@@ -2083,31 +2069,31 @@
               <w:top w:val="single" w:sz="4" w:space="0" w:color="auto"/>
               <w:left w:val="nil"/>
               <w:bottom w:val="single" w:sz="4" w:space="0" w:color="auto"/>
-              <w:right w:val="single" w:sz="4" w:space="0" w:color="auto"/>
-            </w:tcBorders>
-            <w:vAlign w:val="center"/>
-            <w:hideMark/>
-          </w:tcPr>
-          <w:p>
-            <w:pPr>
-              <w:widowControl/>
-              <w:spacing w:after="0" w:line="240" w:lineRule="auto"/>
-              <w:jc w:val="center"/>
-              <w:rPr>
-                <w:rFonts w:ascii="標楷體" w:eastAsia="標楷體" w:hAnsi="標楷體" w:cs="新細明體" w:hint="eastAsia"/>
-                <w:color w:val="000000"/>
-                <w:kern w:val="0"/>
-                <w14:ligatures w14:val="none"/>
-              </w:rPr>
-            </w:pPr>
-            <w:r>
-              <w:rPr>
-                <w:rFonts w:ascii="標楷體" w:eastAsia="標楷體" w:hAnsi="標楷體" w:cs="新細明體" w:hint="eastAsia"/>
-                <w:color w:val="000000"/>
-                <w:kern w:val="0"/>
-                <w14:ligatures w14:val="none"/>
-              </w:rPr>
-              <w:t>3.33953E-19</w:t>
+              <w:right w:val="single" w:sz="4" w:space="0" w:color="000000"/>
+            </w:tcBorders>
+            <w:vAlign w:val="center"/>
+            <w:hideMark/>
+          </w:tcPr>
+          <w:p>
+            <w:pPr>
+              <w:widowControl/>
+              <w:spacing w:after="0" w:line="240" w:lineRule="auto"/>
+              <w:jc w:val="center"/>
+              <w:rPr>
+                <w:rFonts w:ascii="標楷體" w:eastAsia="標楷體" w:hAnsi="標楷體" w:cs="新細明體" w:hint="eastAsia"/>
+                <w:color w:val="000000"/>
+                <w:kern w:val="0"/>
+                <w14:ligatures w14:val="none"/>
+              </w:rPr>
+            </w:pPr>
+            <w:r>
+              <w:rPr>
+                <w:rFonts w:ascii="標楷體" w:eastAsia="標楷體" w:hAnsi="標楷體" w:cs="新細明體" w:hint="eastAsia"/>
+                <w:color w:val="000000"/>
+                <w:kern w:val="0"/>
+                <w14:ligatures w14:val="none"/>
+              </w:rPr>
+              <w:t>6.33274E-19</w:t>
             </w:r>
           </w:p>
         </w:tc>
@@ -2253,7 +2239,7 @@
                 <w:kern w:val="0"/>
                 <w14:ligatures w14:val="none"/>
               </w:rPr>
-              <w:t>9.75</w:t>
+              <w:t>18.28</w:t>
             </w:r>
           </w:p>
         </w:tc>
@@ -2288,7 +2274,7 @@
                 <w:kern w:val="0"/>
                 <w14:ligatures w14:val="none"/>
               </w:rPr>
-              <w:t>3.91795E-05</w:t>
+              <w:t>2.08972E-05</w:t>
             </w:r>
           </w:p>
         </w:tc>
@@ -2301,32 +2287,30 @@
               <w:bottom w:val="single" w:sz="4" w:space="0" w:color="auto"/>
               <w:right w:val="single" w:sz="4" w:space="0" w:color="auto"/>
             </w:tcBorders>
-            <w:noWrap/>
-            <w:vAlign w:val="center"/>
-            <w:hideMark/>
-          </w:tcPr>
-          <w:p>
-            <w:pPr>
-              <w:widowControl/>
-              <w:spacing w:after="0" w:line="240" w:lineRule="auto"/>
-              <w:jc w:val="center"/>
-              <w:rPr>
-                <w:rFonts w:ascii="標楷體" w:eastAsia="標楷體" w:hAnsi="標楷體" w:cs="新細明體" w:hint="eastAsia"/>
-                <w:kern w:val="0"/>
-                <w:sz w:val="22"/>
-                <w:szCs w:val="22"/>
-                <w14:ligatures w14:val="none"/>
-              </w:rPr>
-            </w:pPr>
-            <w:r>
-              <w:rPr>
-                <w:rFonts w:ascii="標楷體" w:eastAsia="標楷體" w:hAnsi="標楷體" w:cs="新細明體" w:hint="eastAsia"/>
-                <w:kern w:val="0"/>
-                <w:sz w:val="22"/>
-                <w:szCs w:val="22"/>
-                <w14:ligatures w14:val="none"/>
-              </w:rPr>
-              <w:t>120.1</w:t>
+            <w:shd w:val="clear" w:color="000000" w:fill="D9F2D0"/>
+            <w:vAlign w:val="center"/>
+            <w:hideMark/>
+          </w:tcPr>
+          <w:p>
+            <w:pPr>
+              <w:widowControl/>
+              <w:spacing w:after="0" w:line="240" w:lineRule="auto"/>
+              <w:jc w:val="right"/>
+              <w:rPr>
+                <w:rFonts w:ascii="標楷體" w:eastAsia="標楷體" w:hAnsi="標楷體" w:cs="新細明體" w:hint="eastAsia"/>
+                <w:color w:val="000000"/>
+                <w:kern w:val="0"/>
+                <w14:ligatures w14:val="none"/>
+              </w:rPr>
+            </w:pPr>
+            <w:r>
+              <w:rPr>
+                <w:rFonts w:ascii="標楷體" w:eastAsia="標楷體" w:hAnsi="標楷體" w:cs="新細明體" w:hint="eastAsia"/>
+                <w:color w:val="000000"/>
+                <w:kern w:val="0"/>
+                <w14:ligatures w14:val="none"/>
+              </w:rPr>
+              <w:t>42.1</w:t>
             </w:r>
           </w:p>
         </w:tc>
@@ -2337,31 +2321,31 @@
               <w:top w:val="single" w:sz="4" w:space="0" w:color="auto"/>
               <w:left w:val="nil"/>
               <w:bottom w:val="single" w:sz="4" w:space="0" w:color="auto"/>
-              <w:right w:val="single" w:sz="4" w:space="0" w:color="auto"/>
-            </w:tcBorders>
-            <w:vAlign w:val="center"/>
-            <w:hideMark/>
-          </w:tcPr>
-          <w:p>
-            <w:pPr>
-              <w:widowControl/>
-              <w:spacing w:after="0" w:line="240" w:lineRule="auto"/>
-              <w:jc w:val="center"/>
-              <w:rPr>
-                <w:rFonts w:ascii="標楷體" w:eastAsia="標楷體" w:hAnsi="標楷體" w:cs="新細明體" w:hint="eastAsia"/>
-                <w:color w:val="000000"/>
-                <w:kern w:val="0"/>
-                <w14:ligatures w14:val="none"/>
-              </w:rPr>
-            </w:pPr>
-            <w:r>
-              <w:rPr>
-                <w:rFonts w:ascii="標楷體" w:eastAsia="標楷體" w:hAnsi="標楷體" w:cs="新細明體" w:hint="eastAsia"/>
-                <w:color w:val="000000"/>
-                <w:kern w:val="0"/>
-                <w14:ligatures w14:val="none"/>
-              </w:rPr>
-              <w:t>3.97159E-19</w:t>
+              <w:right w:val="single" w:sz="4" w:space="0" w:color="000000"/>
+            </w:tcBorders>
+            <w:vAlign w:val="center"/>
+            <w:hideMark/>
+          </w:tcPr>
+          <w:p>
+            <w:pPr>
+              <w:widowControl/>
+              <w:spacing w:after="0" w:line="240" w:lineRule="auto"/>
+              <w:jc w:val="center"/>
+              <w:rPr>
+                <w:rFonts w:ascii="標楷體" w:eastAsia="標楷體" w:hAnsi="標楷體" w:cs="新細明體" w:hint="eastAsia"/>
+                <w:color w:val="000000"/>
+                <w:kern w:val="0"/>
+                <w14:ligatures w14:val="none"/>
+              </w:rPr>
+            </w:pPr>
+            <w:r>
+              <w:rPr>
+                <w:rFonts w:ascii="標楷體" w:eastAsia="標楷體" w:hAnsi="標楷體" w:cs="新細明體" w:hint="eastAsia"/>
+                <w:color w:val="000000"/>
+                <w:kern w:val="0"/>
+                <w14:ligatures w14:val="none"/>
+              </w:rPr>
+              <w:t>4.41335E-19</w:t>
             </w:r>
           </w:p>
         </w:tc>
@@ -2507,7 +2491,7 @@
                 <w:kern w:val="0"/>
                 <w14:ligatures w14:val="none"/>
               </w:rPr>
-              <w:t>8.11</w:t>
+              <w:t>10.24</w:t>
             </w:r>
           </w:p>
         </w:tc>
@@ -2542,7 +2526,7 @@
                 <w:kern w:val="0"/>
                 <w14:ligatures w14:val="none"/>
               </w:rPr>
-              <w:t>4.71023E-05</w:t>
+              <w:t>3.73047E-05</w:t>
             </w:r>
           </w:p>
         </w:tc>
@@ -2555,32 +2539,30 @@
               <w:bottom w:val="single" w:sz="4" w:space="0" w:color="auto"/>
               <w:right w:val="single" w:sz="4" w:space="0" w:color="auto"/>
             </w:tcBorders>
-            <w:noWrap/>
-            <w:vAlign w:val="center"/>
-            <w:hideMark/>
-          </w:tcPr>
-          <w:p>
-            <w:pPr>
-              <w:widowControl/>
-              <w:spacing w:after="0" w:line="240" w:lineRule="auto"/>
-              <w:jc w:val="center"/>
-              <w:rPr>
-                <w:rFonts w:ascii="標楷體" w:eastAsia="標楷體" w:hAnsi="標楷體" w:cs="新細明體" w:hint="eastAsia"/>
-                <w:kern w:val="0"/>
-                <w:sz w:val="22"/>
-                <w:szCs w:val="22"/>
-                <w14:ligatures w14:val="none"/>
-              </w:rPr>
-            </w:pPr>
-            <w:r>
-              <w:rPr>
-                <w:rFonts w:ascii="標楷體" w:eastAsia="標楷體" w:hAnsi="標楷體" w:cs="新細明體" w:hint="eastAsia"/>
-                <w:kern w:val="0"/>
-                <w:sz w:val="22"/>
-                <w:szCs w:val="22"/>
-                <w14:ligatures w14:val="none"/>
-              </w:rPr>
-              <w:t>170.8</w:t>
+            <w:shd w:val="clear" w:color="000000" w:fill="D9F2D0"/>
+            <w:vAlign w:val="center"/>
+            <w:hideMark/>
+          </w:tcPr>
+          <w:p>
+            <w:pPr>
+              <w:widowControl/>
+              <w:spacing w:after="0" w:line="240" w:lineRule="auto"/>
+              <w:jc w:val="right"/>
+              <w:rPr>
+                <w:rFonts w:ascii="標楷體" w:eastAsia="標楷體" w:hAnsi="標楷體" w:cs="新細明體" w:hint="eastAsia"/>
+                <w:color w:val="000000"/>
+                <w:kern w:val="0"/>
+                <w14:ligatures w14:val="none"/>
+              </w:rPr>
+            </w:pPr>
+            <w:r>
+              <w:rPr>
+                <w:rFonts w:ascii="標楷體" w:eastAsia="標楷體" w:hAnsi="標楷體" w:cs="新細明體" w:hint="eastAsia"/>
+                <w:color w:val="000000"/>
+                <w:kern w:val="0"/>
+                <w14:ligatures w14:val="none"/>
+              </w:rPr>
+              <w:t>141.5</w:t>
             </w:r>
           </w:p>
         </w:tc>
@@ -2591,31 +2573,31 @@
               <w:top w:val="single" w:sz="4" w:space="0" w:color="auto"/>
               <w:left w:val="nil"/>
               <w:bottom w:val="single" w:sz="4" w:space="0" w:color="auto"/>
-              <w:right w:val="single" w:sz="4" w:space="0" w:color="auto"/>
-            </w:tcBorders>
-            <w:vAlign w:val="center"/>
-            <w:hideMark/>
-          </w:tcPr>
-          <w:p>
-            <w:pPr>
-              <w:widowControl/>
-              <w:spacing w:after="0" w:line="240" w:lineRule="auto"/>
-              <w:jc w:val="center"/>
-              <w:rPr>
-                <w:rFonts w:ascii="標楷體" w:eastAsia="標楷體" w:hAnsi="標楷體" w:cs="新細明體" w:hint="eastAsia"/>
-                <w:color w:val="000000"/>
-                <w:kern w:val="0"/>
-                <w14:ligatures w14:val="none"/>
-              </w:rPr>
-            </w:pPr>
-            <w:r>
-              <w:rPr>
-                <w:rFonts w:ascii="標楷體" w:eastAsia="標楷體" w:hAnsi="標楷體" w:cs="新細明體" w:hint="eastAsia"/>
-                <w:color w:val="000000"/>
-                <w:kern w:val="0"/>
-                <w14:ligatures w14:val="none"/>
-              </w:rPr>
-              <w:t>3.68125E-19</w:t>
+              <w:right w:val="single" w:sz="4" w:space="0" w:color="000000"/>
+            </w:tcBorders>
+            <w:vAlign w:val="center"/>
+            <w:hideMark/>
+          </w:tcPr>
+          <w:p>
+            <w:pPr>
+              <w:widowControl/>
+              <w:spacing w:after="0" w:line="240" w:lineRule="auto"/>
+              <w:jc w:val="center"/>
+              <w:rPr>
+                <w:rFonts w:ascii="標楷體" w:eastAsia="標楷體" w:hAnsi="標楷體" w:cs="新細明體" w:hint="eastAsia"/>
+                <w:color w:val="000000"/>
+                <w:kern w:val="0"/>
+                <w14:ligatures w14:val="none"/>
+              </w:rPr>
+            </w:pPr>
+            <w:r>
+              <w:rPr>
+                <w:rFonts w:ascii="標楷體" w:eastAsia="標楷體" w:hAnsi="標楷體" w:cs="新細明體" w:hint="eastAsia"/>
+                <w:color w:val="000000"/>
+                <w:kern w:val="0"/>
+                <w14:ligatures w14:val="none"/>
+              </w:rPr>
+              <w:t>3.1319E-19</w:t>
             </w:r>
           </w:p>
         </w:tc>
@@ -2761,7 +2743,7 @@
                 <w:kern w:val="0"/>
                 <w14:ligatures w14:val="none"/>
               </w:rPr>
-              <w:t>22.15</w:t>
+              <w:t>10.35</w:t>
             </w:r>
           </w:p>
         </w:tc>
@@ -2796,7 +2778,7 @@
                 <w:kern w:val="0"/>
                 <w14:ligatures w14:val="none"/>
               </w:rPr>
-              <w:t>1.7246E-05</w:t>
+              <w:t>3.69082E-05</w:t>
             </w:r>
           </w:p>
         </w:tc>
@@ -2809,32 +2791,30 @@
               <w:bottom w:val="single" w:sz="4" w:space="0" w:color="auto"/>
               <w:right w:val="single" w:sz="4" w:space="0" w:color="auto"/>
             </w:tcBorders>
-            <w:noWrap/>
-            <w:vAlign w:val="center"/>
-            <w:hideMark/>
-          </w:tcPr>
-          <w:p>
-            <w:pPr>
-              <w:widowControl/>
-              <w:spacing w:after="0" w:line="240" w:lineRule="auto"/>
-              <w:jc w:val="center"/>
-              <w:rPr>
-                <w:rFonts w:ascii="標楷體" w:eastAsia="標楷體" w:hAnsi="標楷體" w:cs="新細明體" w:hint="eastAsia"/>
-                <w:kern w:val="0"/>
-                <w:sz w:val="22"/>
-                <w:szCs w:val="22"/>
-                <w14:ligatures w14:val="none"/>
-              </w:rPr>
-            </w:pPr>
-            <w:r>
-              <w:rPr>
-                <w:rFonts w:ascii="標楷體" w:eastAsia="標楷體" w:hAnsi="標楷體" w:cs="新細明體" w:hint="eastAsia"/>
-                <w:kern w:val="0"/>
-                <w:sz w:val="22"/>
-                <w:szCs w:val="22"/>
-                <w14:ligatures w14:val="none"/>
-              </w:rPr>
-              <w:t>88.4</w:t>
+            <w:shd w:val="clear" w:color="000000" w:fill="D9F2D0"/>
+            <w:vAlign w:val="center"/>
+            <w:hideMark/>
+          </w:tcPr>
+          <w:p>
+            <w:pPr>
+              <w:widowControl/>
+              <w:spacing w:after="0" w:line="240" w:lineRule="auto"/>
+              <w:jc w:val="right"/>
+              <w:rPr>
+                <w:rFonts w:ascii="標楷體" w:eastAsia="標楷體" w:hAnsi="標楷體" w:cs="新細明體" w:hint="eastAsia"/>
+                <w:color w:val="000000"/>
+                <w:kern w:val="0"/>
+                <w14:ligatures w14:val="none"/>
+              </w:rPr>
+            </w:pPr>
+            <w:r>
+              <w:rPr>
+                <w:rFonts w:ascii="標楷體" w:eastAsia="標楷體" w:hAnsi="標楷體" w:cs="新細明體" w:hint="eastAsia"/>
+                <w:color w:val="000000"/>
+                <w:kern w:val="0"/>
+                <w14:ligatures w14:val="none"/>
+              </w:rPr>
+              <w:t>268.4</w:t>
             </w:r>
           </w:p>
         </w:tc>
@@ -2845,31 +2825,31 @@
               <w:top w:val="single" w:sz="4" w:space="0" w:color="auto"/>
               <w:left w:val="nil"/>
               <w:bottom w:val="single" w:sz="4" w:space="0" w:color="auto"/>
-              <w:right w:val="single" w:sz="4" w:space="0" w:color="auto"/>
-            </w:tcBorders>
-            <w:vAlign w:val="center"/>
-            <w:hideMark/>
-          </w:tcPr>
-          <w:p>
-            <w:pPr>
-              <w:widowControl/>
-              <w:spacing w:after="0" w:line="240" w:lineRule="auto"/>
-              <w:jc w:val="center"/>
-              <w:rPr>
-                <w:rFonts w:ascii="標楷體" w:eastAsia="標楷體" w:hAnsi="標楷體" w:cs="新細明體" w:hint="eastAsia"/>
-                <w:color w:val="000000"/>
-                <w:kern w:val="0"/>
-                <w14:ligatures w14:val="none"/>
-              </w:rPr>
-            </w:pPr>
-            <w:r>
-              <w:rPr>
-                <w:rFonts w:ascii="標楷體" w:eastAsia="標楷體" w:hAnsi="標楷體" w:cs="新細明體" w:hint="eastAsia"/>
-                <w:color w:val="000000"/>
-                <w:kern w:val="0"/>
-                <w14:ligatures w14:val="none"/>
-              </w:rPr>
-              <w:t>1.5758E-19</w:t>
+              <w:right w:val="single" w:sz="4" w:space="0" w:color="000000"/>
+            </w:tcBorders>
+            <w:vAlign w:val="center"/>
+            <w:hideMark/>
+          </w:tcPr>
+          <w:p>
+            <w:pPr>
+              <w:widowControl/>
+              <w:spacing w:after="0" w:line="240" w:lineRule="auto"/>
+              <w:jc w:val="center"/>
+              <w:rPr>
+                <w:rFonts w:ascii="標楷體" w:eastAsia="標楷體" w:hAnsi="標楷體" w:cs="新細明體" w:hint="eastAsia"/>
+                <w:color w:val="000000"/>
+                <w:kern w:val="0"/>
+                <w14:ligatures w14:val="none"/>
+              </w:rPr>
+            </w:pPr>
+            <w:r>
+              <w:rPr>
+                <w:rFonts w:ascii="標楷體" w:eastAsia="標楷體" w:hAnsi="標楷體" w:cs="新細明體" w:hint="eastAsia"/>
+                <w:color w:val="000000"/>
+                <w:kern w:val="0"/>
+                <w14:ligatures w14:val="none"/>
+              </w:rPr>
+              <w:t>1.62488E-19</w:t>
             </w:r>
           </w:p>
         </w:tc>
@@ -3015,7 +2995,7 @@
                 <w:kern w:val="0"/>
                 <w14:ligatures w14:val="none"/>
               </w:rPr>
-              <w:t>8.76</w:t>
+              <w:t>19.62</w:t>
             </w:r>
           </w:p>
         </w:tc>
@@ -3050,7 +3030,7 @@
                 <w:kern w:val="0"/>
                 <w14:ligatures w14:val="none"/>
               </w:rPr>
-              <w:t>4.36073E-05</w:t>
+              <w:t>1.94699E-05</w:t>
             </w:r>
           </w:p>
         </w:tc>
@@ -3063,32 +3043,30 @@
               <w:bottom w:val="single" w:sz="4" w:space="0" w:color="auto"/>
               <w:right w:val="single" w:sz="4" w:space="0" w:color="auto"/>
             </w:tcBorders>
-            <w:noWrap/>
-            <w:vAlign w:val="center"/>
-            <w:hideMark/>
-          </w:tcPr>
-          <w:p>
-            <w:pPr>
-              <w:widowControl/>
-              <w:spacing w:after="0" w:line="240" w:lineRule="auto"/>
-              <w:jc w:val="center"/>
-              <w:rPr>
-                <w:rFonts w:ascii="標楷體" w:eastAsia="標楷體" w:hAnsi="標楷體" w:cs="新細明體" w:hint="eastAsia"/>
-                <w:kern w:val="0"/>
-                <w:sz w:val="22"/>
-                <w:szCs w:val="22"/>
-                <w14:ligatures w14:val="none"/>
-              </w:rPr>
-            </w:pPr>
-            <w:r>
-              <w:rPr>
-                <w:rFonts w:ascii="標楷體" w:eastAsia="標楷體" w:hAnsi="標楷體" w:cs="新細明體" w:hint="eastAsia"/>
-                <w:kern w:val="0"/>
-                <w:sz w:val="22"/>
-                <w:szCs w:val="22"/>
-                <w14:ligatures w14:val="none"/>
-              </w:rPr>
-              <w:t>126.6</w:t>
+            <w:shd w:val="clear" w:color="000000" w:fill="D9F2D0"/>
+            <w:vAlign w:val="center"/>
+            <w:hideMark/>
+          </w:tcPr>
+          <w:p>
+            <w:pPr>
+              <w:widowControl/>
+              <w:spacing w:after="0" w:line="240" w:lineRule="auto"/>
+              <w:jc w:val="right"/>
+              <w:rPr>
+                <w:rFonts w:ascii="標楷體" w:eastAsia="標楷體" w:hAnsi="標楷體" w:cs="新細明體" w:hint="eastAsia"/>
+                <w:color w:val="000000"/>
+                <w:kern w:val="0"/>
+                <w14:ligatures w14:val="none"/>
+              </w:rPr>
+            </w:pPr>
+            <w:r>
+              <w:rPr>
+                <w:rFonts w:ascii="標楷體" w:eastAsia="標楷體" w:hAnsi="標楷體" w:cs="新細明體" w:hint="eastAsia"/>
+                <w:color w:val="000000"/>
+                <w:kern w:val="0"/>
+                <w14:ligatures w14:val="none"/>
+              </w:rPr>
+              <w:t>54.2</w:t>
             </w:r>
           </w:p>
         </w:tc>
@@ -3099,31 +3077,31 @@
               <w:top w:val="single" w:sz="4" w:space="0" w:color="auto"/>
               <w:left w:val="nil"/>
               <w:bottom w:val="single" w:sz="4" w:space="0" w:color="auto"/>
-              <w:right w:val="single" w:sz="4" w:space="0" w:color="auto"/>
-            </w:tcBorders>
-            <w:vAlign w:val="center"/>
-            <w:hideMark/>
-          </w:tcPr>
-          <w:p>
-            <w:pPr>
-              <w:widowControl/>
-              <w:spacing w:after="0" w:line="240" w:lineRule="auto"/>
-              <w:jc w:val="center"/>
-              <w:rPr>
-                <w:rFonts w:ascii="標楷體" w:eastAsia="標楷體" w:hAnsi="標楷體" w:cs="新細明體" w:hint="eastAsia"/>
-                <w:color w:val="000000"/>
-                <w:kern w:val="0"/>
-                <w14:ligatures w14:val="none"/>
-              </w:rPr>
-            </w:pPr>
-            <w:r>
-              <w:rPr>
-                <w:rFonts w:ascii="標楷體" w:eastAsia="標楷體" w:hAnsi="標楷體" w:cs="新細明體" w:hint="eastAsia"/>
-                <w:color w:val="000000"/>
-                <w:kern w:val="0"/>
-                <w14:ligatures w14:val="none"/>
-              </w:rPr>
-              <w:t>4.4241E-19</w:t>
+              <w:right w:val="single" w:sz="4" w:space="0" w:color="000000"/>
+            </w:tcBorders>
+            <w:vAlign w:val="center"/>
+            <w:hideMark/>
+          </w:tcPr>
+          <w:p>
+            <w:pPr>
+              <w:widowControl/>
+              <w:spacing w:after="0" w:line="240" w:lineRule="auto"/>
+              <w:jc w:val="center"/>
+              <w:rPr>
+                <w:rFonts w:ascii="標楷體" w:eastAsia="標楷體" w:hAnsi="標楷體" w:cs="新細明體" w:hint="eastAsia"/>
+                <w:color w:val="000000"/>
+                <w:kern w:val="0"/>
+                <w14:ligatures w14:val="none"/>
+              </w:rPr>
+            </w:pPr>
+            <w:r>
+              <w:rPr>
+                <w:rFonts w:ascii="標楷體" w:eastAsia="標楷體" w:hAnsi="標楷體" w:cs="新細明體" w:hint="eastAsia"/>
+                <w:color w:val="000000"/>
+                <w:kern w:val="0"/>
+                <w14:ligatures w14:val="none"/>
+              </w:rPr>
+              <w:t>3.08295E-19</w:t>
             </w:r>
           </w:p>
         </w:tc>
@@ -3269,7 +3247,7 @@
                 <w:kern w:val="0"/>
                 <w14:ligatures w14:val="none"/>
               </w:rPr>
-              <w:t>9.11</w:t>
+              <w:t>9.82</w:t>
             </w:r>
           </w:p>
         </w:tc>
@@ -3304,7 +3282,7 @@
                 <w:kern w:val="0"/>
                 <w14:ligatures w14:val="none"/>
               </w:rPr>
-              <w:t>4.19319E-05</w:t>
+              <w:t>3.89002E-05</w:t>
             </w:r>
           </w:p>
         </w:tc>
@@ -3317,32 +3295,30 @@
               <w:bottom w:val="single" w:sz="4" w:space="0" w:color="auto"/>
               <w:right w:val="single" w:sz="4" w:space="0" w:color="auto"/>
             </w:tcBorders>
-            <w:noWrap/>
-            <w:vAlign w:val="center"/>
-            <w:hideMark/>
-          </w:tcPr>
-          <w:p>
-            <w:pPr>
-              <w:widowControl/>
-              <w:spacing w:after="0" w:line="240" w:lineRule="auto"/>
-              <w:jc w:val="center"/>
-              <w:rPr>
-                <w:rFonts w:ascii="標楷體" w:eastAsia="標楷體" w:hAnsi="標楷體" w:cs="新細明體" w:hint="eastAsia"/>
-                <w:kern w:val="0"/>
-                <w:sz w:val="22"/>
-                <w:szCs w:val="22"/>
-                <w14:ligatures w14:val="none"/>
-              </w:rPr>
-            </w:pPr>
-            <w:r>
-              <w:rPr>
-                <w:rFonts w:ascii="標楷體" w:eastAsia="標楷體" w:hAnsi="標楷體" w:cs="新細明體" w:hint="eastAsia"/>
-                <w:kern w:val="0"/>
-                <w:sz w:val="22"/>
-                <w:szCs w:val="22"/>
-                <w14:ligatures w14:val="none"/>
-              </w:rPr>
-              <w:t>128.4</w:t>
+            <w:shd w:val="clear" w:color="000000" w:fill="D9F2D0"/>
+            <w:vAlign w:val="center"/>
+            <w:hideMark/>
+          </w:tcPr>
+          <w:p>
+            <w:pPr>
+              <w:widowControl/>
+              <w:spacing w:after="0" w:line="240" w:lineRule="auto"/>
+              <w:jc w:val="right"/>
+              <w:rPr>
+                <w:rFonts w:ascii="標楷體" w:eastAsia="標楷體" w:hAnsi="標楷體" w:cs="新細明體" w:hint="eastAsia"/>
+                <w:color w:val="000000"/>
+                <w:kern w:val="0"/>
+                <w14:ligatures w14:val="none"/>
+              </w:rPr>
+            </w:pPr>
+            <w:r>
+              <w:rPr>
+                <w:rFonts w:ascii="標楷體" w:eastAsia="標楷體" w:hAnsi="標楷體" w:cs="新細明體" w:hint="eastAsia"/>
+                <w:color w:val="000000"/>
+                <w:kern w:val="0"/>
+                <w14:ligatures w14:val="none"/>
+              </w:rPr>
+              <w:t>148.6</w:t>
             </w:r>
           </w:p>
         </w:tc>
@@ -3353,31 +3329,31 @@
               <w:top w:val="single" w:sz="4" w:space="0" w:color="auto"/>
               <w:left w:val="nil"/>
               <w:bottom w:val="single" w:sz="4" w:space="0" w:color="auto"/>
-              <w:right w:val="single" w:sz="4" w:space="0" w:color="auto"/>
-            </w:tcBorders>
-            <w:vAlign w:val="center"/>
-            <w:hideMark/>
-          </w:tcPr>
-          <w:p>
-            <w:pPr>
-              <w:widowControl/>
-              <w:spacing w:after="0" w:line="240" w:lineRule="auto"/>
-              <w:jc w:val="center"/>
-              <w:rPr>
-                <w:rFonts w:ascii="標楷體" w:eastAsia="標楷體" w:hAnsi="標楷體" w:cs="新細明體" w:hint="eastAsia"/>
-                <w:color w:val="000000"/>
-                <w:kern w:val="0"/>
-                <w14:ligatures w14:val="none"/>
-              </w:rPr>
-            </w:pPr>
-            <w:r>
-              <w:rPr>
-                <w:rFonts w:ascii="標楷體" w:eastAsia="標楷體" w:hAnsi="標楷體" w:cs="新細明體" w:hint="eastAsia"/>
-                <w:color w:val="000000"/>
-                <w:kern w:val="0"/>
-                <w14:ligatures w14:val="none"/>
-              </w:rPr>
-              <w:t>4.11313E-19</w:t>
+              <w:right w:val="single" w:sz="4" w:space="0" w:color="000000"/>
+            </w:tcBorders>
+            <w:vAlign w:val="center"/>
+            <w:hideMark/>
+          </w:tcPr>
+          <w:p>
+            <w:pPr>
+              <w:widowControl/>
+              <w:spacing w:after="0" w:line="240" w:lineRule="auto"/>
+              <w:jc w:val="center"/>
+              <w:rPr>
+                <w:rFonts w:ascii="標楷體" w:eastAsia="標楷體" w:hAnsi="標楷體" w:cs="新細明體" w:hint="eastAsia"/>
+                <w:color w:val="000000"/>
+                <w:kern w:val="0"/>
+                <w14:ligatures w14:val="none"/>
+              </w:rPr>
+            </w:pPr>
+            <w:r>
+              <w:rPr>
+                <w:rFonts w:ascii="標楷體" w:eastAsia="標楷體" w:hAnsi="標楷體" w:cs="新細明體" w:hint="eastAsia"/>
+                <w:color w:val="000000"/>
+                <w:kern w:val="0"/>
+                <w14:ligatures w14:val="none"/>
+              </w:rPr>
+              <w:t>3.17562E-19</w:t>
             </w:r>
           </w:p>
         </w:tc>
@@ -3523,7 +3499,7 @@
                 <w:kern w:val="0"/>
                 <w14:ligatures w14:val="none"/>
               </w:rPr>
-              <w:t>23.48</w:t>
+              <w:t>21.77</w:t>
             </w:r>
           </w:p>
         </w:tc>
@@ -3558,7 +3534,7 @@
                 <w:kern w:val="0"/>
                 <w14:ligatures w14:val="none"/>
               </w:rPr>
-              <w:t>1.62692E-05</w:t>
+              <w:t>1.75471E-05</w:t>
             </w:r>
           </w:p>
         </w:tc>
@@ -3571,32 +3547,30 @@
               <w:bottom w:val="single" w:sz="4" w:space="0" w:color="auto"/>
               <w:right w:val="single" w:sz="4" w:space="0" w:color="auto"/>
             </w:tcBorders>
-            <w:noWrap/>
-            <w:vAlign w:val="center"/>
-            <w:hideMark/>
-          </w:tcPr>
-          <w:p>
-            <w:pPr>
-              <w:widowControl/>
-              <w:spacing w:after="0" w:line="240" w:lineRule="auto"/>
-              <w:jc w:val="center"/>
-              <w:rPr>
-                <w:rFonts w:ascii="標楷體" w:eastAsia="標楷體" w:hAnsi="標楷體" w:cs="新細明體" w:hint="eastAsia"/>
-                <w:kern w:val="0"/>
-                <w:sz w:val="22"/>
-                <w:szCs w:val="22"/>
-                <w14:ligatures w14:val="none"/>
-              </w:rPr>
-            </w:pPr>
-            <w:r>
-              <w:rPr>
-                <w:rFonts w:ascii="標楷體" w:eastAsia="標楷體" w:hAnsi="標楷體" w:cs="新細明體" w:hint="eastAsia"/>
-                <w:kern w:val="0"/>
-                <w:sz w:val="22"/>
-                <w:szCs w:val="22"/>
-                <w14:ligatures w14:val="none"/>
-              </w:rPr>
-              <w:t>41.9</w:t>
+            <w:shd w:val="clear" w:color="000000" w:fill="D9F2D0"/>
+            <w:vAlign w:val="center"/>
+            <w:hideMark/>
+          </w:tcPr>
+          <w:p>
+            <w:pPr>
+              <w:widowControl/>
+              <w:spacing w:after="0" w:line="240" w:lineRule="auto"/>
+              <w:jc w:val="right"/>
+              <w:rPr>
+                <w:rFonts w:ascii="標楷體" w:eastAsia="標楷體" w:hAnsi="標楷體" w:cs="新細明體" w:hint="eastAsia"/>
+                <w:color w:val="000000"/>
+                <w:kern w:val="0"/>
+                <w14:ligatures w14:val="none"/>
+              </w:rPr>
+            </w:pPr>
+            <w:r>
+              <w:rPr>
+                <w:rFonts w:ascii="標楷體" w:eastAsia="標楷體" w:hAnsi="標楷體" w:cs="新細明體" w:hint="eastAsia"/>
+                <w:color w:val="000000"/>
+                <w:kern w:val="0"/>
+                <w14:ligatures w14:val="none"/>
+              </w:rPr>
+              <w:t>93.6</w:t>
             </w:r>
           </w:p>
         </w:tc>
@@ -3607,31 +3581,31 @@
               <w:top w:val="single" w:sz="4" w:space="0" w:color="auto"/>
               <w:left w:val="nil"/>
               <w:bottom w:val="single" w:sz="4" w:space="0" w:color="auto"/>
-              <w:right w:val="single" w:sz="4" w:space="0" w:color="auto"/>
-            </w:tcBorders>
-            <w:vAlign w:val="center"/>
-            <w:hideMark/>
-          </w:tcPr>
-          <w:p>
-            <w:pPr>
-              <w:widowControl/>
-              <w:spacing w:after="0" w:line="240" w:lineRule="auto"/>
-              <w:jc w:val="center"/>
-              <w:rPr>
-                <w:rFonts w:ascii="標楷體" w:eastAsia="標楷體" w:hAnsi="標楷體" w:cs="新細明體" w:hint="eastAsia"/>
-                <w:color w:val="000000"/>
-                <w:kern w:val="0"/>
-                <w14:ligatures w14:val="none"/>
-              </w:rPr>
-            </w:pPr>
-            <w:r>
-              <w:rPr>
-                <w:rFonts w:ascii="標楷體" w:eastAsia="標楷體" w:hAnsi="標楷體" w:cs="新細明體" w:hint="eastAsia"/>
-                <w:color w:val="000000"/>
-                <w:kern w:val="0"/>
-                <w14:ligatures w14:val="none"/>
-              </w:rPr>
-              <w:t>3.04617E-19</w:t>
+              <w:right w:val="single" w:sz="4" w:space="0" w:color="000000"/>
+            </w:tcBorders>
+            <w:vAlign w:val="center"/>
+            <w:hideMark/>
+          </w:tcPr>
+          <w:p>
+            <w:pPr>
+              <w:widowControl/>
+              <w:spacing w:after="0" w:line="240" w:lineRule="auto"/>
+              <w:jc w:val="center"/>
+              <w:rPr>
+                <w:rFonts w:ascii="標楷體" w:eastAsia="標楷體" w:hAnsi="標楷體" w:cs="新細明體" w:hint="eastAsia"/>
+                <w:color w:val="000000"/>
+                <w:kern w:val="0"/>
+                <w14:ligatures w14:val="none"/>
+              </w:rPr>
+            </w:pPr>
+            <w:r>
+              <w:rPr>
+                <w:rFonts w:ascii="標楷體" w:eastAsia="標楷體" w:hAnsi="標楷體" w:cs="新細明體" w:hint="eastAsia"/>
+                <w:color w:val="000000"/>
+                <w:kern w:val="0"/>
+                <w14:ligatures w14:val="none"/>
+              </w:rPr>
+              <w:t>1.52739E-19</w:t>
             </w:r>
           </w:p>
         </w:tc>
@@ -3777,7 +3751,7 @@
                 <w:kern w:val="0"/>
                 <w14:ligatures w14:val="none"/>
               </w:rPr>
-              <w:t>12.36</w:t>
+              <w:t>10.27</w:t>
             </w:r>
           </w:p>
         </w:tc>
@@ -3812,7 +3786,7 @@
                 <w:kern w:val="0"/>
                 <w14:ligatures w14:val="none"/>
               </w:rPr>
-              <w:t>3.09061E-05</w:t>
+              <w:t>3.71957E-05</w:t>
             </w:r>
           </w:p>
         </w:tc>
@@ -3825,32 +3799,30 @@
               <w:bottom w:val="single" w:sz="4" w:space="0" w:color="auto"/>
               <w:right w:val="single" w:sz="4" w:space="0" w:color="auto"/>
             </w:tcBorders>
-            <w:noWrap/>
-            <w:vAlign w:val="center"/>
-            <w:hideMark/>
-          </w:tcPr>
-          <w:p>
-            <w:pPr>
-              <w:widowControl/>
-              <w:spacing w:after="0" w:line="240" w:lineRule="auto"/>
-              <w:jc w:val="center"/>
-              <w:rPr>
-                <w:rFonts w:ascii="標楷體" w:eastAsia="標楷體" w:hAnsi="標楷體" w:cs="新細明體" w:hint="eastAsia"/>
-                <w:kern w:val="0"/>
-                <w:sz w:val="22"/>
-                <w:szCs w:val="22"/>
-                <w14:ligatures w14:val="none"/>
-              </w:rPr>
-            </w:pPr>
-            <w:r>
-              <w:rPr>
-                <w:rFonts w:ascii="標楷體" w:eastAsia="標楷體" w:hAnsi="標楷體" w:cs="新細明體" w:hint="eastAsia"/>
-                <w:kern w:val="0"/>
-                <w:sz w:val="22"/>
-                <w:szCs w:val="22"/>
-                <w14:ligatures w14:val="none"/>
-              </w:rPr>
-              <w:t>83.9</w:t>
+            <w:shd w:val="clear" w:color="000000" w:fill="D9F2D0"/>
+            <w:vAlign w:val="center"/>
+            <w:hideMark/>
+          </w:tcPr>
+          <w:p>
+            <w:pPr>
+              <w:widowControl/>
+              <w:spacing w:after="0" w:line="240" w:lineRule="auto"/>
+              <w:jc w:val="right"/>
+              <w:rPr>
+                <w:rFonts w:ascii="標楷體" w:eastAsia="標楷體" w:hAnsi="標楷體" w:cs="新細明體" w:hint="eastAsia"/>
+                <w:color w:val="000000"/>
+                <w:kern w:val="0"/>
+                <w14:ligatures w14:val="none"/>
+              </w:rPr>
+            </w:pPr>
+            <w:r>
+              <w:rPr>
+                <w:rFonts w:ascii="標楷體" w:eastAsia="標楷體" w:hAnsi="標楷體" w:cs="新細明體" w:hint="eastAsia"/>
+                <w:color w:val="000000"/>
+                <w:kern w:val="0"/>
+                <w14:ligatures w14:val="none"/>
+              </w:rPr>
+              <w:t>272.5</w:t>
             </w:r>
           </w:p>
         </w:tc>
@@ -3861,31 +3833,31 @@
               <w:top w:val="single" w:sz="4" w:space="0" w:color="auto"/>
               <w:left w:val="nil"/>
               <w:bottom w:val="single" w:sz="4" w:space="0" w:color="auto"/>
-              <w:right w:val="single" w:sz="4" w:space="0" w:color="auto"/>
-            </w:tcBorders>
-            <w:vAlign w:val="center"/>
-            <w:hideMark/>
-          </w:tcPr>
-          <w:p>
-            <w:pPr>
-              <w:widowControl/>
-              <w:spacing w:after="0" w:line="240" w:lineRule="auto"/>
-              <w:jc w:val="center"/>
-              <w:rPr>
-                <w:rFonts w:ascii="標楷體" w:eastAsia="標楷體" w:hAnsi="標楷體" w:cs="新細明體" w:hint="eastAsia"/>
-                <w:color w:val="000000"/>
-                <w:kern w:val="0"/>
-                <w14:ligatures w14:val="none"/>
-              </w:rPr>
-            </w:pPr>
-            <w:r>
-              <w:rPr>
-                <w:rFonts w:ascii="標楷體" w:eastAsia="標楷體" w:hAnsi="標楷體" w:cs="新細明體" w:hint="eastAsia"/>
-                <w:color w:val="000000"/>
-                <w:kern w:val="0"/>
-                <w14:ligatures w14:val="none"/>
-              </w:rPr>
-              <w:t>3.98313E-19</w:t>
+              <w:right w:val="single" w:sz="4" w:space="0" w:color="000000"/>
+            </w:tcBorders>
+            <w:vAlign w:val="center"/>
+            <w:hideMark/>
+          </w:tcPr>
+          <w:p>
+            <w:pPr>
+              <w:widowControl/>
+              <w:spacing w:after="0" w:line="240" w:lineRule="auto"/>
+              <w:jc w:val="center"/>
+              <w:rPr>
+                <w:rFonts w:ascii="標楷體" w:eastAsia="標楷體" w:hAnsi="標楷體" w:cs="新細明體" w:hint="eastAsia"/>
+                <w:color w:val="000000"/>
+                <w:kern w:val="0"/>
+                <w14:ligatures w14:val="none"/>
+              </w:rPr>
+            </w:pPr>
+            <w:r>
+              <w:rPr>
+                <w:rFonts w:ascii="標楷體" w:eastAsia="標楷體" w:hAnsi="標楷體" w:cs="新細明體" w:hint="eastAsia"/>
+                <w:color w:val="000000"/>
+                <w:kern w:val="0"/>
+                <w14:ligatures w14:val="none"/>
+              </w:rPr>
+              <w:t>1.61917E-19</w:t>
             </w:r>
           </w:p>
         </w:tc>
@@ -4031,7 +4003,7 @@
                 <w:kern w:val="0"/>
                 <w14:ligatures w14:val="none"/>
               </w:rPr>
-              <w:t>13.6</w:t>
+              <w:t>11.16</w:t>
             </w:r>
           </w:p>
         </w:tc>
@@ -4066,7 +4038,7 @@
                 <w:kern w:val="0"/>
                 <w14:ligatures w14:val="none"/>
               </w:rPr>
-              <w:t>2.80882E-05</w:t>
+              <w:t>3.42294E-05</w:t>
             </w:r>
           </w:p>
         </w:tc>
@@ -4079,32 +4051,30 @@
               <w:bottom w:val="single" w:sz="4" w:space="0" w:color="auto"/>
               <w:right w:val="single" w:sz="4" w:space="0" w:color="auto"/>
             </w:tcBorders>
-            <w:noWrap/>
-            <w:vAlign w:val="center"/>
-            <w:hideMark/>
-          </w:tcPr>
-          <w:p>
-            <w:pPr>
-              <w:widowControl/>
-              <w:spacing w:after="0" w:line="240" w:lineRule="auto"/>
-              <w:jc w:val="center"/>
-              <w:rPr>
-                <w:rFonts w:ascii="標楷體" w:eastAsia="標楷體" w:hAnsi="標楷體" w:cs="新細明體" w:hint="eastAsia"/>
-                <w:kern w:val="0"/>
-                <w:sz w:val="22"/>
-                <w:szCs w:val="22"/>
-                <w14:ligatures w14:val="none"/>
-              </w:rPr>
-            </w:pPr>
-            <w:r>
-              <w:rPr>
-                <w:rFonts w:ascii="標楷體" w:eastAsia="標楷體" w:hAnsi="標楷體" w:cs="新細明體" w:hint="eastAsia"/>
-                <w:kern w:val="0"/>
-                <w:sz w:val="22"/>
-                <w:szCs w:val="22"/>
-                <w14:ligatures w14:val="none"/>
-              </w:rPr>
-              <w:t>173.6</w:t>
+            <w:shd w:val="clear" w:color="000000" w:fill="D9F2D0"/>
+            <w:vAlign w:val="center"/>
+            <w:hideMark/>
+          </w:tcPr>
+          <w:p>
+            <w:pPr>
+              <w:widowControl/>
+              <w:spacing w:after="0" w:line="240" w:lineRule="auto"/>
+              <w:jc w:val="right"/>
+              <w:rPr>
+                <w:rFonts w:ascii="標楷體" w:eastAsia="標楷體" w:hAnsi="標楷體" w:cs="新細明體" w:hint="eastAsia"/>
+                <w:color w:val="000000"/>
+                <w:kern w:val="0"/>
+                <w14:ligatures w14:val="none"/>
+              </w:rPr>
+            </w:pPr>
+            <w:r>
+              <w:rPr>
+                <w:rFonts w:ascii="標楷體" w:eastAsia="標楷體" w:hAnsi="標楷體" w:cs="新細明體" w:hint="eastAsia"/>
+                <w:color w:val="000000"/>
+                <w:kern w:val="0"/>
+                <w14:ligatures w14:val="none"/>
+              </w:rPr>
+              <w:t>224.8</w:t>
             </w:r>
           </w:p>
         </w:tc>
@@ -4115,31 +4085,31 @@
               <w:top w:val="single" w:sz="4" w:space="0" w:color="auto"/>
               <w:left w:val="nil"/>
               <w:bottom w:val="single" w:sz="4" w:space="0" w:color="auto"/>
-              <w:right w:val="single" w:sz="4" w:space="0" w:color="auto"/>
-            </w:tcBorders>
-            <w:vAlign w:val="center"/>
-            <w:hideMark/>
-          </w:tcPr>
-          <w:p>
-            <w:pPr>
-              <w:widowControl/>
-              <w:spacing w:after="0" w:line="240" w:lineRule="auto"/>
-              <w:jc w:val="center"/>
-              <w:rPr>
-                <w:rFonts w:ascii="標楷體" w:eastAsia="標楷體" w:hAnsi="標楷體" w:cs="新細明體" w:hint="eastAsia"/>
-                <w:color w:val="000000"/>
-                <w:kern w:val="0"/>
-                <w14:ligatures w14:val="none"/>
-              </w:rPr>
-            </w:pPr>
-            <w:r>
-              <w:rPr>
-                <w:rFonts w:ascii="標楷體" w:eastAsia="標楷體" w:hAnsi="標楷體" w:cs="新細明體" w:hint="eastAsia"/>
-                <w:color w:val="000000"/>
-                <w:kern w:val="0"/>
-                <w14:ligatures w14:val="none"/>
-              </w:rPr>
-              <w:t>1.66785E-19</w:t>
+              <w:right w:val="single" w:sz="4" w:space="0" w:color="000000"/>
+            </w:tcBorders>
+            <w:vAlign w:val="center"/>
+            <w:hideMark/>
+          </w:tcPr>
+          <w:p>
+            <w:pPr>
+              <w:widowControl/>
+              <w:spacing w:after="0" w:line="240" w:lineRule="auto"/>
+              <w:jc w:val="center"/>
+              <w:rPr>
+                <w:rFonts w:ascii="標楷體" w:eastAsia="標楷體" w:hAnsi="標楷體" w:cs="新細明體" w:hint="eastAsia"/>
+                <w:color w:val="000000"/>
+                <w:kern w:val="0"/>
+                <w14:ligatures w14:val="none"/>
+              </w:rPr>
+            </w:pPr>
+            <w:r>
+              <w:rPr>
+                <w:rFonts w:ascii="標楷體" w:eastAsia="標楷體" w:hAnsi="標楷體" w:cs="新細明體" w:hint="eastAsia"/>
+                <w:color w:val="000000"/>
+                <w:kern w:val="0"/>
+                <w14:ligatures w14:val="none"/>
+              </w:rPr>
+              <w:t>1.73269E-19</w:t>
             </w:r>
           </w:p>
         </w:tc>
@@ -4285,7 +4255,7 @@
                 <w:kern w:val="0"/>
                 <w14:ligatures w14:val="none"/>
               </w:rPr>
-              <w:t>9.53</w:t>
+              <w:t>11.09</w:t>
             </w:r>
           </w:p>
         </w:tc>
@@ -4320,7 +4290,7 @@
                 <w:kern w:val="0"/>
                 <w14:ligatures w14:val="none"/>
               </w:rPr>
-              <w:t>4.00839E-05</w:t>
+              <w:t>3.44454E-05</w:t>
             </w:r>
           </w:p>
         </w:tc>
@@ -4333,32 +4303,30 @@
               <w:bottom w:val="single" w:sz="4" w:space="0" w:color="auto"/>
               <w:right w:val="single" w:sz="4" w:space="0" w:color="auto"/>
             </w:tcBorders>
-            <w:noWrap/>
-            <w:vAlign w:val="center"/>
-            <w:hideMark/>
-          </w:tcPr>
-          <w:p>
-            <w:pPr>
-              <w:widowControl/>
-              <w:spacing w:after="0" w:line="240" w:lineRule="auto"/>
-              <w:jc w:val="center"/>
-              <w:rPr>
-                <w:rFonts w:ascii="標楷體" w:eastAsia="標楷體" w:hAnsi="標楷體" w:cs="新細明體" w:hint="eastAsia"/>
-                <w:kern w:val="0"/>
-                <w:sz w:val="22"/>
-                <w:szCs w:val="22"/>
-                <w14:ligatures w14:val="none"/>
-              </w:rPr>
-            </w:pPr>
-            <w:r>
-              <w:rPr>
-                <w:rFonts w:ascii="標楷體" w:eastAsia="標楷體" w:hAnsi="標楷體" w:cs="新細明體" w:hint="eastAsia"/>
-                <w:kern w:val="0"/>
-                <w:sz w:val="22"/>
-                <w:szCs w:val="22"/>
-                <w14:ligatures w14:val="none"/>
-              </w:rPr>
-              <w:t>232.8</w:t>
+            <w:shd w:val="clear" w:color="000000" w:fill="D9F2D0"/>
+            <w:vAlign w:val="center"/>
+            <w:hideMark/>
+          </w:tcPr>
+          <w:p>
+            <w:pPr>
+              <w:widowControl/>
+              <w:spacing w:after="0" w:line="240" w:lineRule="auto"/>
+              <w:jc w:val="right"/>
+              <w:rPr>
+                <w:rFonts w:ascii="標楷體" w:eastAsia="標楷體" w:hAnsi="標楷體" w:cs="新細明體" w:hint="eastAsia"/>
+                <w:color w:val="000000"/>
+                <w:kern w:val="0"/>
+                <w14:ligatures w14:val="none"/>
+              </w:rPr>
+            </w:pPr>
+            <w:r>
+              <w:rPr>
+                <w:rFonts w:ascii="標楷體" w:eastAsia="標楷體" w:hAnsi="標楷體" w:cs="新細明體" w:hint="eastAsia"/>
+                <w:color w:val="000000"/>
+                <w:kern w:val="0"/>
+                <w14:ligatures w14:val="none"/>
+              </w:rPr>
+              <w:t>125.1</w:t>
             </w:r>
           </w:p>
         </w:tc>
@@ -4369,31 +4337,31 @@
               <w:top w:val="single" w:sz="4" w:space="0" w:color="auto"/>
               <w:left w:val="nil"/>
               <w:bottom w:val="single" w:sz="4" w:space="0" w:color="auto"/>
-              <w:right w:val="single" w:sz="4" w:space="0" w:color="auto"/>
-            </w:tcBorders>
-            <w:vAlign w:val="center"/>
-            <w:hideMark/>
-          </w:tcPr>
-          <w:p>
-            <w:pPr>
-              <w:widowControl/>
-              <w:spacing w:after="0" w:line="240" w:lineRule="auto"/>
-              <w:jc w:val="center"/>
-              <w:rPr>
-                <w:rFonts w:ascii="標楷體" w:eastAsia="標楷體" w:hAnsi="標楷體" w:cs="新細明體" w:hint="eastAsia"/>
-                <w:color w:val="000000"/>
-                <w:kern w:val="0"/>
-                <w14:ligatures w14:val="none"/>
-              </w:rPr>
-            </w:pPr>
-            <w:r>
-              <w:rPr>
-                <w:rFonts w:ascii="標楷體" w:eastAsia="標楷體" w:hAnsi="標楷體" w:cs="新細明體" w:hint="eastAsia"/>
-                <w:color w:val="000000"/>
-                <w:kern w:val="0"/>
-                <w14:ligatures w14:val="none"/>
-              </w:rPr>
-              <w:t>2.12028E-19</w:t>
+              <w:right w:val="single" w:sz="4" w:space="0" w:color="000000"/>
+            </w:tcBorders>
+            <w:vAlign w:val="center"/>
+            <w:hideMark/>
+          </w:tcPr>
+          <w:p>
+            <w:pPr>
+              <w:widowControl/>
+              <w:spacing w:after="0" w:line="240" w:lineRule="auto"/>
+              <w:jc w:val="center"/>
+              <w:rPr>
+                <w:rFonts w:ascii="標楷體" w:eastAsia="標楷體" w:hAnsi="標楷體" w:cs="新細明體" w:hint="eastAsia"/>
+                <w:color w:val="000000"/>
+                <w:kern w:val="0"/>
+                <w14:ligatures w14:val="none"/>
+              </w:rPr>
+            </w:pPr>
+            <w:r>
+              <w:rPr>
+                <w:rFonts w:ascii="標楷體" w:eastAsia="標楷體" w:hAnsi="標楷體" w:cs="新細明體" w:hint="eastAsia"/>
+                <w:color w:val="000000"/>
+                <w:kern w:val="0"/>
+                <w14:ligatures w14:val="none"/>
+              </w:rPr>
+              <w:t>3.14311E-19</w:t>
             </w:r>
           </w:p>
         </w:tc>
@@ -4539,7 +4507,7 @@
                 <w:kern w:val="0"/>
                 <w14:ligatures w14:val="none"/>
               </w:rPr>
-              <w:t>17.25</w:t>
+              <w:t>11.04</w:t>
             </w:r>
           </w:p>
         </w:tc>
@@ -4574,7 +4542,7 @@
                 <w:kern w:val="0"/>
                 <w14:ligatures w14:val="none"/>
               </w:rPr>
-              <w:t>2.21449E-05</w:t>
+              <w:t>3.46014E-05</w:t>
             </w:r>
           </w:p>
         </w:tc>
@@ -4587,32 +4555,30 @@
               <w:bottom w:val="single" w:sz="4" w:space="0" w:color="auto"/>
               <w:right w:val="single" w:sz="4" w:space="0" w:color="auto"/>
             </w:tcBorders>
-            <w:noWrap/>
-            <w:vAlign w:val="center"/>
-            <w:hideMark/>
-          </w:tcPr>
-          <w:p>
-            <w:pPr>
-              <w:widowControl/>
-              <w:spacing w:after="0" w:line="240" w:lineRule="auto"/>
-              <w:jc w:val="center"/>
-              <w:rPr>
-                <w:rFonts w:ascii="標楷體" w:eastAsia="標楷體" w:hAnsi="標楷體" w:cs="新細明體" w:hint="eastAsia"/>
-                <w:kern w:val="0"/>
-                <w:sz w:val="22"/>
-                <w:szCs w:val="22"/>
-                <w14:ligatures w14:val="none"/>
-              </w:rPr>
-            </w:pPr>
-            <w:r>
-              <w:rPr>
-                <w:rFonts w:ascii="標楷體" w:eastAsia="標楷體" w:hAnsi="標楷體" w:cs="新細明體" w:hint="eastAsia"/>
-                <w:kern w:val="0"/>
-                <w:sz w:val="22"/>
-                <w:szCs w:val="22"/>
-                <w14:ligatures w14:val="none"/>
-              </w:rPr>
-              <w:t>115.9</w:t>
+            <w:shd w:val="clear" w:color="000000" w:fill="D9F2D0"/>
+            <w:vAlign w:val="center"/>
+            <w:hideMark/>
+          </w:tcPr>
+          <w:p>
+            <w:pPr>
+              <w:widowControl/>
+              <w:spacing w:after="0" w:line="240" w:lineRule="auto"/>
+              <w:jc w:val="right"/>
+              <w:rPr>
+                <w:rFonts w:ascii="標楷體" w:eastAsia="標楷體" w:hAnsi="標楷體" w:cs="新細明體" w:hint="eastAsia"/>
+                <w:color w:val="000000"/>
+                <w:kern w:val="0"/>
+                <w14:ligatures w14:val="none"/>
+              </w:rPr>
+            </w:pPr>
+            <w:r>
+              <w:rPr>
+                <w:rFonts w:ascii="標楷體" w:eastAsia="標楷體" w:hAnsi="標楷體" w:cs="新細明體" w:hint="eastAsia"/>
+                <w:color w:val="000000"/>
+                <w:kern w:val="0"/>
+                <w14:ligatures w14:val="none"/>
+              </w:rPr>
+              <w:t>76.5</w:t>
             </w:r>
           </w:p>
         </w:tc>
@@ -4623,31 +4589,31 @@
               <w:top w:val="single" w:sz="4" w:space="0" w:color="auto"/>
               <w:left w:val="nil"/>
               <w:bottom w:val="single" w:sz="4" w:space="0" w:color="auto"/>
-              <w:right w:val="single" w:sz="4" w:space="0" w:color="auto"/>
-            </w:tcBorders>
-            <w:vAlign w:val="center"/>
-            <w:hideMark/>
-          </w:tcPr>
-          <w:p>
-            <w:pPr>
-              <w:widowControl/>
-              <w:spacing w:after="0" w:line="240" w:lineRule="auto"/>
-              <w:jc w:val="center"/>
-              <w:rPr>
-                <w:rFonts w:ascii="標楷體" w:eastAsia="標楷體" w:hAnsi="標楷體" w:cs="新細明體" w:hint="eastAsia"/>
-                <w:color w:val="000000"/>
-                <w:kern w:val="0"/>
-                <w14:ligatures w14:val="none"/>
-              </w:rPr>
-            </w:pPr>
-            <w:r>
-              <w:rPr>
-                <w:rFonts w:ascii="標楷體" w:eastAsia="標楷體" w:hAnsi="標楷體" w:cs="新細明體" w:hint="eastAsia"/>
-                <w:color w:val="000000"/>
-                <w:kern w:val="0"/>
-                <w14:ligatures w14:val="none"/>
-              </w:rPr>
-              <w:t>1.74883E-19</w:t>
+              <w:right w:val="single" w:sz="4" w:space="0" w:color="000000"/>
+            </w:tcBorders>
+            <w:vAlign w:val="center"/>
+            <w:hideMark/>
+          </w:tcPr>
+          <w:p>
+            <w:pPr>
+              <w:widowControl/>
+              <w:spacing w:after="0" w:line="240" w:lineRule="auto"/>
+              <w:jc w:val="center"/>
+              <w:rPr>
+                <w:rFonts w:ascii="標楷體" w:eastAsia="標楷體" w:hAnsi="標楷體" w:cs="新細明體" w:hint="eastAsia"/>
+                <w:color w:val="000000"/>
+                <w:kern w:val="0"/>
+                <w14:ligatures w14:val="none"/>
+              </w:rPr>
+            </w:pPr>
+            <w:r>
+              <w:rPr>
+                <w:rFonts w:ascii="標楷體" w:eastAsia="標楷體" w:hAnsi="標楷體" w:cs="新細明體" w:hint="eastAsia"/>
+                <w:color w:val="000000"/>
+                <w:kern w:val="0"/>
+                <w14:ligatures w14:val="none"/>
+              </w:rPr>
+              <w:t>5.17487E-19</w:t>
             </w:r>
           </w:p>
         </w:tc>
@@ -4793,7 +4759,7 @@
                 <w:kern w:val="0"/>
                 <w14:ligatures w14:val="none"/>
               </w:rPr>
-              <w:t>19.33</w:t>
+              <w:t>14.19</w:t>
             </w:r>
           </w:p>
         </w:tc>
@@ -4828,7 +4794,7 @@
                 <w:kern w:val="0"/>
                 <w14:ligatures w14:val="none"/>
               </w:rPr>
-              <w:t>1.9762E-05</w:t>
+              <w:t>2.69204E-05</w:t>
             </w:r>
           </w:p>
         </w:tc>
@@ -4841,32 +4807,30 @@
               <w:bottom w:val="single" w:sz="4" w:space="0" w:color="auto"/>
               <w:right w:val="single" w:sz="4" w:space="0" w:color="auto"/>
             </w:tcBorders>
-            <w:noWrap/>
-            <w:vAlign w:val="center"/>
-            <w:hideMark/>
-          </w:tcPr>
-          <w:p>
-            <w:pPr>
-              <w:widowControl/>
-              <w:spacing w:after="0" w:line="240" w:lineRule="auto"/>
-              <w:jc w:val="center"/>
-              <w:rPr>
-                <w:rFonts w:ascii="標楷體" w:eastAsia="標楷體" w:hAnsi="標楷體" w:cs="新細明體" w:hint="eastAsia"/>
-                <w:kern w:val="0"/>
-                <w:sz w:val="22"/>
-                <w:szCs w:val="22"/>
-                <w14:ligatures w14:val="none"/>
-              </w:rPr>
-            </w:pPr>
-            <w:r>
-              <w:rPr>
-                <w:rFonts w:ascii="標楷體" w:eastAsia="標楷體" w:hAnsi="標楷體" w:cs="新細明體" w:hint="eastAsia"/>
-                <w:kern w:val="0"/>
-                <w:sz w:val="22"/>
-                <w:szCs w:val="22"/>
-                <w14:ligatures w14:val="none"/>
-              </w:rPr>
-              <w:t>69.6</w:t>
+            <w:shd w:val="clear" w:color="000000" w:fill="D9F2D0"/>
+            <w:vAlign w:val="center"/>
+            <w:hideMark/>
+          </w:tcPr>
+          <w:p>
+            <w:pPr>
+              <w:widowControl/>
+              <w:spacing w:after="0" w:line="240" w:lineRule="auto"/>
+              <w:jc w:val="right"/>
+              <w:rPr>
+                <w:rFonts w:ascii="標楷體" w:eastAsia="標楷體" w:hAnsi="標楷體" w:cs="新細明體" w:hint="eastAsia"/>
+                <w:color w:val="000000"/>
+                <w:kern w:val="0"/>
+                <w14:ligatures w14:val="none"/>
+              </w:rPr>
+            </w:pPr>
+            <w:r>
+              <w:rPr>
+                <w:rFonts w:ascii="標楷體" w:eastAsia="標楷體" w:hAnsi="標楷體" w:cs="新細明體" w:hint="eastAsia"/>
+                <w:color w:val="000000"/>
+                <w:kern w:val="0"/>
+                <w14:ligatures w14:val="none"/>
+              </w:rPr>
+              <w:t>158.4</w:t>
             </w:r>
           </w:p>
         </w:tc>
@@ -4877,31 +4841,31 @@
               <w:top w:val="single" w:sz="4" w:space="0" w:color="auto"/>
               <w:left w:val="nil"/>
               <w:bottom w:val="single" w:sz="4" w:space="0" w:color="auto"/>
-              <w:right w:val="single" w:sz="4" w:space="0" w:color="auto"/>
-            </w:tcBorders>
-            <w:vAlign w:val="center"/>
-            <w:hideMark/>
-          </w:tcPr>
-          <w:p>
-            <w:pPr>
-              <w:widowControl/>
-              <w:spacing w:after="0" w:line="240" w:lineRule="auto"/>
-              <w:jc w:val="center"/>
-              <w:rPr>
-                <w:rFonts w:ascii="標楷體" w:eastAsia="標楷體" w:hAnsi="標楷體" w:cs="新細明體" w:hint="eastAsia"/>
-                <w:color w:val="000000"/>
-                <w:kern w:val="0"/>
-                <w14:ligatures w14:val="none"/>
-              </w:rPr>
-            </w:pPr>
-            <w:r>
-              <w:rPr>
-                <w:rFonts w:ascii="標楷體" w:eastAsia="標楷體" w:hAnsi="標楷體" w:cs="新細明體" w:hint="eastAsia"/>
-                <w:color w:val="000000"/>
-                <w:kern w:val="0"/>
-                <w14:ligatures w14:val="none"/>
-              </w:rPr>
-              <w:t>2.45503E-19</w:t>
+              <w:right w:val="single" w:sz="4" w:space="0" w:color="000000"/>
+            </w:tcBorders>
+            <w:vAlign w:val="center"/>
+            <w:hideMark/>
+          </w:tcPr>
+          <w:p>
+            <w:pPr>
+              <w:widowControl/>
+              <w:spacing w:after="0" w:line="240" w:lineRule="auto"/>
+              <w:jc w:val="center"/>
+              <w:rPr>
+                <w:rFonts w:ascii="標楷體" w:eastAsia="標楷體" w:hAnsi="標楷體" w:cs="新細明體" w:hint="eastAsia"/>
+                <w:color w:val="000000"/>
+                <w:kern w:val="0"/>
+                <w14:ligatures w14:val="none"/>
+              </w:rPr>
+            </w:pPr>
+            <w:r>
+              <w:rPr>
+                <w:rFonts w:ascii="標楷體" w:eastAsia="標楷體" w:hAnsi="標楷體" w:cs="新細明體" w:hint="eastAsia"/>
+                <w:color w:val="000000"/>
+                <w:kern w:val="0"/>
+                <w14:ligatures w14:val="none"/>
+              </w:rPr>
+              <w:t>1.71509E-19</w:t>
             </w:r>
           </w:p>
         </w:tc>
@@ -5047,7 +5011,7 @@
                 <w:kern w:val="0"/>
                 <w14:ligatures w14:val="none"/>
               </w:rPr>
-              <w:t>12.57</w:t>
+              <w:t>16.72</w:t>
             </w:r>
           </w:p>
         </w:tc>
@@ -5082,7 +5046,7 @@
                 <w:kern w:val="0"/>
                 <w14:ligatures w14:val="none"/>
               </w:rPr>
-              <w:t>3.03898E-05</w:t>
+              <w:t>2.28469E-05</w:t>
             </w:r>
           </w:p>
         </w:tc>
@@ -5095,32 +5059,30 @@
               <w:bottom w:val="single" w:sz="4" w:space="0" w:color="auto"/>
               <w:right w:val="single" w:sz="4" w:space="0" w:color="auto"/>
             </w:tcBorders>
-            <w:noWrap/>
-            <w:vAlign w:val="center"/>
-            <w:hideMark/>
-          </w:tcPr>
-          <w:p>
-            <w:pPr>
-              <w:widowControl/>
-              <w:spacing w:after="0" w:line="240" w:lineRule="auto"/>
-              <w:jc w:val="center"/>
-              <w:rPr>
-                <w:rFonts w:ascii="標楷體" w:eastAsia="標楷體" w:hAnsi="標楷體" w:cs="新細明體" w:hint="eastAsia"/>
-                <w:kern w:val="0"/>
-                <w:sz w:val="22"/>
-                <w:szCs w:val="22"/>
-                <w14:ligatures w14:val="none"/>
-              </w:rPr>
-            </w:pPr>
-            <w:r>
-              <w:rPr>
-                <w:rFonts w:ascii="標楷體" w:eastAsia="標楷體" w:hAnsi="標楷體" w:cs="新細明體" w:hint="eastAsia"/>
-                <w:kern w:val="0"/>
-                <w:sz w:val="22"/>
-                <w:szCs w:val="22"/>
-                <w14:ligatures w14:val="none"/>
-              </w:rPr>
-              <w:t>211.8</w:t>
+            <w:shd w:val="clear" w:color="000000" w:fill="D9F2D0"/>
+            <w:vAlign w:val="center"/>
+            <w:hideMark/>
+          </w:tcPr>
+          <w:p>
+            <w:pPr>
+              <w:widowControl/>
+              <w:spacing w:after="0" w:line="240" w:lineRule="auto"/>
+              <w:jc w:val="right"/>
+              <w:rPr>
+                <w:rFonts w:ascii="標楷體" w:eastAsia="標楷體" w:hAnsi="標楷體" w:cs="新細明體" w:hint="eastAsia"/>
+                <w:color w:val="000000"/>
+                <w:kern w:val="0"/>
+                <w14:ligatures w14:val="none"/>
+              </w:rPr>
+            </w:pPr>
+            <w:r>
+              <w:rPr>
+                <w:rFonts w:ascii="標楷體" w:eastAsia="標楷體" w:hAnsi="標楷體" w:cs="新細明體" w:hint="eastAsia"/>
+                <w:color w:val="000000"/>
+                <w:kern w:val="0"/>
+                <w14:ligatures w14:val="none"/>
+              </w:rPr>
+              <w:t>143.1</w:t>
             </w:r>
           </w:p>
         </w:tc>
@@ -5131,31 +5093,31 @@
               <w:top w:val="single" w:sz="4" w:space="0" w:color="auto"/>
               <w:left w:val="nil"/>
               <w:bottom w:val="single" w:sz="4" w:space="0" w:color="auto"/>
-              <w:right w:val="single" w:sz="4" w:space="0" w:color="auto"/>
-            </w:tcBorders>
-            <w:vAlign w:val="center"/>
-            <w:hideMark/>
-          </w:tcPr>
-          <w:p>
-            <w:pPr>
-              <w:widowControl/>
-              <w:spacing w:after="0" w:line="240" w:lineRule="auto"/>
-              <w:jc w:val="center"/>
-              <w:rPr>
-                <w:rFonts w:ascii="標楷體" w:eastAsia="標楷體" w:hAnsi="標楷體" w:cs="新細明體" w:hint="eastAsia"/>
-                <w:color w:val="000000"/>
-                <w:kern w:val="0"/>
-                <w14:ligatures w14:val="none"/>
-              </w:rPr>
-            </w:pPr>
-            <w:r>
-              <w:rPr>
-                <w:rFonts w:ascii="標楷體" w:eastAsia="標楷體" w:hAnsi="標楷體" w:cs="新細明體" w:hint="eastAsia"/>
-                <w:color w:val="000000"/>
-                <w:kern w:val="0"/>
-                <w14:ligatures w14:val="none"/>
-              </w:rPr>
-              <w:t>1.53846E-19</w:t>
+              <w:right w:val="single" w:sz="4" w:space="0" w:color="000000"/>
+            </w:tcBorders>
+            <w:vAlign w:val="center"/>
+            <w:hideMark/>
+          </w:tcPr>
+          <w:p>
+            <w:pPr>
+              <w:widowControl/>
+              <w:spacing w:after="0" w:line="240" w:lineRule="auto"/>
+              <w:jc w:val="center"/>
+              <w:rPr>
+                <w:rFonts w:ascii="標楷體" w:eastAsia="標楷體" w:hAnsi="標楷體" w:cs="新細明體" w:hint="eastAsia"/>
+                <w:color w:val="000000"/>
+                <w:kern w:val="0"/>
+                <w14:ligatures w14:val="none"/>
+              </w:rPr>
+            </w:pPr>
+            <w:r>
+              <w:rPr>
+                <w:rFonts w:ascii="標楷體" w:eastAsia="標楷體" w:hAnsi="標楷體" w:cs="新細明體" w:hint="eastAsia"/>
+                <w:color w:val="000000"/>
+                <w:kern w:val="0"/>
+                <w14:ligatures w14:val="none"/>
+              </w:rPr>
+              <w:t>1.4843E-19</w:t>
             </w:r>
           </w:p>
         </w:tc>
@@ -5301,7 +5263,7 @@
                 <w:kern w:val="0"/>
                 <w14:ligatures w14:val="none"/>
               </w:rPr>
-              <w:t>4.07</w:t>
+              <w:t>7.52</w:t>
             </w:r>
           </w:p>
         </w:tc>
@@ -5336,7 +5298,7 @@
                 <w:kern w:val="0"/>
                 <w14:ligatures w14:val="none"/>
               </w:rPr>
-              <w:t>9.38575E-05</w:t>
+              <w:t>5.07979E-05</w:t>
             </w:r>
           </w:p>
         </w:tc>
@@ -5349,32 +5311,30 @@
               <w:bottom w:val="single" w:sz="4" w:space="0" w:color="auto"/>
               <w:right w:val="single" w:sz="4" w:space="0" w:color="auto"/>
             </w:tcBorders>
-            <w:noWrap/>
-            <w:vAlign w:val="center"/>
-            <w:hideMark/>
-          </w:tcPr>
-          <w:p>
-            <w:pPr>
-              <w:widowControl/>
-              <w:spacing w:after="0" w:line="240" w:lineRule="auto"/>
-              <w:jc w:val="center"/>
-              <w:rPr>
-                <w:rFonts w:ascii="標楷體" w:eastAsia="標楷體" w:hAnsi="標楷體" w:cs="新細明體" w:hint="eastAsia"/>
-                <w:kern w:val="0"/>
-                <w:sz w:val="22"/>
-                <w:szCs w:val="22"/>
-                <w14:ligatures w14:val="none"/>
-              </w:rPr>
-            </w:pPr>
-            <w:r>
-              <w:rPr>
-                <w:rFonts w:ascii="標楷體" w:eastAsia="標楷體" w:hAnsi="標楷體" w:cs="新細明體" w:hint="eastAsia"/>
-                <w:kern w:val="0"/>
-                <w:sz w:val="22"/>
-                <w:szCs w:val="22"/>
-                <w14:ligatures w14:val="none"/>
-              </w:rPr>
-              <w:t>225.3</w:t>
+            <w:shd w:val="clear" w:color="000000" w:fill="D9F2D0"/>
+            <w:vAlign w:val="center"/>
+            <w:hideMark/>
+          </w:tcPr>
+          <w:p>
+            <w:pPr>
+              <w:widowControl/>
+              <w:spacing w:after="0" w:line="240" w:lineRule="auto"/>
+              <w:jc w:val="right"/>
+              <w:rPr>
+                <w:rFonts w:ascii="標楷體" w:eastAsia="標楷體" w:hAnsi="標楷體" w:cs="新細明體" w:hint="eastAsia"/>
+                <w:color w:val="000000"/>
+                <w:kern w:val="0"/>
+                <w14:ligatures w14:val="none"/>
+              </w:rPr>
+            </w:pPr>
+            <w:r>
+              <w:rPr>
+                <w:rFonts w:ascii="標楷體" w:eastAsia="標楷體" w:hAnsi="標楷體" w:cs="新細明體" w:hint="eastAsia"/>
+                <w:color w:val="000000"/>
+                <w:kern w:val="0"/>
+                <w14:ligatures w14:val="none"/>
+              </w:rPr>
+              <w:t>137.8</w:t>
             </w:r>
           </w:p>
         </w:tc>
@@ -5385,31 +5345,31 @@
               <w:top w:val="single" w:sz="4" w:space="0" w:color="auto"/>
               <w:left w:val="nil"/>
               <w:bottom w:val="single" w:sz="4" w:space="0" w:color="auto"/>
-              <w:right w:val="single" w:sz="4" w:space="0" w:color="auto"/>
-            </w:tcBorders>
-            <w:vAlign w:val="center"/>
-            <w:hideMark/>
-          </w:tcPr>
-          <w:p>
-            <w:pPr>
-              <w:widowControl/>
-              <w:spacing w:after="0" w:line="240" w:lineRule="auto"/>
-              <w:jc w:val="center"/>
-              <w:rPr>
-                <w:rFonts w:ascii="標楷體" w:eastAsia="標楷體" w:hAnsi="標楷體" w:cs="新細明體" w:hint="eastAsia"/>
-                <w:color w:val="000000"/>
-                <w:kern w:val="0"/>
-                <w14:ligatures w14:val="none"/>
-              </w:rPr>
-            </w:pPr>
-            <w:r>
-              <w:rPr>
-                <w:rFonts w:ascii="標楷體" w:eastAsia="標楷體" w:hAnsi="標楷體" w:cs="新細明體" w:hint="eastAsia"/>
-                <w:color w:val="000000"/>
-                <w:kern w:val="0"/>
-                <w14:ligatures w14:val="none"/>
-              </w:rPr>
-              <w:t>7.84986E-19</w:t>
+              <w:right w:val="single" w:sz="4" w:space="0" w:color="000000"/>
+            </w:tcBorders>
+            <w:vAlign w:val="center"/>
+            <w:hideMark/>
+          </w:tcPr>
+          <w:p>
+            <w:pPr>
+              <w:widowControl/>
+              <w:spacing w:after="0" w:line="240" w:lineRule="auto"/>
+              <w:jc w:val="center"/>
+              <w:rPr>
+                <w:rFonts w:ascii="標楷體" w:eastAsia="標楷體" w:hAnsi="標楷體" w:cs="新細明體" w:hint="eastAsia"/>
+                <w:color w:val="000000"/>
+                <w:kern w:val="0"/>
+                <w14:ligatures w14:val="none"/>
+              </w:rPr>
+            </w:pPr>
+            <w:r>
+              <w:rPr>
+                <w:rFonts w:ascii="標楷體" w:eastAsia="標楷體" w:hAnsi="標楷體" w:cs="新細明體" w:hint="eastAsia"/>
+                <w:color w:val="000000"/>
+                <w:kern w:val="0"/>
+                <w14:ligatures w14:val="none"/>
+              </w:rPr>
+              <w:t>5.11021E-19</w:t>
             </w:r>
           </w:p>
         </w:tc>
@@ -5555,7 +5515,7 @@
                 <w:kern w:val="0"/>
                 <w14:ligatures w14:val="none"/>
               </w:rPr>
-              <w:t>8.24</w:t>
+              <w:t>14.71</w:t>
             </w:r>
           </w:p>
         </w:tc>
@@ -5590,7 +5550,7 @@
                 <w:kern w:val="0"/>
                 <w14:ligatures w14:val="none"/>
               </w:rPr>
-              <w:t>4.63592E-05</w:t>
+              <w:t>2.59687E-05</w:t>
             </w:r>
           </w:p>
         </w:tc>
@@ -5603,32 +5563,30 @@
               <w:bottom w:val="single" w:sz="4" w:space="0" w:color="auto"/>
               <w:right w:val="single" w:sz="4" w:space="0" w:color="auto"/>
             </w:tcBorders>
-            <w:noWrap/>
-            <w:vAlign w:val="center"/>
-            <w:hideMark/>
-          </w:tcPr>
-          <w:p>
-            <w:pPr>
-              <w:widowControl/>
-              <w:spacing w:after="0" w:line="240" w:lineRule="auto"/>
-              <w:jc w:val="center"/>
-              <w:rPr>
-                <w:rFonts w:ascii="標楷體" w:eastAsia="標楷體" w:hAnsi="標楷體" w:cs="新細明體" w:hint="eastAsia"/>
-                <w:kern w:val="0"/>
-                <w:sz w:val="22"/>
-                <w:szCs w:val="22"/>
-                <w14:ligatures w14:val="none"/>
-              </w:rPr>
-            </w:pPr>
-            <w:r>
-              <w:rPr>
-                <w:rFonts w:ascii="標楷體" w:eastAsia="標楷體" w:hAnsi="標楷體" w:cs="新細明體" w:hint="eastAsia"/>
-                <w:kern w:val="0"/>
-                <w:sz w:val="22"/>
-                <w:szCs w:val="22"/>
-                <w14:ligatures w14:val="none"/>
-              </w:rPr>
-              <w:t>42.2</w:t>
+            <w:shd w:val="clear" w:color="000000" w:fill="D9F2D0"/>
+            <w:vAlign w:val="center"/>
+            <w:hideMark/>
+          </w:tcPr>
+          <w:p>
+            <w:pPr>
+              <w:widowControl/>
+              <w:spacing w:after="0" w:line="240" w:lineRule="auto"/>
+              <w:jc w:val="right"/>
+              <w:rPr>
+                <w:rFonts w:ascii="標楷體" w:eastAsia="標楷體" w:hAnsi="標楷體" w:cs="新細明體" w:hint="eastAsia"/>
+                <w:color w:val="000000"/>
+                <w:kern w:val="0"/>
+                <w14:ligatures w14:val="none"/>
+              </w:rPr>
+            </w:pPr>
+            <w:r>
+              <w:rPr>
+                <w:rFonts w:ascii="標楷體" w:eastAsia="標楷體" w:hAnsi="標楷體" w:cs="新細明體" w:hint="eastAsia"/>
+                <w:color w:val="000000"/>
+                <w:kern w:val="0"/>
+                <w14:ligatures w14:val="none"/>
+              </w:rPr>
+              <w:t>167.4</w:t>
             </w:r>
           </w:p>
         </w:tc>
@@ -5639,31 +5597,31 @@
               <w:top w:val="single" w:sz="4" w:space="0" w:color="auto"/>
               <w:left w:val="nil"/>
               <w:bottom w:val="single" w:sz="4" w:space="0" w:color="auto"/>
-              <w:right w:val="single" w:sz="4" w:space="0" w:color="auto"/>
-            </w:tcBorders>
-            <w:vAlign w:val="center"/>
-            <w:hideMark/>
-          </w:tcPr>
-          <w:p>
-            <w:pPr>
-              <w:widowControl/>
-              <w:spacing w:after="0" w:line="240" w:lineRule="auto"/>
-              <w:jc w:val="center"/>
-              <w:rPr>
-                <w:rFonts w:ascii="標楷體" w:eastAsia="標楷體" w:hAnsi="標楷體" w:cs="新細明體" w:hint="eastAsia"/>
-                <w:color w:val="000000"/>
-                <w:kern w:val="0"/>
-                <w14:ligatures w14:val="none"/>
-              </w:rPr>
-            </w:pPr>
-            <w:r>
-              <w:rPr>
-                <w:rFonts w:ascii="標楷體" w:eastAsia="標楷體" w:hAnsi="標楷體" w:cs="新細明體" w:hint="eastAsia"/>
-                <w:color w:val="000000"/>
-                <w:kern w:val="0"/>
-                <w14:ligatures w14:val="none"/>
-              </w:rPr>
-              <w:t>1.45483E-18</w:t>
+              <w:right w:val="single" w:sz="4" w:space="0" w:color="000000"/>
+            </w:tcBorders>
+            <w:vAlign w:val="center"/>
+            <w:hideMark/>
+          </w:tcPr>
+          <w:p>
+            <w:pPr>
+              <w:widowControl/>
+              <w:spacing w:after="0" w:line="240" w:lineRule="auto"/>
+              <w:jc w:val="center"/>
+              <w:rPr>
+                <w:rFonts w:ascii="標楷體" w:eastAsia="標楷體" w:hAnsi="標楷體" w:cs="新細明體" w:hint="eastAsia"/>
+                <w:color w:val="000000"/>
+                <w:kern w:val="0"/>
+                <w14:ligatures w14:val="none"/>
+              </w:rPr>
+            </w:pPr>
+            <w:r>
+              <w:rPr>
+                <w:rFonts w:ascii="標楷體" w:eastAsia="標楷體" w:hAnsi="標楷體" w:cs="新細明體" w:hint="eastAsia"/>
+                <w:color w:val="000000"/>
+                <w:kern w:val="0"/>
+                <w14:ligatures w14:val="none"/>
+              </w:rPr>
+              <w:t>1.53759E-19</w:t>
             </w:r>
           </w:p>
         </w:tc>
@@ -5809,7 +5767,7 @@
                 <w:kern w:val="0"/>
                 <w14:ligatures w14:val="none"/>
               </w:rPr>
-              <w:t>20.83</w:t>
+              <w:t>24.8</w:t>
             </w:r>
           </w:p>
         </w:tc>
@@ -5844,7 +5802,7 @@
                 <w:kern w:val="0"/>
                 <w14:ligatures w14:val="none"/>
               </w:rPr>
-              <w:t>1.83389E-05</w:t>
+              <w:t>1.54032E-05</w:t>
             </w:r>
           </w:p>
         </w:tc>
@@ -5857,32 +5815,30 @@
               <w:bottom w:val="single" w:sz="4" w:space="0" w:color="auto"/>
               <w:right w:val="single" w:sz="4" w:space="0" w:color="auto"/>
             </w:tcBorders>
-            <w:noWrap/>
-            <w:vAlign w:val="center"/>
-            <w:hideMark/>
-          </w:tcPr>
-          <w:p>
-            <w:pPr>
-              <w:widowControl/>
-              <w:spacing w:after="0" w:line="240" w:lineRule="auto"/>
-              <w:jc w:val="center"/>
-              <w:rPr>
-                <w:rFonts w:ascii="標楷體" w:eastAsia="標楷體" w:hAnsi="標楷體" w:cs="新細明體" w:hint="eastAsia"/>
-                <w:kern w:val="0"/>
-                <w:sz w:val="22"/>
-                <w:szCs w:val="22"/>
-                <w14:ligatures w14:val="none"/>
-              </w:rPr>
-            </w:pPr>
-            <w:r>
-              <w:rPr>
-                <w:rFonts w:ascii="標楷體" w:eastAsia="標楷體" w:hAnsi="標楷體" w:cs="新細明體" w:hint="eastAsia"/>
-                <w:kern w:val="0"/>
-                <w:sz w:val="22"/>
-                <w:szCs w:val="22"/>
-                <w14:ligatures w14:val="none"/>
-              </w:rPr>
-              <w:t>92.9</w:t>
+            <w:shd w:val="clear" w:color="000000" w:fill="D9F2D0"/>
+            <w:vAlign w:val="center"/>
+            <w:hideMark/>
+          </w:tcPr>
+          <w:p>
+            <w:pPr>
+              <w:widowControl/>
+              <w:spacing w:after="0" w:line="240" w:lineRule="auto"/>
+              <w:jc w:val="right"/>
+              <w:rPr>
+                <w:rFonts w:ascii="標楷體" w:eastAsia="標楷體" w:hAnsi="標楷體" w:cs="新細明體" w:hint="eastAsia"/>
+                <w:color w:val="000000"/>
+                <w:kern w:val="0"/>
+                <w14:ligatures w14:val="none"/>
+              </w:rPr>
+            </w:pPr>
+            <w:r>
+              <w:rPr>
+                <w:rFonts w:ascii="標楷體" w:eastAsia="標楷體" w:hAnsi="標楷體" w:cs="新細明體" w:hint="eastAsia"/>
+                <w:color w:val="000000"/>
+                <w:kern w:val="0"/>
+                <w14:ligatures w14:val="none"/>
+              </w:rPr>
+              <w:t>73.9</w:t>
             </w:r>
           </w:p>
         </w:tc>
@@ -5893,31 +5849,31 @@
               <w:top w:val="single" w:sz="4" w:space="0" w:color="auto"/>
               <w:left w:val="nil"/>
               <w:bottom w:val="single" w:sz="4" w:space="0" w:color="auto"/>
-              <w:right w:val="single" w:sz="4" w:space="0" w:color="auto"/>
-            </w:tcBorders>
-            <w:vAlign w:val="center"/>
-            <w:hideMark/>
-          </w:tcPr>
-          <w:p>
-            <w:pPr>
-              <w:widowControl/>
-              <w:spacing w:after="0" w:line="240" w:lineRule="auto"/>
-              <w:jc w:val="center"/>
-              <w:rPr>
-                <w:rFonts w:ascii="標楷體" w:eastAsia="標楷體" w:hAnsi="標楷體" w:cs="新細明體" w:hint="eastAsia"/>
-                <w:color w:val="000000"/>
-                <w:kern w:val="0"/>
-                <w14:ligatures w14:val="none"/>
-              </w:rPr>
-            </w:pPr>
-            <w:r>
-              <w:rPr>
-                <w:rFonts w:ascii="標楷體" w:eastAsia="標楷體" w:hAnsi="標楷體" w:cs="新細明體" w:hint="eastAsia"/>
-                <w:color w:val="000000"/>
-                <w:kern w:val="0"/>
-                <w14:ligatures w14:val="none"/>
-              </w:rPr>
-              <w:t>1.64424E-19</w:t>
+              <w:right w:val="single" w:sz="4" w:space="0" w:color="000000"/>
+            </w:tcBorders>
+            <w:vAlign w:val="center"/>
+            <w:hideMark/>
+          </w:tcPr>
+          <w:p>
+            <w:pPr>
+              <w:widowControl/>
+              <w:spacing w:after="0" w:line="240" w:lineRule="auto"/>
+              <w:jc w:val="center"/>
+              <w:rPr>
+                <w:rFonts w:ascii="標楷體" w:eastAsia="標楷體" w:hAnsi="標楷體" w:cs="新細明體" w:hint="eastAsia"/>
+                <w:color w:val="000000"/>
+                <w:kern w:val="0"/>
+                <w14:ligatures w14:val="none"/>
+              </w:rPr>
+            </w:pPr>
+            <w:r>
+              <w:rPr>
+                <w:rFonts w:ascii="標楷體" w:eastAsia="標楷體" w:hAnsi="標楷體" w:cs="新細明體" w:hint="eastAsia"/>
+                <w:color w:val="000000"/>
+                <w:kern w:val="0"/>
+                <w14:ligatures w14:val="none"/>
+              </w:rPr>
+              <w:t>1.59108E-19</w:t>
             </w:r>
           </w:p>
         </w:tc>
@@ -6063,7 +6019,7 @@
                 <w:kern w:val="0"/>
                 <w14:ligatures w14:val="none"/>
               </w:rPr>
-              <w:t>24.08</w:t>
+              <w:t>19.74</w:t>
             </w:r>
           </w:p>
         </w:tc>
@@ -6098,7 +6054,7 @@
                 <w:kern w:val="0"/>
                 <w14:ligatures w14:val="none"/>
               </w:rPr>
-              <w:t>1.58638E-05</w:t>
+              <w:t>1.93516E-05</w:t>
             </w:r>
           </w:p>
         </w:tc>
@@ -6111,32 +6067,30 @@
               <w:bottom w:val="single" w:sz="4" w:space="0" w:color="auto"/>
               <w:right w:val="single" w:sz="4" w:space="0" w:color="auto"/>
             </w:tcBorders>
-            <w:noWrap/>
-            <w:vAlign w:val="center"/>
-            <w:hideMark/>
-          </w:tcPr>
-          <w:p>
-            <w:pPr>
-              <w:widowControl/>
-              <w:spacing w:after="0" w:line="240" w:lineRule="auto"/>
-              <w:jc w:val="center"/>
-              <w:rPr>
-                <w:rFonts w:ascii="標楷體" w:eastAsia="標楷體" w:hAnsi="標楷體" w:cs="新細明體" w:hint="eastAsia"/>
-                <w:kern w:val="0"/>
-                <w:sz w:val="22"/>
-                <w:szCs w:val="22"/>
-                <w14:ligatures w14:val="none"/>
-              </w:rPr>
-            </w:pPr>
-            <w:r>
-              <w:rPr>
-                <w:rFonts w:ascii="標楷體" w:eastAsia="標楷體" w:hAnsi="標楷體" w:cs="新細明體" w:hint="eastAsia"/>
-                <w:kern w:val="0"/>
-                <w:sz w:val="22"/>
-                <w:szCs w:val="22"/>
-                <w14:ligatures w14:val="none"/>
-              </w:rPr>
-              <w:t>72.9</w:t>
+            <w:shd w:val="clear" w:color="000000" w:fill="D9F2D0"/>
+            <w:vAlign w:val="center"/>
+            <w:hideMark/>
+          </w:tcPr>
+          <w:p>
+            <w:pPr>
+              <w:widowControl/>
+              <w:spacing w:after="0" w:line="240" w:lineRule="auto"/>
+              <w:jc w:val="right"/>
+              <w:rPr>
+                <w:rFonts w:ascii="標楷體" w:eastAsia="標楷體" w:hAnsi="標楷體" w:cs="新細明體" w:hint="eastAsia"/>
+                <w:color w:val="000000"/>
+                <w:kern w:val="0"/>
+                <w14:ligatures w14:val="none"/>
+              </w:rPr>
+            </w:pPr>
+            <w:r>
+              <w:rPr>
+                <w:rFonts w:ascii="標楷體" w:eastAsia="標楷體" w:hAnsi="標楷體" w:cs="新細明體" w:hint="eastAsia"/>
+                <w:color w:val="000000"/>
+                <w:kern w:val="0"/>
+                <w14:ligatures w14:val="none"/>
+              </w:rPr>
+              <w:t>102.4</w:t>
             </w:r>
           </w:p>
         </w:tc>
@@ -6147,31 +6101,31 @@
               <w:top w:val="single" w:sz="4" w:space="0" w:color="auto"/>
               <w:left w:val="nil"/>
               <w:bottom w:val="single" w:sz="4" w:space="0" w:color="auto"/>
-              <w:right w:val="single" w:sz="4" w:space="0" w:color="auto"/>
-            </w:tcBorders>
-            <w:vAlign w:val="center"/>
-            <w:hideMark/>
-          </w:tcPr>
-          <w:p>
-            <w:pPr>
-              <w:widowControl/>
-              <w:spacing w:after="0" w:line="240" w:lineRule="auto"/>
-              <w:jc w:val="center"/>
-              <w:rPr>
-                <w:rFonts w:ascii="標楷體" w:eastAsia="標楷體" w:hAnsi="標楷體" w:cs="新細明體" w:hint="eastAsia"/>
-                <w:color w:val="000000"/>
-                <w:kern w:val="0"/>
-                <w14:ligatures w14:val="none"/>
-              </w:rPr>
-            </w:pPr>
-            <w:r>
-              <w:rPr>
-                <w:rFonts w:ascii="標楷體" w:eastAsia="標楷體" w:hAnsi="標楷體" w:cs="新細明體" w:hint="eastAsia"/>
-                <w:color w:val="000000"/>
-                <w:kern w:val="0"/>
-                <w14:ligatures w14:val="none"/>
-              </w:rPr>
-              <w:t>1.68579E-19</w:t>
+              <w:right w:val="single" w:sz="4" w:space="0" w:color="000000"/>
+            </w:tcBorders>
+            <w:vAlign w:val="center"/>
+            <w:hideMark/>
+          </w:tcPr>
+          <w:p>
+            <w:pPr>
+              <w:widowControl/>
+              <w:spacing w:after="0" w:line="240" w:lineRule="auto"/>
+              <w:jc w:val="center"/>
+              <w:rPr>
+                <w:rFonts w:ascii="標楷體" w:eastAsia="標楷體" w:hAnsi="標楷體" w:cs="新細明體" w:hint="eastAsia"/>
+                <w:color w:val="000000"/>
+                <w:kern w:val="0"/>
+                <w14:ligatures w14:val="none"/>
+              </w:rPr>
+            </w:pPr>
+            <w:r>
+              <w:rPr>
+                <w:rFonts w:ascii="標楷體" w:eastAsia="標楷體" w:hAnsi="標楷體" w:cs="新細明體" w:hint="eastAsia"/>
+                <w:color w:val="000000"/>
+                <w:kern w:val="0"/>
+                <w14:ligatures w14:val="none"/>
+              </w:rPr>
+              <w:t>1.61694E-19</w:t>
             </w:r>
           </w:p>
         </w:tc>
@@ -6317,7 +6271,7 @@
                 <w:kern w:val="0"/>
                 <w14:ligatures w14:val="none"/>
               </w:rPr>
-              <w:t>21.72</w:t>
+              <w:t>11.06</w:t>
             </w:r>
           </w:p>
         </w:tc>
@@ -6352,7 +6306,7 @@
                 <w:kern w:val="0"/>
                 <w14:ligatures w14:val="none"/>
               </w:rPr>
-              <w:t>1.75875E-05</w:t>
+              <w:t>3.45389E-05</w:t>
             </w:r>
           </w:p>
         </w:tc>
@@ -6365,32 +6319,30 @@
               <w:bottom w:val="single" w:sz="4" w:space="0" w:color="auto"/>
               <w:right w:val="single" w:sz="4" w:space="0" w:color="auto"/>
             </w:tcBorders>
-            <w:noWrap/>
-            <w:vAlign w:val="center"/>
-            <w:hideMark/>
-          </w:tcPr>
-          <w:p>
-            <w:pPr>
-              <w:widowControl/>
-              <w:spacing w:after="0" w:line="240" w:lineRule="auto"/>
-              <w:jc w:val="center"/>
-              <w:rPr>
-                <w:rFonts w:ascii="標楷體" w:eastAsia="標楷體" w:hAnsi="標楷體" w:cs="新細明體" w:hint="eastAsia"/>
-                <w:kern w:val="0"/>
-                <w:sz w:val="22"/>
-                <w:szCs w:val="22"/>
-                <w14:ligatures w14:val="none"/>
-              </w:rPr>
-            </w:pPr>
-            <w:r>
-              <w:rPr>
-                <w:rFonts w:ascii="標楷體" w:eastAsia="標楷體" w:hAnsi="標楷體" w:cs="新細明體" w:hint="eastAsia"/>
-                <w:kern w:val="0"/>
-                <w:sz w:val="22"/>
-                <w:szCs w:val="22"/>
-                <w14:ligatures w14:val="none"/>
-              </w:rPr>
-              <w:t>288.1</w:t>
+            <w:shd w:val="clear" w:color="000000" w:fill="D9F2D0"/>
+            <w:vAlign w:val="center"/>
+            <w:hideMark/>
+          </w:tcPr>
+          <w:p>
+            <w:pPr>
+              <w:widowControl/>
+              <w:spacing w:after="0" w:line="240" w:lineRule="auto"/>
+              <w:jc w:val="right"/>
+              <w:rPr>
+                <w:rFonts w:ascii="標楷體" w:eastAsia="標楷體" w:hAnsi="標楷體" w:cs="新細明體" w:hint="eastAsia"/>
+                <w:color w:val="000000"/>
+                <w:kern w:val="0"/>
+                <w14:ligatures w14:val="none"/>
+              </w:rPr>
+            </w:pPr>
+            <w:r>
+              <w:rPr>
+                <w:rFonts w:ascii="標楷體" w:eastAsia="標楷體" w:hAnsi="標楷體" w:cs="新細明體" w:hint="eastAsia"/>
+                <w:color w:val="000000"/>
+                <w:kern w:val="0"/>
+                <w14:ligatures w14:val="none"/>
+              </w:rPr>
+              <w:t>124.4</w:t>
             </w:r>
           </w:p>
         </w:tc>
@@ -6401,31 +6353,31 @@
               <w:top w:val="single" w:sz="4" w:space="0" w:color="auto"/>
               <w:left w:val="nil"/>
               <w:bottom w:val="single" w:sz="4" w:space="0" w:color="auto"/>
-              <w:right w:val="single" w:sz="4" w:space="0" w:color="auto"/>
-            </w:tcBorders>
-            <w:vAlign w:val="center"/>
-            <w:hideMark/>
-          </w:tcPr>
-          <w:p>
-            <w:pPr>
-              <w:widowControl/>
-              <w:spacing w:after="0" w:line="240" w:lineRule="auto"/>
-              <w:jc w:val="center"/>
-              <w:rPr>
-                <w:rFonts w:ascii="標楷體" w:eastAsia="標楷體" w:hAnsi="標楷體" w:cs="新細明體" w:hint="eastAsia"/>
-                <w:color w:val="000000"/>
-                <w:kern w:val="0"/>
-                <w14:ligatures w14:val="none"/>
-              </w:rPr>
-            </w:pPr>
-            <w:r>
-              <w:rPr>
-                <w:rFonts w:ascii="標楷體" w:eastAsia="標楷體" w:hAnsi="標楷體" w:cs="新細明體" w:hint="eastAsia"/>
-                <w:color w:val="000000"/>
-                <w:kern w:val="0"/>
-                <w14:ligatures w14:val="none"/>
-              </w:rPr>
-              <w:t>4.97945E-20</w:t>
+              <w:right w:val="single" w:sz="4" w:space="0" w:color="000000"/>
+            </w:tcBorders>
+            <w:vAlign w:val="center"/>
+            <w:hideMark/>
+          </w:tcPr>
+          <w:p>
+            <w:pPr>
+              <w:widowControl/>
+              <w:spacing w:after="0" w:line="240" w:lineRule="auto"/>
+              <w:jc w:val="center"/>
+              <w:rPr>
+                <w:rFonts w:ascii="標楷體" w:eastAsia="標楷體" w:hAnsi="標楷體" w:cs="新細明體" w:hint="eastAsia"/>
+                <w:color w:val="000000"/>
+                <w:kern w:val="0"/>
+                <w14:ligatures w14:val="none"/>
+              </w:rPr>
+            </w:pPr>
+            <w:r>
+              <w:rPr>
+                <w:rFonts w:ascii="標楷體" w:eastAsia="標楷體" w:hAnsi="標楷體" w:cs="新細明體" w:hint="eastAsia"/>
+                <w:color w:val="000000"/>
+                <w:kern w:val="0"/>
+                <w14:ligatures w14:val="none"/>
+              </w:rPr>
+              <w:t>3.17367E-19</w:t>
             </w:r>
           </w:p>
         </w:tc>
@@ -6571,7 +6523,7 @@
                 <w:kern w:val="0"/>
                 <w14:ligatures w14:val="none"/>
               </w:rPr>
-              <w:t>15.03</w:t>
+              <w:t>17.2</w:t>
             </w:r>
           </w:p>
         </w:tc>
@@ -6606,7 +6558,7 @@
                 <w:kern w:val="0"/>
                 <w14:ligatures w14:val="none"/>
               </w:rPr>
-              <w:t>2.54158E-05</w:t>
+              <w:t>2.22093E-05</w:t>
             </w:r>
           </w:p>
         </w:tc>
@@ -6619,32 +6571,30 @@
               <w:bottom w:val="single" w:sz="4" w:space="0" w:color="auto"/>
               <w:right w:val="single" w:sz="4" w:space="0" w:color="auto"/>
             </w:tcBorders>
-            <w:noWrap/>
-            <w:vAlign w:val="center"/>
-            <w:hideMark/>
-          </w:tcPr>
-          <w:p>
-            <w:pPr>
-              <w:widowControl/>
-              <w:spacing w:after="0" w:line="240" w:lineRule="auto"/>
-              <w:jc w:val="center"/>
-              <w:rPr>
-                <w:rFonts w:ascii="標楷體" w:eastAsia="標楷體" w:hAnsi="標楷體" w:cs="新細明體" w:hint="eastAsia"/>
-                <w:kern w:val="0"/>
-                <w:sz w:val="22"/>
-                <w:szCs w:val="22"/>
-                <w14:ligatures w14:val="none"/>
-              </w:rPr>
-            </w:pPr>
-            <w:r>
-              <w:rPr>
-                <w:rFonts w:ascii="標楷體" w:eastAsia="標楷體" w:hAnsi="標楷體" w:cs="新細明體" w:hint="eastAsia"/>
-                <w:kern w:val="0"/>
-                <w:sz w:val="22"/>
-                <w:szCs w:val="22"/>
-                <w14:ligatures w14:val="none"/>
-              </w:rPr>
-              <w:t>227.7</w:t>
+            <w:shd w:val="clear" w:color="000000" w:fill="D9F2D0"/>
+            <w:vAlign w:val="center"/>
+            <w:hideMark/>
+          </w:tcPr>
+          <w:p>
+            <w:pPr>
+              <w:widowControl/>
+              <w:spacing w:after="0" w:line="240" w:lineRule="auto"/>
+              <w:jc w:val="right"/>
+              <w:rPr>
+                <w:rFonts w:ascii="標楷體" w:eastAsia="標楷體" w:hAnsi="標楷體" w:cs="新細明體" w:hint="eastAsia"/>
+                <w:color w:val="000000"/>
+                <w:kern w:val="0"/>
+                <w14:ligatures w14:val="none"/>
+              </w:rPr>
+            </w:pPr>
+            <w:r>
+              <w:rPr>
+                <w:rFonts w:ascii="標楷體" w:eastAsia="標楷體" w:hAnsi="標楷體" w:cs="新細明體" w:hint="eastAsia"/>
+                <w:color w:val="000000"/>
+                <w:kern w:val="0"/>
+                <w14:ligatures w14:val="none"/>
+              </w:rPr>
+              <w:t>125.6</w:t>
             </w:r>
           </w:p>
         </w:tc>
@@ -6655,31 +6605,31 @@
               <w:top w:val="single" w:sz="4" w:space="0" w:color="auto"/>
               <w:left w:val="nil"/>
               <w:bottom w:val="single" w:sz="4" w:space="0" w:color="auto"/>
-              <w:right w:val="single" w:sz="4" w:space="0" w:color="auto"/>
-            </w:tcBorders>
-            <w:vAlign w:val="center"/>
-            <w:hideMark/>
-          </w:tcPr>
-          <w:p>
-            <w:pPr>
-              <w:widowControl/>
-              <w:spacing w:after="0" w:line="240" w:lineRule="auto"/>
-              <w:jc w:val="center"/>
-              <w:rPr>
-                <w:rFonts w:ascii="標楷體" w:eastAsia="標楷體" w:hAnsi="標楷體" w:cs="新細明體" w:hint="eastAsia"/>
-                <w:color w:val="000000"/>
-                <w:kern w:val="0"/>
-                <w14:ligatures w14:val="none"/>
-              </w:rPr>
-            </w:pPr>
-            <w:r>
-              <w:rPr>
-                <w:rFonts w:ascii="標楷體" w:eastAsia="標楷體" w:hAnsi="標楷體" w:cs="新細明體" w:hint="eastAsia"/>
-                <w:color w:val="000000"/>
-                <w:kern w:val="0"/>
-                <w14:ligatures w14:val="none"/>
-              </w:rPr>
-              <w:t>1.09449E-19</w:t>
+              <w:right w:val="single" w:sz="4" w:space="0" w:color="000000"/>
+            </w:tcBorders>
+            <w:vAlign w:val="center"/>
+            <w:hideMark/>
+          </w:tcPr>
+          <w:p>
+            <w:pPr>
+              <w:widowControl/>
+              <w:spacing w:after="0" w:line="240" w:lineRule="auto"/>
+              <w:jc w:val="center"/>
+              <w:rPr>
+                <w:rFonts w:ascii="標楷體" w:eastAsia="標楷體" w:hAnsi="標楷體" w:cs="新細明體" w:hint="eastAsia"/>
+                <w:color w:val="000000"/>
+                <w:kern w:val="0"/>
+                <w14:ligatures w14:val="none"/>
+              </w:rPr>
+            </w:pPr>
+            <w:r>
+              <w:rPr>
+                <w:rFonts w:ascii="標楷體" w:eastAsia="標楷體" w:hAnsi="標楷體" w:cs="新細明體" w:hint="eastAsia"/>
+                <w:color w:val="000000"/>
+                <w:kern w:val="0"/>
+                <w14:ligatures w14:val="none"/>
+              </w:rPr>
+              <w:t>1.62081E-19</w:t>
             </w:r>
           </w:p>
         </w:tc>
@@ -6825,7 +6775,7 @@
                 <w:kern w:val="0"/>
                 <w14:ligatures w14:val="none"/>
               </w:rPr>
-              <w:t>21.33</w:t>
+              <w:t>5.45</w:t>
             </w:r>
           </w:p>
         </w:tc>
@@ -6860,7 +6810,7 @@
                 <w:kern w:val="0"/>
                 <w14:ligatures w14:val="none"/>
               </w:rPr>
-              <w:t>1.7909E-05</w:t>
+              <w:t>7.00917E-05</w:t>
             </w:r>
           </w:p>
         </w:tc>
@@ -6873,32 +6823,30 @@
               <w:bottom w:val="single" w:sz="4" w:space="0" w:color="auto"/>
               <w:right w:val="single" w:sz="4" w:space="0" w:color="auto"/>
             </w:tcBorders>
-            <w:noWrap/>
-            <w:vAlign w:val="center"/>
-            <w:hideMark/>
-          </w:tcPr>
-          <w:p>
-            <w:pPr>
-              <w:widowControl/>
-              <w:spacing w:after="0" w:line="240" w:lineRule="auto"/>
-              <w:jc w:val="center"/>
-              <w:rPr>
-                <w:rFonts w:ascii="標楷體" w:eastAsia="標楷體" w:hAnsi="標楷體" w:cs="新細明體" w:hint="eastAsia"/>
-                <w:kern w:val="0"/>
-                <w:sz w:val="22"/>
-                <w:szCs w:val="22"/>
-                <w14:ligatures w14:val="none"/>
-              </w:rPr>
-            </w:pPr>
-            <w:r>
-              <w:rPr>
-                <w:rFonts w:ascii="標楷體" w:eastAsia="標楷體" w:hAnsi="標楷體" w:cs="新細明體" w:hint="eastAsia"/>
-                <w:kern w:val="0"/>
-                <w:sz w:val="22"/>
-                <w:szCs w:val="22"/>
-                <w14:ligatures w14:val="none"/>
-              </w:rPr>
-              <w:t>236.3</w:t>
+            <w:shd w:val="clear" w:color="000000" w:fill="D9F2D0"/>
+            <w:vAlign w:val="center"/>
+            <w:hideMark/>
+          </w:tcPr>
+          <w:p>
+            <w:pPr>
+              <w:widowControl/>
+              <w:spacing w:after="0" w:line="240" w:lineRule="auto"/>
+              <w:jc w:val="right"/>
+              <w:rPr>
+                <w:rFonts w:ascii="標楷體" w:eastAsia="標楷體" w:hAnsi="標楷體" w:cs="新細明體" w:hint="eastAsia"/>
+                <w:color w:val="000000"/>
+                <w:kern w:val="0"/>
+                <w14:ligatures w14:val="none"/>
+              </w:rPr>
+            </w:pPr>
+            <w:r>
+              <w:rPr>
+                <w:rFonts w:ascii="標楷體" w:eastAsia="標楷體" w:hAnsi="標楷體" w:cs="新細明體" w:hint="eastAsia"/>
+                <w:color w:val="000000"/>
+                <w:kern w:val="0"/>
+                <w14:ligatures w14:val="none"/>
+              </w:rPr>
+              <w:t>141.2</w:t>
             </w:r>
           </w:p>
         </w:tc>
@@ -6909,31 +6857,31 @@
               <w:top w:val="single" w:sz="4" w:space="0" w:color="auto"/>
               <w:left w:val="nil"/>
               <w:bottom w:val="single" w:sz="4" w:space="0" w:color="auto"/>
-              <w:right w:val="single" w:sz="4" w:space="0" w:color="auto"/>
-            </w:tcBorders>
-            <w:vAlign w:val="center"/>
-            <w:hideMark/>
-          </w:tcPr>
-          <w:p>
-            <w:pPr>
-              <w:widowControl/>
-              <w:spacing w:after="0" w:line="240" w:lineRule="auto"/>
-              <w:jc w:val="center"/>
-              <w:rPr>
-                <w:rFonts w:ascii="標楷體" w:eastAsia="標楷體" w:hAnsi="標楷體" w:cs="新細明體" w:hint="eastAsia"/>
-                <w:color w:val="000000"/>
-                <w:kern w:val="0"/>
-                <w14:ligatures w14:val="none"/>
-              </w:rPr>
-            </w:pPr>
-            <w:r>
-              <w:rPr>
-                <w:rFonts w:ascii="標楷體" w:eastAsia="標楷體" w:hAnsi="標楷體" w:cs="新細明體" w:hint="eastAsia"/>
-                <w:color w:val="000000"/>
-                <w:kern w:val="0"/>
-                <w14:ligatures w14:val="none"/>
-              </w:rPr>
-              <w:t>6.23828E-20</w:t>
+              <w:right w:val="single" w:sz="4" w:space="0" w:color="000000"/>
+            </w:tcBorders>
+            <w:vAlign w:val="center"/>
+            <w:hideMark/>
+          </w:tcPr>
+          <w:p>
+            <w:pPr>
+              <w:widowControl/>
+              <w:spacing w:after="0" w:line="240" w:lineRule="auto"/>
+              <w:jc w:val="center"/>
+              <w:rPr>
+                <w:rFonts w:ascii="標楷體" w:eastAsia="標楷體" w:hAnsi="標楷體" w:cs="新細明體" w:hint="eastAsia"/>
+                <w:color w:val="000000"/>
+                <w:kern w:val="0"/>
+                <w14:ligatures w14:val="none"/>
+              </w:rPr>
+            </w:pPr>
+            <w:r>
+              <w:rPr>
+                <w:rFonts w:ascii="標楷體" w:eastAsia="標楷體" w:hAnsi="標楷體" w:cs="新細明體" w:hint="eastAsia"/>
+                <w:color w:val="000000"/>
+                <w:kern w:val="0"/>
+                <w14:ligatures w14:val="none"/>
+              </w:rPr>
+              <w:t>8.08323E-19</w:t>
             </w:r>
           </w:p>
         </w:tc>
@@ -7079,7 +7027,7 @@
                 <w:kern w:val="0"/>
                 <w14:ligatures w14:val="none"/>
               </w:rPr>
-              <w:t>18.65</w:t>
+              <w:t>24.13</w:t>
             </w:r>
           </w:p>
         </w:tc>
@@ -7114,7 +7062,7 @@
                 <w:kern w:val="0"/>
                 <w14:ligatures w14:val="none"/>
               </w:rPr>
-              <w:t>2.04826E-05</w:t>
+              <w:t>1.58309E-05</w:t>
             </w:r>
           </w:p>
         </w:tc>
@@ -7127,32 +7075,30 @@
               <w:bottom w:val="single" w:sz="4" w:space="0" w:color="auto"/>
               <w:right w:val="single" w:sz="4" w:space="0" w:color="auto"/>
             </w:tcBorders>
-            <w:noWrap/>
-            <w:vAlign w:val="center"/>
-            <w:hideMark/>
-          </w:tcPr>
-          <w:p>
-            <w:pPr>
-              <w:widowControl/>
-              <w:spacing w:after="0" w:line="240" w:lineRule="auto"/>
-              <w:jc w:val="center"/>
-              <w:rPr>
-                <w:rFonts w:ascii="標楷體" w:eastAsia="標楷體" w:hAnsi="標楷體" w:cs="新細明體" w:hint="eastAsia"/>
-                <w:kern w:val="0"/>
-                <w:sz w:val="22"/>
-                <w:szCs w:val="22"/>
-                <w14:ligatures w14:val="none"/>
-              </w:rPr>
-            </w:pPr>
-            <w:r>
-              <w:rPr>
-                <w:rFonts w:ascii="標楷體" w:eastAsia="標楷體" w:hAnsi="標楷體" w:cs="新細明體" w:hint="eastAsia"/>
-                <w:kern w:val="0"/>
-                <w:sz w:val="22"/>
-                <w:szCs w:val="22"/>
-                <w14:ligatures w14:val="none"/>
-              </w:rPr>
-              <w:t>138.4</w:t>
+            <w:shd w:val="clear" w:color="000000" w:fill="D9F2D0"/>
+            <w:vAlign w:val="center"/>
+            <w:hideMark/>
+          </w:tcPr>
+          <w:p>
+            <w:pPr>
+              <w:widowControl/>
+              <w:spacing w:after="0" w:line="240" w:lineRule="auto"/>
+              <w:jc w:val="right"/>
+              <w:rPr>
+                <w:rFonts w:ascii="標楷體" w:eastAsia="標楷體" w:hAnsi="標楷體" w:cs="新細明體" w:hint="eastAsia"/>
+                <w:color w:val="000000"/>
+                <w:kern w:val="0"/>
+                <w14:ligatures w14:val="none"/>
+              </w:rPr>
+            </w:pPr>
+            <w:r>
+              <w:rPr>
+                <w:rFonts w:ascii="標楷體" w:eastAsia="標楷體" w:hAnsi="標楷體" w:cs="新細明體" w:hint="eastAsia"/>
+                <w:color w:val="000000"/>
+                <w:kern w:val="0"/>
+                <w14:ligatures w14:val="none"/>
+              </w:rPr>
+              <w:t>41.1</w:t>
             </w:r>
           </w:p>
         </w:tc>
@@ -7163,31 +7109,31 @@
               <w:top w:val="single" w:sz="4" w:space="0" w:color="auto"/>
               <w:left w:val="nil"/>
               <w:bottom w:val="single" w:sz="4" w:space="0" w:color="auto"/>
-              <w:right w:val="single" w:sz="4" w:space="0" w:color="auto"/>
-            </w:tcBorders>
-            <w:vAlign w:val="center"/>
-            <w:hideMark/>
-          </w:tcPr>
-          <w:p>
-            <w:pPr>
-              <w:widowControl/>
-              <w:spacing w:after="0" w:line="240" w:lineRule="auto"/>
-              <w:jc w:val="center"/>
-              <w:rPr>
-                <w:rFonts w:ascii="標楷體" w:eastAsia="標楷體" w:hAnsi="標楷體" w:cs="新細明體" w:hint="eastAsia"/>
-                <w:color w:val="000000"/>
-                <w:kern w:val="0"/>
-                <w14:ligatures w14:val="none"/>
-              </w:rPr>
-            </w:pPr>
-            <w:r>
-              <w:rPr>
-                <w:rFonts w:ascii="標楷體" w:eastAsia="標楷體" w:hAnsi="標楷體" w:cs="新細明體" w:hint="eastAsia"/>
-                <w:color w:val="000000"/>
-                <w:kern w:val="0"/>
-                <w14:ligatures w14:val="none"/>
-              </w:rPr>
-              <w:t>1.30275E-19</w:t>
+              <w:right w:val="single" w:sz="4" w:space="0" w:color="000000"/>
+            </w:tcBorders>
+            <w:vAlign w:val="center"/>
+            <w:hideMark/>
+          </w:tcPr>
+          <w:p>
+            <w:pPr>
+              <w:widowControl/>
+              <w:spacing w:after="0" w:line="240" w:lineRule="auto"/>
+              <w:jc w:val="center"/>
+              <w:rPr>
+                <w:rFonts w:ascii="標楷體" w:eastAsia="標楷體" w:hAnsi="標楷體" w:cs="新細明體" w:hint="eastAsia"/>
+                <w:color w:val="000000"/>
+                <w:kern w:val="0"/>
+                <w14:ligatures w14:val="none"/>
+              </w:rPr>
+            </w:pPr>
+            <w:r>
+              <w:rPr>
+                <w:rFonts w:ascii="標楷體" w:eastAsia="標楷體" w:hAnsi="標楷體" w:cs="新細明體" w:hint="eastAsia"/>
+                <w:color w:val="000000"/>
+                <w:kern w:val="0"/>
+                <w14:ligatures w14:val="none"/>
+              </w:rPr>
+              <w:t>2.98083E-19</w:t>
             </w:r>
           </w:p>
         </w:tc>
@@ -7333,7 +7279,7 @@
                 <w:kern w:val="0"/>
                 <w14:ligatures w14:val="none"/>
               </w:rPr>
-              <w:t>5.22</w:t>
+              <w:t>16.18</w:t>
             </w:r>
           </w:p>
         </w:tc>
@@ -7368,7 +7314,7 @@
                 <w:kern w:val="0"/>
                 <w14:ligatures w14:val="none"/>
               </w:rPr>
-              <w:t>7.31801E-05</w:t>
+              <w:t>2.36094E-05</w:t>
             </w:r>
           </w:p>
         </w:tc>
@@ -7381,32 +7327,30 @@
               <w:bottom w:val="single" w:sz="4" w:space="0" w:color="auto"/>
               <w:right w:val="single" w:sz="4" w:space="0" w:color="auto"/>
             </w:tcBorders>
-            <w:noWrap/>
-            <w:vAlign w:val="center"/>
-            <w:hideMark/>
-          </w:tcPr>
-          <w:p>
-            <w:pPr>
-              <w:widowControl/>
-              <w:spacing w:after="0" w:line="240" w:lineRule="auto"/>
-              <w:jc w:val="center"/>
-              <w:rPr>
-                <w:rFonts w:ascii="標楷體" w:eastAsia="標楷體" w:hAnsi="標楷體" w:cs="新細明體" w:hint="eastAsia"/>
-                <w:kern w:val="0"/>
-                <w:sz w:val="22"/>
-                <w:szCs w:val="22"/>
-                <w14:ligatures w14:val="none"/>
-              </w:rPr>
-            </w:pPr>
-            <w:r>
-              <w:rPr>
-                <w:rFonts w:ascii="標楷體" w:eastAsia="標楷體" w:hAnsi="標楷體" w:cs="新細明體" w:hint="eastAsia"/>
-                <w:kern w:val="0"/>
-                <w:sz w:val="22"/>
-                <w:szCs w:val="22"/>
-                <w14:ligatures w14:val="none"/>
-              </w:rPr>
-              <w:t>134.5</w:t>
+            <w:shd w:val="clear" w:color="000000" w:fill="D9F2D0"/>
+            <w:vAlign w:val="center"/>
+            <w:hideMark/>
+          </w:tcPr>
+          <w:p>
+            <w:pPr>
+              <w:widowControl/>
+              <w:spacing w:after="0" w:line="240" w:lineRule="auto"/>
+              <w:jc w:val="right"/>
+              <w:rPr>
+                <w:rFonts w:ascii="標楷體" w:eastAsia="標楷體" w:hAnsi="標楷體" w:cs="新細明體" w:hint="eastAsia"/>
+                <w:color w:val="000000"/>
+                <w:kern w:val="0"/>
+                <w14:ligatures w14:val="none"/>
+              </w:rPr>
+            </w:pPr>
+            <w:r>
+              <w:rPr>
+                <w:rFonts w:ascii="標楷體" w:eastAsia="標楷體" w:hAnsi="標楷體" w:cs="新細明體" w:hint="eastAsia"/>
+                <w:color w:val="000000"/>
+                <w:kern w:val="0"/>
+                <w14:ligatures w14:val="none"/>
+              </w:rPr>
+              <w:t>131.8</w:t>
             </w:r>
           </w:p>
         </w:tc>
@@ -7417,31 +7361,31 @@
               <w:top w:val="single" w:sz="4" w:space="0" w:color="auto"/>
               <w:left w:val="nil"/>
               <w:bottom w:val="single" w:sz="4" w:space="0" w:color="auto"/>
-              <w:right w:val="single" w:sz="4" w:space="0" w:color="auto"/>
-            </w:tcBorders>
-            <w:vAlign w:val="center"/>
-            <w:hideMark/>
-          </w:tcPr>
-          <w:p>
-            <w:pPr>
-              <w:widowControl/>
-              <w:spacing w:after="0" w:line="240" w:lineRule="auto"/>
-              <w:jc w:val="center"/>
-              <w:rPr>
-                <w:rFonts w:ascii="標楷體" w:eastAsia="標楷體" w:hAnsi="標楷體" w:cs="新細明體" w:hint="eastAsia"/>
-                <w:color w:val="000000"/>
-                <w:kern w:val="0"/>
-                <w14:ligatures w14:val="none"/>
-              </w:rPr>
-            </w:pPr>
-            <w:r>
-              <w:rPr>
-                <w:rFonts w:ascii="標楷體" w:eastAsia="標楷體" w:hAnsi="標楷體" w:cs="新細明體" w:hint="eastAsia"/>
-                <w:color w:val="000000"/>
-                <w:kern w:val="0"/>
-                <w14:ligatures w14:val="none"/>
-              </w:rPr>
-              <w:t>9.05288E-19</w:t>
+              <w:right w:val="single" w:sz="4" w:space="0" w:color="000000"/>
+            </w:tcBorders>
+            <w:vAlign w:val="center"/>
+            <w:hideMark/>
+          </w:tcPr>
+          <w:p>
+            <w:pPr>
+              <w:widowControl/>
+              <w:spacing w:after="0" w:line="240" w:lineRule="auto"/>
+              <w:jc w:val="center"/>
+              <w:rPr>
+                <w:rFonts w:ascii="標楷體" w:eastAsia="標楷體" w:hAnsi="標楷體" w:cs="新細明體" w:hint="eastAsia"/>
+                <w:color w:val="000000"/>
+                <w:kern w:val="0"/>
+                <w14:ligatures w14:val="none"/>
+              </w:rPr>
+            </w:pPr>
+            <w:r>
+              <w:rPr>
+                <w:rFonts w:ascii="標楷體" w:eastAsia="標楷體" w:hAnsi="標楷體" w:cs="新細明體" w:hint="eastAsia"/>
+                <w:color w:val="000000"/>
+                <w:kern w:val="0"/>
+                <w14:ligatures w14:val="none"/>
+              </w:rPr>
+              <w:t>1.6929E-19</w:t>
             </w:r>
           </w:p>
         </w:tc>
@@ -7587,7 +7531,7 @@
                 <w:kern w:val="0"/>
                 <w14:ligatures w14:val="none"/>
               </w:rPr>
-              <w:t>17.17</w:t>
+              <w:t>22.61</w:t>
             </w:r>
           </w:p>
         </w:tc>
@@ -7622,7 +7566,7 @@
                 <w:kern w:val="0"/>
                 <w14:ligatures w14:val="none"/>
               </w:rPr>
-              <w:t>2.22481E-05</w:t>
+              <w:t>1.68952E-05</w:t>
             </w:r>
           </w:p>
         </w:tc>
@@ -7635,32 +7579,30 @@
               <w:bottom w:val="single" w:sz="4" w:space="0" w:color="auto"/>
               <w:right w:val="single" w:sz="4" w:space="0" w:color="auto"/>
             </w:tcBorders>
-            <w:noWrap/>
-            <w:vAlign w:val="center"/>
-            <w:hideMark/>
-          </w:tcPr>
-          <w:p>
-            <w:pPr>
-              <w:widowControl/>
-              <w:spacing w:after="0" w:line="240" w:lineRule="auto"/>
-              <w:jc w:val="center"/>
-              <w:rPr>
-                <w:rFonts w:ascii="標楷體" w:eastAsia="標楷體" w:hAnsi="標楷體" w:cs="新細明體" w:hint="eastAsia"/>
-                <w:kern w:val="0"/>
-                <w:sz w:val="22"/>
-                <w:szCs w:val="22"/>
-                <w14:ligatures w14:val="none"/>
-              </w:rPr>
-            </w:pPr>
-            <w:r>
-              <w:rPr>
-                <w:rFonts w:ascii="標楷體" w:eastAsia="標楷體" w:hAnsi="標楷體" w:cs="新細明體" w:hint="eastAsia"/>
-                <w:kern w:val="0"/>
-                <w:sz w:val="22"/>
-                <w:szCs w:val="22"/>
-                <w14:ligatures w14:val="none"/>
-              </w:rPr>
-              <w:t>111.2</w:t>
+            <w:shd w:val="clear" w:color="000000" w:fill="D9F2D0"/>
+            <w:vAlign w:val="center"/>
+            <w:hideMark/>
+          </w:tcPr>
+          <w:p>
+            <w:pPr>
+              <w:widowControl/>
+              <w:spacing w:after="0" w:line="240" w:lineRule="auto"/>
+              <w:jc w:val="right"/>
+              <w:rPr>
+                <w:rFonts w:ascii="標楷體" w:eastAsia="標楷體" w:hAnsi="標楷體" w:cs="新細明體" w:hint="eastAsia"/>
+                <w:color w:val="000000"/>
+                <w:kern w:val="0"/>
+                <w14:ligatures w14:val="none"/>
+              </w:rPr>
+            </w:pPr>
+            <w:r>
+              <w:rPr>
+                <w:rFonts w:ascii="標楷體" w:eastAsia="標楷體" w:hAnsi="標楷體" w:cs="新細明體" w:hint="eastAsia"/>
+                <w:color w:val="000000"/>
+                <w:kern w:val="0"/>
+                <w14:ligatures w14:val="none"/>
+              </w:rPr>
+              <w:t>86.8</w:t>
             </w:r>
           </w:p>
         </w:tc>
@@ -7671,31 +7613,31 @@
               <w:top w:val="single" w:sz="4" w:space="0" w:color="auto"/>
               <w:left w:val="nil"/>
               <w:bottom w:val="single" w:sz="4" w:space="0" w:color="auto"/>
-              <w:right w:val="single" w:sz="4" w:space="0" w:color="auto"/>
-            </w:tcBorders>
-            <w:vAlign w:val="center"/>
-            <w:hideMark/>
-          </w:tcPr>
-          <w:p>
-            <w:pPr>
-              <w:widowControl/>
-              <w:spacing w:after="0" w:line="240" w:lineRule="auto"/>
-              <w:jc w:val="center"/>
-              <w:rPr>
-                <w:rFonts w:ascii="標楷體" w:eastAsia="標楷體" w:hAnsi="標楷體" w:cs="新細明體" w:hint="eastAsia"/>
-                <w:color w:val="000000"/>
-                <w:kern w:val="0"/>
-                <w14:ligatures w14:val="none"/>
-              </w:rPr>
-            </w:pPr>
-            <w:r>
-              <w:rPr>
-                <w:rFonts w:ascii="標楷體" w:eastAsia="標楷體" w:hAnsi="標楷體" w:cs="新細明體" w:hint="eastAsia"/>
-                <w:color w:val="000000"/>
-                <w:kern w:val="0"/>
-                <w14:ligatures w14:val="none"/>
-              </w:rPr>
-              <w:t>1.8355E-19</w:t>
+              <w:right w:val="single" w:sz="4" w:space="0" w:color="000000"/>
+            </w:tcBorders>
+            <w:vAlign w:val="center"/>
+            <w:hideMark/>
+          </w:tcPr>
+          <w:p>
+            <w:pPr>
+              <w:widowControl/>
+              <w:spacing w:after="0" w:line="240" w:lineRule="auto"/>
+              <w:jc w:val="center"/>
+              <w:rPr>
+                <w:rFonts w:ascii="標楷體" w:eastAsia="標楷體" w:hAnsi="標楷體" w:cs="新細明體" w:hint="eastAsia"/>
+                <w:color w:val="000000"/>
+                <w:kern w:val="0"/>
+                <w14:ligatures w14:val="none"/>
+              </w:rPr>
+            </w:pPr>
+            <w:r>
+              <w:rPr>
+                <w:rFonts w:ascii="標楷體" w:eastAsia="標楷體" w:hAnsi="標楷體" w:cs="新細明體" w:hint="eastAsia"/>
+                <w:color w:val="000000"/>
+                <w:kern w:val="0"/>
+                <w14:ligatures w14:val="none"/>
+              </w:rPr>
+              <w:t>1.55612E-19</w:t>
             </w:r>
           </w:p>
         </w:tc>
@@ -7842,7 +7784,7 @@
                 <w:kern w:val="0"/>
                 <w14:ligatures w14:val="none"/>
               </w:rPr>
-              <w:t>9.24</w:t>
+              <w:t>17.65</w:t>
             </w:r>
           </w:p>
         </w:tc>
@@ -7877,7 +7819,7 @@
                 <w:kern w:val="0"/>
                 <w14:ligatures w14:val="none"/>
               </w:rPr>
-              <w:t>4.1342E-05</w:t>
+              <w:t>2.16431E-05</w:t>
             </w:r>
           </w:p>
         </w:tc>
@@ -7890,32 +7832,30 @@
               <w:bottom w:val="single" w:sz="4" w:space="0" w:color="auto"/>
               <w:right w:val="single" w:sz="4" w:space="0" w:color="auto"/>
             </w:tcBorders>
-            <w:noWrap/>
-            <w:vAlign w:val="center"/>
-            <w:hideMark/>
-          </w:tcPr>
-          <w:p>
-            <w:pPr>
-              <w:widowControl/>
-              <w:spacing w:after="0" w:line="240" w:lineRule="auto"/>
-              <w:jc w:val="center"/>
-              <w:rPr>
-                <w:rFonts w:ascii="標楷體" w:eastAsia="標楷體" w:hAnsi="標楷體" w:cs="新細明體" w:hint="eastAsia"/>
-                <w:kern w:val="0"/>
-                <w:sz w:val="22"/>
-                <w:szCs w:val="22"/>
-                <w14:ligatures w14:val="none"/>
-              </w:rPr>
-            </w:pPr>
-            <w:r>
-              <w:rPr>
-                <w:rFonts w:ascii="標楷體" w:eastAsia="標楷體" w:hAnsi="標楷體" w:cs="新細明體" w:hint="eastAsia"/>
-                <w:kern w:val="0"/>
-                <w:sz w:val="22"/>
-                <w:szCs w:val="22"/>
-                <w14:ligatures w14:val="none"/>
-              </w:rPr>
-              <w:t>247.1</w:t>
+            <w:shd w:val="clear" w:color="000000" w:fill="D9F2D0"/>
+            <w:vAlign w:val="center"/>
+            <w:hideMark/>
+          </w:tcPr>
+          <w:p>
+            <w:pPr>
+              <w:widowControl/>
+              <w:spacing w:after="0" w:line="240" w:lineRule="auto"/>
+              <w:jc w:val="right"/>
+              <w:rPr>
+                <w:rFonts w:ascii="標楷體" w:eastAsia="標楷體" w:hAnsi="標楷體" w:cs="新細明體" w:hint="eastAsia"/>
+                <w:color w:val="000000"/>
+                <w:kern w:val="0"/>
+                <w14:ligatures w14:val="none"/>
+              </w:rPr>
+            </w:pPr>
+            <w:r>
+              <w:rPr>
+                <w:rFonts w:ascii="標楷體" w:eastAsia="標楷體" w:hAnsi="標楷體" w:cs="新細明體" w:hint="eastAsia"/>
+                <w:color w:val="000000"/>
+                <w:kern w:val="0"/>
+                <w14:ligatures w14:val="none"/>
+              </w:rPr>
+              <w:t>61.4</w:t>
             </w:r>
           </w:p>
         </w:tc>
@@ -7926,31 +7866,31 @@
               <w:top w:val="single" w:sz="4" w:space="0" w:color="auto"/>
               <w:left w:val="nil"/>
               <w:bottom w:val="single" w:sz="4" w:space="0" w:color="auto"/>
-              <w:right w:val="single" w:sz="4" w:space="0" w:color="auto"/>
-            </w:tcBorders>
-            <w:vAlign w:val="center"/>
-            <w:hideMark/>
-          </w:tcPr>
-          <w:p>
-            <w:pPr>
-              <w:widowControl/>
-              <w:spacing w:after="0" w:line="240" w:lineRule="auto"/>
-              <w:jc w:val="center"/>
-              <w:rPr>
-                <w:rFonts w:ascii="標楷體" w:eastAsia="標楷體" w:hAnsi="標楷體" w:cs="新細明體" w:hint="eastAsia"/>
-                <w:color w:val="000000"/>
-                <w:kern w:val="0"/>
-                <w14:ligatures w14:val="none"/>
-              </w:rPr>
-            </w:pPr>
-            <w:r>
-              <w:rPr>
-                <w:rFonts w:ascii="標楷體" w:eastAsia="標楷體" w:hAnsi="標楷體" w:cs="新細明體" w:hint="eastAsia"/>
-                <w:color w:val="000000"/>
-                <w:kern w:val="0"/>
-                <w14:ligatures w14:val="none"/>
-              </w:rPr>
-              <w:t>2.09235E-19</w:t>
+              <w:right w:val="single" w:sz="4" w:space="0" w:color="000000"/>
+            </w:tcBorders>
+            <w:vAlign w:val="center"/>
+            <w:hideMark/>
+          </w:tcPr>
+          <w:p>
+            <w:pPr>
+              <w:widowControl/>
+              <w:spacing w:after="0" w:line="240" w:lineRule="auto"/>
+              <w:jc w:val="center"/>
+              <w:rPr>
+                <w:rFonts w:ascii="標楷體" w:eastAsia="標楷體" w:hAnsi="標楷體" w:cs="新細明體" w:hint="eastAsia"/>
+                <w:color w:val="000000"/>
+                <w:kern w:val="0"/>
+                <w14:ligatures w14:val="none"/>
+              </w:rPr>
+            </w:pPr>
+            <w:r>
+              <w:rPr>
+                <w:rFonts w:ascii="標楷體" w:eastAsia="標楷體" w:hAnsi="標楷體" w:cs="新細明體" w:hint="eastAsia"/>
+                <w:color w:val="000000"/>
+                <w:kern w:val="0"/>
+                <w14:ligatures w14:val="none"/>
+              </w:rPr>
+              <w:t>3.18955E-19</w:t>
             </w:r>
           </w:p>
         </w:tc>
@@ -8096,7 +8036,7 @@
                 <w:kern w:val="0"/>
                 <w14:ligatures w14:val="none"/>
               </w:rPr>
-              <w:t>7.18</w:t>
+              <w:t>14.73</w:t>
             </w:r>
           </w:p>
         </w:tc>
@@ -8131,7 +8071,7 @@
                 <w:kern w:val="0"/>
                 <w14:ligatures w14:val="none"/>
               </w:rPr>
-              <w:t>5.32033E-05</w:t>
+              <w:t>2.59335E-05</w:t>
             </w:r>
           </w:p>
         </w:tc>
@@ -8144,32 +8084,30 @@
               <w:bottom w:val="single" w:sz="4" w:space="0" w:color="auto"/>
               <w:right w:val="single" w:sz="4" w:space="0" w:color="auto"/>
             </w:tcBorders>
-            <w:noWrap/>
-            <w:vAlign w:val="center"/>
-            <w:hideMark/>
-          </w:tcPr>
-          <w:p>
-            <w:pPr>
-              <w:widowControl/>
-              <w:spacing w:after="0" w:line="240" w:lineRule="auto"/>
-              <w:jc w:val="center"/>
-              <w:rPr>
-                <w:rFonts w:ascii="標楷體" w:eastAsia="標楷體" w:hAnsi="標楷體" w:cs="新細明體" w:hint="eastAsia"/>
-                <w:kern w:val="0"/>
-                <w:sz w:val="22"/>
-                <w:szCs w:val="22"/>
-                <w14:ligatures w14:val="none"/>
-              </w:rPr>
-            </w:pPr>
-            <w:r>
-              <w:rPr>
-                <w:rFonts w:ascii="標楷體" w:eastAsia="標楷體" w:hAnsi="標楷體" w:cs="新細明體" w:hint="eastAsia"/>
-                <w:kern w:val="0"/>
-                <w:sz w:val="22"/>
-                <w:szCs w:val="22"/>
-                <w14:ligatures w14:val="none"/>
-              </w:rPr>
-              <w:t>169</w:t>
+            <w:shd w:val="clear" w:color="000000" w:fill="D9F2D0"/>
+            <w:vAlign w:val="center"/>
+            <w:hideMark/>
+          </w:tcPr>
+          <w:p>
+            <w:pPr>
+              <w:widowControl/>
+              <w:spacing w:after="0" w:line="240" w:lineRule="auto"/>
+              <w:jc w:val="right"/>
+              <w:rPr>
+                <w:rFonts w:ascii="標楷體" w:eastAsia="標楷體" w:hAnsi="標楷體" w:cs="新細明體" w:hint="eastAsia"/>
+                <w:color w:val="000000"/>
+                <w:kern w:val="0"/>
+                <w14:ligatures w14:val="none"/>
+              </w:rPr>
+            </w:pPr>
+            <w:r>
+              <w:rPr>
+                <w:rFonts w:ascii="標楷體" w:eastAsia="標楷體" w:hAnsi="標楷體" w:cs="新細明體" w:hint="eastAsia"/>
+                <w:color w:val="000000"/>
+                <w:kern w:val="0"/>
+                <w14:ligatures w14:val="none"/>
+              </w:rPr>
+              <w:t>156.4</w:t>
             </w:r>
           </w:p>
         </w:tc>
@@ -8180,31 +8118,31 @@
               <w:top w:val="single" w:sz="4" w:space="0" w:color="auto"/>
               <w:left w:val="nil"/>
               <w:bottom w:val="single" w:sz="4" w:space="0" w:color="auto"/>
-              <w:right w:val="single" w:sz="4" w:space="0" w:color="auto"/>
-            </w:tcBorders>
-            <w:vAlign w:val="center"/>
-            <w:hideMark/>
-          </w:tcPr>
-          <w:p>
-            <w:pPr>
-              <w:widowControl/>
-              <w:spacing w:after="0" w:line="240" w:lineRule="auto"/>
-              <w:jc w:val="center"/>
-              <w:rPr>
-                <w:rFonts w:ascii="標楷體" w:eastAsia="標楷體" w:hAnsi="標楷體" w:cs="新細明體" w:hint="eastAsia"/>
-                <w:color w:val="000000"/>
-                <w:kern w:val="0"/>
-                <w14:ligatures w14:val="none"/>
-              </w:rPr>
-            </w:pPr>
-            <w:r>
-              <w:rPr>
-                <w:rFonts w:ascii="標楷體" w:eastAsia="標楷體" w:hAnsi="標楷體" w:cs="新細明體" w:hint="eastAsia"/>
-                <w:color w:val="000000"/>
-                <w:kern w:val="0"/>
-                <w14:ligatures w14:val="none"/>
-              </w:rPr>
-              <w:t>4.46623E-19</w:t>
+              <w:right w:val="single" w:sz="4" w:space="0" w:color="000000"/>
+            </w:tcBorders>
+            <w:vAlign w:val="center"/>
+            <w:hideMark/>
+          </w:tcPr>
+          <w:p>
+            <w:pPr>
+              <w:widowControl/>
+              <w:spacing w:after="0" w:line="240" w:lineRule="auto"/>
+              <w:jc w:val="center"/>
+              <w:rPr>
+                <w:rFonts w:ascii="標楷體" w:eastAsia="標楷體" w:hAnsi="標楷體" w:cs="新細明體" w:hint="eastAsia"/>
+                <w:color w:val="000000"/>
+                <w:kern w:val="0"/>
+                <w14:ligatures w14:val="none"/>
+              </w:rPr>
+            </w:pPr>
+            <w:r>
+              <w:rPr>
+                <w:rFonts w:ascii="標楷體" w:eastAsia="標楷體" w:hAnsi="標楷體" w:cs="新細明體" w:hint="eastAsia"/>
+                <w:color w:val="000000"/>
+                <w:kern w:val="0"/>
+                <w14:ligatures w14:val="none"/>
+              </w:rPr>
+              <w:t>1.64238E-19</w:t>
             </w:r>
           </w:p>
         </w:tc>
@@ -8350,7 +8288,7 @@
                 <w:kern w:val="0"/>
                 <w14:ligatures w14:val="none"/>
               </w:rPr>
-              <w:t>24.77</w:t>
+              <w:t>21.79</w:t>
             </w:r>
           </w:p>
         </w:tc>
@@ -8385,7 +8323,7 @@
                 <w:kern w:val="0"/>
                 <w14:ligatures w14:val="none"/>
               </w:rPr>
-              <w:t>1.54219E-05</w:t>
+              <w:t>1.7531E-05</w:t>
             </w:r>
           </w:p>
         </w:tc>
@@ -8398,32 +8336,30 @@
               <w:bottom w:val="single" w:sz="4" w:space="0" w:color="auto"/>
               <w:right w:val="single" w:sz="4" w:space="0" w:color="auto"/>
             </w:tcBorders>
-            <w:noWrap/>
-            <w:vAlign w:val="center"/>
-            <w:hideMark/>
-          </w:tcPr>
-          <w:p>
-            <w:pPr>
-              <w:widowControl/>
-              <w:spacing w:after="0" w:line="240" w:lineRule="auto"/>
-              <w:jc w:val="center"/>
-              <w:rPr>
-                <w:rFonts w:ascii="標楷體" w:eastAsia="標楷體" w:hAnsi="標楷體" w:cs="新細明體" w:hint="eastAsia"/>
-                <w:kern w:val="0"/>
-                <w:sz w:val="22"/>
-                <w:szCs w:val="22"/>
-                <w14:ligatures w14:val="none"/>
-              </w:rPr>
-            </w:pPr>
-            <w:r>
-              <w:rPr>
-                <w:rFonts w:ascii="標楷體" w:eastAsia="標楷體" w:hAnsi="標楷體" w:cs="新細明體" w:hint="eastAsia"/>
-                <w:kern w:val="0"/>
-                <w:sz w:val="22"/>
-                <w:szCs w:val="22"/>
-                <w14:ligatures w14:val="none"/>
-              </w:rPr>
-              <w:t>272.8</w:t>
+            <w:shd w:val="clear" w:color="000000" w:fill="D9F2D0"/>
+            <w:vAlign w:val="center"/>
+            <w:hideMark/>
+          </w:tcPr>
+          <w:p>
+            <w:pPr>
+              <w:widowControl/>
+              <w:spacing w:after="0" w:line="240" w:lineRule="auto"/>
+              <w:jc w:val="right"/>
+              <w:rPr>
+                <w:rFonts w:ascii="標楷體" w:eastAsia="標楷體" w:hAnsi="標楷體" w:cs="新細明體" w:hint="eastAsia"/>
+                <w:color w:val="000000"/>
+                <w:kern w:val="0"/>
+                <w14:ligatures w14:val="none"/>
+              </w:rPr>
+            </w:pPr>
+            <w:r>
+              <w:rPr>
+                <w:rFonts w:ascii="標楷體" w:eastAsia="標楷體" w:hAnsi="標楷體" w:cs="新細明體" w:hint="eastAsia"/>
+                <w:color w:val="000000"/>
+                <w:kern w:val="0"/>
+                <w14:ligatures w14:val="none"/>
+              </w:rPr>
+              <w:t>89.2</w:t>
             </w:r>
           </w:p>
         </w:tc>
@@ -8434,31 +8370,31 @@
               <w:top w:val="single" w:sz="4" w:space="0" w:color="auto"/>
               <w:left w:val="nil"/>
               <w:bottom w:val="single" w:sz="4" w:space="0" w:color="auto"/>
-              <w:right w:val="single" w:sz="4" w:space="0" w:color="auto"/>
-            </w:tcBorders>
-            <w:vAlign w:val="center"/>
-            <w:hideMark/>
-          </w:tcPr>
-          <w:p>
-            <w:pPr>
-              <w:widowControl/>
-              <w:spacing w:after="0" w:line="240" w:lineRule="auto"/>
-              <w:jc w:val="center"/>
-              <w:rPr>
-                <w:rFonts w:ascii="標楷體" w:eastAsia="標楷體" w:hAnsi="標楷體" w:cs="新細明體" w:hint="eastAsia"/>
-                <w:color w:val="000000"/>
-                <w:kern w:val="0"/>
-                <w14:ligatures w14:val="none"/>
-              </w:rPr>
-            </w:pPr>
-            <w:r>
-              <w:rPr>
-                <w:rFonts w:ascii="標楷體" w:eastAsia="標楷體" w:hAnsi="標楷體" w:cs="新細明體" w:hint="eastAsia"/>
-                <w:color w:val="000000"/>
-                <w:kern w:val="0"/>
-                <w14:ligatures w14:val="none"/>
-              </w:rPr>
-              <w:t>4.31799E-20</w:t>
+              <w:right w:val="single" w:sz="4" w:space="0" w:color="000000"/>
+            </w:tcBorders>
+            <w:vAlign w:val="center"/>
+            <w:hideMark/>
+          </w:tcPr>
+          <w:p>
+            <w:pPr>
+              <w:widowControl/>
+              <w:spacing w:after="0" w:line="240" w:lineRule="auto"/>
+              <w:jc w:val="center"/>
+              <w:rPr>
+                <w:rFonts w:ascii="標楷體" w:eastAsia="標楷體" w:hAnsi="標楷體" w:cs="新細明體" w:hint="eastAsia"/>
+                <w:color w:val="000000"/>
+                <w:kern w:val="0"/>
+                <w14:ligatures w14:val="none"/>
+              </w:rPr>
+            </w:pPr>
+            <w:r>
+              <w:rPr>
+                <w:rFonts w:ascii="標楷體" w:eastAsia="標楷體" w:hAnsi="標楷體" w:cs="新細明體" w:hint="eastAsia"/>
+                <w:color w:val="000000"/>
+                <w:kern w:val="0"/>
+                <w14:ligatures w14:val="none"/>
+              </w:rPr>
+              <w:t>1.60053E-19</w:t>
             </w:r>
           </w:p>
         </w:tc>
@@ -8604,7 +8540,7 @@
                 <w:kern w:val="0"/>
                 <w14:ligatures w14:val="none"/>
               </w:rPr>
-              <w:t>21.62</w:t>
+              <w:t>16.9</w:t>
             </w:r>
           </w:p>
         </w:tc>
@@ -8639,7 +8575,7 @@
                 <w:kern w:val="0"/>
                 <w14:ligatures w14:val="none"/>
               </w:rPr>
-              <w:t>1.76688E-05</w:t>
+              <w:t>2.26036E-05</w:t>
             </w:r>
           </w:p>
         </w:tc>
@@ -8652,32 +8588,30 @@
               <w:bottom w:val="single" w:sz="4" w:space="0" w:color="auto"/>
               <w:right w:val="single" w:sz="4" w:space="0" w:color="auto"/>
             </w:tcBorders>
-            <w:noWrap/>
-            <w:vAlign w:val="center"/>
-            <w:hideMark/>
-          </w:tcPr>
-          <w:p>
-            <w:pPr>
-              <w:widowControl/>
-              <w:spacing w:after="0" w:line="240" w:lineRule="auto"/>
-              <w:jc w:val="center"/>
-              <w:rPr>
-                <w:rFonts w:ascii="標楷體" w:eastAsia="標楷體" w:hAnsi="標楷體" w:cs="新細明體" w:hint="eastAsia"/>
-                <w:kern w:val="0"/>
-                <w:sz w:val="22"/>
-                <w:szCs w:val="22"/>
-                <w14:ligatures w14:val="none"/>
-              </w:rPr>
-            </w:pPr>
-            <w:r>
-              <w:rPr>
-                <w:rFonts w:ascii="標楷體" w:eastAsia="標楷體" w:hAnsi="標楷體" w:cs="新細明體" w:hint="eastAsia"/>
-                <w:kern w:val="0"/>
-                <w:sz w:val="22"/>
-                <w:szCs w:val="22"/>
-                <w14:ligatures w14:val="none"/>
-              </w:rPr>
-              <w:t>50.9</w:t>
+            <w:shd w:val="clear" w:color="000000" w:fill="D9F2D0"/>
+            <w:vAlign w:val="center"/>
+            <w:hideMark/>
+          </w:tcPr>
+          <w:p>
+            <w:pPr>
+              <w:widowControl/>
+              <w:spacing w:after="0" w:line="240" w:lineRule="auto"/>
+              <w:jc w:val="right"/>
+              <w:rPr>
+                <w:rFonts w:ascii="標楷體" w:eastAsia="標楷體" w:hAnsi="標楷體" w:cs="新細明體" w:hint="eastAsia"/>
+                <w:color w:val="000000"/>
+                <w:kern w:val="0"/>
+                <w14:ligatures w14:val="none"/>
+              </w:rPr>
+            </w:pPr>
+            <w:r>
+              <w:rPr>
+                <w:rFonts w:ascii="標楷體" w:eastAsia="標楷體" w:hAnsi="標楷體" w:cs="新細明體" w:hint="eastAsia"/>
+                <w:color w:val="000000"/>
+                <w:kern w:val="0"/>
+                <w14:ligatures w14:val="none"/>
+              </w:rPr>
+              <w:t>138.8</w:t>
             </w:r>
           </w:p>
         </w:tc>
@@ -8688,31 +8622,31 @@
               <w:top w:val="single" w:sz="4" w:space="0" w:color="auto"/>
               <w:left w:val="nil"/>
               <w:bottom w:val="single" w:sz="4" w:space="0" w:color="auto"/>
-              <w:right w:val="single" w:sz="4" w:space="0" w:color="auto"/>
-            </w:tcBorders>
-            <w:vAlign w:val="center"/>
-            <w:hideMark/>
-          </w:tcPr>
-          <w:p>
-            <w:pPr>
-              <w:widowControl/>
-              <w:spacing w:after="0" w:line="240" w:lineRule="auto"/>
-              <w:jc w:val="center"/>
-              <w:rPr>
-                <w:rFonts w:ascii="標楷體" w:eastAsia="標楷體" w:hAnsi="標楷體" w:cs="新細明體" w:hint="eastAsia"/>
-                <w:color w:val="000000"/>
-                <w:kern w:val="0"/>
-                <w14:ligatures w14:val="none"/>
-              </w:rPr>
-            </w:pPr>
-            <w:r>
-              <w:rPr>
-                <w:rFonts w:ascii="標楷體" w:eastAsia="標楷體" w:hAnsi="標楷體" w:cs="新細明體" w:hint="eastAsia"/>
-                <w:color w:val="000000"/>
-                <w:kern w:val="0"/>
-                <w14:ligatures w14:val="none"/>
-              </w:rPr>
-              <w:t>2.83801E-19</w:t>
+              <w:right w:val="single" w:sz="4" w:space="0" w:color="000000"/>
+            </w:tcBorders>
+            <w:vAlign w:val="center"/>
+            <w:hideMark/>
+          </w:tcPr>
+          <w:p>
+            <w:pPr>
+              <w:widowControl/>
+              <w:spacing w:after="0" w:line="240" w:lineRule="auto"/>
+              <w:jc w:val="center"/>
+              <w:rPr>
+                <w:rFonts w:ascii="標楷體" w:eastAsia="標楷體" w:hAnsi="標楷體" w:cs="新細明體" w:hint="eastAsia"/>
+                <w:color w:val="000000"/>
+                <w:kern w:val="0"/>
+                <w14:ligatures w14:val="none"/>
+              </w:rPr>
+            </w:pPr>
+            <w:r>
+              <w:rPr>
+                <w:rFonts w:ascii="標楷體" w:eastAsia="標楷體" w:hAnsi="標楷體" w:cs="新細明體" w:hint="eastAsia"/>
+                <w:color w:val="000000"/>
+                <w:kern w:val="0"/>
+                <w14:ligatures w14:val="none"/>
+              </w:rPr>
+              <w:t>1.5059E-19</w:t>
             </w:r>
           </w:p>
         </w:tc>
@@ -8858,7 +8792,7 @@
                 <w:kern w:val="0"/>
                 <w14:ligatures w14:val="none"/>
               </w:rPr>
-              <w:t>8.11</w:t>
+              <w:t>12.78</w:t>
             </w:r>
           </w:p>
         </w:tc>
@@ -8893,7 +8827,7 @@
                 <w:kern w:val="0"/>
                 <w14:ligatures w14:val="none"/>
               </w:rPr>
-              <w:t>4.71023E-05</w:t>
+              <w:t>2.98905E-05</w:t>
             </w:r>
           </w:p>
         </w:tc>
@@ -8906,32 +8840,30 @@
               <w:bottom w:val="single" w:sz="4" w:space="0" w:color="auto"/>
               <w:right w:val="single" w:sz="4" w:space="0" w:color="auto"/>
             </w:tcBorders>
-            <w:noWrap/>
-            <w:vAlign w:val="center"/>
-            <w:hideMark/>
-          </w:tcPr>
-          <w:p>
-            <w:pPr>
-              <w:widowControl/>
-              <w:spacing w:after="0" w:line="240" w:lineRule="auto"/>
-              <w:jc w:val="center"/>
-              <w:rPr>
-                <w:rFonts w:ascii="標楷體" w:eastAsia="標楷體" w:hAnsi="標楷體" w:cs="新細明體" w:hint="eastAsia"/>
-                <w:kern w:val="0"/>
-                <w:sz w:val="22"/>
-                <w:szCs w:val="22"/>
-                <w14:ligatures w14:val="none"/>
-              </w:rPr>
-            </w:pPr>
-            <w:r>
-              <w:rPr>
-                <w:rFonts w:ascii="標楷體" w:eastAsia="標楷體" w:hAnsi="標楷體" w:cs="新細明體" w:hint="eastAsia"/>
-                <w:kern w:val="0"/>
-                <w:sz w:val="22"/>
-                <w:szCs w:val="22"/>
-                <w14:ligatures w14:val="none"/>
-              </w:rPr>
-              <w:t>170.8</w:t>
+            <w:shd w:val="clear" w:color="000000" w:fill="D9F2D0"/>
+            <w:vAlign w:val="center"/>
+            <w:hideMark/>
+          </w:tcPr>
+          <w:p>
+            <w:pPr>
+              <w:widowControl/>
+              <w:spacing w:after="0" w:line="240" w:lineRule="auto"/>
+              <w:jc w:val="right"/>
+              <w:rPr>
+                <w:rFonts w:ascii="標楷體" w:eastAsia="標楷體" w:hAnsi="標楷體" w:cs="新細明體" w:hint="eastAsia"/>
+                <w:color w:val="000000"/>
+                <w:kern w:val="0"/>
+                <w14:ligatures w14:val="none"/>
+              </w:rPr>
+            </w:pPr>
+            <w:r>
+              <w:rPr>
+                <w:rFonts w:ascii="標楷體" w:eastAsia="標楷體" w:hAnsi="標楷體" w:cs="新細明體" w:hint="eastAsia"/>
+                <w:color w:val="000000"/>
+                <w:kern w:val="0"/>
+                <w14:ligatures w14:val="none"/>
+              </w:rPr>
+              <w:t>64.8</w:t>
             </w:r>
           </w:p>
         </w:tc>
@@ -8942,31 +8874,31 @@
               <w:top w:val="single" w:sz="4" w:space="0" w:color="auto"/>
               <w:left w:val="nil"/>
               <w:bottom w:val="single" w:sz="4" w:space="0" w:color="auto"/>
-              <w:right w:val="single" w:sz="4" w:space="0" w:color="auto"/>
-            </w:tcBorders>
-            <w:vAlign w:val="center"/>
-            <w:hideMark/>
-          </w:tcPr>
-          <w:p>
-            <w:pPr>
-              <w:widowControl/>
-              <w:spacing w:after="0" w:line="240" w:lineRule="auto"/>
-              <w:jc w:val="center"/>
-              <w:rPr>
-                <w:rFonts w:ascii="標楷體" w:eastAsia="標楷體" w:hAnsi="標楷體" w:cs="新細明體" w:hint="eastAsia"/>
-                <w:color w:val="000000"/>
-                <w:kern w:val="0"/>
-                <w14:ligatures w14:val="none"/>
-              </w:rPr>
-            </w:pPr>
-            <w:r>
-              <w:rPr>
-                <w:rFonts w:ascii="標楷體" w:eastAsia="標楷體" w:hAnsi="標楷體" w:cs="新細明體" w:hint="eastAsia"/>
-                <w:color w:val="000000"/>
-                <w:kern w:val="0"/>
-                <w14:ligatures w14:val="none"/>
-              </w:rPr>
-              <w:t>3.68125E-19</w:t>
+              <w:right w:val="single" w:sz="4" w:space="0" w:color="000000"/>
+            </w:tcBorders>
+            <w:vAlign w:val="center"/>
+            <w:hideMark/>
+          </w:tcPr>
+          <w:p>
+            <w:pPr>
+              <w:widowControl/>
+              <w:spacing w:after="0" w:line="240" w:lineRule="auto"/>
+              <w:jc w:val="center"/>
+              <w:rPr>
+                <w:rFonts w:ascii="標楷體" w:eastAsia="標楷體" w:hAnsi="標楷體" w:cs="新細明體" w:hint="eastAsia"/>
+                <w:color w:val="000000"/>
+                <w:kern w:val="0"/>
+                <w14:ligatures w14:val="none"/>
+              </w:rPr>
+            </w:pPr>
+            <w:r>
+              <w:rPr>
+                <w:rFonts w:ascii="標楷體" w:eastAsia="標楷體" w:hAnsi="標楷體" w:cs="新細明體" w:hint="eastAsia"/>
+                <w:color w:val="000000"/>
+                <w:kern w:val="0"/>
+                <w14:ligatures w14:val="none"/>
+              </w:rPr>
+              <w:t>4.90505E-19</w:t>
             </w:r>
           </w:p>
         </w:tc>
@@ -9112,7 +9044,7 @@
                 <w:kern w:val="0"/>
                 <w14:ligatures w14:val="none"/>
               </w:rPr>
-              <w:t>22.34</w:t>
+              <w:t>10.06</w:t>
             </w:r>
           </w:p>
         </w:tc>
@@ -9147,7 +9079,7 @@
                 <w:kern w:val="0"/>
                 <w14:ligatures w14:val="none"/>
               </w:rPr>
-              <w:t>1.70994E-05</w:t>
+              <w:t>3.79722E-05</w:t>
             </w:r>
           </w:p>
         </w:tc>
@@ -9160,32 +9092,30 @@
               <w:bottom w:val="single" w:sz="4" w:space="0" w:color="auto"/>
               <w:right w:val="single" w:sz="4" w:space="0" w:color="auto"/>
             </w:tcBorders>
-            <w:noWrap/>
-            <w:vAlign w:val="center"/>
-            <w:hideMark/>
-          </w:tcPr>
-          <w:p>
-            <w:pPr>
-              <w:widowControl/>
-              <w:spacing w:after="0" w:line="240" w:lineRule="auto"/>
-              <w:jc w:val="center"/>
-              <w:rPr>
-                <w:rFonts w:ascii="標楷體" w:eastAsia="標楷體" w:hAnsi="標楷體" w:cs="新細明體" w:hint="eastAsia"/>
-                <w:kern w:val="0"/>
-                <w:sz w:val="22"/>
-                <w:szCs w:val="22"/>
-                <w14:ligatures w14:val="none"/>
-              </w:rPr>
-            </w:pPr>
-            <w:r>
-              <w:rPr>
-                <w:rFonts w:ascii="標楷體" w:eastAsia="標楷體" w:hAnsi="標楷體" w:cs="新細明體" w:hint="eastAsia"/>
-                <w:kern w:val="0"/>
-                <w:sz w:val="22"/>
-                <w:szCs w:val="22"/>
-                <w14:ligatures w14:val="none"/>
-              </w:rPr>
-              <w:t>174.5</w:t>
+            <w:shd w:val="clear" w:color="000000" w:fill="D9F2D0"/>
+            <w:vAlign w:val="center"/>
+            <w:hideMark/>
+          </w:tcPr>
+          <w:p>
+            <w:pPr>
+              <w:widowControl/>
+              <w:spacing w:after="0" w:line="240" w:lineRule="auto"/>
+              <w:jc w:val="right"/>
+              <w:rPr>
+                <w:rFonts w:ascii="標楷體" w:eastAsia="標楷體" w:hAnsi="標楷體" w:cs="新細明體" w:hint="eastAsia"/>
+                <w:color w:val="000000"/>
+                <w:kern w:val="0"/>
+                <w14:ligatures w14:val="none"/>
+              </w:rPr>
+            </w:pPr>
+            <w:r>
+              <w:rPr>
+                <w:rFonts w:ascii="標楷體" w:eastAsia="標楷體" w:hAnsi="標楷體" w:cs="新細明體" w:hint="eastAsia"/>
+                <w:color w:val="000000"/>
+                <w:kern w:val="0"/>
+                <w14:ligatures w14:val="none"/>
+              </w:rPr>
+              <w:t>276.4</w:t>
             </w:r>
           </w:p>
         </w:tc>
@@ -9196,31 +9126,31 @@
               <w:top w:val="single" w:sz="4" w:space="0" w:color="auto"/>
               <w:left w:val="nil"/>
               <w:bottom w:val="single" w:sz="4" w:space="0" w:color="auto"/>
-              <w:right w:val="single" w:sz="4" w:space="0" w:color="auto"/>
-            </w:tcBorders>
-            <w:vAlign w:val="center"/>
-            <w:hideMark/>
-          </w:tcPr>
-          <w:p>
-            <w:pPr>
-              <w:widowControl/>
-              <w:spacing w:after="0" w:line="240" w:lineRule="auto"/>
-              <w:jc w:val="center"/>
-              <w:rPr>
-                <w:rFonts w:ascii="標楷體" w:eastAsia="標楷體" w:hAnsi="標楷體" w:cs="新細明體" w:hint="eastAsia"/>
-                <w:color w:val="000000"/>
-                <w:kern w:val="0"/>
-                <w14:ligatures w14:val="none"/>
-              </w:rPr>
-            </w:pPr>
-            <w:r>
-              <w:rPr>
-                <w:rFonts w:ascii="標楷體" w:eastAsia="標楷體" w:hAnsi="標楷體" w:cs="新細明體" w:hint="eastAsia"/>
-                <w:color w:val="000000"/>
-                <w:kern w:val="0"/>
-                <w14:ligatures w14:val="none"/>
-              </w:rPr>
-              <w:t>7.88124E-20</w:t>
+              <w:right w:val="single" w:sz="4" w:space="0" w:color="000000"/>
+            </w:tcBorders>
+            <w:vAlign w:val="center"/>
+            <w:hideMark/>
+          </w:tcPr>
+          <w:p>
+            <w:pPr>
+              <w:widowControl/>
+              <w:spacing w:after="0" w:line="240" w:lineRule="auto"/>
+              <w:jc w:val="center"/>
+              <w:rPr>
+                <w:rFonts w:ascii="標楷體" w:eastAsia="標楷體" w:hAnsi="標楷體" w:cs="新細明體" w:hint="eastAsia"/>
+                <w:color w:val="000000"/>
+                <w:kern w:val="0"/>
+                <w14:ligatures w14:val="none"/>
+              </w:rPr>
+            </w:pPr>
+            <w:r>
+              <w:rPr>
+                <w:rFonts w:ascii="標楷體" w:eastAsia="標楷體" w:hAnsi="標楷體" w:cs="新細明體" w:hint="eastAsia"/>
+                <w:color w:val="000000"/>
+                <w:kern w:val="0"/>
+                <w14:ligatures w14:val="none"/>
+              </w:rPr>
+              <w:t>1.64657E-19</w:t>
             </w:r>
           </w:p>
         </w:tc>
@@ -9366,7 +9296,7 @@
                 <w:kern w:val="0"/>
                 <w14:ligatures w14:val="none"/>
               </w:rPr>
-              <w:t>23.16</w:t>
+              <w:t>10.27</w:t>
             </w:r>
           </w:p>
         </w:tc>
@@ -9401,7 +9331,7 @@
                 <w:kern w:val="0"/>
                 <w14:ligatures w14:val="none"/>
               </w:rPr>
-              <w:t>1.6494E-05</w:t>
+              <w:t>3.71957E-05</w:t>
             </w:r>
           </w:p>
         </w:tc>
@@ -9414,32 +9344,30 @@
               <w:bottom w:val="single" w:sz="4" w:space="0" w:color="auto"/>
               <w:right w:val="single" w:sz="4" w:space="0" w:color="auto"/>
             </w:tcBorders>
-            <w:noWrap/>
-            <w:vAlign w:val="center"/>
-            <w:hideMark/>
-          </w:tcPr>
-          <w:p>
-            <w:pPr>
-              <w:widowControl/>
-              <w:spacing w:after="0" w:line="240" w:lineRule="auto"/>
-              <w:jc w:val="center"/>
-              <w:rPr>
-                <w:rFonts w:ascii="標楷體" w:eastAsia="標楷體" w:hAnsi="標楷體" w:cs="新細明體" w:hint="eastAsia"/>
-                <w:kern w:val="0"/>
-                <w:sz w:val="22"/>
-                <w:szCs w:val="22"/>
-                <w14:ligatures w14:val="none"/>
-              </w:rPr>
-            </w:pPr>
-            <w:r>
-              <w:rPr>
-                <w:rFonts w:ascii="標楷體" w:eastAsia="標楷體" w:hAnsi="標楷體" w:cs="新細明體" w:hint="eastAsia"/>
-                <w:kern w:val="0"/>
-                <w:sz w:val="22"/>
-                <w:szCs w:val="22"/>
-                <w14:ligatures w14:val="none"/>
-              </w:rPr>
-              <w:t>123.9</w:t>
+            <w:shd w:val="clear" w:color="000000" w:fill="D9F2D0"/>
+            <w:vAlign w:val="center"/>
+            <w:hideMark/>
+          </w:tcPr>
+          <w:p>
+            <w:pPr>
+              <w:widowControl/>
+              <w:spacing w:after="0" w:line="240" w:lineRule="auto"/>
+              <w:jc w:val="right"/>
+              <w:rPr>
+                <w:rFonts w:ascii="標楷體" w:eastAsia="標楷體" w:hAnsi="標楷體" w:cs="新細明體" w:hint="eastAsia"/>
+                <w:color w:val="000000"/>
+                <w:kern w:val="0"/>
+                <w14:ligatures w14:val="none"/>
+              </w:rPr>
+            </w:pPr>
+            <w:r>
+              <w:rPr>
+                <w:rFonts w:ascii="標楷體" w:eastAsia="標楷體" w:hAnsi="標楷體" w:cs="新細明體" w:hint="eastAsia"/>
+                <w:color w:val="000000"/>
+                <w:kern w:val="0"/>
+                <w14:ligatures w14:val="none"/>
+              </w:rPr>
+              <w:t>55.2</w:t>
             </w:r>
           </w:p>
         </w:tc>
@@ -9450,31 +9378,31 @@
               <w:top w:val="single" w:sz="4" w:space="0" w:color="auto"/>
               <w:left w:val="nil"/>
               <w:bottom w:val="single" w:sz="4" w:space="0" w:color="auto"/>
-              <w:right w:val="single" w:sz="4" w:space="0" w:color="auto"/>
-            </w:tcBorders>
-            <w:vAlign w:val="center"/>
-            <w:hideMark/>
-          </w:tcPr>
-          <w:p>
-            <w:pPr>
-              <w:widowControl/>
-              <w:spacing w:after="0" w:line="240" w:lineRule="auto"/>
-              <w:jc w:val="center"/>
-              <w:rPr>
-                <w:rFonts w:ascii="標楷體" w:eastAsia="標楷體" w:hAnsi="標楷體" w:cs="新細明體" w:hint="eastAsia"/>
-                <w:color w:val="000000"/>
-                <w:kern w:val="0"/>
-                <w14:ligatures w14:val="none"/>
-              </w:rPr>
-            </w:pPr>
-            <w:r>
-              <w:rPr>
-                <w:rFonts w:ascii="標楷體" w:eastAsia="標楷體" w:hAnsi="標楷體" w:cs="新細明體" w:hint="eastAsia"/>
-                <w:color w:val="000000"/>
-                <w:kern w:val="0"/>
-                <w14:ligatures w14:val="none"/>
-              </w:rPr>
-              <w:t>1.05156E-19</w:t>
+              <w:right w:val="single" w:sz="4" w:space="0" w:color="000000"/>
+            </w:tcBorders>
+            <w:vAlign w:val="center"/>
+            <w:hideMark/>
+          </w:tcPr>
+          <w:p>
+            <w:pPr>
+              <w:widowControl/>
+              <w:spacing w:after="0" w:line="240" w:lineRule="auto"/>
+              <w:jc w:val="center"/>
+              <w:rPr>
+                <w:rFonts w:ascii="標楷體" w:eastAsia="標楷體" w:hAnsi="標楷體" w:cs="新細明體" w:hint="eastAsia"/>
+                <w:color w:val="000000"/>
+                <w:kern w:val="0"/>
+                <w14:ligatures w14:val="none"/>
+              </w:rPr>
+            </w:pPr>
+            <w:r>
+              <w:rPr>
+                <w:rFonts w:ascii="標楷體" w:eastAsia="標楷體" w:hAnsi="標楷體" w:cs="新細明體" w:hint="eastAsia"/>
+                <w:color w:val="000000"/>
+                <w:kern w:val="0"/>
+                <w14:ligatures w14:val="none"/>
+              </w:rPr>
+              <w:t>7.99319E-19</w:t>
             </w:r>
           </w:p>
         </w:tc>
@@ -9620,7 +9548,7 @@
                 <w:kern w:val="0"/>
                 <w14:ligatures w14:val="none"/>
               </w:rPr>
-              <w:t>15.57</w:t>
+              <w:t>6.63</w:t>
             </w:r>
           </w:p>
         </w:tc>
@@ -9655,7 +9583,7 @@
                 <w:kern w:val="0"/>
                 <w14:ligatures w14:val="none"/>
               </w:rPr>
-              <w:t>2.45344E-05</w:t>
+              <w:t>5.76169E-05</w:t>
             </w:r>
           </w:p>
         </w:tc>
@@ -9668,32 +9596,30 @@
               <w:bottom w:val="single" w:sz="4" w:space="0" w:color="auto"/>
               <w:right w:val="single" w:sz="4" w:space="0" w:color="auto"/>
             </w:tcBorders>
-            <w:noWrap/>
-            <w:vAlign w:val="center"/>
-            <w:hideMark/>
-          </w:tcPr>
-          <w:p>
-            <w:pPr>
-              <w:widowControl/>
-              <w:spacing w:after="0" w:line="240" w:lineRule="auto"/>
-              <w:jc w:val="center"/>
-              <w:rPr>
-                <w:rFonts w:ascii="標楷體" w:eastAsia="標楷體" w:hAnsi="標楷體" w:cs="新細明體" w:hint="eastAsia"/>
-                <w:kern w:val="0"/>
-                <w:sz w:val="22"/>
-                <w:szCs w:val="22"/>
-                <w14:ligatures w14:val="none"/>
-              </w:rPr>
-            </w:pPr>
-            <w:r>
-              <w:rPr>
-                <w:rFonts w:ascii="標楷體" w:eastAsia="標楷體" w:hAnsi="標楷體" w:cs="新細明體" w:hint="eastAsia"/>
-                <w:kern w:val="0"/>
-                <w:sz w:val="22"/>
-                <w:szCs w:val="22"/>
-                <w14:ligatures w14:val="none"/>
-              </w:rPr>
-              <w:t>345.3</w:t>
+            <w:shd w:val="clear" w:color="000000" w:fill="D9F2D0"/>
+            <w:vAlign w:val="center"/>
+            <w:hideMark/>
+          </w:tcPr>
+          <w:p>
+            <w:pPr>
+              <w:widowControl/>
+              <w:spacing w:after="0" w:line="240" w:lineRule="auto"/>
+              <w:jc w:val="right"/>
+              <w:rPr>
+                <w:rFonts w:ascii="標楷體" w:eastAsia="標楷體" w:hAnsi="標楷體" w:cs="新細明體" w:hint="eastAsia"/>
+                <w:color w:val="000000"/>
+                <w:kern w:val="0"/>
+                <w14:ligatures w14:val="none"/>
+              </w:rPr>
+            </w:pPr>
+            <w:r>
+              <w:rPr>
+                <w:rFonts w:ascii="標楷體" w:eastAsia="標楷體" w:hAnsi="標楷體" w:cs="新細明體" w:hint="eastAsia"/>
+                <w:color w:val="000000"/>
+                <w:kern w:val="0"/>
+                <w14:ligatures w14:val="none"/>
+              </w:rPr>
+              <w:t>256.1</w:t>
             </w:r>
           </w:p>
         </w:tc>
@@ -9704,31 +9630,31 @@
               <w:top w:val="single" w:sz="4" w:space="0" w:color="auto"/>
               <w:left w:val="nil"/>
               <w:bottom w:val="single" w:sz="4" w:space="0" w:color="auto"/>
-              <w:right w:val="single" w:sz="4" w:space="0" w:color="auto"/>
-            </w:tcBorders>
-            <w:vAlign w:val="center"/>
-            <w:hideMark/>
-          </w:tcPr>
-          <w:p>
-            <w:pPr>
-              <w:widowControl/>
-              <w:spacing w:after="0" w:line="240" w:lineRule="auto"/>
-              <w:jc w:val="center"/>
-              <w:rPr>
-                <w:rFonts w:ascii="標楷體" w:eastAsia="標楷體" w:hAnsi="標楷體" w:cs="新細明體" w:hint="eastAsia"/>
-                <w:color w:val="000000"/>
-                <w:kern w:val="0"/>
-                <w14:ligatures w14:val="none"/>
-              </w:rPr>
-            </w:pPr>
-            <w:r>
-              <w:rPr>
-                <w:rFonts w:ascii="標楷體" w:eastAsia="標楷體" w:hAnsi="標楷體" w:cs="新細明體" w:hint="eastAsia"/>
-                <w:color w:val="000000"/>
-                <w:kern w:val="0"/>
-                <w14:ligatures w14:val="none"/>
-              </w:rPr>
-              <w:t>6.84518E-20</w:t>
+              <w:right w:val="single" w:sz="4" w:space="0" w:color="000000"/>
+            </w:tcBorders>
+            <w:vAlign w:val="center"/>
+            <w:hideMark/>
+          </w:tcPr>
+          <w:p>
+            <w:pPr>
+              <w:widowControl/>
+              <w:spacing w:after="0" w:line="240" w:lineRule="auto"/>
+              <w:jc w:val="center"/>
+              <w:rPr>
+                <w:rFonts w:ascii="標楷體" w:eastAsia="標楷體" w:hAnsi="標楷體" w:cs="新細明體" w:hint="eastAsia"/>
+                <w:color w:val="000000"/>
+                <w:kern w:val="0"/>
+                <w14:ligatures w14:val="none"/>
+              </w:rPr>
+            </w:pPr>
+            <w:r>
+              <w:rPr>
+                <w:rFonts w:ascii="標楷體" w:eastAsia="標楷體" w:hAnsi="標楷體" w:cs="新細明體" w:hint="eastAsia"/>
+                <w:color w:val="000000"/>
+                <w:kern w:val="0"/>
+                <w14:ligatures w14:val="none"/>
+              </w:rPr>
+              <w:t>3.3215E-19</w:t>
             </w:r>
           </w:p>
         </w:tc>
@@ -9874,7 +9800,7 @@
                 <w:kern w:val="0"/>
                 <w14:ligatures w14:val="none"/>
               </w:rPr>
-              <w:t>12.09</w:t>
+              <w:t>9.93</w:t>
             </w:r>
           </w:p>
         </w:tc>
@@ -9909,7 +9835,7 @@
                 <w:kern w:val="0"/>
                 <w14:ligatures w14:val="none"/>
               </w:rPr>
-              <w:t>3.15964E-05</w:t>
+              <w:t>3.84693E-05</w:t>
             </w:r>
           </w:p>
         </w:tc>
@@ -9922,32 +9848,30 @@
               <w:bottom w:val="single" w:sz="4" w:space="0" w:color="auto"/>
               <w:right w:val="single" w:sz="4" w:space="0" w:color="auto"/>
             </w:tcBorders>
-            <w:noWrap/>
-            <w:vAlign w:val="center"/>
-            <w:hideMark/>
-          </w:tcPr>
-          <w:p>
-            <w:pPr>
-              <w:widowControl/>
-              <w:spacing w:after="0" w:line="240" w:lineRule="auto"/>
-              <w:jc w:val="center"/>
-              <w:rPr>
-                <w:rFonts w:ascii="標楷體" w:eastAsia="標楷體" w:hAnsi="標楷體" w:cs="新細明體" w:hint="eastAsia"/>
-                <w:kern w:val="0"/>
-                <w:sz w:val="22"/>
-                <w:szCs w:val="22"/>
-                <w14:ligatures w14:val="none"/>
-              </w:rPr>
-            </w:pPr>
-            <w:r>
-              <w:rPr>
-                <w:rFonts w:ascii="標楷體" w:eastAsia="標楷體" w:hAnsi="標楷體" w:cs="新細明體" w:hint="eastAsia"/>
-                <w:kern w:val="0"/>
-                <w:sz w:val="22"/>
-                <w:szCs w:val="22"/>
-                <w14:ligatures w14:val="none"/>
-              </w:rPr>
-              <w:t>213.2</w:t>
+            <w:shd w:val="clear" w:color="000000" w:fill="D9F2D0"/>
+            <w:vAlign w:val="center"/>
+            <w:hideMark/>
+          </w:tcPr>
+          <w:p>
+            <w:pPr>
+              <w:widowControl/>
+              <w:spacing w:after="0" w:line="240" w:lineRule="auto"/>
+              <w:jc w:val="right"/>
+              <w:rPr>
+                <w:rFonts w:ascii="標楷體" w:eastAsia="標楷體" w:hAnsi="標楷體" w:cs="新細明體" w:hint="eastAsia"/>
+                <w:color w:val="000000"/>
+                <w:kern w:val="0"/>
+                <w14:ligatures w14:val="none"/>
+              </w:rPr>
+            </w:pPr>
+            <w:r>
+              <w:rPr>
+                <w:rFonts w:ascii="標楷體" w:eastAsia="標楷體" w:hAnsi="標楷體" w:cs="新細明體" w:hint="eastAsia"/>
+                <w:color w:val="000000"/>
+                <w:kern w:val="0"/>
+                <w14:ligatures w14:val="none"/>
+              </w:rPr>
+              <w:t>270.2</w:t>
             </w:r>
           </w:p>
         </w:tc>
@@ -9958,31 +9882,31 @@
               <w:top w:val="single" w:sz="4" w:space="0" w:color="auto"/>
               <w:left w:val="nil"/>
               <w:bottom w:val="single" w:sz="4" w:space="0" w:color="auto"/>
-              <w:right w:val="single" w:sz="4" w:space="0" w:color="auto"/>
-            </w:tcBorders>
-            <w:vAlign w:val="center"/>
-            <w:hideMark/>
-          </w:tcPr>
-          <w:p>
-            <w:pPr>
-              <w:widowControl/>
-              <w:spacing w:after="0" w:line="240" w:lineRule="auto"/>
-              <w:jc w:val="center"/>
-              <w:rPr>
-                <w:rFonts w:ascii="標楷體" w:eastAsia="標楷體" w:hAnsi="標楷體" w:cs="新細明體" w:hint="eastAsia"/>
-                <w:color w:val="000000"/>
-                <w:kern w:val="0"/>
-                <w14:ligatures w14:val="none"/>
-              </w:rPr>
-            </w:pPr>
-            <w:r>
-              <w:rPr>
-                <w:rFonts w:ascii="標楷體" w:eastAsia="標楷體" w:hAnsi="標楷體" w:cs="新細明體" w:hint="eastAsia"/>
-                <w:color w:val="000000"/>
-                <w:kern w:val="0"/>
-                <w14:ligatures w14:val="none"/>
-              </w:rPr>
-              <w:t>1.62027E-19</w:t>
+              <w:right w:val="single" w:sz="4" w:space="0" w:color="000000"/>
+            </w:tcBorders>
+            <w:vAlign w:val="center"/>
+            <w:hideMark/>
+          </w:tcPr>
+          <w:p>
+            <w:pPr>
+              <w:widowControl/>
+              <w:spacing w:after="0" w:line="240" w:lineRule="auto"/>
+              <w:jc w:val="center"/>
+              <w:rPr>
+                <w:rFonts w:ascii="標楷體" w:eastAsia="標楷體" w:hAnsi="標楷體" w:cs="新細明體" w:hint="eastAsia"/>
+                <w:color w:val="000000"/>
+                <w:kern w:val="0"/>
+                <w14:ligatures w14:val="none"/>
+              </w:rPr>
+            </w:pPr>
+            <w:r>
+              <w:rPr>
+                <w:rFonts w:ascii="標楷體" w:eastAsia="標楷體" w:hAnsi="標楷體" w:cs="新細明體" w:hint="eastAsia"/>
+                <w:color w:val="000000"/>
+                <w:kern w:val="0"/>
+                <w14:ligatures w14:val="none"/>
+              </w:rPr>
+              <w:t>1.71753E-19</w:t>
             </w:r>
           </w:p>
         </w:tc>
@@ -10128,7 +10052,7 @@
                 <w:kern w:val="0"/>
                 <w14:ligatures w14:val="none"/>
               </w:rPr>
-              <w:t>5.45</w:t>
+              <w:t>18.13</w:t>
             </w:r>
           </w:p>
         </w:tc>
@@ -10163,7 +10087,7 @@
                 <w:kern w:val="0"/>
                 <w14:ligatures w14:val="none"/>
               </w:rPr>
-              <w:t>7.00917E-05</w:t>
+              <w:t>2.107E-05</w:t>
             </w:r>
           </w:p>
         </w:tc>
@@ -10176,32 +10100,30 @@
               <w:bottom w:val="single" w:sz="4" w:space="0" w:color="auto"/>
               <w:right w:val="single" w:sz="4" w:space="0" w:color="auto"/>
             </w:tcBorders>
-            <w:noWrap/>
-            <w:vAlign w:val="center"/>
-            <w:hideMark/>
-          </w:tcPr>
-          <w:p>
-            <w:pPr>
-              <w:widowControl/>
-              <w:spacing w:after="0" w:line="240" w:lineRule="auto"/>
-              <w:jc w:val="center"/>
-              <w:rPr>
-                <w:rFonts w:ascii="標楷體" w:eastAsia="標楷體" w:hAnsi="標楷體" w:cs="新細明體" w:hint="eastAsia"/>
-                <w:kern w:val="0"/>
-                <w:sz w:val="22"/>
-                <w:szCs w:val="22"/>
-                <w14:ligatures w14:val="none"/>
-              </w:rPr>
-            </w:pPr>
-            <w:r>
-              <w:rPr>
-                <w:rFonts w:ascii="標楷體" w:eastAsia="標楷體" w:hAnsi="標楷體" w:cs="新細明體" w:hint="eastAsia"/>
-                <w:kern w:val="0"/>
-                <w:sz w:val="22"/>
-                <w:szCs w:val="22"/>
-                <w14:ligatures w14:val="none"/>
-              </w:rPr>
-              <w:t>253.3</w:t>
+            <w:shd w:val="clear" w:color="000000" w:fill="D9F2D0"/>
+            <w:vAlign w:val="center"/>
+            <w:hideMark/>
+          </w:tcPr>
+          <w:p>
+            <w:pPr>
+              <w:widowControl/>
+              <w:spacing w:after="0" w:line="240" w:lineRule="auto"/>
+              <w:jc w:val="right"/>
+              <w:rPr>
+                <w:rFonts w:ascii="標楷體" w:eastAsia="標楷體" w:hAnsi="標楷體" w:cs="新細明體" w:hint="eastAsia"/>
+                <w:color w:val="000000"/>
+                <w:kern w:val="0"/>
+                <w14:ligatures w14:val="none"/>
+              </w:rPr>
+            </w:pPr>
+            <w:r>
+              <w:rPr>
+                <w:rFonts w:ascii="標楷體" w:eastAsia="標楷體" w:hAnsi="標楷體" w:cs="新細明體" w:hint="eastAsia"/>
+                <w:color w:val="000000"/>
+                <w:kern w:val="0"/>
+                <w14:ligatures w14:val="none"/>
+              </w:rPr>
+              <w:t>58.7</w:t>
             </w:r>
           </w:p>
         </w:tc>
@@ -10212,31 +10134,31 @@
               <w:top w:val="single" w:sz="4" w:space="0" w:color="auto"/>
               <w:left w:val="nil"/>
               <w:bottom w:val="single" w:sz="4" w:space="0" w:color="auto"/>
-              <w:right w:val="single" w:sz="4" w:space="0" w:color="auto"/>
-            </w:tcBorders>
-            <w:vAlign w:val="center"/>
-            <w:hideMark/>
-          </w:tcPr>
-          <w:p>
-            <w:pPr>
-              <w:widowControl/>
-              <w:spacing w:after="0" w:line="240" w:lineRule="auto"/>
-              <w:jc w:val="center"/>
-              <w:rPr>
-                <w:rFonts w:ascii="標楷體" w:eastAsia="標楷體" w:hAnsi="標楷體" w:cs="新細明體" w:hint="eastAsia"/>
-                <w:color w:val="000000"/>
-                <w:kern w:val="0"/>
-                <w14:ligatures w14:val="none"/>
-              </w:rPr>
-            </w:pPr>
-            <w:r>
-              <w:rPr>
-                <w:rFonts w:ascii="標楷體" w:eastAsia="標楷體" w:hAnsi="標楷體" w:cs="新細明體" w:hint="eastAsia"/>
-                <w:color w:val="000000"/>
-                <w:kern w:val="0"/>
-                <w14:ligatures w14:val="none"/>
-              </w:rPr>
-              <w:t>4.50593E-19</w:t>
+              <w:right w:val="single" w:sz="4" w:space="0" w:color="000000"/>
+            </w:tcBorders>
+            <w:vAlign w:val="center"/>
+            <w:hideMark/>
+          </w:tcPr>
+          <w:p>
+            <w:pPr>
+              <w:widowControl/>
+              <w:spacing w:after="0" w:line="240" w:lineRule="auto"/>
+              <w:jc w:val="center"/>
+              <w:rPr>
+                <w:rFonts w:ascii="標楷體" w:eastAsia="標楷體" w:hAnsi="標楷體" w:cs="新細明體" w:hint="eastAsia"/>
+                <w:color w:val="000000"/>
+                <w:kern w:val="0"/>
+                <w14:ligatures w14:val="none"/>
+              </w:rPr>
+            </w:pPr>
+            <w:r>
+              <w:rPr>
+                <w:rFonts w:ascii="標楷體" w:eastAsia="標楷體" w:hAnsi="標楷體" w:cs="新細明體" w:hint="eastAsia"/>
+                <w:color w:val="000000"/>
+                <w:kern w:val="0"/>
+                <w14:ligatures w14:val="none"/>
+              </w:rPr>
+              <w:t>3.20464E-19</w:t>
             </w:r>
           </w:p>
         </w:tc>
@@ -10382,7 +10304,7 @@
                 <w:kern w:val="0"/>
                 <w14:ligatures w14:val="none"/>
               </w:rPr>
-              <w:t>20.53</w:t>
+              <w:t>23.57</w:t>
             </w:r>
           </w:p>
         </w:tc>
@@ -10417,7 +10339,7 @@
                 <w:kern w:val="0"/>
                 <w14:ligatures w14:val="none"/>
               </w:rPr>
-              <w:t>1.86069E-05</w:t>
+              <w:t>1.6207E-05</w:t>
             </w:r>
           </w:p>
         </w:tc>
@@ -10430,32 +10352,30 @@
               <w:bottom w:val="single" w:sz="4" w:space="0" w:color="auto"/>
               <w:right w:val="single" w:sz="4" w:space="0" w:color="auto"/>
             </w:tcBorders>
-            <w:noWrap/>
-            <w:vAlign w:val="center"/>
-            <w:hideMark/>
-          </w:tcPr>
-          <w:p>
-            <w:pPr>
-              <w:widowControl/>
-              <w:spacing w:after="0" w:line="240" w:lineRule="auto"/>
-              <w:jc w:val="center"/>
-              <w:rPr>
-                <w:rFonts w:ascii="標楷體" w:eastAsia="標楷體" w:hAnsi="標楷體" w:cs="新細明體" w:hint="eastAsia"/>
-                <w:kern w:val="0"/>
-                <w:sz w:val="22"/>
-                <w:szCs w:val="22"/>
-                <w14:ligatures w14:val="none"/>
-              </w:rPr>
-            </w:pPr>
-            <w:r>
-              <w:rPr>
-                <w:rFonts w:ascii="標楷體" w:eastAsia="標楷體" w:hAnsi="標楷體" w:cs="新細明體" w:hint="eastAsia"/>
-                <w:kern w:val="0"/>
-                <w:sz w:val="22"/>
-                <w:szCs w:val="22"/>
-                <w14:ligatures w14:val="none"/>
-              </w:rPr>
-              <w:t>169.8</w:t>
+            <w:shd w:val="clear" w:color="000000" w:fill="D9F2D0"/>
+            <w:vAlign w:val="center"/>
+            <w:hideMark/>
+          </w:tcPr>
+          <w:p>
+            <w:pPr>
+              <w:widowControl/>
+              <w:spacing w:after="0" w:line="240" w:lineRule="auto"/>
+              <w:jc w:val="right"/>
+              <w:rPr>
+                <w:rFonts w:ascii="標楷體" w:eastAsia="標楷體" w:hAnsi="標楷體" w:cs="新細明體" w:hint="eastAsia"/>
+                <w:color w:val="000000"/>
+                <w:kern w:val="0"/>
+                <w14:ligatures w14:val="none"/>
+              </w:rPr>
+            </w:pPr>
+            <w:r>
+              <w:rPr>
+                <w:rFonts w:ascii="標楷體" w:eastAsia="標楷體" w:hAnsi="標楷體" w:cs="新細明體" w:hint="eastAsia"/>
+                <w:color w:val="000000"/>
+                <w:kern w:val="0"/>
+                <w14:ligatures w14:val="none"/>
+              </w:rPr>
+              <w:t>80.6</w:t>
             </w:r>
           </w:p>
         </w:tc>
@@ -10466,31 +10386,31 @@
               <w:top w:val="single" w:sz="4" w:space="0" w:color="auto"/>
               <w:left w:val="nil"/>
               <w:bottom w:val="single" w:sz="4" w:space="0" w:color="auto"/>
-              <w:right w:val="single" w:sz="4" w:space="0" w:color="auto"/>
-            </w:tcBorders>
-            <w:vAlign w:val="center"/>
-            <w:hideMark/>
-          </w:tcPr>
-          <w:p>
-            <w:pPr>
-              <w:widowControl/>
-              <w:spacing w:after="0" w:line="240" w:lineRule="auto"/>
-              <w:jc w:val="center"/>
-              <w:rPr>
-                <w:rFonts w:ascii="標楷體" w:eastAsia="標楷體" w:hAnsi="標楷體" w:cs="新細明體" w:hint="eastAsia"/>
-                <w:color w:val="000000"/>
-                <w:kern w:val="0"/>
-                <w14:ligatures w14:val="none"/>
-              </w:rPr>
-            </w:pPr>
-            <w:r>
-              <w:rPr>
-                <w:rFonts w:ascii="標楷體" w:eastAsia="標楷體" w:hAnsi="標楷體" w:cs="新細明體" w:hint="eastAsia"/>
-                <w:color w:val="000000"/>
-                <w:kern w:val="0"/>
-                <w14:ligatures w14:val="none"/>
-              </w:rPr>
-              <w:t>9.19377E-20</w:t>
+              <w:right w:val="single" w:sz="4" w:space="0" w:color="000000"/>
+            </w:tcBorders>
+            <w:vAlign w:val="center"/>
+            <w:hideMark/>
+          </w:tcPr>
+          <w:p>
+            <w:pPr>
+              <w:widowControl/>
+              <w:spacing w:after="0" w:line="240" w:lineRule="auto"/>
+              <w:jc w:val="center"/>
+              <w:rPr>
+                <w:rFonts w:ascii="標楷體" w:eastAsia="標楷體" w:hAnsi="標楷體" w:cs="新細明體" w:hint="eastAsia"/>
+                <w:color w:val="000000"/>
+                <w:kern w:val="0"/>
+                <w14:ligatures w14:val="none"/>
+              </w:rPr>
+            </w:pPr>
+            <w:r>
+              <w:rPr>
+                <w:rFonts w:ascii="標楷體" w:eastAsia="標楷體" w:hAnsi="標楷體" w:cs="新細明體" w:hint="eastAsia"/>
+                <w:color w:val="000000"/>
+                <w:kern w:val="0"/>
+                <w14:ligatures w14:val="none"/>
+              </w:rPr>
+              <w:t>1.57449E-19</w:t>
             </w:r>
           </w:p>
         </w:tc>
@@ -10636,7 +10556,7 @@
                 <w:kern w:val="0"/>
                 <w14:ligatures w14:val="none"/>
               </w:rPr>
-              <w:t>24.92</w:t>
+              <w:t>14.91</w:t>
             </w:r>
           </w:p>
         </w:tc>
@@ -10671,7 +10591,7 @@
                 <w:kern w:val="0"/>
                 <w14:ligatures w14:val="none"/>
               </w:rPr>
-              <w:t>1.53291E-05</w:t>
+              <w:t>2.56204E-05</w:t>
             </w:r>
           </w:p>
         </w:tc>
@@ -10684,32 +10604,30 @@
               <w:bottom w:val="single" w:sz="4" w:space="0" w:color="auto"/>
               <w:right w:val="single" w:sz="4" w:space="0" w:color="auto"/>
             </w:tcBorders>
-            <w:noWrap/>
-            <w:vAlign w:val="center"/>
-            <w:hideMark/>
-          </w:tcPr>
-          <w:p>
-            <w:pPr>
-              <w:widowControl/>
-              <w:spacing w:after="0" w:line="240" w:lineRule="auto"/>
-              <w:jc w:val="center"/>
-              <w:rPr>
-                <w:rFonts w:ascii="標楷體" w:eastAsia="標楷體" w:hAnsi="標楷體" w:cs="新細明體" w:hint="eastAsia"/>
-                <w:kern w:val="0"/>
-                <w:sz w:val="22"/>
-                <w:szCs w:val="22"/>
-                <w14:ligatures w14:val="none"/>
-              </w:rPr>
-            </w:pPr>
-            <w:r>
-              <w:rPr>
-                <w:rFonts w:ascii="標楷體" w:eastAsia="標楷體" w:hAnsi="標楷體" w:cs="新細明體" w:hint="eastAsia"/>
-                <w:kern w:val="0"/>
-                <w:sz w:val="22"/>
-                <w:szCs w:val="22"/>
-                <w14:ligatures w14:val="none"/>
-              </w:rPr>
-              <w:t>332.7</w:t>
+            <w:shd w:val="clear" w:color="000000" w:fill="D9F2D0"/>
+            <w:vAlign w:val="center"/>
+            <w:hideMark/>
+          </w:tcPr>
+          <w:p>
+            <w:pPr>
+              <w:widowControl/>
+              <w:spacing w:after="0" w:line="240" w:lineRule="auto"/>
+              <w:jc w:val="right"/>
+              <w:rPr>
+                <w:rFonts w:ascii="標楷體" w:eastAsia="標楷體" w:hAnsi="標楷體" w:cs="新細明體" w:hint="eastAsia"/>
+                <w:color w:val="000000"/>
+                <w:kern w:val="0"/>
+                <w14:ligatures w14:val="none"/>
+              </w:rPr>
+            </w:pPr>
+            <w:r>
+              <w:rPr>
+                <w:rFonts w:ascii="標楷體" w:eastAsia="標楷體" w:hAnsi="標楷體" w:cs="新細明體" w:hint="eastAsia"/>
+                <w:color w:val="000000"/>
+                <w:kern w:val="0"/>
+                <w14:ligatures w14:val="none"/>
+              </w:rPr>
+              <w:t>81.3</w:t>
             </w:r>
           </w:p>
         </w:tc>
@@ -10720,31 +10638,31 @@
               <w:top w:val="single" w:sz="4" w:space="0" w:color="auto"/>
               <w:left w:val="nil"/>
               <w:bottom w:val="single" w:sz="4" w:space="0" w:color="auto"/>
-              <w:right w:val="single" w:sz="4" w:space="0" w:color="auto"/>
-            </w:tcBorders>
-            <w:vAlign w:val="center"/>
-            <w:hideMark/>
-          </w:tcPr>
-          <w:p>
-            <w:pPr>
-              <w:widowControl/>
-              <w:spacing w:after="0" w:line="240" w:lineRule="auto"/>
-              <w:jc w:val="center"/>
-              <w:rPr>
-                <w:rFonts w:ascii="標楷體" w:eastAsia="標楷體" w:hAnsi="標楷體" w:cs="新細明體" w:hint="eastAsia"/>
-                <w:color w:val="000000"/>
-                <w:kern w:val="0"/>
-                <w14:ligatures w14:val="none"/>
-              </w:rPr>
-            </w:pPr>
-            <w:r>
-              <w:rPr>
-                <w:rFonts w:ascii="標楷體" w:eastAsia="標楷體" w:hAnsi="標楷體" w:cs="新細明體" w:hint="eastAsia"/>
-                <w:color w:val="000000"/>
-                <w:kern w:val="0"/>
-                <w14:ligatures w14:val="none"/>
-              </w:rPr>
-              <w:t>3.50865E-20</w:t>
+              <w:right w:val="single" w:sz="4" w:space="0" w:color="000000"/>
+            </w:tcBorders>
+            <w:vAlign w:val="center"/>
+            <w:hideMark/>
+          </w:tcPr>
+          <w:p>
+            <w:pPr>
+              <w:widowControl/>
+              <w:spacing w:after="0" w:line="240" w:lineRule="auto"/>
+              <w:jc w:val="center"/>
+              <w:rPr>
+                <w:rFonts w:ascii="標楷體" w:eastAsia="標楷體" w:hAnsi="標楷體" w:cs="新細明體" w:hint="eastAsia"/>
+                <w:color w:val="000000"/>
+                <w:kern w:val="0"/>
+                <w14:ligatures w14:val="none"/>
+              </w:rPr>
+            </w:pPr>
+            <w:r>
+              <w:rPr>
+                <w:rFonts w:ascii="標楷體" w:eastAsia="標楷體" w:hAnsi="標楷體" w:cs="新細明體" w:hint="eastAsia"/>
+                <w:color w:val="000000"/>
+                <w:kern w:val="0"/>
+                <w14:ligatures w14:val="none"/>
+              </w:rPr>
+              <w:t>3.10247E-19</w:t>
             </w:r>
           </w:p>
         </w:tc>
@@ -10890,7 +10808,7 @@
                 <w:kern w:val="0"/>
                 <w14:ligatures w14:val="none"/>
               </w:rPr>
-              <w:t>3.75</w:t>
+              <w:t>7.26</w:t>
             </w:r>
           </w:p>
         </w:tc>
@@ -10925,7 +10843,7 @@
                 <w:kern w:val="0"/>
                 <w14:ligatures w14:val="none"/>
               </w:rPr>
-              <w:t>0.000101867</w:t>
+              <w:t>5.26171E-05</w:t>
             </w:r>
           </w:p>
         </w:tc>
@@ -10938,32 +10856,30 @@
               <w:bottom w:val="single" w:sz="4" w:space="0" w:color="auto"/>
               <w:right w:val="single" w:sz="4" w:space="0" w:color="auto"/>
             </w:tcBorders>
-            <w:noWrap/>
-            <w:vAlign w:val="center"/>
-            <w:hideMark/>
-          </w:tcPr>
-          <w:p>
-            <w:pPr>
-              <w:widowControl/>
-              <w:spacing w:after="0" w:line="240" w:lineRule="auto"/>
-              <w:jc w:val="center"/>
-              <w:rPr>
-                <w:rFonts w:ascii="標楷體" w:eastAsia="標楷體" w:hAnsi="標楷體" w:cs="新細明體" w:hint="eastAsia"/>
-                <w:kern w:val="0"/>
-                <w:sz w:val="22"/>
-                <w:szCs w:val="22"/>
-                <w14:ligatures w14:val="none"/>
-              </w:rPr>
-            </w:pPr>
-            <w:r>
-              <w:rPr>
-                <w:rFonts w:ascii="標楷體" w:eastAsia="標楷體" w:hAnsi="標楷體" w:cs="新細明體" w:hint="eastAsia"/>
-                <w:kern w:val="0"/>
-                <w:sz w:val="22"/>
-                <w:szCs w:val="22"/>
-                <w14:ligatures w14:val="none"/>
-              </w:rPr>
-              <w:t>222.6</w:t>
+            <w:shd w:val="clear" w:color="000000" w:fill="D9F2D0"/>
+            <w:vAlign w:val="center"/>
+            <w:hideMark/>
+          </w:tcPr>
+          <w:p>
+            <w:pPr>
+              <w:widowControl/>
+              <w:spacing w:after="0" w:line="240" w:lineRule="auto"/>
+              <w:jc w:val="right"/>
+              <w:rPr>
+                <w:rFonts w:ascii="標楷體" w:eastAsia="標楷體" w:hAnsi="標楷體" w:cs="新細明體" w:hint="eastAsia"/>
+                <w:color w:val="000000"/>
+                <w:kern w:val="0"/>
+                <w14:ligatures w14:val="none"/>
+              </w:rPr>
+            </w:pPr>
+            <w:r>
+              <w:rPr>
+                <w:rFonts w:ascii="標楷體" w:eastAsia="標楷體" w:hAnsi="標楷體" w:cs="新細明體" w:hint="eastAsia"/>
+                <w:color w:val="000000"/>
+                <w:kern w:val="0"/>
+                <w14:ligatures w14:val="none"/>
+              </w:rPr>
+              <w:t>230.7</w:t>
             </w:r>
           </w:p>
         </w:tc>
@@ -10974,31 +10890,31 @@
               <w:top w:val="single" w:sz="4" w:space="0" w:color="auto"/>
               <w:left w:val="nil"/>
               <w:bottom w:val="single" w:sz="4" w:space="0" w:color="auto"/>
-              <w:right w:val="single" w:sz="4" w:space="0" w:color="auto"/>
-            </w:tcBorders>
-            <w:vAlign w:val="center"/>
-            <w:hideMark/>
-          </w:tcPr>
-          <w:p>
-            <w:pPr>
-              <w:widowControl/>
-              <w:spacing w:after="0" w:line="240" w:lineRule="auto"/>
-              <w:jc w:val="center"/>
-              <w:rPr>
-                <w:rFonts w:ascii="標楷體" w:eastAsia="標楷體" w:hAnsi="標楷體" w:cs="新細明體" w:hint="eastAsia"/>
-                <w:color w:val="000000"/>
-                <w:kern w:val="0"/>
-                <w14:ligatures w14:val="none"/>
-              </w:rPr>
-            </w:pPr>
-            <w:r>
-              <w:rPr>
-                <w:rFonts w:ascii="標楷體" w:eastAsia="標楷體" w:hAnsi="標楷體" w:cs="新細明體" w:hint="eastAsia"/>
-                <w:color w:val="000000"/>
-                <w:kern w:val="0"/>
-                <w14:ligatures w14:val="none"/>
-              </w:rPr>
-              <w:t>8.98344E-19</w:t>
+              <w:right w:val="single" w:sz="4" w:space="0" w:color="000000"/>
+            </w:tcBorders>
+            <w:vAlign w:val="center"/>
+            <w:hideMark/>
+          </w:tcPr>
+          <w:p>
+            <w:pPr>
+              <w:widowControl/>
+              <w:spacing w:after="0" w:line="240" w:lineRule="auto"/>
+              <w:jc w:val="center"/>
+              <w:rPr>
+                <w:rFonts w:ascii="標楷體" w:eastAsia="標楷體" w:hAnsi="標楷體" w:cs="新細明體" w:hint="eastAsia"/>
+                <w:color w:val="000000"/>
+                <w:kern w:val="0"/>
+                <w14:ligatures w14:val="none"/>
+              </w:rPr>
+            </w:pPr>
+            <w:r>
+              <w:rPr>
+                <w:rFonts w:ascii="標楷體" w:eastAsia="標楷體" w:hAnsi="標楷體" w:cs="新細明體" w:hint="eastAsia"/>
+                <w:color w:val="000000"/>
+                <w:kern w:val="0"/>
+                <w14:ligatures w14:val="none"/>
+              </w:rPr>
+              <w:t>3.21782E-19</w:t>
             </w:r>
           </w:p>
         </w:tc>
@@ -11144,7 +11060,7 @@
                 <w:kern w:val="0"/>
                 <w14:ligatures w14:val="none"/>
               </w:rPr>
-              <w:t>9.24</w:t>
+              <w:t>15.32</w:t>
             </w:r>
           </w:p>
         </w:tc>
@@ -11179,7 +11095,7 @@
                 <w:kern w:val="0"/>
                 <w14:ligatures w14:val="none"/>
               </w:rPr>
-              <w:t>4.1342E-05</w:t>
+              <w:t>2.49347E-05</w:t>
             </w:r>
           </w:p>
         </w:tc>
@@ -11192,32 +11108,30 @@
               <w:bottom w:val="single" w:sz="4" w:space="0" w:color="auto"/>
               <w:right w:val="single" w:sz="4" w:space="0" w:color="auto"/>
             </w:tcBorders>
-            <w:noWrap/>
-            <w:vAlign w:val="center"/>
-            <w:hideMark/>
-          </w:tcPr>
-          <w:p>
-            <w:pPr>
-              <w:widowControl/>
-              <w:spacing w:after="0" w:line="240" w:lineRule="auto"/>
-              <w:jc w:val="center"/>
-              <w:rPr>
-                <w:rFonts w:ascii="標楷體" w:eastAsia="標楷體" w:hAnsi="標楷體" w:cs="新細明體" w:hint="eastAsia"/>
-                <w:kern w:val="0"/>
-                <w:sz w:val="22"/>
-                <w:szCs w:val="22"/>
-                <w14:ligatures w14:val="none"/>
-              </w:rPr>
-            </w:pPr>
-            <w:r>
-              <w:rPr>
-                <w:rFonts w:ascii="標楷體" w:eastAsia="標楷體" w:hAnsi="標楷體" w:cs="新細明體" w:hint="eastAsia"/>
-                <w:kern w:val="0"/>
-                <w:sz w:val="22"/>
-                <w:szCs w:val="22"/>
-                <w14:ligatures w14:val="none"/>
-              </w:rPr>
-              <w:t>187.8</w:t>
+            <w:shd w:val="clear" w:color="000000" w:fill="D9F2D0"/>
+            <w:vAlign w:val="center"/>
+            <w:hideMark/>
+          </w:tcPr>
+          <w:p>
+            <w:pPr>
+              <w:widowControl/>
+              <w:spacing w:after="0" w:line="240" w:lineRule="auto"/>
+              <w:jc w:val="right"/>
+              <w:rPr>
+                <w:rFonts w:ascii="標楷體" w:eastAsia="標楷體" w:hAnsi="標楷體" w:cs="新細明體" w:hint="eastAsia"/>
+                <w:color w:val="000000"/>
+                <w:kern w:val="0"/>
+                <w14:ligatures w14:val="none"/>
+              </w:rPr>
+            </w:pPr>
+            <w:r>
+              <w:rPr>
+                <w:rFonts w:ascii="標楷體" w:eastAsia="標楷體" w:hAnsi="標楷體" w:cs="新細明體" w:hint="eastAsia"/>
+                <w:color w:val="000000"/>
+                <w:kern w:val="0"/>
+                <w14:ligatures w14:val="none"/>
+              </w:rPr>
+              <w:t>75.8</w:t>
             </w:r>
           </w:p>
         </w:tc>
@@ -11228,31 +11142,31 @@
               <w:top w:val="single" w:sz="4" w:space="0" w:color="auto"/>
               <w:left w:val="nil"/>
               <w:bottom w:val="single" w:sz="4" w:space="0" w:color="auto"/>
-              <w:right w:val="single" w:sz="4" w:space="0" w:color="auto"/>
-            </w:tcBorders>
-            <w:vAlign w:val="center"/>
-            <w:hideMark/>
-          </w:tcPr>
-          <w:p>
-            <w:pPr>
-              <w:widowControl/>
-              <w:spacing w:after="0" w:line="240" w:lineRule="auto"/>
-              <w:jc w:val="center"/>
-              <w:rPr>
-                <w:rFonts w:ascii="標楷體" w:eastAsia="標楷體" w:hAnsi="標楷體" w:cs="新細明體" w:hint="eastAsia"/>
-                <w:color w:val="000000"/>
-                <w:kern w:val="0"/>
-                <w14:ligatures w14:val="none"/>
-              </w:rPr>
-            </w:pPr>
-            <w:r>
-              <w:rPr>
-                <w:rFonts w:ascii="標楷體" w:eastAsia="標楷體" w:hAnsi="標楷體" w:cs="新細明體" w:hint="eastAsia"/>
-                <w:color w:val="000000"/>
-                <w:kern w:val="0"/>
-                <w14:ligatures w14:val="none"/>
-              </w:rPr>
-              <w:t>2.75303E-19</w:t>
+              <w:right w:val="single" w:sz="4" w:space="0" w:color="000000"/>
+            </w:tcBorders>
+            <w:vAlign w:val="center"/>
+            <w:hideMark/>
+          </w:tcPr>
+          <w:p>
+            <w:pPr>
+              <w:widowControl/>
+              <w:spacing w:after="0" w:line="240" w:lineRule="auto"/>
+              <w:jc w:val="center"/>
+              <w:rPr>
+                <w:rFonts w:ascii="標楷體" w:eastAsia="標楷體" w:hAnsi="標楷體" w:cs="新細明體" w:hint="eastAsia"/>
+                <w:color w:val="000000"/>
+                <w:kern w:val="0"/>
+                <w14:ligatures w14:val="none"/>
+              </w:rPr>
+            </w:pPr>
+            <w:r>
+              <w:rPr>
+                <w:rFonts w:ascii="標楷體" w:eastAsia="標楷體" w:hAnsi="標楷體" w:cs="新細明體" w:hint="eastAsia"/>
+                <w:color w:val="000000"/>
+                <w:kern w:val="0"/>
+                <w14:ligatures w14:val="none"/>
+              </w:rPr>
+              <w:t>3.1949E-19</w:t>
             </w:r>
           </w:p>
         </w:tc>
@@ -11398,7 +11312,7 @@
                 <w:kern w:val="0"/>
                 <w14:ligatures w14:val="none"/>
               </w:rPr>
-              <w:t>13.26</w:t>
+              <w:t>10.75</w:t>
             </w:r>
           </w:p>
         </w:tc>
@@ -11433,7 +11347,7 @@
                 <w:kern w:val="0"/>
                 <w14:ligatures w14:val="none"/>
               </w:rPr>
-              <w:t>2.88084E-05</w:t>
+              <w:t>3.55349E-05</w:t>
             </w:r>
           </w:p>
         </w:tc>
@@ -11446,32 +11360,30 @@
               <w:bottom w:val="single" w:sz="4" w:space="0" w:color="auto"/>
               <w:right w:val="single" w:sz="4" w:space="0" w:color="auto"/>
             </w:tcBorders>
-            <w:noWrap/>
-            <w:vAlign w:val="center"/>
-            <w:hideMark/>
-          </w:tcPr>
-          <w:p>
-            <w:pPr>
-              <w:widowControl/>
-              <w:spacing w:after="0" w:line="240" w:lineRule="auto"/>
-              <w:jc w:val="center"/>
-              <w:rPr>
-                <w:rFonts w:ascii="標楷體" w:eastAsia="標楷體" w:hAnsi="標楷體" w:cs="新細明體" w:hint="eastAsia"/>
-                <w:kern w:val="0"/>
-                <w:sz w:val="22"/>
-                <w:szCs w:val="22"/>
-                <w14:ligatures w14:val="none"/>
-              </w:rPr>
-            </w:pPr>
-            <w:r>
-              <w:rPr>
-                <w:rFonts w:ascii="標楷體" w:eastAsia="標楷體" w:hAnsi="標楷體" w:cs="新細明體" w:hint="eastAsia"/>
-                <w:kern w:val="0"/>
-                <w:sz w:val="22"/>
-                <w:szCs w:val="22"/>
-                <w14:ligatures w14:val="none"/>
-              </w:rPr>
-              <w:t>129.6</w:t>
+            <w:shd w:val="clear" w:color="000000" w:fill="D9F2D0"/>
+            <w:vAlign w:val="center"/>
+            <w:hideMark/>
+          </w:tcPr>
+          <w:p>
+            <w:pPr>
+              <w:widowControl/>
+              <w:spacing w:after="0" w:line="240" w:lineRule="auto"/>
+              <w:jc w:val="right"/>
+              <w:rPr>
+                <w:rFonts w:ascii="標楷體" w:eastAsia="標楷體" w:hAnsi="標楷體" w:cs="新細明體" w:hint="eastAsia"/>
+                <w:color w:val="000000"/>
+                <w:kern w:val="0"/>
+                <w14:ligatures w14:val="none"/>
+              </w:rPr>
+            </w:pPr>
+            <w:r>
+              <w:rPr>
+                <w:rFonts w:ascii="標楷體" w:eastAsia="標楷體" w:hAnsi="標楷體" w:cs="新細明體" w:hint="eastAsia"/>
+                <w:color w:val="000000"/>
+                <w:kern w:val="0"/>
+                <w14:ligatures w14:val="none"/>
+              </w:rPr>
+              <w:t>49.5</w:t>
             </w:r>
           </w:p>
         </w:tc>
@@ -11482,31 +11394,31 @@
               <w:top w:val="single" w:sz="4" w:space="0" w:color="auto"/>
               <w:left w:val="nil"/>
               <w:bottom w:val="single" w:sz="4" w:space="0" w:color="auto"/>
-              <w:right w:val="single" w:sz="4" w:space="0" w:color="auto"/>
-            </w:tcBorders>
-            <w:vAlign w:val="center"/>
-            <w:hideMark/>
-          </w:tcPr>
-          <w:p>
-            <w:pPr>
-              <w:widowControl/>
-              <w:spacing w:after="0" w:line="240" w:lineRule="auto"/>
-              <w:jc w:val="center"/>
-              <w:rPr>
-                <w:rFonts w:ascii="標楷體" w:eastAsia="標楷體" w:hAnsi="標楷體" w:cs="新細明體" w:hint="eastAsia"/>
-                <w:color w:val="000000"/>
-                <w:kern w:val="0"/>
-                <w14:ligatures w14:val="none"/>
-              </w:rPr>
-            </w:pPr>
-            <w:r>
-              <w:rPr>
-                <w:rFonts w:ascii="標楷體" w:eastAsia="標楷體" w:hAnsi="標楷體" w:cs="新細明體" w:hint="eastAsia"/>
-                <w:color w:val="000000"/>
-                <w:kern w:val="0"/>
-                <w14:ligatures w14:val="none"/>
-              </w:rPr>
-              <w:t>2.32057E-19</w:t>
+              <w:right w:val="single" w:sz="4" w:space="0" w:color="000000"/>
+            </w:tcBorders>
+            <w:vAlign w:val="center"/>
+            <w:hideMark/>
+          </w:tcPr>
+          <w:p>
+            <w:pPr>
+              <w:widowControl/>
+              <w:spacing w:after="0" w:line="240" w:lineRule="auto"/>
+              <w:jc w:val="center"/>
+              <w:rPr>
+                <w:rFonts w:ascii="標楷體" w:eastAsia="標楷體" w:hAnsi="標楷體" w:cs="新細明體" w:hint="eastAsia"/>
+                <w:color w:val="000000"/>
+                <w:kern w:val="0"/>
+                <w14:ligatures w14:val="none"/>
+              </w:rPr>
+            </w:pPr>
+            <w:r>
+              <w:rPr>
+                <w:rFonts w:ascii="標楷體" w:eastAsia="標楷體" w:hAnsi="標楷體" w:cs="新細明體" w:hint="eastAsia"/>
+                <w:color w:val="000000"/>
+                <w:kern w:val="0"/>
+                <w14:ligatures w14:val="none"/>
+              </w:rPr>
+              <w:t>8.32332E-19</w:t>
             </w:r>
           </w:p>
         </w:tc>
@@ -11652,7 +11564,7 @@
                 <w:kern w:val="0"/>
                 <w14:ligatures w14:val="none"/>
               </w:rPr>
-              <w:t>14.26</w:t>
+              <w:t>16.17</w:t>
             </w:r>
           </w:p>
         </w:tc>
@@ -11687,7 +11599,7 @@
                 <w:kern w:val="0"/>
                 <w14:ligatures w14:val="none"/>
               </w:rPr>
-              <w:t>2.67882E-05</w:t>
+              <w:t>2.3624E-05</w:t>
             </w:r>
           </w:p>
         </w:tc>
@@ -11700,32 +11612,30 @@
               <w:bottom w:val="single" w:sz="4" w:space="0" w:color="auto"/>
               <w:right w:val="single" w:sz="4" w:space="0" w:color="auto"/>
             </w:tcBorders>
-            <w:noWrap/>
-            <w:vAlign w:val="center"/>
-            <w:hideMark/>
-          </w:tcPr>
-          <w:p>
-            <w:pPr>
-              <w:widowControl/>
-              <w:spacing w:after="0" w:line="240" w:lineRule="auto"/>
-              <w:jc w:val="center"/>
-              <w:rPr>
-                <w:rFonts w:ascii="標楷體" w:eastAsia="標楷體" w:hAnsi="標楷體" w:cs="新細明體" w:hint="eastAsia"/>
-                <w:kern w:val="0"/>
-                <w:sz w:val="22"/>
-                <w:szCs w:val="22"/>
-                <w14:ligatures w14:val="none"/>
-              </w:rPr>
-            </w:pPr>
-            <w:r>
-              <w:rPr>
-                <w:rFonts w:ascii="標楷體" w:eastAsia="標楷體" w:hAnsi="標楷體" w:cs="新細明體" w:hint="eastAsia"/>
-                <w:kern w:val="0"/>
-                <w:sz w:val="22"/>
-                <w:szCs w:val="22"/>
-                <w14:ligatures w14:val="none"/>
-              </w:rPr>
-              <w:t>336</w:t>
+            <w:shd w:val="clear" w:color="000000" w:fill="D9F2D0"/>
+            <w:vAlign w:val="center"/>
+            <w:hideMark/>
+          </w:tcPr>
+          <w:p>
+            <w:pPr>
+              <w:widowControl/>
+              <w:spacing w:after="0" w:line="240" w:lineRule="auto"/>
+              <w:jc w:val="right"/>
+              <w:rPr>
+                <w:rFonts w:ascii="標楷體" w:eastAsia="標楷體" w:hAnsi="標楷體" w:cs="新細明體" w:hint="eastAsia"/>
+                <w:color w:val="000000"/>
+                <w:kern w:val="0"/>
+                <w14:ligatures w14:val="none"/>
+              </w:rPr>
+            </w:pPr>
+            <w:r>
+              <w:rPr>
+                <w:rFonts w:ascii="標楷體" w:eastAsia="標楷體" w:hAnsi="標楷體" w:cs="新細明體" w:hint="eastAsia"/>
+                <w:color w:val="000000"/>
+                <w:kern w:val="0"/>
+                <w14:ligatures w14:val="none"/>
+              </w:rPr>
+              <w:t>137.9</w:t>
             </w:r>
           </w:p>
         </w:tc>
@@ -11736,31 +11646,31 @@
               <w:top w:val="single" w:sz="4" w:space="0" w:color="auto"/>
               <w:left w:val="nil"/>
               <w:bottom w:val="single" w:sz="4" w:space="0" w:color="auto"/>
-              <w:right w:val="single" w:sz="4" w:space="0" w:color="auto"/>
-            </w:tcBorders>
-            <w:vAlign w:val="center"/>
-            <w:hideMark/>
-          </w:tcPr>
-          <w:p>
-            <w:pPr>
-              <w:widowControl/>
-              <w:spacing w:after="0" w:line="240" w:lineRule="auto"/>
-              <w:jc w:val="center"/>
-              <w:rPr>
-                <w:rFonts w:ascii="標楷體" w:eastAsia="標楷體" w:hAnsi="標楷體" w:cs="新細明體" w:hint="eastAsia"/>
-                <w:color w:val="000000"/>
-                <w:kern w:val="0"/>
-                <w14:ligatures w14:val="none"/>
-              </w:rPr>
-            </w:pPr>
-            <w:r>
-              <w:rPr>
-                <w:rFonts w:ascii="標楷體" w:eastAsia="標楷體" w:hAnsi="標楷體" w:cs="新細明體" w:hint="eastAsia"/>
-                <w:color w:val="000000"/>
-                <w:kern w:val="0"/>
-                <w14:ligatures w14:val="none"/>
-              </w:rPr>
-              <w:t>8.02594E-20</w:t>
+              <w:right w:val="single" w:sz="4" w:space="0" w:color="000000"/>
+            </w:tcBorders>
+            <w:vAlign w:val="center"/>
+            <w:hideMark/>
+          </w:tcPr>
+          <w:p>
+            <w:pPr>
+              <w:widowControl/>
+              <w:spacing w:after="0" w:line="240" w:lineRule="auto"/>
+              <w:jc w:val="center"/>
+              <w:rPr>
+                <w:rFonts w:ascii="標楷體" w:eastAsia="標楷體" w:hAnsi="標楷體" w:cs="新細明體" w:hint="eastAsia"/>
+                <w:color w:val="000000"/>
+                <w:kern w:val="0"/>
+                <w14:ligatures w14:val="none"/>
+              </w:rPr>
+            </w:pPr>
+            <w:r>
+              <w:rPr>
+                <w:rFonts w:ascii="標楷體" w:eastAsia="標楷體" w:hAnsi="標楷體" w:cs="新細明體" w:hint="eastAsia"/>
+                <w:color w:val="000000"/>
+                <w:kern w:val="0"/>
+                <w14:ligatures w14:val="none"/>
+              </w:rPr>
+              <w:t>1.61952E-19</w:t>
             </w:r>
           </w:p>
         </w:tc>
@@ -11906,7 +11816,7 @@
                 <w:kern w:val="0"/>
                 <w14:ligatures w14:val="none"/>
               </w:rPr>
-              <w:t>9.92</w:t>
+              <w:t>6.35</w:t>
             </w:r>
           </w:p>
         </w:tc>
@@ -11941,7 +11851,7 @@
                 <w:kern w:val="0"/>
                 <w14:ligatures w14:val="none"/>
               </w:rPr>
-              <w:t>3.85081E-05</w:t>
+              <w:t>6.01575E-05</w:t>
             </w:r>
           </w:p>
         </w:tc>
@@ -11954,32 +11864,30 @@
               <w:bottom w:val="single" w:sz="4" w:space="0" w:color="auto"/>
               <w:right w:val="single" w:sz="4" w:space="0" w:color="auto"/>
             </w:tcBorders>
-            <w:noWrap/>
-            <w:vAlign w:val="center"/>
-            <w:hideMark/>
-          </w:tcPr>
-          <w:p>
-            <w:pPr>
-              <w:widowControl/>
-              <w:spacing w:after="0" w:line="240" w:lineRule="auto"/>
-              <w:jc w:val="center"/>
-              <w:rPr>
-                <w:rFonts w:ascii="標楷體" w:eastAsia="標楷體" w:hAnsi="標楷體" w:cs="新細明體" w:hint="eastAsia"/>
-                <w:kern w:val="0"/>
-                <w:sz w:val="22"/>
-                <w:szCs w:val="22"/>
-                <w14:ligatures w14:val="none"/>
-              </w:rPr>
-            </w:pPr>
-            <w:r>
-              <w:rPr>
-                <w:rFonts w:ascii="標楷體" w:eastAsia="標楷體" w:hAnsi="標楷體" w:cs="新細明體" w:hint="eastAsia"/>
-                <w:kern w:val="0"/>
-                <w:sz w:val="22"/>
-                <w:szCs w:val="22"/>
-                <w14:ligatures w14:val="none"/>
-              </w:rPr>
-              <w:t>92</w:t>
+            <w:shd w:val="clear" w:color="000000" w:fill="D9F2D0"/>
+            <w:vAlign w:val="center"/>
+            <w:hideMark/>
+          </w:tcPr>
+          <w:p>
+            <w:pPr>
+              <w:widowControl/>
+              <w:spacing w:after="0" w:line="240" w:lineRule="auto"/>
+              <w:jc w:val="right"/>
+              <w:rPr>
+                <w:rFonts w:ascii="標楷體" w:eastAsia="標楷體" w:hAnsi="標楷體" w:cs="新細明體" w:hint="eastAsia"/>
+                <w:color w:val="000000"/>
+                <w:kern w:val="0"/>
+                <w14:ligatures w14:val="none"/>
+              </w:rPr>
+            </w:pPr>
+            <w:r>
+              <w:rPr>
+                <w:rFonts w:ascii="標楷體" w:eastAsia="標楷體" w:hAnsi="標楷體" w:cs="新細明體" w:hint="eastAsia"/>
+                <w:color w:val="000000"/>
+                <w:kern w:val="0"/>
+                <w14:ligatures w14:val="none"/>
+              </w:rPr>
+              <w:t>262.4</w:t>
             </w:r>
           </w:p>
         </w:tc>
@@ -11990,31 +11898,31 @@
               <w:top w:val="single" w:sz="4" w:space="0" w:color="auto"/>
               <w:left w:val="nil"/>
               <w:bottom w:val="single" w:sz="4" w:space="0" w:color="auto"/>
-              <w:right w:val="single" w:sz="4" w:space="0" w:color="auto"/>
-            </w:tcBorders>
-            <w:vAlign w:val="center"/>
-            <w:hideMark/>
-          </w:tcPr>
-          <w:p>
-            <w:pPr>
-              <w:widowControl/>
-              <w:spacing w:after="0" w:line="240" w:lineRule="auto"/>
-              <w:jc w:val="center"/>
-              <w:rPr>
-                <w:rFonts w:ascii="標楷體" w:eastAsia="標楷體" w:hAnsi="標楷體" w:cs="新細明體" w:hint="eastAsia"/>
-                <w:color w:val="000000"/>
-                <w:kern w:val="0"/>
-                <w14:ligatures w14:val="none"/>
-              </w:rPr>
-            </w:pPr>
-            <w:r>
-              <w:rPr>
-                <w:rFonts w:ascii="標楷體" w:eastAsia="標楷體" w:hAnsi="標楷體" w:cs="新細明體" w:hint="eastAsia"/>
-                <w:color w:val="000000"/>
-                <w:kern w:val="0"/>
-                <w14:ligatures w14:val="none"/>
-              </w:rPr>
-              <w:t>5.05195E-19</w:t>
+              <w:right w:val="single" w:sz="4" w:space="0" w:color="000000"/>
+            </w:tcBorders>
+            <w:vAlign w:val="center"/>
+            <w:hideMark/>
+          </w:tcPr>
+          <w:p>
+            <w:pPr>
+              <w:widowControl/>
+              <w:spacing w:after="0" w:line="240" w:lineRule="auto"/>
+              <w:jc w:val="center"/>
+              <w:rPr>
+                <w:rFonts w:ascii="標楷體" w:eastAsia="標楷體" w:hAnsi="標楷體" w:cs="新細明體" w:hint="eastAsia"/>
+                <w:color w:val="000000"/>
+                <w:kern w:val="0"/>
+                <w14:ligatures w14:val="none"/>
+              </w:rPr>
+            </w:pPr>
+            <w:r>
+              <w:rPr>
+                <w:rFonts w:ascii="標楷體" w:eastAsia="標楷體" w:hAnsi="標楷體" w:cs="新細明體" w:hint="eastAsia"/>
+                <w:color w:val="000000"/>
+                <w:kern w:val="0"/>
+                <w14:ligatures w14:val="none"/>
+              </w:rPr>
+              <w:t>3.45852E-19</w:t>
             </w:r>
           </w:p>
         </w:tc>
@@ -12160,7 +12068,7 @@
                 <w:kern w:val="0"/>
                 <w14:ligatures w14:val="none"/>
               </w:rPr>
-              <w:t>19.89</w:t>
+              <w:t>11.1</w:t>
             </w:r>
           </w:p>
         </w:tc>
@@ -12195,7 +12103,7 @@
                 <w:kern w:val="0"/>
                 <w14:ligatures w14:val="none"/>
               </w:rPr>
-              <w:t>1.92056E-05</w:t>
+              <w:t>3.44144E-05</w:t>
             </w:r>
           </w:p>
         </w:tc>
@@ -12208,32 +12116,30 @@
               <w:bottom w:val="single" w:sz="4" w:space="0" w:color="auto"/>
               <w:right w:val="single" w:sz="4" w:space="0" w:color="auto"/>
             </w:tcBorders>
-            <w:noWrap/>
-            <w:vAlign w:val="center"/>
-            <w:hideMark/>
-          </w:tcPr>
-          <w:p>
-            <w:pPr>
-              <w:widowControl/>
-              <w:spacing w:after="0" w:line="240" w:lineRule="auto"/>
-              <w:jc w:val="center"/>
-              <w:rPr>
-                <w:rFonts w:ascii="標楷體" w:eastAsia="標楷體" w:hAnsi="標楷體" w:cs="新細明體" w:hint="eastAsia"/>
-                <w:kern w:val="0"/>
-                <w:sz w:val="22"/>
-                <w:szCs w:val="22"/>
-                <w14:ligatures w14:val="none"/>
-              </w:rPr>
-            </w:pPr>
-            <w:r>
-              <w:rPr>
-                <w:rFonts w:ascii="標楷體" w:eastAsia="標楷體" w:hAnsi="標楷體" w:cs="新細明體" w:hint="eastAsia"/>
-                <w:kern w:val="0"/>
-                <w:sz w:val="22"/>
-                <w:szCs w:val="22"/>
-                <w14:ligatures w14:val="none"/>
-              </w:rPr>
-              <w:t>220.3</w:t>
+            <w:shd w:val="clear" w:color="000000" w:fill="D9F2D0"/>
+            <w:vAlign w:val="center"/>
+            <w:hideMark/>
+          </w:tcPr>
+          <w:p>
+            <w:pPr>
+              <w:widowControl/>
+              <w:spacing w:after="0" w:line="240" w:lineRule="auto"/>
+              <w:jc w:val="right"/>
+              <w:rPr>
+                <w:rFonts w:ascii="標楷體" w:eastAsia="標楷體" w:hAnsi="標楷體" w:cs="新細明體" w:hint="eastAsia"/>
+                <w:color w:val="000000"/>
+                <w:kern w:val="0"/>
+                <w14:ligatures w14:val="none"/>
+              </w:rPr>
+            </w:pPr>
+            <w:r>
+              <w:rPr>
+                <w:rFonts w:ascii="標楷體" w:eastAsia="標楷體" w:hAnsi="標楷體" w:cs="新細明體" w:hint="eastAsia"/>
+                <w:color w:val="000000"/>
+                <w:kern w:val="0"/>
+                <w14:ligatures w14:val="none"/>
+              </w:rPr>
+              <w:t>63.3</w:t>
             </w:r>
           </w:p>
         </w:tc>
@@ -12244,31 +12150,31 @@
               <w:top w:val="single" w:sz="4" w:space="0" w:color="auto"/>
               <w:left w:val="nil"/>
               <w:bottom w:val="single" w:sz="4" w:space="0" w:color="auto"/>
-              <w:right w:val="single" w:sz="4" w:space="0" w:color="auto"/>
-            </w:tcBorders>
-            <w:vAlign w:val="center"/>
-            <w:hideMark/>
-          </w:tcPr>
-          <w:p>
-            <w:pPr>
-              <w:widowControl/>
-              <w:spacing w:after="0" w:line="240" w:lineRule="auto"/>
-              <w:jc w:val="center"/>
-              <w:rPr>
-                <w:rFonts w:ascii="標楷體" w:eastAsia="標楷體" w:hAnsi="標楷體" w:cs="新細明體" w:hint="eastAsia"/>
-                <w:color w:val="000000"/>
-                <w:kern w:val="0"/>
-                <w14:ligatures w14:val="none"/>
-              </w:rPr>
-            </w:pPr>
-            <w:r>
-              <w:rPr>
-                <w:rFonts w:ascii="標楷體" w:eastAsia="標楷體" w:hAnsi="標楷體" w:cs="新細明體" w:hint="eastAsia"/>
-                <w:color w:val="000000"/>
-                <w:kern w:val="0"/>
-                <w14:ligatures w14:val="none"/>
-              </w:rPr>
-              <w:t>7.43101E-20</w:t>
+              <w:right w:val="single" w:sz="4" w:space="0" w:color="000000"/>
+            </w:tcBorders>
+            <w:vAlign w:val="center"/>
+            <w:hideMark/>
+          </w:tcPr>
+          <w:p>
+            <w:pPr>
+              <w:widowControl/>
+              <w:spacing w:after="0" w:line="240" w:lineRule="auto"/>
+              <w:jc w:val="center"/>
+              <w:rPr>
+                <w:rFonts w:ascii="標楷體" w:eastAsia="標楷體" w:hAnsi="標楷體" w:cs="新細明體" w:hint="eastAsia"/>
+                <w:color w:val="000000"/>
+                <w:kern w:val="0"/>
+                <w14:ligatures w14:val="none"/>
+              </w:rPr>
+            </w:pPr>
+            <w:r>
+              <w:rPr>
+                <w:rFonts w:ascii="標楷體" w:eastAsia="標楷體" w:hAnsi="標楷體" w:cs="新細明體" w:hint="eastAsia"/>
+                <w:color w:val="000000"/>
+                <w:kern w:val="0"/>
+                <w14:ligatures w14:val="none"/>
+              </w:rPr>
+              <w:t>6.20335E-19</w:t>
             </w:r>
           </w:p>
         </w:tc>
@@ -12414,7 +12320,7 @@
                 <w:kern w:val="0"/>
                 <w14:ligatures w14:val="none"/>
               </w:rPr>
-              <w:t>8.11</w:t>
+              <w:t>17.78</w:t>
             </w:r>
           </w:p>
         </w:tc>
@@ -12449,7 +12355,7 @@
                 <w:kern w:val="0"/>
                 <w14:ligatures w14:val="none"/>
               </w:rPr>
-              <w:t>4.71023E-05</w:t>
+              <w:t>2.14848E-05</w:t>
             </w:r>
           </w:p>
         </w:tc>
@@ -12462,34 +12368,30 @@
               <w:bottom w:val="single" w:sz="4" w:space="0" w:color="auto"/>
               <w:right w:val="single" w:sz="4" w:space="0" w:color="auto"/>
             </w:tcBorders>
-            <w:noWrap/>
-            <w:vAlign w:val="center"/>
-            <w:hideMark/>
-          </w:tcPr>
-          <w:p>
-            <w:pPr>
-              <w:widowControl/>
-              <w:spacing w:after="0" w:line="240" w:lineRule="auto"/>
-              <w:jc w:val="center"/>
-              <w:rPr>
-                <w:rFonts w:ascii="標楷體" w:eastAsia="標楷體" w:hAnsi="標楷體" w:cs="新細明體" w:hint="eastAsia"/>
-                <w:color w:val="000000"/>
-                <w:kern w:val="0"/>
-                <w:sz w:val="22"/>
-                <w:szCs w:val="22"/>
-                <w14:ligatures w14:val="none"/>
-              </w:rPr>
-            </w:pPr>
-            <w:r>
-              <w:rPr>
-                <w:rFonts w:ascii="標楷體" w:eastAsia="標楷體" w:hAnsi="標楷體" w:cs="新細明體" w:hint="eastAsia"/>
-                <w:color w:val="000000"/>
-                <w:kern w:val="0"/>
-                <w:sz w:val="22"/>
-                <w:szCs w:val="22"/>
-                <w14:ligatures w14:val="none"/>
-              </w:rPr>
-              <w:t>170.8</w:t>
+            <w:shd w:val="clear" w:color="000000" w:fill="D9F2D0"/>
+            <w:vAlign w:val="center"/>
+            <w:hideMark/>
+          </w:tcPr>
+          <w:p>
+            <w:pPr>
+              <w:widowControl/>
+              <w:spacing w:after="0" w:line="240" w:lineRule="auto"/>
+              <w:jc w:val="right"/>
+              <w:rPr>
+                <w:rFonts w:ascii="標楷體" w:eastAsia="標楷體" w:hAnsi="標楷體" w:cs="新細明體" w:hint="eastAsia"/>
+                <w:color w:val="000000"/>
+                <w:kern w:val="0"/>
+                <w14:ligatures w14:val="none"/>
+              </w:rPr>
+            </w:pPr>
+            <w:r>
+              <w:rPr>
+                <w:rFonts w:ascii="標楷體" w:eastAsia="標楷體" w:hAnsi="標楷體" w:cs="新細明體" w:hint="eastAsia"/>
+                <w:color w:val="000000"/>
+                <w:kern w:val="0"/>
+                <w14:ligatures w14:val="none"/>
+              </w:rPr>
+              <w:t>43.5</w:t>
             </w:r>
           </w:p>
         </w:tc>
@@ -12500,31 +12402,31 @@
               <w:top w:val="single" w:sz="4" w:space="0" w:color="auto"/>
               <w:left w:val="nil"/>
               <w:bottom w:val="single" w:sz="4" w:space="0" w:color="auto"/>
-              <w:right w:val="single" w:sz="4" w:space="0" w:color="auto"/>
-            </w:tcBorders>
-            <w:vAlign w:val="center"/>
-            <w:hideMark/>
-          </w:tcPr>
-          <w:p>
-            <w:pPr>
-              <w:widowControl/>
-              <w:spacing w:after="0" w:line="240" w:lineRule="auto"/>
-              <w:jc w:val="center"/>
-              <w:rPr>
-                <w:rFonts w:ascii="標楷體" w:eastAsia="標楷體" w:hAnsi="標楷體" w:cs="新細明體" w:hint="eastAsia"/>
-                <w:color w:val="000000"/>
-                <w:kern w:val="0"/>
-                <w14:ligatures w14:val="none"/>
-              </w:rPr>
-            </w:pPr>
-            <w:r>
-              <w:rPr>
-                <w:rFonts w:ascii="標楷體" w:eastAsia="標楷體" w:hAnsi="標楷體" w:cs="新細明體" w:hint="eastAsia"/>
-                <w:color w:val="000000"/>
-                <w:kern w:val="0"/>
-                <w14:ligatures w14:val="none"/>
-              </w:rPr>
-              <w:t>3.68125E-19</w:t>
+              <w:right w:val="single" w:sz="4" w:space="0" w:color="000000"/>
+            </w:tcBorders>
+            <w:vAlign w:val="center"/>
+            <w:hideMark/>
+          </w:tcPr>
+          <w:p>
+            <w:pPr>
+              <w:widowControl/>
+              <w:spacing w:after="0" w:line="240" w:lineRule="auto"/>
+              <w:jc w:val="center"/>
+              <w:rPr>
+                <w:rFonts w:ascii="標楷體" w:eastAsia="標楷體" w:hAnsi="標楷體" w:cs="新細明體" w:hint="eastAsia"/>
+                <w:color w:val="000000"/>
+                <w:kern w:val="0"/>
+                <w14:ligatures w14:val="none"/>
+              </w:rPr>
+            </w:pPr>
+            <w:r>
+              <w:rPr>
+                <w:rFonts w:ascii="標楷體" w:eastAsia="標楷體" w:hAnsi="標楷體" w:cs="新細明體" w:hint="eastAsia"/>
+                <w:color w:val="000000"/>
+                <w:kern w:val="0"/>
+                <w14:ligatures w14:val="none"/>
+              </w:rPr>
+              <w:t>4.45274E-19</w:t>
             </w:r>
           </w:p>
         </w:tc>
@@ -12670,7 +12572,7 @@
                 <w:kern w:val="0"/>
                 <w14:ligatures w14:val="none"/>
               </w:rPr>
-              <w:t>22.39</w:t>
+              <w:t>11.82</w:t>
             </w:r>
           </w:p>
         </w:tc>
@@ -12705,7 +12607,7 @@
                 <w:kern w:val="0"/>
                 <w14:ligatures w14:val="none"/>
               </w:rPr>
-              <w:t>1.70612E-05</w:t>
+              <w:t>3.23181E-05</w:t>
             </w:r>
           </w:p>
         </w:tc>
@@ -12718,32 +12620,30 @@
               <w:bottom w:val="single" w:sz="4" w:space="0" w:color="auto"/>
               <w:right w:val="single" w:sz="4" w:space="0" w:color="auto"/>
             </w:tcBorders>
-            <w:noWrap/>
-            <w:vAlign w:val="center"/>
-            <w:hideMark/>
-          </w:tcPr>
-          <w:p>
-            <w:pPr>
-              <w:widowControl/>
-              <w:spacing w:after="0" w:line="240" w:lineRule="auto"/>
-              <w:jc w:val="center"/>
-              <w:rPr>
-                <w:rFonts w:ascii="標楷體" w:eastAsia="標楷體" w:hAnsi="標楷體" w:cs="新細明體" w:hint="eastAsia"/>
-                <w:kern w:val="0"/>
-                <w:sz w:val="22"/>
-                <w:szCs w:val="22"/>
-                <w14:ligatures w14:val="none"/>
-              </w:rPr>
-            </w:pPr>
-            <w:r>
-              <w:rPr>
-                <w:rFonts w:ascii="標楷體" w:eastAsia="標楷體" w:hAnsi="標楷體" w:cs="新細明體" w:hint="eastAsia"/>
-                <w:kern w:val="0"/>
-                <w:sz w:val="22"/>
-                <w:szCs w:val="22"/>
-                <w14:ligatures w14:val="none"/>
-              </w:rPr>
-              <w:t>59.7</w:t>
+            <w:shd w:val="clear" w:color="000000" w:fill="D9F2D0"/>
+            <w:vAlign w:val="center"/>
+            <w:hideMark/>
+          </w:tcPr>
+          <w:p>
+            <w:pPr>
+              <w:widowControl/>
+              <w:spacing w:after="0" w:line="240" w:lineRule="auto"/>
+              <w:jc w:val="right"/>
+              <w:rPr>
+                <w:rFonts w:ascii="標楷體" w:eastAsia="標楷體" w:hAnsi="標楷體" w:cs="新細明體" w:hint="eastAsia"/>
+                <w:color w:val="000000"/>
+                <w:kern w:val="0"/>
+                <w14:ligatures w14:val="none"/>
+              </w:rPr>
+            </w:pPr>
+            <w:r>
+              <w:rPr>
+                <w:rFonts w:ascii="標楷體" w:eastAsia="標楷體" w:hAnsi="標楷體" w:cs="新細明體" w:hint="eastAsia"/>
+                <w:color w:val="000000"/>
+                <w:kern w:val="0"/>
+                <w14:ligatures w14:val="none"/>
+              </w:rPr>
+              <w:t>43.1</w:t>
             </w:r>
           </w:p>
         </w:tc>
@@ -12754,31 +12654,31 @@
               <w:top w:val="single" w:sz="4" w:space="0" w:color="auto"/>
               <w:left w:val="nil"/>
               <w:bottom w:val="single" w:sz="4" w:space="0" w:color="auto"/>
-              <w:right w:val="single" w:sz="4" w:space="0" w:color="auto"/>
-            </w:tcBorders>
-            <w:vAlign w:val="center"/>
-            <w:hideMark/>
-          </w:tcPr>
-          <w:p>
-            <w:pPr>
-              <w:widowControl/>
-              <w:spacing w:after="0" w:line="240" w:lineRule="auto"/>
-              <w:jc w:val="center"/>
-              <w:rPr>
-                <w:rFonts w:ascii="標楷體" w:eastAsia="標楷體" w:hAnsi="標楷體" w:cs="新細明體" w:hint="eastAsia"/>
-                <w:color w:val="000000"/>
-                <w:kern w:val="0"/>
-                <w14:ligatures w14:val="none"/>
-              </w:rPr>
-            </w:pPr>
-            <w:r>
-              <w:rPr>
-                <w:rFonts w:ascii="標楷體" w:eastAsia="標楷體" w:hAnsi="標楷體" w:cs="新細明體" w:hint="eastAsia"/>
-                <w:color w:val="000000"/>
-                <w:kern w:val="0"/>
-                <w14:ligatures w14:val="none"/>
-              </w:rPr>
-              <w:t>2.29593E-19</w:t>
+              <w:right w:val="single" w:sz="4" w:space="0" w:color="000000"/>
+            </w:tcBorders>
+            <w:vAlign w:val="center"/>
+            <w:hideMark/>
+          </w:tcPr>
+          <w:p>
+            <w:pPr>
+              <w:widowControl/>
+              <w:spacing w:after="0" w:line="240" w:lineRule="auto"/>
+              <w:jc w:val="center"/>
+              <w:rPr>
+                <w:rFonts w:ascii="標楷體" w:eastAsia="標楷體" w:hAnsi="標楷體" w:cs="新細明體" w:hint="eastAsia"/>
+                <w:color w:val="000000"/>
+                <w:kern w:val="0"/>
+                <w14:ligatures w14:val="none"/>
+              </w:rPr>
+            </w:pPr>
+            <w:r>
+              <w:rPr>
+                <w:rFonts w:ascii="標楷體" w:eastAsia="標楷體" w:hAnsi="標楷體" w:cs="新細明體" w:hint="eastAsia"/>
+                <w:color w:val="000000"/>
+                <w:kern w:val="0"/>
+                <w14:ligatures w14:val="none"/>
+              </w:rPr>
+              <w:t>8.29108E-19</w:t>
             </w:r>
           </w:p>
         </w:tc>
@@ -12924,7 +12824,7 @@
                 <w:kern w:val="0"/>
                 <w14:ligatures w14:val="none"/>
               </w:rPr>
-              <w:t>22.38</w:t>
+              <w:t>18.44</w:t>
             </w:r>
           </w:p>
         </w:tc>
@@ -12959,7 +12859,7 @@
                 <w:kern w:val="0"/>
                 <w14:ligatures w14:val="none"/>
               </w:rPr>
-              <w:t>1.70688E-05</w:t>
+              <w:t>2.07158E-05</w:t>
             </w:r>
           </w:p>
         </w:tc>
@@ -12972,32 +12872,30 @@
               <w:bottom w:val="single" w:sz="4" w:space="0" w:color="auto"/>
               <w:right w:val="single" w:sz="4" w:space="0" w:color="auto"/>
             </w:tcBorders>
-            <w:noWrap/>
-            <w:vAlign w:val="center"/>
-            <w:hideMark/>
-          </w:tcPr>
-          <w:p>
-            <w:pPr>
-              <w:widowControl/>
-              <w:spacing w:after="0" w:line="240" w:lineRule="auto"/>
-              <w:jc w:val="center"/>
-              <w:rPr>
-                <w:rFonts w:ascii="標楷體" w:eastAsia="標楷體" w:hAnsi="標楷體" w:cs="新細明體" w:hint="eastAsia"/>
-                <w:kern w:val="0"/>
-                <w:sz w:val="22"/>
-                <w:szCs w:val="22"/>
-                <w14:ligatures w14:val="none"/>
-              </w:rPr>
-            </w:pPr>
-            <w:r>
-              <w:rPr>
-                <w:rFonts w:ascii="標楷體" w:eastAsia="標楷體" w:hAnsi="標楷體" w:cs="新細明體" w:hint="eastAsia"/>
-                <w:kern w:val="0"/>
-                <w:sz w:val="22"/>
-                <w:szCs w:val="22"/>
-                <w14:ligatures w14:val="none"/>
-              </w:rPr>
-              <w:t>205.2</w:t>
+            <w:shd w:val="clear" w:color="000000" w:fill="D9F2D0"/>
+            <w:vAlign w:val="center"/>
+            <w:hideMark/>
+          </w:tcPr>
+          <w:p>
+            <w:pPr>
+              <w:widowControl/>
+              <w:spacing w:after="0" w:line="240" w:lineRule="auto"/>
+              <w:jc w:val="right"/>
+              <w:rPr>
+                <w:rFonts w:ascii="標楷體" w:eastAsia="標楷體" w:hAnsi="標楷體" w:cs="新細明體" w:hint="eastAsia"/>
+                <w:color w:val="000000"/>
+                <w:kern w:val="0"/>
+                <w14:ligatures w14:val="none"/>
+              </w:rPr>
+            </w:pPr>
+            <w:r>
+              <w:rPr>
+                <w:rFonts w:ascii="標楷體" w:eastAsia="標楷體" w:hAnsi="標楷體" w:cs="新細明體" w:hint="eastAsia"/>
+                <w:color w:val="000000"/>
+                <w:kern w:val="0"/>
+                <w14:ligatures w14:val="none"/>
+              </w:rPr>
+              <w:t>53</w:t>
             </w:r>
           </w:p>
         </w:tc>
@@ -13008,31 +12906,31 @@
               <w:top w:val="single" w:sz="4" w:space="0" w:color="auto"/>
               <w:left w:val="nil"/>
               <w:bottom w:val="single" w:sz="4" w:space="0" w:color="auto"/>
-              <w:right w:val="single" w:sz="4" w:space="0" w:color="auto"/>
-            </w:tcBorders>
-            <w:vAlign w:val="center"/>
-            <w:hideMark/>
-          </w:tcPr>
-          <w:p>
-            <w:pPr>
-              <w:widowControl/>
-              <w:spacing w:after="0" w:line="240" w:lineRule="auto"/>
-              <w:jc w:val="center"/>
-              <w:rPr>
-                <w:rFonts w:ascii="標楷體" w:eastAsia="標楷體" w:hAnsi="標楷體" w:cs="新細明體" w:hint="eastAsia"/>
-                <w:color w:val="000000"/>
-                <w:kern w:val="0"/>
-                <w14:ligatures w14:val="none"/>
-              </w:rPr>
-            </w:pPr>
-            <w:r>
-              <w:rPr>
-                <w:rFonts w:ascii="標楷體" w:eastAsia="標楷體" w:hAnsi="標楷體" w:cs="新細明體" w:hint="eastAsia"/>
-                <w:color w:val="000000"/>
-                <w:kern w:val="0"/>
-                <w14:ligatures w14:val="none"/>
-              </w:rPr>
-              <w:t>6.68417E-20</w:t>
+              <w:right w:val="single" w:sz="4" w:space="0" w:color="000000"/>
+            </w:tcBorders>
+            <w:vAlign w:val="center"/>
+            <w:hideMark/>
+          </w:tcPr>
+          <w:p>
+            <w:pPr>
+              <w:widowControl/>
+              <w:spacing w:after="0" w:line="240" w:lineRule="auto"/>
+              <w:jc w:val="center"/>
+              <w:rPr>
+                <w:rFonts w:ascii="標楷體" w:eastAsia="標楷體" w:hAnsi="標楷體" w:cs="新細明體" w:hint="eastAsia"/>
+                <w:color w:val="000000"/>
+                <w:kern w:val="0"/>
+                <w14:ligatures w14:val="none"/>
+              </w:rPr>
+            </w:pPr>
+            <w:r>
+              <w:rPr>
+                <w:rFonts w:ascii="標楷體" w:eastAsia="標楷體" w:hAnsi="標楷體" w:cs="新細明體" w:hint="eastAsia"/>
+                <w:color w:val="000000"/>
+                <w:kern w:val="0"/>
+                <w14:ligatures w14:val="none"/>
+              </w:rPr>
+              <w:t>3.46017E-19</w:t>
             </w:r>
           </w:p>
         </w:tc>
@@ -13042,6 +12940,137 @@
       <w:pPr>
         <w:pStyle w:val="a9"/>
         <w:ind w:left="480"/>
+        <w:jc w:val="center"/>
+        <w:rPr>
+          <w:rFonts w:ascii="標楷體" w:eastAsia="標楷體" w:hAnsi="標楷體"/>
+        </w:rPr>
+      </w:pPr>
+    </w:p>
+    <w:p>
+      <w:pPr>
+        <w:pStyle w:val="a9"/>
+        <w:ind w:left="480"/>
+        <w:jc w:val="center"/>
+        <w:rPr>
+          <w:rFonts w:ascii="標楷體" w:eastAsia="標楷體" w:hAnsi="標楷體"/>
+        </w:rPr>
+      </w:pPr>
+    </w:p>
+    <w:p>
+      <w:pPr>
+        <w:pStyle w:val="a9"/>
+        <w:ind w:left="480"/>
+        <w:jc w:val="center"/>
+        <w:rPr>
+          <w:rFonts w:ascii="標楷體" w:eastAsia="標楷體" w:hAnsi="標楷體"/>
+        </w:rPr>
+      </w:pPr>
+    </w:p>
+    <w:p>
+      <w:pPr>
+        <w:pStyle w:val="a9"/>
+        <w:ind w:left="480"/>
+        <w:jc w:val="center"/>
+        <w:rPr>
+          <w:rFonts w:ascii="標楷體" w:eastAsia="標楷體" w:hAnsi="標楷體"/>
+        </w:rPr>
+      </w:pPr>
+    </w:p>
+    <w:p>
+      <w:pPr>
+        <w:pStyle w:val="a9"/>
+        <w:ind w:left="480"/>
+        <w:jc w:val="center"/>
+        <w:rPr>
+          <w:rFonts w:ascii="標楷體" w:eastAsia="標楷體" w:hAnsi="標楷體"/>
+        </w:rPr>
+      </w:pPr>
+    </w:p>
+    <w:p>
+      <w:pPr>
+        <w:pStyle w:val="a9"/>
+        <w:ind w:left="480"/>
+        <w:jc w:val="center"/>
+        <w:rPr>
+          <w:rFonts w:ascii="標楷體" w:eastAsia="標楷體" w:hAnsi="標楷體"/>
+        </w:rPr>
+      </w:pPr>
+    </w:p>
+    <w:p>
+      <w:pPr>
+        <w:pStyle w:val="a9"/>
+        <w:ind w:left="480"/>
+        <w:jc w:val="center"/>
+        <w:rPr>
+          <w:rFonts w:ascii="標楷體" w:eastAsia="標楷體" w:hAnsi="標楷體"/>
+        </w:rPr>
+      </w:pPr>
+    </w:p>
+    <w:p>
+      <w:pPr>
+        <w:pStyle w:val="a9"/>
+        <w:ind w:left="480"/>
+        <w:jc w:val="center"/>
+        <w:rPr>
+          <w:rFonts w:ascii="標楷體" w:eastAsia="標楷體" w:hAnsi="標楷體"/>
+        </w:rPr>
+      </w:pPr>
+    </w:p>
+    <w:p>
+      <w:pPr>
+        <w:pStyle w:val="a9"/>
+        <w:ind w:left="480"/>
+        <w:jc w:val="center"/>
+        <w:rPr>
+          <w:rFonts w:ascii="標楷體" w:eastAsia="標楷體" w:hAnsi="標楷體"/>
+        </w:rPr>
+      </w:pPr>
+    </w:p>
+    <w:p>
+      <w:pPr>
+        <w:pStyle w:val="a9"/>
+        <w:ind w:left="480"/>
+        <w:jc w:val="center"/>
+        <w:rPr>
+          <w:rFonts w:ascii="標楷體" w:eastAsia="標楷體" w:hAnsi="標楷體"/>
+        </w:rPr>
+      </w:pPr>
+    </w:p>
+    <w:p>
+      <w:pPr>
+        <w:pStyle w:val="a9"/>
+        <w:ind w:left="480"/>
+        <w:jc w:val="center"/>
+        <w:rPr>
+          <w:rFonts w:ascii="標楷體" w:eastAsia="標楷體" w:hAnsi="標楷體"/>
+        </w:rPr>
+      </w:pPr>
+    </w:p>
+    <w:p>
+      <w:pPr>
+        <w:pStyle w:val="a9"/>
+        <w:ind w:left="480"/>
+        <w:jc w:val="center"/>
+        <w:rPr>
+          <w:rFonts w:ascii="標楷體" w:eastAsia="標楷體" w:hAnsi="標楷體"/>
+        </w:rPr>
+      </w:pPr>
+    </w:p>
+    <w:p>
+      <w:pPr>
+        <w:pStyle w:val="a9"/>
+        <w:ind w:left="480"/>
+        <w:jc w:val="center"/>
+        <w:rPr>
+          <w:rFonts w:ascii="標楷體" w:eastAsia="標楷體" w:hAnsi="標楷體"/>
+        </w:rPr>
+      </w:pPr>
+    </w:p>
+    <w:p>
+      <w:pPr>
+        <w:pStyle w:val="a9"/>
+        <w:ind w:left="480"/>
+        <w:jc w:val="center"/>
         <w:rPr>
           <w:rFonts w:ascii="標楷體" w:eastAsia="標楷體" w:hAnsi="標楷體" w:hint="eastAsia"/>
         </w:rPr>
@@ -13062,6 +13091,7 @@
         <w:rPr>
           <w:rFonts w:ascii="標楷體" w:eastAsia="標楷體" w:hAnsi="標楷體" w:hint="eastAsia"/>
         </w:rPr>
+        <w:lastRenderedPageBreak/>
         <w:t>數據分析</w:t>
       </w:r>
     </w:p>
@@ -13073,16 +13103,11 @@
         </w:rPr>
       </w:pPr>
       <w:r>
-        <w:rPr>
-          <w:rFonts w:hint="eastAsia"/>
-          <w:noProof/>
-        </w:rPr>
-        <w:lastRenderedPageBreak/>
         <w:drawing>
-          <wp:inline distT="0" distB="0" distL="0" distR="0" wp14:anchorId="29616DAE" wp14:editId="19B972B9">
-            <wp:extent cx="1520190" cy="4434115"/>
-            <wp:effectExtent l="0" t="0" r="3810" b="5080"/>
-            <wp:docPr id="1138200358" name="圖片 1"/>
+          <wp:inline distT="0" distB="0" distL="0" distR="0" wp14:anchorId="5D5CBF1E" wp14:editId="790A2D54">
+            <wp:extent cx="1835150" cy="5561330"/>
+            <wp:effectExtent l="0" t="0" r="0" b="1270"/>
+            <wp:docPr id="328462844" name="圖片 4"/>
             <wp:cNvGraphicFramePr>
               <a:graphicFrameLocks xmlns:a="http://schemas.openxmlformats.org/drawingml/2006/main" noChangeAspect="1"/>
             </wp:cNvGraphicFramePr>
@@ -13090,12 +13115,12 @@
               <a:graphicData uri="http://schemas.openxmlformats.org/drawingml/2006/picture">
                 <pic:pic xmlns:pic="http://schemas.openxmlformats.org/drawingml/2006/picture">
                   <pic:nvPicPr>
-                    <pic:cNvPr id="0" name="Picture 1"/>
+                    <pic:cNvPr id="0" name="Picture 5"/>
                     <pic:cNvPicPr>
                       <a:picLocks noChangeAspect="1" noChangeArrowheads="1"/>
                     </pic:cNvPicPr>
                   </pic:nvPicPr>
-                  <pic:blipFill rotWithShape="1">
+                  <pic:blipFill>
                     <a:blip r:embed="rId5">
                       <a:extLst>
                         <a:ext uri="{28A0092B-C50C-407E-A947-70E740481C1C}">
@@ -13103,7 +13128,7 @@
                         </a:ext>
                       </a:extLst>
                     </a:blip>
-                    <a:srcRect b="49972"/>
+                    <a:srcRect/>
                     <a:stretch>
                       <a:fillRect/>
                     </a:stretch>
@@ -13111,7 +13136,7 @@
                   <pic:spPr bwMode="auto">
                     <a:xfrm>
                       <a:off x="0" y="0"/>
-                      <a:ext cx="1520190" cy="4434115"/>
+                      <a:ext cx="1835150" cy="5561330"/>
                     </a:xfrm>
                     <a:prstGeom prst="rect">
                       <a:avLst/>
@@ -13120,11 +13145,6 @@
                     <a:ln>
                       <a:noFill/>
                     </a:ln>
-                    <a:extLst>
-                      <a:ext uri="{53640926-AAD7-44D8-BBD7-CCE9431645EC}">
-                        <a14:shadowObscured xmlns:a14="http://schemas.microsoft.com/office/drawing/2010/main"/>
-                      </a:ext>
-                    </a:extLst>
                   </pic:spPr>
                 </pic:pic>
               </a:graphicData>
@@ -13133,15 +13153,11 @@
         </w:drawing>
       </w:r>
       <w:r>
-        <w:rPr>
-          <w:rFonts w:hint="eastAsia"/>
-          <w:noProof/>
-        </w:rPr>
         <w:drawing>
-          <wp:inline distT="0" distB="0" distL="0" distR="0" wp14:anchorId="7A72D3C2" wp14:editId="2232AE4B">
-            <wp:extent cx="1520190" cy="4438650"/>
-            <wp:effectExtent l="0" t="0" r="3810" b="0"/>
-            <wp:docPr id="999097635" name="圖片 1"/>
+          <wp:inline distT="0" distB="0" distL="0" distR="0" wp14:anchorId="2291FB73" wp14:editId="28242681">
+            <wp:extent cx="1835150" cy="5355590"/>
+            <wp:effectExtent l="0" t="0" r="0" b="0"/>
+            <wp:docPr id="405975455" name="圖片 5"/>
             <wp:cNvGraphicFramePr>
               <a:graphicFrameLocks xmlns:a="http://schemas.openxmlformats.org/drawingml/2006/main" noChangeAspect="1"/>
             </wp:cNvGraphicFramePr>
@@ -13149,20 +13165,20 @@
               <a:graphicData uri="http://schemas.openxmlformats.org/drawingml/2006/picture">
                 <pic:pic xmlns:pic="http://schemas.openxmlformats.org/drawingml/2006/picture">
                   <pic:nvPicPr>
-                    <pic:cNvPr id="0" name="Picture 1"/>
+                    <pic:cNvPr id="0" name="Picture 6"/>
                     <pic:cNvPicPr>
                       <a:picLocks noChangeAspect="1" noChangeArrowheads="1"/>
                     </pic:cNvPicPr>
                   </pic:nvPicPr>
-                  <pic:blipFill rotWithShape="1">
-                    <a:blip r:embed="rId5">
+                  <pic:blipFill>
+                    <a:blip r:embed="rId6">
                       <a:extLst>
                         <a:ext uri="{28A0092B-C50C-407E-A947-70E740481C1C}">
                           <a14:useLocalDpi xmlns:a14="http://schemas.microsoft.com/office/drawing/2010/main" val="0"/>
                         </a:ext>
                       </a:extLst>
                     </a:blip>
-                    <a:srcRect t="49920" b="1"/>
+                    <a:srcRect/>
                     <a:stretch>
                       <a:fillRect/>
                     </a:stretch>
@@ -13170,7 +13186,7 @@
                   <pic:spPr bwMode="auto">
                     <a:xfrm>
                       <a:off x="0" y="0"/>
-                      <a:ext cx="1520190" cy="4438650"/>
+                      <a:ext cx="1835150" cy="5355590"/>
                     </a:xfrm>
                     <a:prstGeom prst="rect">
                       <a:avLst/>
@@ -13179,11 +13195,6 @@
                     <a:ln>
                       <a:noFill/>
                     </a:ln>
-                    <a:extLst>
-                      <a:ext uri="{53640926-AAD7-44D8-BBD7-CCE9431645EC}">
-                        <a14:shadowObscured xmlns:a14="http://schemas.microsoft.com/office/drawing/2010/main"/>
-                      </a:ext>
-                    </a:extLst>
                   </pic:spPr>
                 </pic:pic>
               </a:graphicData>
@@ -13203,11 +13214,12 @@
         <w:rPr>
           <w:noProof/>
         </w:rPr>
+        <w:lastRenderedPageBreak/>
         <w:drawing>
-          <wp:inline distT="0" distB="0" distL="0" distR="0" wp14:anchorId="58E58C7F" wp14:editId="457C373F">
+          <wp:inline distT="0" distB="0" distL="0" distR="0" wp14:anchorId="7F4CA3A0" wp14:editId="67FFB966">
             <wp:extent cx="5274310" cy="3145155"/>
             <wp:effectExtent l="0" t="0" r="2540" b="0"/>
-            <wp:docPr id="1133660337" name="圖片 1"/>
+            <wp:docPr id="960780836" name="圖片 6"/>
             <wp:cNvGraphicFramePr>
               <a:graphicFrameLocks xmlns:a="http://schemas.openxmlformats.org/drawingml/2006/main" noChangeAspect="1"/>
             </wp:cNvGraphicFramePr>
@@ -13215,13 +13227,13 @@
               <a:graphicData uri="http://schemas.openxmlformats.org/drawingml/2006/picture">
                 <pic:pic xmlns:pic="http://schemas.openxmlformats.org/drawingml/2006/picture">
                   <pic:nvPicPr>
-                    <pic:cNvPr id="0" name="Picture 1"/>
+                    <pic:cNvPr id="0" name="Picture 7"/>
                     <pic:cNvPicPr>
                       <a:picLocks noChangeAspect="1" noChangeArrowheads="1"/>
                     </pic:cNvPicPr>
                   </pic:nvPicPr>
                   <pic:blipFill>
-                    <a:blip r:embed="rId6">
+                    <a:blip r:embed="rId7">
                       <a:extLst>
                         <a:ext uri="{28A0092B-C50C-407E-A947-70E740481C1C}">
                           <a14:useLocalDpi xmlns:a14="http://schemas.microsoft.com/office/drawing/2010/main" val="0"/>
@@ -13260,7 +13272,7 @@
           <w:rFonts w:ascii="標楷體" w:eastAsia="標楷體" w:hAnsi="標楷體" w:hint="eastAsia"/>
         </w:rPr>
       </w:pPr>
-      <w:hyperlink r:id="rId7" w:history="1">
+      <w:hyperlink r:id="rId8" w:history="1">
         <w:r>
           <w:rPr>
             <w:rStyle w:val="af"/>
@@ -13390,14 +13402,7 @@
         <w:rPr>
           <w:rFonts w:ascii="標楷體" w:eastAsia="標楷體" w:hAnsi="標楷體" w:hint="eastAsia"/>
         </w:rPr>
-        <w:t>除以對應的n，</w:t>
-      </w:r>
-      <w:r>
-        <w:rPr>
-          <w:rFonts w:ascii="標楷體" w:eastAsia="標楷體" w:hAnsi="標楷體" w:hint="eastAsia"/>
-        </w:rPr>
-        <w:lastRenderedPageBreak/>
-        <w:t>求得基本電荷測量值</w:t>
+        <w:t>除以對應的n，求得基本電荷測量值</w:t>
       </w:r>
       <w:r>
         <w:rPr>
@@ -13443,7 +13448,13 @@
             <w:rPr>
               <w:rFonts w:ascii="Cambria Math" w:eastAsia="標楷體" w:hAnsi="Cambria Math" w:hint="eastAsia"/>
             </w:rPr>
-            <m:t>=1.61</m:t>
+            <m:t>=1.6</m:t>
+          </m:r>
+          <m:r>
+            <w:rPr>
+              <w:rFonts w:ascii="Cambria Math" w:eastAsia="標楷體" w:hAnsi="Cambria Math"/>
+            </w:rPr>
+            <m:t>08</m:t>
           </m:r>
           <m:r>
             <m:rPr>
@@ -13590,7 +13601,19 @@
         <w:rPr>
           <w:rFonts w:ascii="標楷體" w:eastAsia="標楷體" w:hAnsi="標楷體" w:hint="eastAsia"/>
         </w:rPr>
-        <w:t xml:space="preserve"> 相比，百分誤差為 0.68%。實驗數據繪製成 N-Q 圖後呈現明顯的群聚分佈特徵。</w:t>
+        <w:t xml:space="preserve"> 相比，百分誤差為 0.</w:t>
+      </w:r>
+      <w:r>
+        <w:rPr>
+          <w:rFonts w:ascii="標楷體" w:eastAsia="標楷體" w:hAnsi="標楷體" w:hint="eastAsia"/>
+        </w:rPr>
+        <w:t>39</w:t>
+      </w:r>
+      <w:r>
+        <w:rPr>
+          <w:rFonts w:ascii="標楷體" w:eastAsia="標楷體" w:hAnsi="標楷體" w:hint="eastAsia"/>
+        </w:rPr>
+        <w:t>%。實驗數據繪製成 N-Q 圖後呈現明顯的群聚分佈特徵。</w:t>
       </w:r>
       <w:proofErr w:type="gramStart"/>
       <w:r>

--- a/one down/普物實驗/6 密立根油滴實驗/E24146107_王翊權_結報6.docx
+++ b/one down/普物實驗/6 密立根油滴實驗/E24146107_王翊權_結報6.docx
@@ -17,7 +17,23 @@
           <w:sz w:val="44"/>
           <w:szCs w:val="44"/>
         </w:rPr>
-        <w:t xml:space="preserve">[實驗名稱] </w:t>
+        <w:t>[</w:t>
+      </w:r>
+      <w:r>
+        <w:rPr>
+          <w:rFonts w:ascii="標楷體" w:eastAsia="標楷體" w:hAnsi="標楷體" w:hint="eastAsia"/>
+          <w:sz w:val="44"/>
+          <w:szCs w:val="44"/>
+        </w:rPr>
+        <w:t>密立根油滴實驗</w:t>
+      </w:r>
+      <w:r>
+        <w:rPr>
+          <w:rFonts w:ascii="標楷體" w:eastAsia="標楷體" w:hAnsi="標楷體" w:hint="eastAsia"/>
+          <w:sz w:val="44"/>
+          <w:szCs w:val="44"/>
+        </w:rPr>
+        <w:t xml:space="preserve">] </w:t>
       </w:r>
     </w:p>
     <w:p>
@@ -32,6 +48,12 @@
           <w:rFonts w:ascii="標楷體" w:eastAsia="標楷體" w:hAnsi="標楷體" w:hint="eastAsia"/>
         </w:rPr>
         <w:t>組別</w:t>
+      </w:r>
+      <w:r>
+        <w:rPr>
+          <w:rFonts w:ascii="標楷體" w:eastAsia="標楷體" w:hAnsi="標楷體"/>
+        </w:rPr>
+        <w:t xml:space="preserve"> 2</w:t>
       </w:r>
     </w:p>
     <w:p>
@@ -141,7 +163,7 @@
               <w:spacing w:after="0" w:line="240" w:lineRule="auto"/>
               <w:jc w:val="center"/>
               <w:rPr>
-                <w:rFonts w:ascii="標楷體" w:eastAsia="標楷體" w:hAnsi="標楷體" w:cs="新細明體" w:hint="eastAsia"/>
+                <w:rFonts w:ascii="標楷體" w:eastAsia="標楷體" w:hAnsi="標楷體" w:cs="新細明體"/>
                 <w:color w:val="000000"/>
                 <w:kern w:val="0"/>
                 <w14:ligatures w14:val="none"/>
@@ -176,7 +198,7 @@
               <w:spacing w:after="0" w:line="240" w:lineRule="auto"/>
               <w:jc w:val="center"/>
               <w:rPr>
-                <w:rFonts w:ascii="標楷體" w:eastAsia="標楷體" w:hAnsi="標楷體" w:cs="新細明體" w:hint="eastAsia"/>
+                <w:rFonts w:ascii="標楷體" w:eastAsia="標楷體" w:hAnsi="標楷體" w:cs="新細明體"/>
                 <w:color w:val="000000"/>
                 <w:kern w:val="0"/>
                 <w14:ligatures w14:val="none"/>
@@ -211,7 +233,7 @@
               <w:spacing w:after="0" w:line="240" w:lineRule="auto"/>
               <w:jc w:val="center"/>
               <w:rPr>
-                <w:rFonts w:ascii="標楷體" w:eastAsia="標楷體" w:hAnsi="標楷體" w:cs="新細明體" w:hint="eastAsia"/>
+                <w:rFonts w:ascii="標楷體" w:eastAsia="標楷體" w:hAnsi="標楷體" w:cs="新細明體"/>
                 <w:color w:val="000000"/>
                 <w:kern w:val="0"/>
                 <w14:ligatures w14:val="none"/>
@@ -246,7 +268,7 @@
               <w:spacing w:after="0" w:line="240" w:lineRule="auto"/>
               <w:jc w:val="center"/>
               <w:rPr>
-                <w:rFonts w:ascii="標楷體" w:eastAsia="標楷體" w:hAnsi="標楷體" w:cs="新細明體" w:hint="eastAsia"/>
+                <w:rFonts w:ascii="標楷體" w:eastAsia="標楷體" w:hAnsi="標楷體" w:cs="新細明體"/>
                 <w:color w:val="000000"/>
                 <w:kern w:val="0"/>
                 <w14:ligatures w14:val="none"/>
@@ -281,7 +303,7 @@
               <w:spacing w:after="0" w:line="240" w:lineRule="auto"/>
               <w:jc w:val="center"/>
               <w:rPr>
-                <w:rFonts w:ascii="標楷體" w:eastAsia="標楷體" w:hAnsi="標楷體" w:cs="新細明體" w:hint="eastAsia"/>
+                <w:rFonts w:ascii="標楷體" w:eastAsia="標楷體" w:hAnsi="標楷體" w:cs="新細明體"/>
                 <w:color w:val="000000"/>
                 <w:kern w:val="0"/>
                 <w14:ligatures w14:val="none"/>
@@ -316,7 +338,7 @@
               <w:spacing w:after="0" w:line="240" w:lineRule="auto"/>
               <w:jc w:val="center"/>
               <w:rPr>
-                <w:rFonts w:ascii="標楷體" w:eastAsia="標楷體" w:hAnsi="標楷體" w:cs="新細明體" w:hint="eastAsia"/>
+                <w:rFonts w:ascii="標楷體" w:eastAsia="標楷體" w:hAnsi="標楷體" w:cs="新細明體"/>
                 <w:color w:val="000000"/>
                 <w:kern w:val="0"/>
                 <w14:ligatures w14:val="none"/>
@@ -356,7 +378,7 @@
               <w:spacing w:after="0" w:line="240" w:lineRule="auto"/>
               <w:jc w:val="center"/>
               <w:rPr>
-                <w:rFonts w:ascii="標楷體" w:eastAsia="標楷體" w:hAnsi="標楷體" w:cs="新細明體" w:hint="eastAsia"/>
+                <w:rFonts w:ascii="標楷體" w:eastAsia="標楷體" w:hAnsi="標楷體" w:cs="新細明體"/>
                 <w:color w:val="000000"/>
                 <w:kern w:val="0"/>
                 <w14:ligatures w14:val="none"/>
@@ -391,7 +413,7 @@
               <w:spacing w:after="0" w:line="240" w:lineRule="auto"/>
               <w:jc w:val="center"/>
               <w:rPr>
-                <w:rFonts w:ascii="標楷體" w:eastAsia="標楷體" w:hAnsi="標楷體" w:cs="新細明體" w:hint="eastAsia"/>
+                <w:rFonts w:ascii="標楷體" w:eastAsia="標楷體" w:hAnsi="標楷體" w:cs="新細明體"/>
                 <w:color w:val="000000"/>
                 <w:kern w:val="0"/>
                 <w14:ligatures w14:val="none"/>
@@ -426,7 +448,7 @@
               <w:spacing w:after="0" w:line="240" w:lineRule="auto"/>
               <w:jc w:val="center"/>
               <w:rPr>
-                <w:rFonts w:ascii="標楷體" w:eastAsia="標楷體" w:hAnsi="標楷體" w:cs="新細明體" w:hint="eastAsia"/>
+                <w:rFonts w:ascii="標楷體" w:eastAsia="標楷體" w:hAnsi="標楷體" w:cs="新細明體"/>
                 <w:color w:val="000000"/>
                 <w:kern w:val="0"/>
                 <w14:ligatures w14:val="none"/>
@@ -462,7 +484,7 @@
               <w:spacing w:after="0" w:line="240" w:lineRule="auto"/>
               <w:jc w:val="right"/>
               <w:rPr>
-                <w:rFonts w:ascii="標楷體" w:eastAsia="標楷體" w:hAnsi="標楷體" w:cs="新細明體" w:hint="eastAsia"/>
+                <w:rFonts w:ascii="標楷體" w:eastAsia="標楷體" w:hAnsi="標楷體" w:cs="新細明體"/>
                 <w:color w:val="000000"/>
                 <w:kern w:val="0"/>
                 <w14:ligatures w14:val="none"/>
@@ -497,7 +519,7 @@
               <w:spacing w:after="0" w:line="240" w:lineRule="auto"/>
               <w:jc w:val="center"/>
               <w:rPr>
-                <w:rFonts w:ascii="標楷體" w:eastAsia="標楷體" w:hAnsi="標楷體" w:cs="新細明體" w:hint="eastAsia"/>
+                <w:rFonts w:ascii="標楷體" w:eastAsia="標楷體" w:hAnsi="標楷體" w:cs="新細明體"/>
                 <w:color w:val="000000"/>
                 <w:kern w:val="0"/>
                 <w14:ligatures w14:val="none"/>
@@ -533,7 +555,7 @@
               <w:spacing w:after="0" w:line="240" w:lineRule="auto"/>
               <w:jc w:val="right"/>
               <w:rPr>
-                <w:rFonts w:ascii="標楷體" w:eastAsia="標楷體" w:hAnsi="標楷體" w:cs="新細明體" w:hint="eastAsia"/>
+                <w:rFonts w:ascii="標楷體" w:eastAsia="標楷體" w:hAnsi="標楷體" w:cs="新細明體"/>
                 <w:color w:val="000000"/>
                 <w:kern w:val="0"/>
                 <w14:ligatures w14:val="none"/>
@@ -568,7 +590,7 @@
               <w:spacing w:after="0" w:line="240" w:lineRule="auto"/>
               <w:jc w:val="center"/>
               <w:rPr>
-                <w:rFonts w:ascii="標楷體" w:eastAsia="標楷體" w:hAnsi="標楷體" w:cs="新細明體" w:hint="eastAsia"/>
+                <w:rFonts w:ascii="標楷體" w:eastAsia="標楷體" w:hAnsi="標楷體" w:cs="新細明體"/>
                 <w:color w:val="000000"/>
                 <w:kern w:val="0"/>
                 <w14:ligatures w14:val="none"/>
@@ -608,7 +630,7 @@
               <w:spacing w:after="0" w:line="240" w:lineRule="auto"/>
               <w:jc w:val="center"/>
               <w:rPr>
-                <w:rFonts w:ascii="標楷體" w:eastAsia="標楷體" w:hAnsi="標楷體" w:cs="新細明體" w:hint="eastAsia"/>
+                <w:rFonts w:ascii="標楷體" w:eastAsia="標楷體" w:hAnsi="標楷體" w:cs="新細明體"/>
                 <w:color w:val="000000"/>
                 <w:kern w:val="0"/>
                 <w14:ligatures w14:val="none"/>
@@ -643,7 +665,7 @@
               <w:spacing w:after="0" w:line="240" w:lineRule="auto"/>
               <w:jc w:val="center"/>
               <w:rPr>
-                <w:rFonts w:ascii="標楷體" w:eastAsia="標楷體" w:hAnsi="標楷體" w:cs="新細明體" w:hint="eastAsia"/>
+                <w:rFonts w:ascii="標楷體" w:eastAsia="標楷體" w:hAnsi="標楷體" w:cs="新細明體"/>
                 <w:color w:val="000000"/>
                 <w:kern w:val="0"/>
                 <w14:ligatures w14:val="none"/>
@@ -678,7 +700,7 @@
               <w:spacing w:after="0" w:line="240" w:lineRule="auto"/>
               <w:jc w:val="center"/>
               <w:rPr>
-                <w:rFonts w:ascii="標楷體" w:eastAsia="標楷體" w:hAnsi="標楷體" w:cs="新細明體" w:hint="eastAsia"/>
+                <w:rFonts w:ascii="標楷體" w:eastAsia="標楷體" w:hAnsi="標楷體" w:cs="新細明體"/>
                 <w:color w:val="000000"/>
                 <w:kern w:val="0"/>
                 <w14:ligatures w14:val="none"/>
@@ -714,7 +736,7 @@
               <w:spacing w:after="0" w:line="240" w:lineRule="auto"/>
               <w:jc w:val="right"/>
               <w:rPr>
-                <w:rFonts w:ascii="標楷體" w:eastAsia="標楷體" w:hAnsi="標楷體" w:cs="新細明體" w:hint="eastAsia"/>
+                <w:rFonts w:ascii="標楷體" w:eastAsia="標楷體" w:hAnsi="標楷體" w:cs="新細明體"/>
                 <w:color w:val="000000"/>
                 <w:kern w:val="0"/>
                 <w14:ligatures w14:val="none"/>
@@ -749,7 +771,7 @@
               <w:spacing w:after="0" w:line="240" w:lineRule="auto"/>
               <w:jc w:val="center"/>
               <w:rPr>
-                <w:rFonts w:ascii="標楷體" w:eastAsia="標楷體" w:hAnsi="標楷體" w:cs="新細明體" w:hint="eastAsia"/>
+                <w:rFonts w:ascii="標楷體" w:eastAsia="標楷體" w:hAnsi="標楷體" w:cs="新細明體"/>
                 <w:color w:val="000000"/>
                 <w:kern w:val="0"/>
                 <w14:ligatures w14:val="none"/>
@@ -785,7 +807,7 @@
               <w:spacing w:after="0" w:line="240" w:lineRule="auto"/>
               <w:jc w:val="right"/>
               <w:rPr>
-                <w:rFonts w:ascii="標楷體" w:eastAsia="標楷體" w:hAnsi="標楷體" w:cs="新細明體" w:hint="eastAsia"/>
+                <w:rFonts w:ascii="標楷體" w:eastAsia="標楷體" w:hAnsi="標楷體" w:cs="新細明體"/>
                 <w:color w:val="000000"/>
                 <w:kern w:val="0"/>
                 <w14:ligatures w14:val="none"/>
@@ -820,7 +842,7 @@
               <w:spacing w:after="0" w:line="240" w:lineRule="auto"/>
               <w:jc w:val="center"/>
               <w:rPr>
-                <w:rFonts w:ascii="標楷體" w:eastAsia="標楷體" w:hAnsi="標楷體" w:cs="新細明體" w:hint="eastAsia"/>
+                <w:rFonts w:ascii="標楷體" w:eastAsia="標楷體" w:hAnsi="標楷體" w:cs="新細明體"/>
                 <w:color w:val="000000"/>
                 <w:kern w:val="0"/>
                 <w14:ligatures w14:val="none"/>
@@ -860,7 +882,7 @@
               <w:spacing w:after="0" w:line="240" w:lineRule="auto"/>
               <w:jc w:val="center"/>
               <w:rPr>
-                <w:rFonts w:ascii="標楷體" w:eastAsia="標楷體" w:hAnsi="標楷體" w:cs="新細明體" w:hint="eastAsia"/>
+                <w:rFonts w:ascii="標楷體" w:eastAsia="標楷體" w:hAnsi="標楷體" w:cs="新細明體"/>
                 <w:color w:val="000000"/>
                 <w:kern w:val="0"/>
                 <w14:ligatures w14:val="none"/>
@@ -895,7 +917,7 @@
               <w:spacing w:after="0" w:line="240" w:lineRule="auto"/>
               <w:jc w:val="center"/>
               <w:rPr>
-                <w:rFonts w:ascii="標楷體" w:eastAsia="標楷體" w:hAnsi="標楷體" w:cs="新細明體" w:hint="eastAsia"/>
+                <w:rFonts w:ascii="標楷體" w:eastAsia="標楷體" w:hAnsi="標楷體" w:cs="新細明體"/>
                 <w:color w:val="000000"/>
                 <w:kern w:val="0"/>
                 <w14:ligatures w14:val="none"/>
@@ -930,7 +952,7 @@
               <w:spacing w:after="0" w:line="240" w:lineRule="auto"/>
               <w:jc w:val="center"/>
               <w:rPr>
-                <w:rFonts w:ascii="標楷體" w:eastAsia="標楷體" w:hAnsi="標楷體" w:cs="新細明體" w:hint="eastAsia"/>
+                <w:rFonts w:ascii="標楷體" w:eastAsia="標楷體" w:hAnsi="標楷體" w:cs="新細明體"/>
                 <w:color w:val="000000"/>
                 <w:kern w:val="0"/>
                 <w14:ligatures w14:val="none"/>
@@ -966,7 +988,7 @@
               <w:spacing w:after="0" w:line="240" w:lineRule="auto"/>
               <w:jc w:val="right"/>
               <w:rPr>
-                <w:rFonts w:ascii="標楷體" w:eastAsia="標楷體" w:hAnsi="標楷體" w:cs="新細明體" w:hint="eastAsia"/>
+                <w:rFonts w:ascii="標楷體" w:eastAsia="標楷體" w:hAnsi="標楷體" w:cs="新細明體"/>
                 <w:color w:val="000000"/>
                 <w:kern w:val="0"/>
                 <w14:ligatures w14:val="none"/>
@@ -1001,7 +1023,7 @@
               <w:spacing w:after="0" w:line="240" w:lineRule="auto"/>
               <w:jc w:val="center"/>
               <w:rPr>
-                <w:rFonts w:ascii="標楷體" w:eastAsia="標楷體" w:hAnsi="標楷體" w:cs="新細明體" w:hint="eastAsia"/>
+                <w:rFonts w:ascii="標楷體" w:eastAsia="標楷體" w:hAnsi="標楷體" w:cs="新細明體"/>
                 <w:color w:val="000000"/>
                 <w:kern w:val="0"/>
                 <w14:ligatures w14:val="none"/>
@@ -1037,7 +1059,7 @@
               <w:spacing w:after="0" w:line="240" w:lineRule="auto"/>
               <w:jc w:val="right"/>
               <w:rPr>
-                <w:rFonts w:ascii="標楷體" w:eastAsia="標楷體" w:hAnsi="標楷體" w:cs="新細明體" w:hint="eastAsia"/>
+                <w:rFonts w:ascii="標楷體" w:eastAsia="標楷體" w:hAnsi="標楷體" w:cs="新細明體"/>
                 <w:color w:val="000000"/>
                 <w:kern w:val="0"/>
                 <w14:ligatures w14:val="none"/>
@@ -1072,7 +1094,7 @@
               <w:spacing w:after="0" w:line="240" w:lineRule="auto"/>
               <w:jc w:val="center"/>
               <w:rPr>
-                <w:rFonts w:ascii="標楷體" w:eastAsia="標楷體" w:hAnsi="標楷體" w:cs="新細明體" w:hint="eastAsia"/>
+                <w:rFonts w:ascii="標楷體" w:eastAsia="標楷體" w:hAnsi="標楷體" w:cs="新細明體"/>
                 <w:color w:val="000000"/>
                 <w:kern w:val="0"/>
                 <w14:ligatures w14:val="none"/>
@@ -1112,7 +1134,7 @@
               <w:spacing w:after="0" w:line="240" w:lineRule="auto"/>
               <w:jc w:val="center"/>
               <w:rPr>
-                <w:rFonts w:ascii="標楷體" w:eastAsia="標楷體" w:hAnsi="標楷體" w:cs="新細明體" w:hint="eastAsia"/>
+                <w:rFonts w:ascii="標楷體" w:eastAsia="標楷體" w:hAnsi="標楷體" w:cs="新細明體"/>
                 <w:color w:val="000000"/>
                 <w:kern w:val="0"/>
                 <w14:ligatures w14:val="none"/>
@@ -1147,7 +1169,7 @@
               <w:spacing w:after="0" w:line="240" w:lineRule="auto"/>
               <w:jc w:val="center"/>
               <w:rPr>
-                <w:rFonts w:ascii="標楷體" w:eastAsia="標楷體" w:hAnsi="標楷體" w:cs="新細明體" w:hint="eastAsia"/>
+                <w:rFonts w:ascii="標楷體" w:eastAsia="標楷體" w:hAnsi="標楷體" w:cs="新細明體"/>
                 <w:color w:val="000000"/>
                 <w:kern w:val="0"/>
                 <w14:ligatures w14:val="none"/>
@@ -1182,7 +1204,7 @@
               <w:spacing w:after="0" w:line="240" w:lineRule="auto"/>
               <w:jc w:val="center"/>
               <w:rPr>
-                <w:rFonts w:ascii="標楷體" w:eastAsia="標楷體" w:hAnsi="標楷體" w:cs="新細明體" w:hint="eastAsia"/>
+                <w:rFonts w:ascii="標楷體" w:eastAsia="標楷體" w:hAnsi="標楷體" w:cs="新細明體"/>
                 <w:color w:val="000000"/>
                 <w:kern w:val="0"/>
                 <w14:ligatures w14:val="none"/>
@@ -1218,7 +1240,7 @@
               <w:spacing w:after="0" w:line="240" w:lineRule="auto"/>
               <w:jc w:val="right"/>
               <w:rPr>
-                <w:rFonts w:ascii="標楷體" w:eastAsia="標楷體" w:hAnsi="標楷體" w:cs="新細明體" w:hint="eastAsia"/>
+                <w:rFonts w:ascii="標楷體" w:eastAsia="標楷體" w:hAnsi="標楷體" w:cs="新細明體"/>
                 <w:color w:val="000000"/>
                 <w:kern w:val="0"/>
                 <w14:ligatures w14:val="none"/>
@@ -1253,7 +1275,7 @@
               <w:spacing w:after="0" w:line="240" w:lineRule="auto"/>
               <w:jc w:val="center"/>
               <w:rPr>
-                <w:rFonts w:ascii="標楷體" w:eastAsia="標楷體" w:hAnsi="標楷體" w:cs="新細明體" w:hint="eastAsia"/>
+                <w:rFonts w:ascii="標楷體" w:eastAsia="標楷體" w:hAnsi="標楷體" w:cs="新細明體"/>
                 <w:color w:val="000000"/>
                 <w:kern w:val="0"/>
                 <w14:ligatures w14:val="none"/>
@@ -1289,7 +1311,7 @@
               <w:spacing w:after="0" w:line="240" w:lineRule="auto"/>
               <w:jc w:val="right"/>
               <w:rPr>
-                <w:rFonts w:ascii="標楷體" w:eastAsia="標楷體" w:hAnsi="標楷體" w:cs="新細明體" w:hint="eastAsia"/>
+                <w:rFonts w:ascii="標楷體" w:eastAsia="標楷體" w:hAnsi="標楷體" w:cs="新細明體"/>
                 <w:color w:val="000000"/>
                 <w:kern w:val="0"/>
                 <w14:ligatures w14:val="none"/>
@@ -1324,7 +1346,7 @@
               <w:spacing w:after="0" w:line="240" w:lineRule="auto"/>
               <w:jc w:val="center"/>
               <w:rPr>
-                <w:rFonts w:ascii="標楷體" w:eastAsia="標楷體" w:hAnsi="標楷體" w:cs="新細明體" w:hint="eastAsia"/>
+                <w:rFonts w:ascii="標楷體" w:eastAsia="標楷體" w:hAnsi="標楷體" w:cs="新細明體"/>
                 <w:color w:val="000000"/>
                 <w:kern w:val="0"/>
                 <w14:ligatures w14:val="none"/>
@@ -1364,7 +1386,7 @@
               <w:spacing w:after="0" w:line="240" w:lineRule="auto"/>
               <w:jc w:val="center"/>
               <w:rPr>
-                <w:rFonts w:ascii="標楷體" w:eastAsia="標楷體" w:hAnsi="標楷體" w:cs="新細明體" w:hint="eastAsia"/>
+                <w:rFonts w:ascii="標楷體" w:eastAsia="標楷體" w:hAnsi="標楷體" w:cs="新細明體"/>
                 <w:color w:val="000000"/>
                 <w:kern w:val="0"/>
                 <w14:ligatures w14:val="none"/>
@@ -1399,7 +1421,7 @@
               <w:spacing w:after="0" w:line="240" w:lineRule="auto"/>
               <w:jc w:val="center"/>
               <w:rPr>
-                <w:rFonts w:ascii="標楷體" w:eastAsia="標楷體" w:hAnsi="標楷體" w:cs="新細明體" w:hint="eastAsia"/>
+                <w:rFonts w:ascii="標楷體" w:eastAsia="標楷體" w:hAnsi="標楷體" w:cs="新細明體"/>
                 <w:color w:val="000000"/>
                 <w:kern w:val="0"/>
                 <w14:ligatures w14:val="none"/>
@@ -1434,7 +1456,7 @@
               <w:spacing w:after="0" w:line="240" w:lineRule="auto"/>
               <w:jc w:val="center"/>
               <w:rPr>
-                <w:rFonts w:ascii="標楷體" w:eastAsia="標楷體" w:hAnsi="標楷體" w:cs="新細明體" w:hint="eastAsia"/>
+                <w:rFonts w:ascii="標楷體" w:eastAsia="標楷體" w:hAnsi="標楷體" w:cs="新細明體"/>
                 <w:color w:val="000000"/>
                 <w:kern w:val="0"/>
                 <w14:ligatures w14:val="none"/>
@@ -1470,7 +1492,7 @@
               <w:spacing w:after="0" w:line="240" w:lineRule="auto"/>
               <w:jc w:val="right"/>
               <w:rPr>
-                <w:rFonts w:ascii="標楷體" w:eastAsia="標楷體" w:hAnsi="標楷體" w:cs="新細明體" w:hint="eastAsia"/>
+                <w:rFonts w:ascii="標楷體" w:eastAsia="標楷體" w:hAnsi="標楷體" w:cs="新細明體"/>
                 <w:color w:val="000000"/>
                 <w:kern w:val="0"/>
                 <w14:ligatures w14:val="none"/>
@@ -1505,7 +1527,7 @@
               <w:spacing w:after="0" w:line="240" w:lineRule="auto"/>
               <w:jc w:val="center"/>
               <w:rPr>
-                <w:rFonts w:ascii="標楷體" w:eastAsia="標楷體" w:hAnsi="標楷體" w:cs="新細明體" w:hint="eastAsia"/>
+                <w:rFonts w:ascii="標楷體" w:eastAsia="標楷體" w:hAnsi="標楷體" w:cs="新細明體"/>
                 <w:color w:val="000000"/>
                 <w:kern w:val="0"/>
                 <w14:ligatures w14:val="none"/>
@@ -1541,7 +1563,7 @@
               <w:spacing w:after="0" w:line="240" w:lineRule="auto"/>
               <w:jc w:val="right"/>
               <w:rPr>
-                <w:rFonts w:ascii="標楷體" w:eastAsia="標楷體" w:hAnsi="標楷體" w:cs="新細明體" w:hint="eastAsia"/>
+                <w:rFonts w:ascii="標楷體" w:eastAsia="標楷體" w:hAnsi="標楷體" w:cs="新細明體"/>
                 <w:color w:val="000000"/>
                 <w:kern w:val="0"/>
                 <w14:ligatures w14:val="none"/>
@@ -1576,7 +1598,7 @@
               <w:spacing w:after="0" w:line="240" w:lineRule="auto"/>
               <w:jc w:val="center"/>
               <w:rPr>
-                <w:rFonts w:ascii="標楷體" w:eastAsia="標楷體" w:hAnsi="標楷體" w:cs="新細明體" w:hint="eastAsia"/>
+                <w:rFonts w:ascii="標楷體" w:eastAsia="標楷體" w:hAnsi="標楷體" w:cs="新細明體"/>
                 <w:color w:val="000000"/>
                 <w:kern w:val="0"/>
                 <w14:ligatures w14:val="none"/>
@@ -1616,7 +1638,7 @@
               <w:spacing w:after="0" w:line="240" w:lineRule="auto"/>
               <w:jc w:val="center"/>
               <w:rPr>
-                <w:rFonts w:ascii="標楷體" w:eastAsia="標楷體" w:hAnsi="標楷體" w:cs="新細明體" w:hint="eastAsia"/>
+                <w:rFonts w:ascii="標楷體" w:eastAsia="標楷體" w:hAnsi="標楷體" w:cs="新細明體"/>
                 <w:color w:val="000000"/>
                 <w:kern w:val="0"/>
                 <w14:ligatures w14:val="none"/>
@@ -1651,7 +1673,7 @@
               <w:spacing w:after="0" w:line="240" w:lineRule="auto"/>
               <w:jc w:val="center"/>
               <w:rPr>
-                <w:rFonts w:ascii="標楷體" w:eastAsia="標楷體" w:hAnsi="標楷體" w:cs="新細明體" w:hint="eastAsia"/>
+                <w:rFonts w:ascii="標楷體" w:eastAsia="標楷體" w:hAnsi="標楷體" w:cs="新細明體"/>
                 <w:color w:val="000000"/>
                 <w:kern w:val="0"/>
                 <w14:ligatures w14:val="none"/>
@@ -1686,7 +1708,7 @@
               <w:spacing w:after="0" w:line="240" w:lineRule="auto"/>
               <w:jc w:val="center"/>
               <w:rPr>
-                <w:rFonts w:ascii="標楷體" w:eastAsia="標楷體" w:hAnsi="標楷體" w:cs="新細明體" w:hint="eastAsia"/>
+                <w:rFonts w:ascii="標楷體" w:eastAsia="標楷體" w:hAnsi="標楷體" w:cs="新細明體"/>
                 <w:color w:val="000000"/>
                 <w:kern w:val="0"/>
                 <w14:ligatures w14:val="none"/>
@@ -1722,7 +1744,7 @@
               <w:spacing w:after="0" w:line="240" w:lineRule="auto"/>
               <w:jc w:val="right"/>
               <w:rPr>
-                <w:rFonts w:ascii="標楷體" w:eastAsia="標楷體" w:hAnsi="標楷體" w:cs="新細明體" w:hint="eastAsia"/>
+                <w:rFonts w:ascii="標楷體" w:eastAsia="標楷體" w:hAnsi="標楷體" w:cs="新細明體"/>
                 <w:color w:val="000000"/>
                 <w:kern w:val="0"/>
                 <w14:ligatures w14:val="none"/>
@@ -1757,7 +1779,7 @@
               <w:spacing w:after="0" w:line="240" w:lineRule="auto"/>
               <w:jc w:val="center"/>
               <w:rPr>
-                <w:rFonts w:ascii="標楷體" w:eastAsia="標楷體" w:hAnsi="標楷體" w:cs="新細明體" w:hint="eastAsia"/>
+                <w:rFonts w:ascii="標楷體" w:eastAsia="標楷體" w:hAnsi="標楷體" w:cs="新細明體"/>
                 <w:color w:val="000000"/>
                 <w:kern w:val="0"/>
                 <w14:ligatures w14:val="none"/>
@@ -1793,7 +1815,7 @@
               <w:spacing w:after="0" w:line="240" w:lineRule="auto"/>
               <w:jc w:val="right"/>
               <w:rPr>
-                <w:rFonts w:ascii="標楷體" w:eastAsia="標楷體" w:hAnsi="標楷體" w:cs="新細明體" w:hint="eastAsia"/>
+                <w:rFonts w:ascii="標楷體" w:eastAsia="標楷體" w:hAnsi="標楷體" w:cs="新細明體"/>
                 <w:color w:val="000000"/>
                 <w:kern w:val="0"/>
                 <w14:ligatures w14:val="none"/>
@@ -1828,7 +1850,7 @@
               <w:spacing w:after="0" w:line="240" w:lineRule="auto"/>
               <w:jc w:val="center"/>
               <w:rPr>
-                <w:rFonts w:ascii="標楷體" w:eastAsia="標楷體" w:hAnsi="標楷體" w:cs="新細明體" w:hint="eastAsia"/>
+                <w:rFonts w:ascii="標楷體" w:eastAsia="標楷體" w:hAnsi="標楷體" w:cs="新細明體"/>
                 <w:color w:val="000000"/>
                 <w:kern w:val="0"/>
                 <w14:ligatures w14:val="none"/>
@@ -1868,7 +1890,7 @@
               <w:spacing w:after="0" w:line="240" w:lineRule="auto"/>
               <w:jc w:val="center"/>
               <w:rPr>
-                <w:rFonts w:ascii="標楷體" w:eastAsia="標楷體" w:hAnsi="標楷體" w:cs="新細明體" w:hint="eastAsia"/>
+                <w:rFonts w:ascii="標楷體" w:eastAsia="標楷體" w:hAnsi="標楷體" w:cs="新細明體"/>
                 <w:color w:val="000000"/>
                 <w:kern w:val="0"/>
                 <w14:ligatures w14:val="none"/>
@@ -1903,7 +1925,7 @@
               <w:spacing w:after="0" w:line="240" w:lineRule="auto"/>
               <w:jc w:val="center"/>
               <w:rPr>
-                <w:rFonts w:ascii="標楷體" w:eastAsia="標楷體" w:hAnsi="標楷體" w:cs="新細明體" w:hint="eastAsia"/>
+                <w:rFonts w:ascii="標楷體" w:eastAsia="標楷體" w:hAnsi="標楷體" w:cs="新細明體"/>
                 <w:color w:val="000000"/>
                 <w:kern w:val="0"/>
                 <w14:ligatures w14:val="none"/>
@@ -1938,7 +1960,7 @@
               <w:spacing w:after="0" w:line="240" w:lineRule="auto"/>
               <w:jc w:val="center"/>
               <w:rPr>
-                <w:rFonts w:ascii="標楷體" w:eastAsia="標楷體" w:hAnsi="標楷體" w:cs="新細明體" w:hint="eastAsia"/>
+                <w:rFonts w:ascii="標楷體" w:eastAsia="標楷體" w:hAnsi="標楷體" w:cs="新細明體"/>
                 <w:color w:val="000000"/>
                 <w:kern w:val="0"/>
                 <w14:ligatures w14:val="none"/>
@@ -1974,7 +1996,7 @@
               <w:spacing w:after="0" w:line="240" w:lineRule="auto"/>
               <w:jc w:val="right"/>
               <w:rPr>
-                <w:rFonts w:ascii="標楷體" w:eastAsia="標楷體" w:hAnsi="標楷體" w:cs="新細明體" w:hint="eastAsia"/>
+                <w:rFonts w:ascii="標楷體" w:eastAsia="標楷體" w:hAnsi="標楷體" w:cs="新細明體"/>
                 <w:color w:val="000000"/>
                 <w:kern w:val="0"/>
                 <w14:ligatures w14:val="none"/>
@@ -2009,7 +2031,7 @@
               <w:spacing w:after="0" w:line="240" w:lineRule="auto"/>
               <w:jc w:val="center"/>
               <w:rPr>
-                <w:rFonts w:ascii="標楷體" w:eastAsia="標楷體" w:hAnsi="標楷體" w:cs="新細明體" w:hint="eastAsia"/>
+                <w:rFonts w:ascii="標楷體" w:eastAsia="標楷體" w:hAnsi="標楷體" w:cs="新細明體"/>
                 <w:color w:val="000000"/>
                 <w:kern w:val="0"/>
                 <w14:ligatures w14:val="none"/>
@@ -2045,7 +2067,7 @@
               <w:spacing w:after="0" w:line="240" w:lineRule="auto"/>
               <w:jc w:val="right"/>
               <w:rPr>
-                <w:rFonts w:ascii="標楷體" w:eastAsia="標楷體" w:hAnsi="標楷體" w:cs="新細明體" w:hint="eastAsia"/>
+                <w:rFonts w:ascii="標楷體" w:eastAsia="標楷體" w:hAnsi="標楷體" w:cs="新細明體"/>
                 <w:color w:val="000000"/>
                 <w:kern w:val="0"/>
                 <w14:ligatures w14:val="none"/>
@@ -2080,7 +2102,7 @@
               <w:spacing w:after="0" w:line="240" w:lineRule="auto"/>
               <w:jc w:val="center"/>
               <w:rPr>
-                <w:rFonts w:ascii="標楷體" w:eastAsia="標楷體" w:hAnsi="標楷體" w:cs="新細明體" w:hint="eastAsia"/>
+                <w:rFonts w:ascii="標楷體" w:eastAsia="標楷體" w:hAnsi="標楷體" w:cs="新細明體"/>
                 <w:color w:val="000000"/>
                 <w:kern w:val="0"/>
                 <w14:ligatures w14:val="none"/>
@@ -2120,7 +2142,7 @@
               <w:spacing w:after="0" w:line="240" w:lineRule="auto"/>
               <w:jc w:val="center"/>
               <w:rPr>
-                <w:rFonts w:ascii="標楷體" w:eastAsia="標楷體" w:hAnsi="標楷體" w:cs="新細明體" w:hint="eastAsia"/>
+                <w:rFonts w:ascii="標楷體" w:eastAsia="標楷體" w:hAnsi="標楷體" w:cs="新細明體"/>
                 <w:color w:val="000000"/>
                 <w:kern w:val="0"/>
                 <w14:ligatures w14:val="none"/>
@@ -2155,7 +2177,7 @@
               <w:spacing w:after="0" w:line="240" w:lineRule="auto"/>
               <w:jc w:val="center"/>
               <w:rPr>
-                <w:rFonts w:ascii="標楷體" w:eastAsia="標楷體" w:hAnsi="標楷體" w:cs="新細明體" w:hint="eastAsia"/>
+                <w:rFonts w:ascii="標楷體" w:eastAsia="標楷體" w:hAnsi="標楷體" w:cs="新細明體"/>
                 <w:color w:val="000000"/>
                 <w:kern w:val="0"/>
                 <w14:ligatures w14:val="none"/>
@@ -2190,7 +2212,7 @@
               <w:spacing w:after="0" w:line="240" w:lineRule="auto"/>
               <w:jc w:val="center"/>
               <w:rPr>
-                <w:rFonts w:ascii="標楷體" w:eastAsia="標楷體" w:hAnsi="標楷體" w:cs="新細明體" w:hint="eastAsia"/>
+                <w:rFonts w:ascii="標楷體" w:eastAsia="標楷體" w:hAnsi="標楷體" w:cs="新細明體"/>
                 <w:color w:val="000000"/>
                 <w:kern w:val="0"/>
                 <w14:ligatures w14:val="none"/>
@@ -2226,7 +2248,7 @@
               <w:spacing w:after="0" w:line="240" w:lineRule="auto"/>
               <w:jc w:val="right"/>
               <w:rPr>
-                <w:rFonts w:ascii="標楷體" w:eastAsia="標楷體" w:hAnsi="標楷體" w:cs="新細明體" w:hint="eastAsia"/>
+                <w:rFonts w:ascii="標楷體" w:eastAsia="標楷體" w:hAnsi="標楷體" w:cs="新細明體"/>
                 <w:color w:val="000000"/>
                 <w:kern w:val="0"/>
                 <w14:ligatures w14:val="none"/>
@@ -2261,7 +2283,7 @@
               <w:spacing w:after="0" w:line="240" w:lineRule="auto"/>
               <w:jc w:val="center"/>
               <w:rPr>
-                <w:rFonts w:ascii="標楷體" w:eastAsia="標楷體" w:hAnsi="標楷體" w:cs="新細明體" w:hint="eastAsia"/>
+                <w:rFonts w:ascii="標楷體" w:eastAsia="標楷體" w:hAnsi="標楷體" w:cs="新細明體"/>
                 <w:color w:val="000000"/>
                 <w:kern w:val="0"/>
                 <w14:ligatures w14:val="none"/>
@@ -2297,7 +2319,7 @@
               <w:spacing w:after="0" w:line="240" w:lineRule="auto"/>
               <w:jc w:val="right"/>
               <w:rPr>
-                <w:rFonts w:ascii="標楷體" w:eastAsia="標楷體" w:hAnsi="標楷體" w:cs="新細明體" w:hint="eastAsia"/>
+                <w:rFonts w:ascii="標楷體" w:eastAsia="標楷體" w:hAnsi="標楷體" w:cs="新細明體"/>
                 <w:color w:val="000000"/>
                 <w:kern w:val="0"/>
                 <w14:ligatures w14:val="none"/>
@@ -2332,7 +2354,7 @@
               <w:spacing w:after="0" w:line="240" w:lineRule="auto"/>
               <w:jc w:val="center"/>
               <w:rPr>
-                <w:rFonts w:ascii="標楷體" w:eastAsia="標楷體" w:hAnsi="標楷體" w:cs="新細明體" w:hint="eastAsia"/>
+                <w:rFonts w:ascii="標楷體" w:eastAsia="標楷體" w:hAnsi="標楷體" w:cs="新細明體"/>
                 <w:color w:val="000000"/>
                 <w:kern w:val="0"/>
                 <w14:ligatures w14:val="none"/>
@@ -2372,7 +2394,7 @@
               <w:spacing w:after="0" w:line="240" w:lineRule="auto"/>
               <w:jc w:val="center"/>
               <w:rPr>
-                <w:rFonts w:ascii="標楷體" w:eastAsia="標楷體" w:hAnsi="標楷體" w:cs="新細明體" w:hint="eastAsia"/>
+                <w:rFonts w:ascii="標楷體" w:eastAsia="標楷體" w:hAnsi="標楷體" w:cs="新細明體"/>
                 <w:color w:val="000000"/>
                 <w:kern w:val="0"/>
                 <w14:ligatures w14:val="none"/>
@@ -2407,7 +2429,7 @@
               <w:spacing w:after="0" w:line="240" w:lineRule="auto"/>
               <w:jc w:val="center"/>
               <w:rPr>
-                <w:rFonts w:ascii="標楷體" w:eastAsia="標楷體" w:hAnsi="標楷體" w:cs="新細明體" w:hint="eastAsia"/>
+                <w:rFonts w:ascii="標楷體" w:eastAsia="標楷體" w:hAnsi="標楷體" w:cs="新細明體"/>
                 <w:color w:val="000000"/>
                 <w:kern w:val="0"/>
                 <w14:ligatures w14:val="none"/>
@@ -2442,7 +2464,7 @@
               <w:spacing w:after="0" w:line="240" w:lineRule="auto"/>
               <w:jc w:val="center"/>
               <w:rPr>
-                <w:rFonts w:ascii="標楷體" w:eastAsia="標楷體" w:hAnsi="標楷體" w:cs="新細明體" w:hint="eastAsia"/>
+                <w:rFonts w:ascii="標楷體" w:eastAsia="標楷體" w:hAnsi="標楷體" w:cs="新細明體"/>
                 <w:color w:val="000000"/>
                 <w:kern w:val="0"/>
                 <w14:ligatures w14:val="none"/>
@@ -2478,7 +2500,7 @@
               <w:spacing w:after="0" w:line="240" w:lineRule="auto"/>
               <w:jc w:val="right"/>
               <w:rPr>
-                <w:rFonts w:ascii="標楷體" w:eastAsia="標楷體" w:hAnsi="標楷體" w:cs="新細明體" w:hint="eastAsia"/>
+                <w:rFonts w:ascii="標楷體" w:eastAsia="標楷體" w:hAnsi="標楷體" w:cs="新細明體"/>
                 <w:color w:val="000000"/>
                 <w:kern w:val="0"/>
                 <w14:ligatures w14:val="none"/>
@@ -2513,7 +2535,7 @@
               <w:spacing w:after="0" w:line="240" w:lineRule="auto"/>
               <w:jc w:val="center"/>
               <w:rPr>
-                <w:rFonts w:ascii="標楷體" w:eastAsia="標楷體" w:hAnsi="標楷體" w:cs="新細明體" w:hint="eastAsia"/>
+                <w:rFonts w:ascii="標楷體" w:eastAsia="標楷體" w:hAnsi="標楷體" w:cs="新細明體"/>
                 <w:color w:val="000000"/>
                 <w:kern w:val="0"/>
                 <w14:ligatures w14:val="none"/>
@@ -2549,7 +2571,7 @@
               <w:spacing w:after="0" w:line="240" w:lineRule="auto"/>
               <w:jc w:val="right"/>
               <w:rPr>
-                <w:rFonts w:ascii="標楷體" w:eastAsia="標楷體" w:hAnsi="標楷體" w:cs="新細明體" w:hint="eastAsia"/>
+                <w:rFonts w:ascii="標楷體" w:eastAsia="標楷體" w:hAnsi="標楷體" w:cs="新細明體"/>
                 <w:color w:val="000000"/>
                 <w:kern w:val="0"/>
                 <w14:ligatures w14:val="none"/>
@@ -2584,7 +2606,7 @@
               <w:spacing w:after="0" w:line="240" w:lineRule="auto"/>
               <w:jc w:val="center"/>
               <w:rPr>
-                <w:rFonts w:ascii="標楷體" w:eastAsia="標楷體" w:hAnsi="標楷體" w:cs="新細明體" w:hint="eastAsia"/>
+                <w:rFonts w:ascii="標楷體" w:eastAsia="標楷體" w:hAnsi="標楷體" w:cs="新細明體"/>
                 <w:color w:val="000000"/>
                 <w:kern w:val="0"/>
                 <w14:ligatures w14:val="none"/>
@@ -2624,7 +2646,7 @@
               <w:spacing w:after="0" w:line="240" w:lineRule="auto"/>
               <w:jc w:val="center"/>
               <w:rPr>
-                <w:rFonts w:ascii="標楷體" w:eastAsia="標楷體" w:hAnsi="標楷體" w:cs="新細明體" w:hint="eastAsia"/>
+                <w:rFonts w:ascii="標楷體" w:eastAsia="標楷體" w:hAnsi="標楷體" w:cs="新細明體"/>
                 <w:color w:val="000000"/>
                 <w:kern w:val="0"/>
                 <w14:ligatures w14:val="none"/>
@@ -2659,7 +2681,7 @@
               <w:spacing w:after="0" w:line="240" w:lineRule="auto"/>
               <w:jc w:val="center"/>
               <w:rPr>
-                <w:rFonts w:ascii="標楷體" w:eastAsia="標楷體" w:hAnsi="標楷體" w:cs="新細明體" w:hint="eastAsia"/>
+                <w:rFonts w:ascii="標楷體" w:eastAsia="標楷體" w:hAnsi="標楷體" w:cs="新細明體"/>
                 <w:color w:val="000000"/>
                 <w:kern w:val="0"/>
                 <w14:ligatures w14:val="none"/>
@@ -2694,7 +2716,7 @@
               <w:spacing w:after="0" w:line="240" w:lineRule="auto"/>
               <w:jc w:val="center"/>
               <w:rPr>
-                <w:rFonts w:ascii="標楷體" w:eastAsia="標楷體" w:hAnsi="標楷體" w:cs="新細明體" w:hint="eastAsia"/>
+                <w:rFonts w:ascii="標楷體" w:eastAsia="標楷體" w:hAnsi="標楷體" w:cs="新細明體"/>
                 <w:color w:val="000000"/>
                 <w:kern w:val="0"/>
                 <w14:ligatures w14:val="none"/>
@@ -2730,7 +2752,7 @@
               <w:spacing w:after="0" w:line="240" w:lineRule="auto"/>
               <w:jc w:val="right"/>
               <w:rPr>
-                <w:rFonts w:ascii="標楷體" w:eastAsia="標楷體" w:hAnsi="標楷體" w:cs="新細明體" w:hint="eastAsia"/>
+                <w:rFonts w:ascii="標楷體" w:eastAsia="標楷體" w:hAnsi="標楷體" w:cs="新細明體"/>
                 <w:color w:val="000000"/>
                 <w:kern w:val="0"/>
                 <w14:ligatures w14:val="none"/>
@@ -2765,7 +2787,7 @@
               <w:spacing w:after="0" w:line="240" w:lineRule="auto"/>
               <w:jc w:val="center"/>
               <w:rPr>
-                <w:rFonts w:ascii="標楷體" w:eastAsia="標楷體" w:hAnsi="標楷體" w:cs="新細明體" w:hint="eastAsia"/>
+                <w:rFonts w:ascii="標楷體" w:eastAsia="標楷體" w:hAnsi="標楷體" w:cs="新細明體"/>
                 <w:color w:val="000000"/>
                 <w:kern w:val="0"/>
                 <w14:ligatures w14:val="none"/>
@@ -2801,7 +2823,7 @@
               <w:spacing w:after="0" w:line="240" w:lineRule="auto"/>
               <w:jc w:val="right"/>
               <w:rPr>
-                <w:rFonts w:ascii="標楷體" w:eastAsia="標楷體" w:hAnsi="標楷體" w:cs="新細明體" w:hint="eastAsia"/>
+                <w:rFonts w:ascii="標楷體" w:eastAsia="標楷體" w:hAnsi="標楷體" w:cs="新細明體"/>
                 <w:color w:val="000000"/>
                 <w:kern w:val="0"/>
                 <w14:ligatures w14:val="none"/>
@@ -2836,7 +2858,7 @@
               <w:spacing w:after="0" w:line="240" w:lineRule="auto"/>
               <w:jc w:val="center"/>
               <w:rPr>
-                <w:rFonts w:ascii="標楷體" w:eastAsia="標楷體" w:hAnsi="標楷體" w:cs="新細明體" w:hint="eastAsia"/>
+                <w:rFonts w:ascii="標楷體" w:eastAsia="標楷體" w:hAnsi="標楷體" w:cs="新細明體"/>
                 <w:color w:val="000000"/>
                 <w:kern w:val="0"/>
                 <w14:ligatures w14:val="none"/>
@@ -2876,7 +2898,7 @@
               <w:spacing w:after="0" w:line="240" w:lineRule="auto"/>
               <w:jc w:val="center"/>
               <w:rPr>
-                <w:rFonts w:ascii="標楷體" w:eastAsia="標楷體" w:hAnsi="標楷體" w:cs="新細明體" w:hint="eastAsia"/>
+                <w:rFonts w:ascii="標楷體" w:eastAsia="標楷體" w:hAnsi="標楷體" w:cs="新細明體"/>
                 <w:color w:val="000000"/>
                 <w:kern w:val="0"/>
                 <w14:ligatures w14:val="none"/>
@@ -2911,7 +2933,7 @@
               <w:spacing w:after="0" w:line="240" w:lineRule="auto"/>
               <w:jc w:val="center"/>
               <w:rPr>
-                <w:rFonts w:ascii="標楷體" w:eastAsia="標楷體" w:hAnsi="標楷體" w:cs="新細明體" w:hint="eastAsia"/>
+                <w:rFonts w:ascii="標楷體" w:eastAsia="標楷體" w:hAnsi="標楷體" w:cs="新細明體"/>
                 <w:color w:val="000000"/>
                 <w:kern w:val="0"/>
                 <w14:ligatures w14:val="none"/>
@@ -2946,7 +2968,7 @@
               <w:spacing w:after="0" w:line="240" w:lineRule="auto"/>
               <w:jc w:val="center"/>
               <w:rPr>
-                <w:rFonts w:ascii="標楷體" w:eastAsia="標楷體" w:hAnsi="標楷體" w:cs="新細明體" w:hint="eastAsia"/>
+                <w:rFonts w:ascii="標楷體" w:eastAsia="標楷體" w:hAnsi="標楷體" w:cs="新細明體"/>
                 <w:color w:val="000000"/>
                 <w:kern w:val="0"/>
                 <w14:ligatures w14:val="none"/>
@@ -2982,7 +3004,7 @@
               <w:spacing w:after="0" w:line="240" w:lineRule="auto"/>
               <w:jc w:val="right"/>
               <w:rPr>
-                <w:rFonts w:ascii="標楷體" w:eastAsia="標楷體" w:hAnsi="標楷體" w:cs="新細明體" w:hint="eastAsia"/>
+                <w:rFonts w:ascii="標楷體" w:eastAsia="標楷體" w:hAnsi="標楷體" w:cs="新細明體"/>
                 <w:color w:val="000000"/>
                 <w:kern w:val="0"/>
                 <w14:ligatures w14:val="none"/>
@@ -3017,7 +3039,7 @@
               <w:spacing w:after="0" w:line="240" w:lineRule="auto"/>
               <w:jc w:val="center"/>
               <w:rPr>
-                <w:rFonts w:ascii="標楷體" w:eastAsia="標楷體" w:hAnsi="標楷體" w:cs="新細明體" w:hint="eastAsia"/>
+                <w:rFonts w:ascii="標楷體" w:eastAsia="標楷體" w:hAnsi="標楷體" w:cs="新細明體"/>
                 <w:color w:val="000000"/>
                 <w:kern w:val="0"/>
                 <w14:ligatures w14:val="none"/>
@@ -3053,7 +3075,7 @@
               <w:spacing w:after="0" w:line="240" w:lineRule="auto"/>
               <w:jc w:val="right"/>
               <w:rPr>
-                <w:rFonts w:ascii="標楷體" w:eastAsia="標楷體" w:hAnsi="標楷體" w:cs="新細明體" w:hint="eastAsia"/>
+                <w:rFonts w:ascii="標楷體" w:eastAsia="標楷體" w:hAnsi="標楷體" w:cs="新細明體"/>
                 <w:color w:val="000000"/>
                 <w:kern w:val="0"/>
                 <w14:ligatures w14:val="none"/>
@@ -3088,7 +3110,7 @@
               <w:spacing w:after="0" w:line="240" w:lineRule="auto"/>
               <w:jc w:val="center"/>
               <w:rPr>
-                <w:rFonts w:ascii="標楷體" w:eastAsia="標楷體" w:hAnsi="標楷體" w:cs="新細明體" w:hint="eastAsia"/>
+                <w:rFonts w:ascii="標楷體" w:eastAsia="標楷體" w:hAnsi="標楷體" w:cs="新細明體"/>
                 <w:color w:val="000000"/>
                 <w:kern w:val="0"/>
                 <w14:ligatures w14:val="none"/>
@@ -3128,7 +3150,7 @@
               <w:spacing w:after="0" w:line="240" w:lineRule="auto"/>
               <w:jc w:val="center"/>
               <w:rPr>
-                <w:rFonts w:ascii="標楷體" w:eastAsia="標楷體" w:hAnsi="標楷體" w:cs="新細明體" w:hint="eastAsia"/>
+                <w:rFonts w:ascii="標楷體" w:eastAsia="標楷體" w:hAnsi="標楷體" w:cs="新細明體"/>
                 <w:color w:val="000000"/>
                 <w:kern w:val="0"/>
                 <w14:ligatures w14:val="none"/>
@@ -3163,7 +3185,7 @@
               <w:spacing w:after="0" w:line="240" w:lineRule="auto"/>
               <w:jc w:val="center"/>
               <w:rPr>
-                <w:rFonts w:ascii="標楷體" w:eastAsia="標楷體" w:hAnsi="標楷體" w:cs="新細明體" w:hint="eastAsia"/>
+                <w:rFonts w:ascii="標楷體" w:eastAsia="標楷體" w:hAnsi="標楷體" w:cs="新細明體"/>
                 <w:color w:val="000000"/>
                 <w:kern w:val="0"/>
                 <w14:ligatures w14:val="none"/>
@@ -3198,7 +3220,7 @@
               <w:spacing w:after="0" w:line="240" w:lineRule="auto"/>
               <w:jc w:val="center"/>
               <w:rPr>
-                <w:rFonts w:ascii="標楷體" w:eastAsia="標楷體" w:hAnsi="標楷體" w:cs="新細明體" w:hint="eastAsia"/>
+                <w:rFonts w:ascii="標楷體" w:eastAsia="標楷體" w:hAnsi="標楷體" w:cs="新細明體"/>
                 <w:color w:val="000000"/>
                 <w:kern w:val="0"/>
                 <w14:ligatures w14:val="none"/>
@@ -3234,7 +3256,7 @@
               <w:spacing w:after="0" w:line="240" w:lineRule="auto"/>
               <w:jc w:val="right"/>
               <w:rPr>
-                <w:rFonts w:ascii="標楷體" w:eastAsia="標楷體" w:hAnsi="標楷體" w:cs="新細明體" w:hint="eastAsia"/>
+                <w:rFonts w:ascii="標楷體" w:eastAsia="標楷體" w:hAnsi="標楷體" w:cs="新細明體"/>
                 <w:color w:val="000000"/>
                 <w:kern w:val="0"/>
                 <w14:ligatures w14:val="none"/>
@@ -3269,7 +3291,7 @@
               <w:spacing w:after="0" w:line="240" w:lineRule="auto"/>
               <w:jc w:val="center"/>
               <w:rPr>
-                <w:rFonts w:ascii="標楷體" w:eastAsia="標楷體" w:hAnsi="標楷體" w:cs="新細明體" w:hint="eastAsia"/>
+                <w:rFonts w:ascii="標楷體" w:eastAsia="標楷體" w:hAnsi="標楷體" w:cs="新細明體"/>
                 <w:color w:val="000000"/>
                 <w:kern w:val="0"/>
                 <w14:ligatures w14:val="none"/>
@@ -3305,7 +3327,7 @@
               <w:spacing w:after="0" w:line="240" w:lineRule="auto"/>
               <w:jc w:val="right"/>
               <w:rPr>
-                <w:rFonts w:ascii="標楷體" w:eastAsia="標楷體" w:hAnsi="標楷體" w:cs="新細明體" w:hint="eastAsia"/>
+                <w:rFonts w:ascii="標楷體" w:eastAsia="標楷體" w:hAnsi="標楷體" w:cs="新細明體"/>
                 <w:color w:val="000000"/>
                 <w:kern w:val="0"/>
                 <w14:ligatures w14:val="none"/>
@@ -3340,7 +3362,7 @@
               <w:spacing w:after="0" w:line="240" w:lineRule="auto"/>
               <w:jc w:val="center"/>
               <w:rPr>
-                <w:rFonts w:ascii="標楷體" w:eastAsia="標楷體" w:hAnsi="標楷體" w:cs="新細明體" w:hint="eastAsia"/>
+                <w:rFonts w:ascii="標楷體" w:eastAsia="標楷體" w:hAnsi="標楷體" w:cs="新細明體"/>
                 <w:color w:val="000000"/>
                 <w:kern w:val="0"/>
                 <w14:ligatures w14:val="none"/>
@@ -3380,7 +3402,7 @@
               <w:spacing w:after="0" w:line="240" w:lineRule="auto"/>
               <w:jc w:val="center"/>
               <w:rPr>
-                <w:rFonts w:ascii="標楷體" w:eastAsia="標楷體" w:hAnsi="標楷體" w:cs="新細明體" w:hint="eastAsia"/>
+                <w:rFonts w:ascii="標楷體" w:eastAsia="標楷體" w:hAnsi="標楷體" w:cs="新細明體"/>
                 <w:color w:val="000000"/>
                 <w:kern w:val="0"/>
                 <w14:ligatures w14:val="none"/>
@@ -3415,7 +3437,7 @@
               <w:spacing w:after="0" w:line="240" w:lineRule="auto"/>
               <w:jc w:val="center"/>
               <w:rPr>
-                <w:rFonts w:ascii="標楷體" w:eastAsia="標楷體" w:hAnsi="標楷體" w:cs="新細明體" w:hint="eastAsia"/>
+                <w:rFonts w:ascii="標楷體" w:eastAsia="標楷體" w:hAnsi="標楷體" w:cs="新細明體"/>
                 <w:color w:val="000000"/>
                 <w:kern w:val="0"/>
                 <w14:ligatures w14:val="none"/>
@@ -3450,7 +3472,7 @@
               <w:spacing w:after="0" w:line="240" w:lineRule="auto"/>
               <w:jc w:val="center"/>
               <w:rPr>
-                <w:rFonts w:ascii="標楷體" w:eastAsia="標楷體" w:hAnsi="標楷體" w:cs="新細明體" w:hint="eastAsia"/>
+                <w:rFonts w:ascii="標楷體" w:eastAsia="標楷體" w:hAnsi="標楷體" w:cs="新細明體"/>
                 <w:color w:val="000000"/>
                 <w:kern w:val="0"/>
                 <w14:ligatures w14:val="none"/>
@@ -3486,7 +3508,7 @@
               <w:spacing w:after="0" w:line="240" w:lineRule="auto"/>
               <w:jc w:val="right"/>
               <w:rPr>
-                <w:rFonts w:ascii="標楷體" w:eastAsia="標楷體" w:hAnsi="標楷體" w:cs="新細明體" w:hint="eastAsia"/>
+                <w:rFonts w:ascii="標楷體" w:eastAsia="標楷體" w:hAnsi="標楷體" w:cs="新細明體"/>
                 <w:color w:val="000000"/>
                 <w:kern w:val="0"/>
                 <w14:ligatures w14:val="none"/>
@@ -3521,7 +3543,7 @@
               <w:spacing w:after="0" w:line="240" w:lineRule="auto"/>
               <w:jc w:val="center"/>
               <w:rPr>
-                <w:rFonts w:ascii="標楷體" w:eastAsia="標楷體" w:hAnsi="標楷體" w:cs="新細明體" w:hint="eastAsia"/>
+                <w:rFonts w:ascii="標楷體" w:eastAsia="標楷體" w:hAnsi="標楷體" w:cs="新細明體"/>
                 <w:color w:val="000000"/>
                 <w:kern w:val="0"/>
                 <w14:ligatures w14:val="none"/>
@@ -3557,7 +3579,7 @@
               <w:spacing w:after="0" w:line="240" w:lineRule="auto"/>
               <w:jc w:val="right"/>
               <w:rPr>
-                <w:rFonts w:ascii="標楷體" w:eastAsia="標楷體" w:hAnsi="標楷體" w:cs="新細明體" w:hint="eastAsia"/>
+                <w:rFonts w:ascii="標楷體" w:eastAsia="標楷體" w:hAnsi="標楷體" w:cs="新細明體"/>
                 <w:color w:val="000000"/>
                 <w:kern w:val="0"/>
                 <w14:ligatures w14:val="none"/>
@@ -3592,7 +3614,7 @@
               <w:spacing w:after="0" w:line="240" w:lineRule="auto"/>
               <w:jc w:val="center"/>
               <w:rPr>
-                <w:rFonts w:ascii="標楷體" w:eastAsia="標楷體" w:hAnsi="標楷體" w:cs="新細明體" w:hint="eastAsia"/>
+                <w:rFonts w:ascii="標楷體" w:eastAsia="標楷體" w:hAnsi="標楷體" w:cs="新細明體"/>
                 <w:color w:val="000000"/>
                 <w:kern w:val="0"/>
                 <w14:ligatures w14:val="none"/>
@@ -3632,7 +3654,7 @@
               <w:spacing w:after="0" w:line="240" w:lineRule="auto"/>
               <w:jc w:val="center"/>
               <w:rPr>
-                <w:rFonts w:ascii="標楷體" w:eastAsia="標楷體" w:hAnsi="標楷體" w:cs="新細明體" w:hint="eastAsia"/>
+                <w:rFonts w:ascii="標楷體" w:eastAsia="標楷體" w:hAnsi="標楷體" w:cs="新細明體"/>
                 <w:color w:val="000000"/>
                 <w:kern w:val="0"/>
                 <w14:ligatures w14:val="none"/>
@@ -3667,7 +3689,7 @@
               <w:spacing w:after="0" w:line="240" w:lineRule="auto"/>
               <w:jc w:val="center"/>
               <w:rPr>
-                <w:rFonts w:ascii="標楷體" w:eastAsia="標楷體" w:hAnsi="標楷體" w:cs="新細明體" w:hint="eastAsia"/>
+                <w:rFonts w:ascii="標楷體" w:eastAsia="標楷體" w:hAnsi="標楷體" w:cs="新細明體"/>
                 <w:color w:val="000000"/>
                 <w:kern w:val="0"/>
                 <w14:ligatures w14:val="none"/>
@@ -3702,7 +3724,7 @@
               <w:spacing w:after="0" w:line="240" w:lineRule="auto"/>
               <w:jc w:val="center"/>
               <w:rPr>
-                <w:rFonts w:ascii="標楷體" w:eastAsia="標楷體" w:hAnsi="標楷體" w:cs="新細明體" w:hint="eastAsia"/>
+                <w:rFonts w:ascii="標楷體" w:eastAsia="標楷體" w:hAnsi="標楷體" w:cs="新細明體"/>
                 <w:color w:val="000000"/>
                 <w:kern w:val="0"/>
                 <w14:ligatures w14:val="none"/>
@@ -3738,7 +3760,7 @@
               <w:spacing w:after="0" w:line="240" w:lineRule="auto"/>
               <w:jc w:val="right"/>
               <w:rPr>
-                <w:rFonts w:ascii="標楷體" w:eastAsia="標楷體" w:hAnsi="標楷體" w:cs="新細明體" w:hint="eastAsia"/>
+                <w:rFonts w:ascii="標楷體" w:eastAsia="標楷體" w:hAnsi="標楷體" w:cs="新細明體"/>
                 <w:color w:val="000000"/>
                 <w:kern w:val="0"/>
                 <w14:ligatures w14:val="none"/>
@@ -3773,7 +3795,7 @@
               <w:spacing w:after="0" w:line="240" w:lineRule="auto"/>
               <w:jc w:val="center"/>
               <w:rPr>
-                <w:rFonts w:ascii="標楷體" w:eastAsia="標楷體" w:hAnsi="標楷體" w:cs="新細明體" w:hint="eastAsia"/>
+                <w:rFonts w:ascii="標楷體" w:eastAsia="標楷體" w:hAnsi="標楷體" w:cs="新細明體"/>
                 <w:color w:val="000000"/>
                 <w:kern w:val="0"/>
                 <w14:ligatures w14:val="none"/>
@@ -3809,7 +3831,7 @@
               <w:spacing w:after="0" w:line="240" w:lineRule="auto"/>
               <w:jc w:val="right"/>
               <w:rPr>
-                <w:rFonts w:ascii="標楷體" w:eastAsia="標楷體" w:hAnsi="標楷體" w:cs="新細明體" w:hint="eastAsia"/>
+                <w:rFonts w:ascii="標楷體" w:eastAsia="標楷體" w:hAnsi="標楷體" w:cs="新細明體"/>
                 <w:color w:val="000000"/>
                 <w:kern w:val="0"/>
                 <w14:ligatures w14:val="none"/>
@@ -3844,7 +3866,7 @@
               <w:spacing w:after="0" w:line="240" w:lineRule="auto"/>
               <w:jc w:val="center"/>
               <w:rPr>
-                <w:rFonts w:ascii="標楷體" w:eastAsia="標楷體" w:hAnsi="標楷體" w:cs="新細明體" w:hint="eastAsia"/>
+                <w:rFonts w:ascii="標楷體" w:eastAsia="標楷體" w:hAnsi="標楷體" w:cs="新細明體"/>
                 <w:color w:val="000000"/>
                 <w:kern w:val="0"/>
                 <w14:ligatures w14:val="none"/>
@@ -3884,7 +3906,7 @@
               <w:spacing w:after="0" w:line="240" w:lineRule="auto"/>
               <w:jc w:val="center"/>
               <w:rPr>
-                <w:rFonts w:ascii="標楷體" w:eastAsia="標楷體" w:hAnsi="標楷體" w:cs="新細明體" w:hint="eastAsia"/>
+                <w:rFonts w:ascii="標楷體" w:eastAsia="標楷體" w:hAnsi="標楷體" w:cs="新細明體"/>
                 <w:color w:val="000000"/>
                 <w:kern w:val="0"/>
                 <w14:ligatures w14:val="none"/>
@@ -3919,7 +3941,7 @@
               <w:spacing w:after="0" w:line="240" w:lineRule="auto"/>
               <w:jc w:val="center"/>
               <w:rPr>
-                <w:rFonts w:ascii="標楷體" w:eastAsia="標楷體" w:hAnsi="標楷體" w:cs="新細明體" w:hint="eastAsia"/>
+                <w:rFonts w:ascii="標楷體" w:eastAsia="標楷體" w:hAnsi="標楷體" w:cs="新細明體"/>
                 <w:color w:val="000000"/>
                 <w:kern w:val="0"/>
                 <w14:ligatures w14:val="none"/>
@@ -3954,7 +3976,7 @@
               <w:spacing w:after="0" w:line="240" w:lineRule="auto"/>
               <w:jc w:val="center"/>
               <w:rPr>
-                <w:rFonts w:ascii="標楷體" w:eastAsia="標楷體" w:hAnsi="標楷體" w:cs="新細明體" w:hint="eastAsia"/>
+                <w:rFonts w:ascii="標楷體" w:eastAsia="標楷體" w:hAnsi="標楷體" w:cs="新細明體"/>
                 <w:color w:val="000000"/>
                 <w:kern w:val="0"/>
                 <w14:ligatures w14:val="none"/>
@@ -3990,7 +4012,7 @@
               <w:spacing w:after="0" w:line="240" w:lineRule="auto"/>
               <w:jc w:val="right"/>
               <w:rPr>
-                <w:rFonts w:ascii="標楷體" w:eastAsia="標楷體" w:hAnsi="標楷體" w:cs="新細明體" w:hint="eastAsia"/>
+                <w:rFonts w:ascii="標楷體" w:eastAsia="標楷體" w:hAnsi="標楷體" w:cs="新細明體"/>
                 <w:color w:val="000000"/>
                 <w:kern w:val="0"/>
                 <w14:ligatures w14:val="none"/>
@@ -4025,7 +4047,7 @@
               <w:spacing w:after="0" w:line="240" w:lineRule="auto"/>
               <w:jc w:val="center"/>
               <w:rPr>
-                <w:rFonts w:ascii="標楷體" w:eastAsia="標楷體" w:hAnsi="標楷體" w:cs="新細明體" w:hint="eastAsia"/>
+                <w:rFonts w:ascii="標楷體" w:eastAsia="標楷體" w:hAnsi="標楷體" w:cs="新細明體"/>
                 <w:color w:val="000000"/>
                 <w:kern w:val="0"/>
                 <w14:ligatures w14:val="none"/>
@@ -4061,7 +4083,7 @@
               <w:spacing w:after="0" w:line="240" w:lineRule="auto"/>
               <w:jc w:val="right"/>
               <w:rPr>
-                <w:rFonts w:ascii="標楷體" w:eastAsia="標楷體" w:hAnsi="標楷體" w:cs="新細明體" w:hint="eastAsia"/>
+                <w:rFonts w:ascii="標楷體" w:eastAsia="標楷體" w:hAnsi="標楷體" w:cs="新細明體"/>
                 <w:color w:val="000000"/>
                 <w:kern w:val="0"/>
                 <w14:ligatures w14:val="none"/>
@@ -4096,7 +4118,7 @@
               <w:spacing w:after="0" w:line="240" w:lineRule="auto"/>
               <w:jc w:val="center"/>
               <w:rPr>
-                <w:rFonts w:ascii="標楷體" w:eastAsia="標楷體" w:hAnsi="標楷體" w:cs="新細明體" w:hint="eastAsia"/>
+                <w:rFonts w:ascii="標楷體" w:eastAsia="標楷體" w:hAnsi="標楷體" w:cs="新細明體"/>
                 <w:color w:val="000000"/>
                 <w:kern w:val="0"/>
                 <w14:ligatures w14:val="none"/>
@@ -4136,7 +4158,7 @@
               <w:spacing w:after="0" w:line="240" w:lineRule="auto"/>
               <w:jc w:val="center"/>
               <w:rPr>
-                <w:rFonts w:ascii="標楷體" w:eastAsia="標楷體" w:hAnsi="標楷體" w:cs="新細明體" w:hint="eastAsia"/>
+                <w:rFonts w:ascii="標楷體" w:eastAsia="標楷體" w:hAnsi="標楷體" w:cs="新細明體"/>
                 <w:color w:val="000000"/>
                 <w:kern w:val="0"/>
                 <w14:ligatures w14:val="none"/>
@@ -4171,7 +4193,7 @@
               <w:spacing w:after="0" w:line="240" w:lineRule="auto"/>
               <w:jc w:val="center"/>
               <w:rPr>
-                <w:rFonts w:ascii="標楷體" w:eastAsia="標楷體" w:hAnsi="標楷體" w:cs="新細明體" w:hint="eastAsia"/>
+                <w:rFonts w:ascii="標楷體" w:eastAsia="標楷體" w:hAnsi="標楷體" w:cs="新細明體"/>
                 <w:color w:val="000000"/>
                 <w:kern w:val="0"/>
                 <w14:ligatures w14:val="none"/>
@@ -4206,7 +4228,7 @@
               <w:spacing w:after="0" w:line="240" w:lineRule="auto"/>
               <w:jc w:val="center"/>
               <w:rPr>
-                <w:rFonts w:ascii="標楷體" w:eastAsia="標楷體" w:hAnsi="標楷體" w:cs="新細明體" w:hint="eastAsia"/>
+                <w:rFonts w:ascii="標楷體" w:eastAsia="標楷體" w:hAnsi="標楷體" w:cs="新細明體"/>
                 <w:color w:val="000000"/>
                 <w:kern w:val="0"/>
                 <w14:ligatures w14:val="none"/>
@@ -4242,7 +4264,7 @@
               <w:spacing w:after="0" w:line="240" w:lineRule="auto"/>
               <w:jc w:val="right"/>
               <w:rPr>
-                <w:rFonts w:ascii="標楷體" w:eastAsia="標楷體" w:hAnsi="標楷體" w:cs="新細明體" w:hint="eastAsia"/>
+                <w:rFonts w:ascii="標楷體" w:eastAsia="標楷體" w:hAnsi="標楷體" w:cs="新細明體"/>
                 <w:color w:val="000000"/>
                 <w:kern w:val="0"/>
                 <w14:ligatures w14:val="none"/>
@@ -4277,7 +4299,7 @@
               <w:spacing w:after="0" w:line="240" w:lineRule="auto"/>
               <w:jc w:val="center"/>
               <w:rPr>
-                <w:rFonts w:ascii="標楷體" w:eastAsia="標楷體" w:hAnsi="標楷體" w:cs="新細明體" w:hint="eastAsia"/>
+                <w:rFonts w:ascii="標楷體" w:eastAsia="標楷體" w:hAnsi="標楷體" w:cs="新細明體"/>
                 <w:color w:val="000000"/>
                 <w:kern w:val="0"/>
                 <w14:ligatures w14:val="none"/>
@@ -4313,7 +4335,7 @@
               <w:spacing w:after="0" w:line="240" w:lineRule="auto"/>
               <w:jc w:val="right"/>
               <w:rPr>
-                <w:rFonts w:ascii="標楷體" w:eastAsia="標楷體" w:hAnsi="標楷體" w:cs="新細明體" w:hint="eastAsia"/>
+                <w:rFonts w:ascii="標楷體" w:eastAsia="標楷體" w:hAnsi="標楷體" w:cs="新細明體"/>
                 <w:color w:val="000000"/>
                 <w:kern w:val="0"/>
                 <w14:ligatures w14:val="none"/>
@@ -4348,7 +4370,7 @@
               <w:spacing w:after="0" w:line="240" w:lineRule="auto"/>
               <w:jc w:val="center"/>
               <w:rPr>
-                <w:rFonts w:ascii="標楷體" w:eastAsia="標楷體" w:hAnsi="標楷體" w:cs="新細明體" w:hint="eastAsia"/>
+                <w:rFonts w:ascii="標楷體" w:eastAsia="標楷體" w:hAnsi="標楷體" w:cs="新細明體"/>
                 <w:color w:val="000000"/>
                 <w:kern w:val="0"/>
                 <w14:ligatures w14:val="none"/>
@@ -4388,7 +4410,7 @@
               <w:spacing w:after="0" w:line="240" w:lineRule="auto"/>
               <w:jc w:val="center"/>
               <w:rPr>
-                <w:rFonts w:ascii="標楷體" w:eastAsia="標楷體" w:hAnsi="標楷體" w:cs="新細明體" w:hint="eastAsia"/>
+                <w:rFonts w:ascii="標楷體" w:eastAsia="標楷體" w:hAnsi="標楷體" w:cs="新細明體"/>
                 <w:color w:val="000000"/>
                 <w:kern w:val="0"/>
                 <w14:ligatures w14:val="none"/>
@@ -4423,7 +4445,7 @@
               <w:spacing w:after="0" w:line="240" w:lineRule="auto"/>
               <w:jc w:val="center"/>
               <w:rPr>
-                <w:rFonts w:ascii="標楷體" w:eastAsia="標楷體" w:hAnsi="標楷體" w:cs="新細明體" w:hint="eastAsia"/>
+                <w:rFonts w:ascii="標楷體" w:eastAsia="標楷體" w:hAnsi="標楷體" w:cs="新細明體"/>
                 <w:color w:val="000000"/>
                 <w:kern w:val="0"/>
                 <w14:ligatures w14:val="none"/>
@@ -4458,7 +4480,7 @@
               <w:spacing w:after="0" w:line="240" w:lineRule="auto"/>
               <w:jc w:val="center"/>
               <w:rPr>
-                <w:rFonts w:ascii="標楷體" w:eastAsia="標楷體" w:hAnsi="標楷體" w:cs="新細明體" w:hint="eastAsia"/>
+                <w:rFonts w:ascii="標楷體" w:eastAsia="標楷體" w:hAnsi="標楷體" w:cs="新細明體"/>
                 <w:color w:val="000000"/>
                 <w:kern w:val="0"/>
                 <w14:ligatures w14:val="none"/>
@@ -4494,7 +4516,7 @@
               <w:spacing w:after="0" w:line="240" w:lineRule="auto"/>
               <w:jc w:val="right"/>
               <w:rPr>
-                <w:rFonts w:ascii="標楷體" w:eastAsia="標楷體" w:hAnsi="標楷體" w:cs="新細明體" w:hint="eastAsia"/>
+                <w:rFonts w:ascii="標楷體" w:eastAsia="標楷體" w:hAnsi="標楷體" w:cs="新細明體"/>
                 <w:color w:val="000000"/>
                 <w:kern w:val="0"/>
                 <w14:ligatures w14:val="none"/>
@@ -4529,7 +4551,7 @@
               <w:spacing w:after="0" w:line="240" w:lineRule="auto"/>
               <w:jc w:val="center"/>
               <w:rPr>
-                <w:rFonts w:ascii="標楷體" w:eastAsia="標楷體" w:hAnsi="標楷體" w:cs="新細明體" w:hint="eastAsia"/>
+                <w:rFonts w:ascii="標楷體" w:eastAsia="標楷體" w:hAnsi="標楷體" w:cs="新細明體"/>
                 <w:color w:val="000000"/>
                 <w:kern w:val="0"/>
                 <w14:ligatures w14:val="none"/>
@@ -4565,7 +4587,7 @@
               <w:spacing w:after="0" w:line="240" w:lineRule="auto"/>
               <w:jc w:val="right"/>
               <w:rPr>
-                <w:rFonts w:ascii="標楷體" w:eastAsia="標楷體" w:hAnsi="標楷體" w:cs="新細明體" w:hint="eastAsia"/>
+                <w:rFonts w:ascii="標楷體" w:eastAsia="標楷體" w:hAnsi="標楷體" w:cs="新細明體"/>
                 <w:color w:val="000000"/>
                 <w:kern w:val="0"/>
                 <w14:ligatures w14:val="none"/>
@@ -4600,7 +4622,7 @@
               <w:spacing w:after="0" w:line="240" w:lineRule="auto"/>
               <w:jc w:val="center"/>
               <w:rPr>
-                <w:rFonts w:ascii="標楷體" w:eastAsia="標楷體" w:hAnsi="標楷體" w:cs="新細明體" w:hint="eastAsia"/>
+                <w:rFonts w:ascii="標楷體" w:eastAsia="標楷體" w:hAnsi="標楷體" w:cs="新細明體"/>
                 <w:color w:val="000000"/>
                 <w:kern w:val="0"/>
                 <w14:ligatures w14:val="none"/>
@@ -4640,7 +4662,7 @@
               <w:spacing w:after="0" w:line="240" w:lineRule="auto"/>
               <w:jc w:val="center"/>
               <w:rPr>
-                <w:rFonts w:ascii="標楷體" w:eastAsia="標楷體" w:hAnsi="標楷體" w:cs="新細明體" w:hint="eastAsia"/>
+                <w:rFonts w:ascii="標楷體" w:eastAsia="標楷體" w:hAnsi="標楷體" w:cs="新細明體"/>
                 <w:color w:val="000000"/>
                 <w:kern w:val="0"/>
                 <w14:ligatures w14:val="none"/>
@@ -4675,7 +4697,7 @@
               <w:spacing w:after="0" w:line="240" w:lineRule="auto"/>
               <w:jc w:val="center"/>
               <w:rPr>
-                <w:rFonts w:ascii="標楷體" w:eastAsia="標楷體" w:hAnsi="標楷體" w:cs="新細明體" w:hint="eastAsia"/>
+                <w:rFonts w:ascii="標楷體" w:eastAsia="標楷體" w:hAnsi="標楷體" w:cs="新細明體"/>
                 <w:color w:val="000000"/>
                 <w:kern w:val="0"/>
                 <w14:ligatures w14:val="none"/>
@@ -4710,7 +4732,7 @@
               <w:spacing w:after="0" w:line="240" w:lineRule="auto"/>
               <w:jc w:val="center"/>
               <w:rPr>
-                <w:rFonts w:ascii="標楷體" w:eastAsia="標楷體" w:hAnsi="標楷體" w:cs="新細明體" w:hint="eastAsia"/>
+                <w:rFonts w:ascii="標楷體" w:eastAsia="標楷體" w:hAnsi="標楷體" w:cs="新細明體"/>
                 <w:color w:val="000000"/>
                 <w:kern w:val="0"/>
                 <w14:ligatures w14:val="none"/>
@@ -4746,7 +4768,7 @@
               <w:spacing w:after="0" w:line="240" w:lineRule="auto"/>
               <w:jc w:val="right"/>
               <w:rPr>
-                <w:rFonts w:ascii="標楷體" w:eastAsia="標楷體" w:hAnsi="標楷體" w:cs="新細明體" w:hint="eastAsia"/>
+                <w:rFonts w:ascii="標楷體" w:eastAsia="標楷體" w:hAnsi="標楷體" w:cs="新細明體"/>
                 <w:color w:val="000000"/>
                 <w:kern w:val="0"/>
                 <w14:ligatures w14:val="none"/>
@@ -4781,7 +4803,7 @@
               <w:spacing w:after="0" w:line="240" w:lineRule="auto"/>
               <w:jc w:val="center"/>
               <w:rPr>
-                <w:rFonts w:ascii="標楷體" w:eastAsia="標楷體" w:hAnsi="標楷體" w:cs="新細明體" w:hint="eastAsia"/>
+                <w:rFonts w:ascii="標楷體" w:eastAsia="標楷體" w:hAnsi="標楷體" w:cs="新細明體"/>
                 <w:color w:val="000000"/>
                 <w:kern w:val="0"/>
                 <w14:ligatures w14:val="none"/>
@@ -4817,7 +4839,7 @@
               <w:spacing w:after="0" w:line="240" w:lineRule="auto"/>
               <w:jc w:val="right"/>
               <w:rPr>
-                <w:rFonts w:ascii="標楷體" w:eastAsia="標楷體" w:hAnsi="標楷體" w:cs="新細明體" w:hint="eastAsia"/>
+                <w:rFonts w:ascii="標楷體" w:eastAsia="標楷體" w:hAnsi="標楷體" w:cs="新細明體"/>
                 <w:color w:val="000000"/>
                 <w:kern w:val="0"/>
                 <w14:ligatures w14:val="none"/>
@@ -4852,7 +4874,7 @@
               <w:spacing w:after="0" w:line="240" w:lineRule="auto"/>
               <w:jc w:val="center"/>
               <w:rPr>
-                <w:rFonts w:ascii="標楷體" w:eastAsia="標楷體" w:hAnsi="標楷體" w:cs="新細明體" w:hint="eastAsia"/>
+                <w:rFonts w:ascii="標楷體" w:eastAsia="標楷體" w:hAnsi="標楷體" w:cs="新細明體"/>
                 <w:color w:val="000000"/>
                 <w:kern w:val="0"/>
                 <w14:ligatures w14:val="none"/>
@@ -4892,7 +4914,7 @@
               <w:spacing w:after="0" w:line="240" w:lineRule="auto"/>
               <w:jc w:val="center"/>
               <w:rPr>
-                <w:rFonts w:ascii="標楷體" w:eastAsia="標楷體" w:hAnsi="標楷體" w:cs="新細明體" w:hint="eastAsia"/>
+                <w:rFonts w:ascii="標楷體" w:eastAsia="標楷體" w:hAnsi="標楷體" w:cs="新細明體"/>
                 <w:color w:val="000000"/>
                 <w:kern w:val="0"/>
                 <w14:ligatures w14:val="none"/>
@@ -4927,7 +4949,7 @@
               <w:spacing w:after="0" w:line="240" w:lineRule="auto"/>
               <w:jc w:val="center"/>
               <w:rPr>
-                <w:rFonts w:ascii="標楷體" w:eastAsia="標楷體" w:hAnsi="標楷體" w:cs="新細明體" w:hint="eastAsia"/>
+                <w:rFonts w:ascii="標楷體" w:eastAsia="標楷體" w:hAnsi="標楷體" w:cs="新細明體"/>
                 <w:color w:val="000000"/>
                 <w:kern w:val="0"/>
                 <w14:ligatures w14:val="none"/>
@@ -4962,7 +4984,7 @@
               <w:spacing w:after="0" w:line="240" w:lineRule="auto"/>
               <w:jc w:val="center"/>
               <w:rPr>
-                <w:rFonts w:ascii="標楷體" w:eastAsia="標楷體" w:hAnsi="標楷體" w:cs="新細明體" w:hint="eastAsia"/>
+                <w:rFonts w:ascii="標楷體" w:eastAsia="標楷體" w:hAnsi="標楷體" w:cs="新細明體"/>
                 <w:color w:val="000000"/>
                 <w:kern w:val="0"/>
                 <w14:ligatures w14:val="none"/>
@@ -4998,7 +5020,7 @@
               <w:spacing w:after="0" w:line="240" w:lineRule="auto"/>
               <w:jc w:val="right"/>
               <w:rPr>
-                <w:rFonts w:ascii="標楷體" w:eastAsia="標楷體" w:hAnsi="標楷體" w:cs="新細明體" w:hint="eastAsia"/>
+                <w:rFonts w:ascii="標楷體" w:eastAsia="標楷體" w:hAnsi="標楷體" w:cs="新細明體"/>
                 <w:color w:val="000000"/>
                 <w:kern w:val="0"/>
                 <w14:ligatures w14:val="none"/>
@@ -5033,7 +5055,7 @@
               <w:spacing w:after="0" w:line="240" w:lineRule="auto"/>
               <w:jc w:val="center"/>
               <w:rPr>
-                <w:rFonts w:ascii="標楷體" w:eastAsia="標楷體" w:hAnsi="標楷體" w:cs="新細明體" w:hint="eastAsia"/>
+                <w:rFonts w:ascii="標楷體" w:eastAsia="標楷體" w:hAnsi="標楷體" w:cs="新細明體"/>
                 <w:color w:val="000000"/>
                 <w:kern w:val="0"/>
                 <w14:ligatures w14:val="none"/>
@@ -5069,7 +5091,7 @@
               <w:spacing w:after="0" w:line="240" w:lineRule="auto"/>
               <w:jc w:val="right"/>
               <w:rPr>
-                <w:rFonts w:ascii="標楷體" w:eastAsia="標楷體" w:hAnsi="標楷體" w:cs="新細明體" w:hint="eastAsia"/>
+                <w:rFonts w:ascii="標楷體" w:eastAsia="標楷體" w:hAnsi="標楷體" w:cs="新細明體"/>
                 <w:color w:val="000000"/>
                 <w:kern w:val="0"/>
                 <w14:ligatures w14:val="none"/>
@@ -5104,7 +5126,7 @@
               <w:spacing w:after="0" w:line="240" w:lineRule="auto"/>
               <w:jc w:val="center"/>
               <w:rPr>
-                <w:rFonts w:ascii="標楷體" w:eastAsia="標楷體" w:hAnsi="標楷體" w:cs="新細明體" w:hint="eastAsia"/>
+                <w:rFonts w:ascii="標楷體" w:eastAsia="標楷體" w:hAnsi="標楷體" w:cs="新細明體"/>
                 <w:color w:val="000000"/>
                 <w:kern w:val="0"/>
                 <w14:ligatures w14:val="none"/>
@@ -5144,7 +5166,7 @@
               <w:spacing w:after="0" w:line="240" w:lineRule="auto"/>
               <w:jc w:val="center"/>
               <w:rPr>
-                <w:rFonts w:ascii="標楷體" w:eastAsia="標楷體" w:hAnsi="標楷體" w:cs="新細明體" w:hint="eastAsia"/>
+                <w:rFonts w:ascii="標楷體" w:eastAsia="標楷體" w:hAnsi="標楷體" w:cs="新細明體"/>
                 <w:color w:val="000000"/>
                 <w:kern w:val="0"/>
                 <w14:ligatures w14:val="none"/>
@@ -5179,7 +5201,7 @@
               <w:spacing w:after="0" w:line="240" w:lineRule="auto"/>
               <w:jc w:val="center"/>
               <w:rPr>
-                <w:rFonts w:ascii="標楷體" w:eastAsia="標楷體" w:hAnsi="標楷體" w:cs="新細明體" w:hint="eastAsia"/>
+                <w:rFonts w:ascii="標楷體" w:eastAsia="標楷體" w:hAnsi="標楷體" w:cs="新細明體"/>
                 <w:color w:val="000000"/>
                 <w:kern w:val="0"/>
                 <w14:ligatures w14:val="none"/>
@@ -5214,7 +5236,7 @@
               <w:spacing w:after="0" w:line="240" w:lineRule="auto"/>
               <w:jc w:val="center"/>
               <w:rPr>
-                <w:rFonts w:ascii="標楷體" w:eastAsia="標楷體" w:hAnsi="標楷體" w:cs="新細明體" w:hint="eastAsia"/>
+                <w:rFonts w:ascii="標楷體" w:eastAsia="標楷體" w:hAnsi="標楷體" w:cs="新細明體"/>
                 <w:color w:val="000000"/>
                 <w:kern w:val="0"/>
                 <w14:ligatures w14:val="none"/>
@@ -5250,7 +5272,7 @@
               <w:spacing w:after="0" w:line="240" w:lineRule="auto"/>
               <w:jc w:val="right"/>
               <w:rPr>
-                <w:rFonts w:ascii="標楷體" w:eastAsia="標楷體" w:hAnsi="標楷體" w:cs="新細明體" w:hint="eastAsia"/>
+                <w:rFonts w:ascii="標楷體" w:eastAsia="標楷體" w:hAnsi="標楷體" w:cs="新細明體"/>
                 <w:color w:val="000000"/>
                 <w:kern w:val="0"/>
                 <w14:ligatures w14:val="none"/>
@@ -5285,7 +5307,7 @@
               <w:spacing w:after="0" w:line="240" w:lineRule="auto"/>
               <w:jc w:val="center"/>
               <w:rPr>
-                <w:rFonts w:ascii="標楷體" w:eastAsia="標楷體" w:hAnsi="標楷體" w:cs="新細明體" w:hint="eastAsia"/>
+                <w:rFonts w:ascii="標楷體" w:eastAsia="標楷體" w:hAnsi="標楷體" w:cs="新細明體"/>
                 <w:color w:val="000000"/>
                 <w:kern w:val="0"/>
                 <w14:ligatures w14:val="none"/>
@@ -5321,7 +5343,7 @@
               <w:spacing w:after="0" w:line="240" w:lineRule="auto"/>
               <w:jc w:val="right"/>
               <w:rPr>
-                <w:rFonts w:ascii="標楷體" w:eastAsia="標楷體" w:hAnsi="標楷體" w:cs="新細明體" w:hint="eastAsia"/>
+                <w:rFonts w:ascii="標楷體" w:eastAsia="標楷體" w:hAnsi="標楷體" w:cs="新細明體"/>
                 <w:color w:val="000000"/>
                 <w:kern w:val="0"/>
                 <w14:ligatures w14:val="none"/>
@@ -5356,7 +5378,7 @@
               <w:spacing w:after="0" w:line="240" w:lineRule="auto"/>
               <w:jc w:val="center"/>
               <w:rPr>
-                <w:rFonts w:ascii="標楷體" w:eastAsia="標楷體" w:hAnsi="標楷體" w:cs="新細明體" w:hint="eastAsia"/>
+                <w:rFonts w:ascii="標楷體" w:eastAsia="標楷體" w:hAnsi="標楷體" w:cs="新細明體"/>
                 <w:color w:val="000000"/>
                 <w:kern w:val="0"/>
                 <w14:ligatures w14:val="none"/>
@@ -5396,7 +5418,7 @@
               <w:spacing w:after="0" w:line="240" w:lineRule="auto"/>
               <w:jc w:val="center"/>
               <w:rPr>
-                <w:rFonts w:ascii="標楷體" w:eastAsia="標楷體" w:hAnsi="標楷體" w:cs="新細明體" w:hint="eastAsia"/>
+                <w:rFonts w:ascii="標楷體" w:eastAsia="標楷體" w:hAnsi="標楷體" w:cs="新細明體"/>
                 <w:color w:val="000000"/>
                 <w:kern w:val="0"/>
                 <w14:ligatures w14:val="none"/>
@@ -5431,7 +5453,7 @@
               <w:spacing w:after="0" w:line="240" w:lineRule="auto"/>
               <w:jc w:val="center"/>
               <w:rPr>
-                <w:rFonts w:ascii="標楷體" w:eastAsia="標楷體" w:hAnsi="標楷體" w:cs="新細明體" w:hint="eastAsia"/>
+                <w:rFonts w:ascii="標楷體" w:eastAsia="標楷體" w:hAnsi="標楷體" w:cs="新細明體"/>
                 <w:color w:val="000000"/>
                 <w:kern w:val="0"/>
                 <w14:ligatures w14:val="none"/>
@@ -5466,7 +5488,7 @@
               <w:spacing w:after="0" w:line="240" w:lineRule="auto"/>
               <w:jc w:val="center"/>
               <w:rPr>
-                <w:rFonts w:ascii="標楷體" w:eastAsia="標楷體" w:hAnsi="標楷體" w:cs="新細明體" w:hint="eastAsia"/>
+                <w:rFonts w:ascii="標楷體" w:eastAsia="標楷體" w:hAnsi="標楷體" w:cs="新細明體"/>
                 <w:color w:val="000000"/>
                 <w:kern w:val="0"/>
                 <w14:ligatures w14:val="none"/>
@@ -5502,7 +5524,7 @@
               <w:spacing w:after="0" w:line="240" w:lineRule="auto"/>
               <w:jc w:val="right"/>
               <w:rPr>
-                <w:rFonts w:ascii="標楷體" w:eastAsia="標楷體" w:hAnsi="標楷體" w:cs="新細明體" w:hint="eastAsia"/>
+                <w:rFonts w:ascii="標楷體" w:eastAsia="標楷體" w:hAnsi="標楷體" w:cs="新細明體"/>
                 <w:color w:val="000000"/>
                 <w:kern w:val="0"/>
                 <w14:ligatures w14:val="none"/>
@@ -5537,7 +5559,7 @@
               <w:spacing w:after="0" w:line="240" w:lineRule="auto"/>
               <w:jc w:val="center"/>
               <w:rPr>
-                <w:rFonts w:ascii="標楷體" w:eastAsia="標楷體" w:hAnsi="標楷體" w:cs="新細明體" w:hint="eastAsia"/>
+                <w:rFonts w:ascii="標楷體" w:eastAsia="標楷體" w:hAnsi="標楷體" w:cs="新細明體"/>
                 <w:color w:val="000000"/>
                 <w:kern w:val="0"/>
                 <w14:ligatures w14:val="none"/>
@@ -5573,7 +5595,7 @@
               <w:spacing w:after="0" w:line="240" w:lineRule="auto"/>
               <w:jc w:val="right"/>
               <w:rPr>
-                <w:rFonts w:ascii="標楷體" w:eastAsia="標楷體" w:hAnsi="標楷體" w:cs="新細明體" w:hint="eastAsia"/>
+                <w:rFonts w:ascii="標楷體" w:eastAsia="標楷體" w:hAnsi="標楷體" w:cs="新細明體"/>
                 <w:color w:val="000000"/>
                 <w:kern w:val="0"/>
                 <w14:ligatures w14:val="none"/>
@@ -5608,7 +5630,7 @@
               <w:spacing w:after="0" w:line="240" w:lineRule="auto"/>
               <w:jc w:val="center"/>
               <w:rPr>
-                <w:rFonts w:ascii="標楷體" w:eastAsia="標楷體" w:hAnsi="標楷體" w:cs="新細明體" w:hint="eastAsia"/>
+                <w:rFonts w:ascii="標楷體" w:eastAsia="標楷體" w:hAnsi="標楷體" w:cs="新細明體"/>
                 <w:color w:val="000000"/>
                 <w:kern w:val="0"/>
                 <w14:ligatures w14:val="none"/>
@@ -5648,7 +5670,7 @@
               <w:spacing w:after="0" w:line="240" w:lineRule="auto"/>
               <w:jc w:val="center"/>
               <w:rPr>
-                <w:rFonts w:ascii="標楷體" w:eastAsia="標楷體" w:hAnsi="標楷體" w:cs="新細明體" w:hint="eastAsia"/>
+                <w:rFonts w:ascii="標楷體" w:eastAsia="標楷體" w:hAnsi="標楷體" w:cs="新細明體"/>
                 <w:color w:val="000000"/>
                 <w:kern w:val="0"/>
                 <w14:ligatures w14:val="none"/>
@@ -5683,7 +5705,7 @@
               <w:spacing w:after="0" w:line="240" w:lineRule="auto"/>
               <w:jc w:val="center"/>
               <w:rPr>
-                <w:rFonts w:ascii="標楷體" w:eastAsia="標楷體" w:hAnsi="標楷體" w:cs="新細明體" w:hint="eastAsia"/>
+                <w:rFonts w:ascii="標楷體" w:eastAsia="標楷體" w:hAnsi="標楷體" w:cs="新細明體"/>
                 <w:color w:val="000000"/>
                 <w:kern w:val="0"/>
                 <w14:ligatures w14:val="none"/>
@@ -5718,7 +5740,7 @@
               <w:spacing w:after="0" w:line="240" w:lineRule="auto"/>
               <w:jc w:val="center"/>
               <w:rPr>
-                <w:rFonts w:ascii="標楷體" w:eastAsia="標楷體" w:hAnsi="標楷體" w:cs="新細明體" w:hint="eastAsia"/>
+                <w:rFonts w:ascii="標楷體" w:eastAsia="標楷體" w:hAnsi="標楷體" w:cs="新細明體"/>
                 <w:color w:val="000000"/>
                 <w:kern w:val="0"/>
                 <w14:ligatures w14:val="none"/>
@@ -5754,7 +5776,7 @@
               <w:spacing w:after="0" w:line="240" w:lineRule="auto"/>
               <w:jc w:val="right"/>
               <w:rPr>
-                <w:rFonts w:ascii="標楷體" w:eastAsia="標楷體" w:hAnsi="標楷體" w:cs="新細明體" w:hint="eastAsia"/>
+                <w:rFonts w:ascii="標楷體" w:eastAsia="標楷體" w:hAnsi="標楷體" w:cs="新細明體"/>
                 <w:color w:val="000000"/>
                 <w:kern w:val="0"/>
                 <w14:ligatures w14:val="none"/>
@@ -5789,7 +5811,7 @@
               <w:spacing w:after="0" w:line="240" w:lineRule="auto"/>
               <w:jc w:val="center"/>
               <w:rPr>
-                <w:rFonts w:ascii="標楷體" w:eastAsia="標楷體" w:hAnsi="標楷體" w:cs="新細明體" w:hint="eastAsia"/>
+                <w:rFonts w:ascii="標楷體" w:eastAsia="標楷體" w:hAnsi="標楷體" w:cs="新細明體"/>
                 <w:color w:val="000000"/>
                 <w:kern w:val="0"/>
                 <w14:ligatures w14:val="none"/>
@@ -5825,7 +5847,7 @@
               <w:spacing w:after="0" w:line="240" w:lineRule="auto"/>
               <w:jc w:val="right"/>
               <w:rPr>
-                <w:rFonts w:ascii="標楷體" w:eastAsia="標楷體" w:hAnsi="標楷體" w:cs="新細明體" w:hint="eastAsia"/>
+                <w:rFonts w:ascii="標楷體" w:eastAsia="標楷體" w:hAnsi="標楷體" w:cs="新細明體"/>
                 <w:color w:val="000000"/>
                 <w:kern w:val="0"/>
                 <w14:ligatures w14:val="none"/>
@@ -5860,7 +5882,7 @@
               <w:spacing w:after="0" w:line="240" w:lineRule="auto"/>
               <w:jc w:val="center"/>
               <w:rPr>
-                <w:rFonts w:ascii="標楷體" w:eastAsia="標楷體" w:hAnsi="標楷體" w:cs="新細明體" w:hint="eastAsia"/>
+                <w:rFonts w:ascii="標楷體" w:eastAsia="標楷體" w:hAnsi="標楷體" w:cs="新細明體"/>
                 <w:color w:val="000000"/>
                 <w:kern w:val="0"/>
                 <w14:ligatures w14:val="none"/>
@@ -5900,7 +5922,7 @@
               <w:spacing w:after="0" w:line="240" w:lineRule="auto"/>
               <w:jc w:val="center"/>
               <w:rPr>
-                <w:rFonts w:ascii="標楷體" w:eastAsia="標楷體" w:hAnsi="標楷體" w:cs="新細明體" w:hint="eastAsia"/>
+                <w:rFonts w:ascii="標楷體" w:eastAsia="標楷體" w:hAnsi="標楷體" w:cs="新細明體"/>
                 <w:color w:val="000000"/>
                 <w:kern w:val="0"/>
                 <w14:ligatures w14:val="none"/>
@@ -5935,7 +5957,7 @@
               <w:spacing w:after="0" w:line="240" w:lineRule="auto"/>
               <w:jc w:val="center"/>
               <w:rPr>
-                <w:rFonts w:ascii="標楷體" w:eastAsia="標楷體" w:hAnsi="標楷體" w:cs="新細明體" w:hint="eastAsia"/>
+                <w:rFonts w:ascii="標楷體" w:eastAsia="標楷體" w:hAnsi="標楷體" w:cs="新細明體"/>
                 <w:color w:val="000000"/>
                 <w:kern w:val="0"/>
                 <w14:ligatures w14:val="none"/>
@@ -5970,7 +5992,7 @@
               <w:spacing w:after="0" w:line="240" w:lineRule="auto"/>
               <w:jc w:val="center"/>
               <w:rPr>
-                <w:rFonts w:ascii="標楷體" w:eastAsia="標楷體" w:hAnsi="標楷體" w:cs="新細明體" w:hint="eastAsia"/>
+                <w:rFonts w:ascii="標楷體" w:eastAsia="標楷體" w:hAnsi="標楷體" w:cs="新細明體"/>
                 <w:color w:val="000000"/>
                 <w:kern w:val="0"/>
                 <w14:ligatures w14:val="none"/>
@@ -6006,7 +6028,7 @@
               <w:spacing w:after="0" w:line="240" w:lineRule="auto"/>
               <w:jc w:val="right"/>
               <w:rPr>
-                <w:rFonts w:ascii="標楷體" w:eastAsia="標楷體" w:hAnsi="標楷體" w:cs="新細明體" w:hint="eastAsia"/>
+                <w:rFonts w:ascii="標楷體" w:eastAsia="標楷體" w:hAnsi="標楷體" w:cs="新細明體"/>
                 <w:color w:val="000000"/>
                 <w:kern w:val="0"/>
                 <w14:ligatures w14:val="none"/>
@@ -6041,7 +6063,7 @@
               <w:spacing w:after="0" w:line="240" w:lineRule="auto"/>
               <w:jc w:val="center"/>
               <w:rPr>
-                <w:rFonts w:ascii="標楷體" w:eastAsia="標楷體" w:hAnsi="標楷體" w:cs="新細明體" w:hint="eastAsia"/>
+                <w:rFonts w:ascii="標楷體" w:eastAsia="標楷體" w:hAnsi="標楷體" w:cs="新細明體"/>
                 <w:color w:val="000000"/>
                 <w:kern w:val="0"/>
                 <w14:ligatures w14:val="none"/>
@@ -6077,7 +6099,7 @@
               <w:spacing w:after="0" w:line="240" w:lineRule="auto"/>
               <w:jc w:val="right"/>
               <w:rPr>
-                <w:rFonts w:ascii="標楷體" w:eastAsia="標楷體" w:hAnsi="標楷體" w:cs="新細明體" w:hint="eastAsia"/>
+                <w:rFonts w:ascii="標楷體" w:eastAsia="標楷體" w:hAnsi="標楷體" w:cs="新細明體"/>
                 <w:color w:val="000000"/>
                 <w:kern w:val="0"/>
                 <w14:ligatures w14:val="none"/>
@@ -6112,7 +6134,7 @@
               <w:spacing w:after="0" w:line="240" w:lineRule="auto"/>
               <w:jc w:val="center"/>
               <w:rPr>
-                <w:rFonts w:ascii="標楷體" w:eastAsia="標楷體" w:hAnsi="標楷體" w:cs="新細明體" w:hint="eastAsia"/>
+                <w:rFonts w:ascii="標楷體" w:eastAsia="標楷體" w:hAnsi="標楷體" w:cs="新細明體"/>
                 <w:color w:val="000000"/>
                 <w:kern w:val="0"/>
                 <w14:ligatures w14:val="none"/>
@@ -6152,7 +6174,7 @@
               <w:spacing w:after="0" w:line="240" w:lineRule="auto"/>
               <w:jc w:val="center"/>
               <w:rPr>
-                <w:rFonts w:ascii="標楷體" w:eastAsia="標楷體" w:hAnsi="標楷體" w:cs="新細明體" w:hint="eastAsia"/>
+                <w:rFonts w:ascii="標楷體" w:eastAsia="標楷體" w:hAnsi="標楷體" w:cs="新細明體"/>
                 <w:color w:val="000000"/>
                 <w:kern w:val="0"/>
                 <w14:ligatures w14:val="none"/>
@@ -6187,7 +6209,7 @@
               <w:spacing w:after="0" w:line="240" w:lineRule="auto"/>
               <w:jc w:val="center"/>
               <w:rPr>
-                <w:rFonts w:ascii="標楷體" w:eastAsia="標楷體" w:hAnsi="標楷體" w:cs="新細明體" w:hint="eastAsia"/>
+                <w:rFonts w:ascii="標楷體" w:eastAsia="標楷體" w:hAnsi="標楷體" w:cs="新細明體"/>
                 <w:color w:val="000000"/>
                 <w:kern w:val="0"/>
                 <w14:ligatures w14:val="none"/>
@@ -6222,7 +6244,7 @@
               <w:spacing w:after="0" w:line="240" w:lineRule="auto"/>
               <w:jc w:val="center"/>
               <w:rPr>
-                <w:rFonts w:ascii="標楷體" w:eastAsia="標楷體" w:hAnsi="標楷體" w:cs="新細明體" w:hint="eastAsia"/>
+                <w:rFonts w:ascii="標楷體" w:eastAsia="標楷體" w:hAnsi="標楷體" w:cs="新細明體"/>
                 <w:color w:val="000000"/>
                 <w:kern w:val="0"/>
                 <w14:ligatures w14:val="none"/>
@@ -6258,7 +6280,7 @@
               <w:spacing w:after="0" w:line="240" w:lineRule="auto"/>
               <w:jc w:val="right"/>
               <w:rPr>
-                <w:rFonts w:ascii="標楷體" w:eastAsia="標楷體" w:hAnsi="標楷體" w:cs="新細明體" w:hint="eastAsia"/>
+                <w:rFonts w:ascii="標楷體" w:eastAsia="標楷體" w:hAnsi="標楷體" w:cs="新細明體"/>
                 <w:color w:val="000000"/>
                 <w:kern w:val="0"/>
                 <w14:ligatures w14:val="none"/>
@@ -6293,7 +6315,7 @@
               <w:spacing w:after="0" w:line="240" w:lineRule="auto"/>
               <w:jc w:val="center"/>
               <w:rPr>
-                <w:rFonts w:ascii="標楷體" w:eastAsia="標楷體" w:hAnsi="標楷體" w:cs="新細明體" w:hint="eastAsia"/>
+                <w:rFonts w:ascii="標楷體" w:eastAsia="標楷體" w:hAnsi="標楷體" w:cs="新細明體"/>
                 <w:color w:val="000000"/>
                 <w:kern w:val="0"/>
                 <w14:ligatures w14:val="none"/>
@@ -6329,7 +6351,7 @@
               <w:spacing w:after="0" w:line="240" w:lineRule="auto"/>
               <w:jc w:val="right"/>
               <w:rPr>
-                <w:rFonts w:ascii="標楷體" w:eastAsia="標楷體" w:hAnsi="標楷體" w:cs="新細明體" w:hint="eastAsia"/>
+                <w:rFonts w:ascii="標楷體" w:eastAsia="標楷體" w:hAnsi="標楷體" w:cs="新細明體"/>
                 <w:color w:val="000000"/>
                 <w:kern w:val="0"/>
                 <w14:ligatures w14:val="none"/>
@@ -6364,7 +6386,7 @@
               <w:spacing w:after="0" w:line="240" w:lineRule="auto"/>
               <w:jc w:val="center"/>
               <w:rPr>
-                <w:rFonts w:ascii="標楷體" w:eastAsia="標楷體" w:hAnsi="標楷體" w:cs="新細明體" w:hint="eastAsia"/>
+                <w:rFonts w:ascii="標楷體" w:eastAsia="標楷體" w:hAnsi="標楷體" w:cs="新細明體"/>
                 <w:color w:val="000000"/>
                 <w:kern w:val="0"/>
                 <w14:ligatures w14:val="none"/>
@@ -6404,7 +6426,7 @@
               <w:spacing w:after="0" w:line="240" w:lineRule="auto"/>
               <w:jc w:val="center"/>
               <w:rPr>
-                <w:rFonts w:ascii="標楷體" w:eastAsia="標楷體" w:hAnsi="標楷體" w:cs="新細明體" w:hint="eastAsia"/>
+                <w:rFonts w:ascii="標楷體" w:eastAsia="標楷體" w:hAnsi="標楷體" w:cs="新細明體"/>
                 <w:color w:val="000000"/>
                 <w:kern w:val="0"/>
                 <w14:ligatures w14:val="none"/>
@@ -6439,7 +6461,7 @@
               <w:spacing w:after="0" w:line="240" w:lineRule="auto"/>
               <w:jc w:val="center"/>
               <w:rPr>
-                <w:rFonts w:ascii="標楷體" w:eastAsia="標楷體" w:hAnsi="標楷體" w:cs="新細明體" w:hint="eastAsia"/>
+                <w:rFonts w:ascii="標楷體" w:eastAsia="標楷體" w:hAnsi="標楷體" w:cs="新細明體"/>
                 <w:color w:val="000000"/>
                 <w:kern w:val="0"/>
                 <w14:ligatures w14:val="none"/>
@@ -6474,7 +6496,7 @@
               <w:spacing w:after="0" w:line="240" w:lineRule="auto"/>
               <w:jc w:val="center"/>
               <w:rPr>
-                <w:rFonts w:ascii="標楷體" w:eastAsia="標楷體" w:hAnsi="標楷體" w:cs="新細明體" w:hint="eastAsia"/>
+                <w:rFonts w:ascii="標楷體" w:eastAsia="標楷體" w:hAnsi="標楷體" w:cs="新細明體"/>
                 <w:color w:val="000000"/>
                 <w:kern w:val="0"/>
                 <w14:ligatures w14:val="none"/>
@@ -6510,7 +6532,7 @@
               <w:spacing w:after="0" w:line="240" w:lineRule="auto"/>
               <w:jc w:val="right"/>
               <w:rPr>
-                <w:rFonts w:ascii="標楷體" w:eastAsia="標楷體" w:hAnsi="標楷體" w:cs="新細明體" w:hint="eastAsia"/>
+                <w:rFonts w:ascii="標楷體" w:eastAsia="標楷體" w:hAnsi="標楷體" w:cs="新細明體"/>
                 <w:color w:val="000000"/>
                 <w:kern w:val="0"/>
                 <w14:ligatures w14:val="none"/>
@@ -6545,7 +6567,7 @@
               <w:spacing w:after="0" w:line="240" w:lineRule="auto"/>
               <w:jc w:val="center"/>
               <w:rPr>
-                <w:rFonts w:ascii="標楷體" w:eastAsia="標楷體" w:hAnsi="標楷體" w:cs="新細明體" w:hint="eastAsia"/>
+                <w:rFonts w:ascii="標楷體" w:eastAsia="標楷體" w:hAnsi="標楷體" w:cs="新細明體"/>
                 <w:color w:val="000000"/>
                 <w:kern w:val="0"/>
                 <w14:ligatures w14:val="none"/>
@@ -6581,7 +6603,7 @@
               <w:spacing w:after="0" w:line="240" w:lineRule="auto"/>
               <w:jc w:val="right"/>
               <w:rPr>
-                <w:rFonts w:ascii="標楷體" w:eastAsia="標楷體" w:hAnsi="標楷體" w:cs="新細明體" w:hint="eastAsia"/>
+                <w:rFonts w:ascii="標楷體" w:eastAsia="標楷體" w:hAnsi="標楷體" w:cs="新細明體"/>
                 <w:color w:val="000000"/>
                 <w:kern w:val="0"/>
                 <w14:ligatures w14:val="none"/>
@@ -6616,7 +6638,7 @@
               <w:spacing w:after="0" w:line="240" w:lineRule="auto"/>
               <w:jc w:val="center"/>
               <w:rPr>
-                <w:rFonts w:ascii="標楷體" w:eastAsia="標楷體" w:hAnsi="標楷體" w:cs="新細明體" w:hint="eastAsia"/>
+                <w:rFonts w:ascii="標楷體" w:eastAsia="標楷體" w:hAnsi="標楷體" w:cs="新細明體"/>
                 <w:color w:val="000000"/>
                 <w:kern w:val="0"/>
                 <w14:ligatures w14:val="none"/>
@@ -6656,7 +6678,7 @@
               <w:spacing w:after="0" w:line="240" w:lineRule="auto"/>
               <w:jc w:val="center"/>
               <w:rPr>
-                <w:rFonts w:ascii="標楷體" w:eastAsia="標楷體" w:hAnsi="標楷體" w:cs="新細明體" w:hint="eastAsia"/>
+                <w:rFonts w:ascii="標楷體" w:eastAsia="標楷體" w:hAnsi="標楷體" w:cs="新細明體"/>
                 <w:color w:val="000000"/>
                 <w:kern w:val="0"/>
                 <w14:ligatures w14:val="none"/>
@@ -6691,7 +6713,7 @@
               <w:spacing w:after="0" w:line="240" w:lineRule="auto"/>
               <w:jc w:val="center"/>
               <w:rPr>
-                <w:rFonts w:ascii="標楷體" w:eastAsia="標楷體" w:hAnsi="標楷體" w:cs="新細明體" w:hint="eastAsia"/>
+                <w:rFonts w:ascii="標楷體" w:eastAsia="標楷體" w:hAnsi="標楷體" w:cs="新細明體"/>
                 <w:color w:val="000000"/>
                 <w:kern w:val="0"/>
                 <w14:ligatures w14:val="none"/>
@@ -6726,7 +6748,7 @@
               <w:spacing w:after="0" w:line="240" w:lineRule="auto"/>
               <w:jc w:val="center"/>
               <w:rPr>
-                <w:rFonts w:ascii="標楷體" w:eastAsia="標楷體" w:hAnsi="標楷體" w:cs="新細明體" w:hint="eastAsia"/>
+                <w:rFonts w:ascii="標楷體" w:eastAsia="標楷體" w:hAnsi="標楷體" w:cs="新細明體"/>
                 <w:color w:val="000000"/>
                 <w:kern w:val="0"/>
                 <w14:ligatures w14:val="none"/>
@@ -6762,7 +6784,7 @@
               <w:spacing w:after="0" w:line="240" w:lineRule="auto"/>
               <w:jc w:val="right"/>
               <w:rPr>
-                <w:rFonts w:ascii="標楷體" w:eastAsia="標楷體" w:hAnsi="標楷體" w:cs="新細明體" w:hint="eastAsia"/>
+                <w:rFonts w:ascii="標楷體" w:eastAsia="標楷體" w:hAnsi="標楷體" w:cs="新細明體"/>
                 <w:color w:val="000000"/>
                 <w:kern w:val="0"/>
                 <w14:ligatures w14:val="none"/>
@@ -6797,7 +6819,7 @@
               <w:spacing w:after="0" w:line="240" w:lineRule="auto"/>
               <w:jc w:val="center"/>
               <w:rPr>
-                <w:rFonts w:ascii="標楷體" w:eastAsia="標楷體" w:hAnsi="標楷體" w:cs="新細明體" w:hint="eastAsia"/>
+                <w:rFonts w:ascii="標楷體" w:eastAsia="標楷體" w:hAnsi="標楷體" w:cs="新細明體"/>
                 <w:color w:val="000000"/>
                 <w:kern w:val="0"/>
                 <w14:ligatures w14:val="none"/>
@@ -6833,7 +6855,7 @@
               <w:spacing w:after="0" w:line="240" w:lineRule="auto"/>
               <w:jc w:val="right"/>
               <w:rPr>
-                <w:rFonts w:ascii="標楷體" w:eastAsia="標楷體" w:hAnsi="標楷體" w:cs="新細明體" w:hint="eastAsia"/>
+                <w:rFonts w:ascii="標楷體" w:eastAsia="標楷體" w:hAnsi="標楷體" w:cs="新細明體"/>
                 <w:color w:val="000000"/>
                 <w:kern w:val="0"/>
                 <w14:ligatures w14:val="none"/>
@@ -6868,7 +6890,7 @@
               <w:spacing w:after="0" w:line="240" w:lineRule="auto"/>
               <w:jc w:val="center"/>
               <w:rPr>
-                <w:rFonts w:ascii="標楷體" w:eastAsia="標楷體" w:hAnsi="標楷體" w:cs="新細明體" w:hint="eastAsia"/>
+                <w:rFonts w:ascii="標楷體" w:eastAsia="標楷體" w:hAnsi="標楷體" w:cs="新細明體"/>
                 <w:color w:val="000000"/>
                 <w:kern w:val="0"/>
                 <w14:ligatures w14:val="none"/>
@@ -6908,7 +6930,7 @@
               <w:spacing w:after="0" w:line="240" w:lineRule="auto"/>
               <w:jc w:val="center"/>
               <w:rPr>
-                <w:rFonts w:ascii="標楷體" w:eastAsia="標楷體" w:hAnsi="標楷體" w:cs="新細明體" w:hint="eastAsia"/>
+                <w:rFonts w:ascii="標楷體" w:eastAsia="標楷體" w:hAnsi="標楷體" w:cs="新細明體"/>
                 <w:color w:val="000000"/>
                 <w:kern w:val="0"/>
                 <w14:ligatures w14:val="none"/>
@@ -6943,7 +6965,7 @@
               <w:spacing w:after="0" w:line="240" w:lineRule="auto"/>
               <w:jc w:val="center"/>
               <w:rPr>
-                <w:rFonts w:ascii="標楷體" w:eastAsia="標楷體" w:hAnsi="標楷體" w:cs="新細明體" w:hint="eastAsia"/>
+                <w:rFonts w:ascii="標楷體" w:eastAsia="標楷體" w:hAnsi="標楷體" w:cs="新細明體"/>
                 <w:color w:val="000000"/>
                 <w:kern w:val="0"/>
                 <w14:ligatures w14:val="none"/>
@@ -6978,7 +7000,7 @@
               <w:spacing w:after="0" w:line="240" w:lineRule="auto"/>
               <w:jc w:val="center"/>
               <w:rPr>
-                <w:rFonts w:ascii="標楷體" w:eastAsia="標楷體" w:hAnsi="標楷體" w:cs="新細明體" w:hint="eastAsia"/>
+                <w:rFonts w:ascii="標楷體" w:eastAsia="標楷體" w:hAnsi="標楷體" w:cs="新細明體"/>
                 <w:color w:val="000000"/>
                 <w:kern w:val="0"/>
                 <w14:ligatures w14:val="none"/>
@@ -7014,7 +7036,7 @@
               <w:spacing w:after="0" w:line="240" w:lineRule="auto"/>
               <w:jc w:val="right"/>
               <w:rPr>
-                <w:rFonts w:ascii="標楷體" w:eastAsia="標楷體" w:hAnsi="標楷體" w:cs="新細明體" w:hint="eastAsia"/>
+                <w:rFonts w:ascii="標楷體" w:eastAsia="標楷體" w:hAnsi="標楷體" w:cs="新細明體"/>
                 <w:color w:val="000000"/>
                 <w:kern w:val="0"/>
                 <w14:ligatures w14:val="none"/>
@@ -7049,7 +7071,7 @@
               <w:spacing w:after="0" w:line="240" w:lineRule="auto"/>
               <w:jc w:val="center"/>
               <w:rPr>
-                <w:rFonts w:ascii="標楷體" w:eastAsia="標楷體" w:hAnsi="標楷體" w:cs="新細明體" w:hint="eastAsia"/>
+                <w:rFonts w:ascii="標楷體" w:eastAsia="標楷體" w:hAnsi="標楷體" w:cs="新細明體"/>
                 <w:color w:val="000000"/>
                 <w:kern w:val="0"/>
                 <w14:ligatures w14:val="none"/>
@@ -7085,7 +7107,7 @@
               <w:spacing w:after="0" w:line="240" w:lineRule="auto"/>
               <w:jc w:val="right"/>
               <w:rPr>
-                <w:rFonts w:ascii="標楷體" w:eastAsia="標楷體" w:hAnsi="標楷體" w:cs="新細明體" w:hint="eastAsia"/>
+                <w:rFonts w:ascii="標楷體" w:eastAsia="標楷體" w:hAnsi="標楷體" w:cs="新細明體"/>
                 <w:color w:val="000000"/>
                 <w:kern w:val="0"/>
                 <w14:ligatures w14:val="none"/>
@@ -7120,7 +7142,7 @@
               <w:spacing w:after="0" w:line="240" w:lineRule="auto"/>
               <w:jc w:val="center"/>
               <w:rPr>
-                <w:rFonts w:ascii="標楷體" w:eastAsia="標楷體" w:hAnsi="標楷體" w:cs="新細明體" w:hint="eastAsia"/>
+                <w:rFonts w:ascii="標楷體" w:eastAsia="標楷體" w:hAnsi="標楷體" w:cs="新細明體"/>
                 <w:color w:val="000000"/>
                 <w:kern w:val="0"/>
                 <w14:ligatures w14:val="none"/>
@@ -7160,7 +7182,7 @@
               <w:spacing w:after="0" w:line="240" w:lineRule="auto"/>
               <w:jc w:val="center"/>
               <w:rPr>
-                <w:rFonts w:ascii="標楷體" w:eastAsia="標楷體" w:hAnsi="標楷體" w:cs="新細明體" w:hint="eastAsia"/>
+                <w:rFonts w:ascii="標楷體" w:eastAsia="標楷體" w:hAnsi="標楷體" w:cs="新細明體"/>
                 <w:color w:val="000000"/>
                 <w:kern w:val="0"/>
                 <w14:ligatures w14:val="none"/>
@@ -7195,7 +7217,7 @@
               <w:spacing w:after="0" w:line="240" w:lineRule="auto"/>
               <w:jc w:val="center"/>
               <w:rPr>
-                <w:rFonts w:ascii="標楷體" w:eastAsia="標楷體" w:hAnsi="標楷體" w:cs="新細明體" w:hint="eastAsia"/>
+                <w:rFonts w:ascii="標楷體" w:eastAsia="標楷體" w:hAnsi="標楷體" w:cs="新細明體"/>
                 <w:color w:val="000000"/>
                 <w:kern w:val="0"/>
                 <w14:ligatures w14:val="none"/>
@@ -7230,7 +7252,7 @@
               <w:spacing w:after="0" w:line="240" w:lineRule="auto"/>
               <w:jc w:val="center"/>
               <w:rPr>
-                <w:rFonts w:ascii="標楷體" w:eastAsia="標楷體" w:hAnsi="標楷體" w:cs="新細明體" w:hint="eastAsia"/>
+                <w:rFonts w:ascii="標楷體" w:eastAsia="標楷體" w:hAnsi="標楷體" w:cs="新細明體"/>
                 <w:color w:val="000000"/>
                 <w:kern w:val="0"/>
                 <w14:ligatures w14:val="none"/>
@@ -7266,7 +7288,7 @@
               <w:spacing w:after="0" w:line="240" w:lineRule="auto"/>
               <w:jc w:val="right"/>
               <w:rPr>
-                <w:rFonts w:ascii="標楷體" w:eastAsia="標楷體" w:hAnsi="標楷體" w:cs="新細明體" w:hint="eastAsia"/>
+                <w:rFonts w:ascii="標楷體" w:eastAsia="標楷體" w:hAnsi="標楷體" w:cs="新細明體"/>
                 <w:color w:val="000000"/>
                 <w:kern w:val="0"/>
                 <w14:ligatures w14:val="none"/>
@@ -7301,7 +7323,7 @@
               <w:spacing w:after="0" w:line="240" w:lineRule="auto"/>
               <w:jc w:val="center"/>
               <w:rPr>
-                <w:rFonts w:ascii="標楷體" w:eastAsia="標楷體" w:hAnsi="標楷體" w:cs="新細明體" w:hint="eastAsia"/>
+                <w:rFonts w:ascii="標楷體" w:eastAsia="標楷體" w:hAnsi="標楷體" w:cs="新細明體"/>
                 <w:color w:val="000000"/>
                 <w:kern w:val="0"/>
                 <w14:ligatures w14:val="none"/>
@@ -7337,7 +7359,7 @@
               <w:spacing w:after="0" w:line="240" w:lineRule="auto"/>
               <w:jc w:val="right"/>
               <w:rPr>
-                <w:rFonts w:ascii="標楷體" w:eastAsia="標楷體" w:hAnsi="標楷體" w:cs="新細明體" w:hint="eastAsia"/>
+                <w:rFonts w:ascii="標楷體" w:eastAsia="標楷體" w:hAnsi="標楷體" w:cs="新細明體"/>
                 <w:color w:val="000000"/>
                 <w:kern w:val="0"/>
                 <w14:ligatures w14:val="none"/>
@@ -7372,7 +7394,7 @@
               <w:spacing w:after="0" w:line="240" w:lineRule="auto"/>
               <w:jc w:val="center"/>
               <w:rPr>
-                <w:rFonts w:ascii="標楷體" w:eastAsia="標楷體" w:hAnsi="標楷體" w:cs="新細明體" w:hint="eastAsia"/>
+                <w:rFonts w:ascii="標楷體" w:eastAsia="標楷體" w:hAnsi="標楷體" w:cs="新細明體"/>
                 <w:color w:val="000000"/>
                 <w:kern w:val="0"/>
                 <w14:ligatures w14:val="none"/>
@@ -7412,7 +7434,7 @@
               <w:spacing w:after="0" w:line="240" w:lineRule="auto"/>
               <w:jc w:val="center"/>
               <w:rPr>
-                <w:rFonts w:ascii="標楷體" w:eastAsia="標楷體" w:hAnsi="標楷體" w:cs="新細明體" w:hint="eastAsia"/>
+                <w:rFonts w:ascii="標楷體" w:eastAsia="標楷體" w:hAnsi="標楷體" w:cs="新細明體"/>
                 <w:color w:val="000000"/>
                 <w:kern w:val="0"/>
                 <w14:ligatures w14:val="none"/>
@@ -7447,7 +7469,7 @@
               <w:spacing w:after="0" w:line="240" w:lineRule="auto"/>
               <w:jc w:val="center"/>
               <w:rPr>
-                <w:rFonts w:ascii="標楷體" w:eastAsia="標楷體" w:hAnsi="標楷體" w:cs="新細明體" w:hint="eastAsia"/>
+                <w:rFonts w:ascii="標楷體" w:eastAsia="標楷體" w:hAnsi="標楷體" w:cs="新細明體"/>
                 <w:color w:val="000000"/>
                 <w:kern w:val="0"/>
                 <w14:ligatures w14:val="none"/>
@@ -7482,7 +7504,7 @@
               <w:spacing w:after="0" w:line="240" w:lineRule="auto"/>
               <w:jc w:val="center"/>
               <w:rPr>
-                <w:rFonts w:ascii="標楷體" w:eastAsia="標楷體" w:hAnsi="標楷體" w:cs="新細明體" w:hint="eastAsia"/>
+                <w:rFonts w:ascii="標楷體" w:eastAsia="標楷體" w:hAnsi="標楷體" w:cs="新細明體"/>
                 <w:color w:val="000000"/>
                 <w:kern w:val="0"/>
                 <w14:ligatures w14:val="none"/>
@@ -7518,7 +7540,7 @@
               <w:spacing w:after="0" w:line="240" w:lineRule="auto"/>
               <w:jc w:val="right"/>
               <w:rPr>
-                <w:rFonts w:ascii="標楷體" w:eastAsia="標楷體" w:hAnsi="標楷體" w:cs="新細明體" w:hint="eastAsia"/>
+                <w:rFonts w:ascii="標楷體" w:eastAsia="標楷體" w:hAnsi="標楷體" w:cs="新細明體"/>
                 <w:color w:val="000000"/>
                 <w:kern w:val="0"/>
                 <w14:ligatures w14:val="none"/>
@@ -7553,7 +7575,7 @@
               <w:spacing w:after="0" w:line="240" w:lineRule="auto"/>
               <w:jc w:val="center"/>
               <w:rPr>
-                <w:rFonts w:ascii="標楷體" w:eastAsia="標楷體" w:hAnsi="標楷體" w:cs="新細明體" w:hint="eastAsia"/>
+                <w:rFonts w:ascii="標楷體" w:eastAsia="標楷體" w:hAnsi="標楷體" w:cs="新細明體"/>
                 <w:color w:val="000000"/>
                 <w:kern w:val="0"/>
                 <w14:ligatures w14:val="none"/>
@@ -7589,7 +7611,7 @@
               <w:spacing w:after="0" w:line="240" w:lineRule="auto"/>
               <w:jc w:val="right"/>
               <w:rPr>
-                <w:rFonts w:ascii="標楷體" w:eastAsia="標楷體" w:hAnsi="標楷體" w:cs="新細明體" w:hint="eastAsia"/>
+                <w:rFonts w:ascii="標楷體" w:eastAsia="標楷體" w:hAnsi="標楷體" w:cs="新細明體"/>
                 <w:color w:val="000000"/>
                 <w:kern w:val="0"/>
                 <w14:ligatures w14:val="none"/>
@@ -7624,7 +7646,7 @@
               <w:spacing w:after="0" w:line="240" w:lineRule="auto"/>
               <w:jc w:val="center"/>
               <w:rPr>
-                <w:rFonts w:ascii="標楷體" w:eastAsia="標楷體" w:hAnsi="標楷體" w:cs="新細明體" w:hint="eastAsia"/>
+                <w:rFonts w:ascii="標楷體" w:eastAsia="標楷體" w:hAnsi="標楷體" w:cs="新細明體"/>
                 <w:color w:val="000000"/>
                 <w:kern w:val="0"/>
                 <w14:ligatures w14:val="none"/>
@@ -7664,7 +7686,7 @@
               <w:spacing w:after="0" w:line="240" w:lineRule="auto"/>
               <w:jc w:val="center"/>
               <w:rPr>
-                <w:rFonts w:ascii="標楷體" w:eastAsia="標楷體" w:hAnsi="標楷體" w:cs="新細明體" w:hint="eastAsia"/>
+                <w:rFonts w:ascii="標楷體" w:eastAsia="標楷體" w:hAnsi="標楷體" w:cs="新細明體"/>
                 <w:color w:val="000000"/>
                 <w:kern w:val="0"/>
                 <w14:ligatures w14:val="none"/>
@@ -7700,7 +7722,7 @@
               <w:spacing w:after="0" w:line="240" w:lineRule="auto"/>
               <w:jc w:val="center"/>
               <w:rPr>
-                <w:rFonts w:ascii="標楷體" w:eastAsia="標楷體" w:hAnsi="標楷體" w:cs="新細明體" w:hint="eastAsia"/>
+                <w:rFonts w:ascii="標楷體" w:eastAsia="標楷體" w:hAnsi="標楷體" w:cs="新細明體"/>
                 <w:color w:val="000000"/>
                 <w:kern w:val="0"/>
                 <w14:ligatures w14:val="none"/>
@@ -7735,7 +7757,7 @@
               <w:spacing w:after="0" w:line="240" w:lineRule="auto"/>
               <w:jc w:val="center"/>
               <w:rPr>
-                <w:rFonts w:ascii="標楷體" w:eastAsia="標楷體" w:hAnsi="標楷體" w:cs="新細明體" w:hint="eastAsia"/>
+                <w:rFonts w:ascii="標楷體" w:eastAsia="標楷體" w:hAnsi="標楷體" w:cs="新細明體"/>
                 <w:color w:val="000000"/>
                 <w:kern w:val="0"/>
                 <w14:ligatures w14:val="none"/>
@@ -7771,7 +7793,7 @@
               <w:spacing w:after="0" w:line="240" w:lineRule="auto"/>
               <w:jc w:val="right"/>
               <w:rPr>
-                <w:rFonts w:ascii="標楷體" w:eastAsia="標楷體" w:hAnsi="標楷體" w:cs="新細明體" w:hint="eastAsia"/>
+                <w:rFonts w:ascii="標楷體" w:eastAsia="標楷體" w:hAnsi="標楷體" w:cs="新細明體"/>
                 <w:color w:val="000000"/>
                 <w:kern w:val="0"/>
                 <w14:ligatures w14:val="none"/>
@@ -7806,7 +7828,7 @@
               <w:spacing w:after="0" w:line="240" w:lineRule="auto"/>
               <w:jc w:val="center"/>
               <w:rPr>
-                <w:rFonts w:ascii="標楷體" w:eastAsia="標楷體" w:hAnsi="標楷體" w:cs="新細明體" w:hint="eastAsia"/>
+                <w:rFonts w:ascii="標楷體" w:eastAsia="標楷體" w:hAnsi="標楷體" w:cs="新細明體"/>
                 <w:color w:val="000000"/>
                 <w:kern w:val="0"/>
                 <w14:ligatures w14:val="none"/>
@@ -7842,7 +7864,7 @@
               <w:spacing w:after="0" w:line="240" w:lineRule="auto"/>
               <w:jc w:val="right"/>
               <w:rPr>
-                <w:rFonts w:ascii="標楷體" w:eastAsia="標楷體" w:hAnsi="標楷體" w:cs="新細明體" w:hint="eastAsia"/>
+                <w:rFonts w:ascii="標楷體" w:eastAsia="標楷體" w:hAnsi="標楷體" w:cs="新細明體"/>
                 <w:color w:val="000000"/>
                 <w:kern w:val="0"/>
                 <w14:ligatures w14:val="none"/>
@@ -7877,7 +7899,7 @@
               <w:spacing w:after="0" w:line="240" w:lineRule="auto"/>
               <w:jc w:val="center"/>
               <w:rPr>
-                <w:rFonts w:ascii="標楷體" w:eastAsia="標楷體" w:hAnsi="標楷體" w:cs="新細明體" w:hint="eastAsia"/>
+                <w:rFonts w:ascii="標楷體" w:eastAsia="標楷體" w:hAnsi="標楷體" w:cs="新細明體"/>
                 <w:color w:val="000000"/>
                 <w:kern w:val="0"/>
                 <w14:ligatures w14:val="none"/>
@@ -7917,7 +7939,7 @@
               <w:spacing w:after="0" w:line="240" w:lineRule="auto"/>
               <w:jc w:val="center"/>
               <w:rPr>
-                <w:rFonts w:ascii="標楷體" w:eastAsia="標楷體" w:hAnsi="標楷體" w:cs="新細明體" w:hint="eastAsia"/>
+                <w:rFonts w:ascii="標楷體" w:eastAsia="標楷體" w:hAnsi="標楷體" w:cs="新細明體"/>
                 <w:color w:val="000000"/>
                 <w:kern w:val="0"/>
                 <w14:ligatures w14:val="none"/>
@@ -7952,7 +7974,7 @@
               <w:spacing w:after="0" w:line="240" w:lineRule="auto"/>
               <w:jc w:val="center"/>
               <w:rPr>
-                <w:rFonts w:ascii="標楷體" w:eastAsia="標楷體" w:hAnsi="標楷體" w:cs="新細明體" w:hint="eastAsia"/>
+                <w:rFonts w:ascii="標楷體" w:eastAsia="標楷體" w:hAnsi="標楷體" w:cs="新細明體"/>
                 <w:color w:val="000000"/>
                 <w:kern w:val="0"/>
                 <w14:ligatures w14:val="none"/>
@@ -7987,7 +8009,7 @@
               <w:spacing w:after="0" w:line="240" w:lineRule="auto"/>
               <w:jc w:val="center"/>
               <w:rPr>
-                <w:rFonts w:ascii="標楷體" w:eastAsia="標楷體" w:hAnsi="標楷體" w:cs="新細明體" w:hint="eastAsia"/>
+                <w:rFonts w:ascii="標楷體" w:eastAsia="標楷體" w:hAnsi="標楷體" w:cs="新細明體"/>
                 <w:color w:val="000000"/>
                 <w:kern w:val="0"/>
                 <w14:ligatures w14:val="none"/>
@@ -8023,7 +8045,7 @@
               <w:spacing w:after="0" w:line="240" w:lineRule="auto"/>
               <w:jc w:val="right"/>
               <w:rPr>
-                <w:rFonts w:ascii="標楷體" w:eastAsia="標楷體" w:hAnsi="標楷體" w:cs="新細明體" w:hint="eastAsia"/>
+                <w:rFonts w:ascii="標楷體" w:eastAsia="標楷體" w:hAnsi="標楷體" w:cs="新細明體"/>
                 <w:color w:val="000000"/>
                 <w:kern w:val="0"/>
                 <w14:ligatures w14:val="none"/>
@@ -8058,7 +8080,7 @@
               <w:spacing w:after="0" w:line="240" w:lineRule="auto"/>
               <w:jc w:val="center"/>
               <w:rPr>
-                <w:rFonts w:ascii="標楷體" w:eastAsia="標楷體" w:hAnsi="標楷體" w:cs="新細明體" w:hint="eastAsia"/>
+                <w:rFonts w:ascii="標楷體" w:eastAsia="標楷體" w:hAnsi="標楷體" w:cs="新細明體"/>
                 <w:color w:val="000000"/>
                 <w:kern w:val="0"/>
                 <w14:ligatures w14:val="none"/>
@@ -8094,7 +8116,7 @@
               <w:spacing w:after="0" w:line="240" w:lineRule="auto"/>
               <w:jc w:val="right"/>
               <w:rPr>
-                <w:rFonts w:ascii="標楷體" w:eastAsia="標楷體" w:hAnsi="標楷體" w:cs="新細明體" w:hint="eastAsia"/>
+                <w:rFonts w:ascii="標楷體" w:eastAsia="標楷體" w:hAnsi="標楷體" w:cs="新細明體"/>
                 <w:color w:val="000000"/>
                 <w:kern w:val="0"/>
                 <w14:ligatures w14:val="none"/>
@@ -8129,7 +8151,7 @@
               <w:spacing w:after="0" w:line="240" w:lineRule="auto"/>
               <w:jc w:val="center"/>
               <w:rPr>
-                <w:rFonts w:ascii="標楷體" w:eastAsia="標楷體" w:hAnsi="標楷體" w:cs="新細明體" w:hint="eastAsia"/>
+                <w:rFonts w:ascii="標楷體" w:eastAsia="標楷體" w:hAnsi="標楷體" w:cs="新細明體"/>
                 <w:color w:val="000000"/>
                 <w:kern w:val="0"/>
                 <w14:ligatures w14:val="none"/>
@@ -8169,7 +8191,7 @@
               <w:spacing w:after="0" w:line="240" w:lineRule="auto"/>
               <w:jc w:val="center"/>
               <w:rPr>
-                <w:rFonts w:ascii="標楷體" w:eastAsia="標楷體" w:hAnsi="標楷體" w:cs="新細明體" w:hint="eastAsia"/>
+                <w:rFonts w:ascii="標楷體" w:eastAsia="標楷體" w:hAnsi="標楷體" w:cs="新細明體"/>
                 <w:color w:val="000000"/>
                 <w:kern w:val="0"/>
                 <w14:ligatures w14:val="none"/>
@@ -8204,7 +8226,7 @@
               <w:spacing w:after="0" w:line="240" w:lineRule="auto"/>
               <w:jc w:val="center"/>
               <w:rPr>
-                <w:rFonts w:ascii="標楷體" w:eastAsia="標楷體" w:hAnsi="標楷體" w:cs="新細明體" w:hint="eastAsia"/>
+                <w:rFonts w:ascii="標楷體" w:eastAsia="標楷體" w:hAnsi="標楷體" w:cs="新細明體"/>
                 <w:color w:val="000000"/>
                 <w:kern w:val="0"/>
                 <w14:ligatures w14:val="none"/>
@@ -8239,7 +8261,7 @@
               <w:spacing w:after="0" w:line="240" w:lineRule="auto"/>
               <w:jc w:val="center"/>
               <w:rPr>
-                <w:rFonts w:ascii="標楷體" w:eastAsia="標楷體" w:hAnsi="標楷體" w:cs="新細明體" w:hint="eastAsia"/>
+                <w:rFonts w:ascii="標楷體" w:eastAsia="標楷體" w:hAnsi="標楷體" w:cs="新細明體"/>
                 <w:color w:val="000000"/>
                 <w:kern w:val="0"/>
                 <w14:ligatures w14:val="none"/>
@@ -8275,7 +8297,7 @@
               <w:spacing w:after="0" w:line="240" w:lineRule="auto"/>
               <w:jc w:val="right"/>
               <w:rPr>
-                <w:rFonts w:ascii="標楷體" w:eastAsia="標楷體" w:hAnsi="標楷體" w:cs="新細明體" w:hint="eastAsia"/>
+                <w:rFonts w:ascii="標楷體" w:eastAsia="標楷體" w:hAnsi="標楷體" w:cs="新細明體"/>
                 <w:color w:val="000000"/>
                 <w:kern w:val="0"/>
                 <w14:ligatures w14:val="none"/>
@@ -8310,7 +8332,7 @@
               <w:spacing w:after="0" w:line="240" w:lineRule="auto"/>
               <w:jc w:val="center"/>
               <w:rPr>
-                <w:rFonts w:ascii="標楷體" w:eastAsia="標楷體" w:hAnsi="標楷體" w:cs="新細明體" w:hint="eastAsia"/>
+                <w:rFonts w:ascii="標楷體" w:eastAsia="標楷體" w:hAnsi="標楷體" w:cs="新細明體"/>
                 <w:color w:val="000000"/>
                 <w:kern w:val="0"/>
                 <w14:ligatures w14:val="none"/>
@@ -8346,7 +8368,7 @@
               <w:spacing w:after="0" w:line="240" w:lineRule="auto"/>
               <w:jc w:val="right"/>
               <w:rPr>
-                <w:rFonts w:ascii="標楷體" w:eastAsia="標楷體" w:hAnsi="標楷體" w:cs="新細明體" w:hint="eastAsia"/>
+                <w:rFonts w:ascii="標楷體" w:eastAsia="標楷體" w:hAnsi="標楷體" w:cs="新細明體"/>
                 <w:color w:val="000000"/>
                 <w:kern w:val="0"/>
                 <w14:ligatures w14:val="none"/>
@@ -8381,7 +8403,7 @@
               <w:spacing w:after="0" w:line="240" w:lineRule="auto"/>
               <w:jc w:val="center"/>
               <w:rPr>
-                <w:rFonts w:ascii="標楷體" w:eastAsia="標楷體" w:hAnsi="標楷體" w:cs="新細明體" w:hint="eastAsia"/>
+                <w:rFonts w:ascii="標楷體" w:eastAsia="標楷體" w:hAnsi="標楷體" w:cs="新細明體"/>
                 <w:color w:val="000000"/>
                 <w:kern w:val="0"/>
                 <w14:ligatures w14:val="none"/>
@@ -8421,7 +8443,7 @@
               <w:spacing w:after="0" w:line="240" w:lineRule="auto"/>
               <w:jc w:val="center"/>
               <w:rPr>
-                <w:rFonts w:ascii="標楷體" w:eastAsia="標楷體" w:hAnsi="標楷體" w:cs="新細明體" w:hint="eastAsia"/>
+                <w:rFonts w:ascii="標楷體" w:eastAsia="標楷體" w:hAnsi="標楷體" w:cs="新細明體"/>
                 <w:color w:val="000000"/>
                 <w:kern w:val="0"/>
                 <w14:ligatures w14:val="none"/>
@@ -8456,7 +8478,7 @@
               <w:spacing w:after="0" w:line="240" w:lineRule="auto"/>
               <w:jc w:val="center"/>
               <w:rPr>
-                <w:rFonts w:ascii="標楷體" w:eastAsia="標楷體" w:hAnsi="標楷體" w:cs="新細明體" w:hint="eastAsia"/>
+                <w:rFonts w:ascii="標楷體" w:eastAsia="標楷體" w:hAnsi="標楷體" w:cs="新細明體"/>
                 <w:color w:val="000000"/>
                 <w:kern w:val="0"/>
                 <w14:ligatures w14:val="none"/>
@@ -8491,7 +8513,7 @@
               <w:spacing w:after="0" w:line="240" w:lineRule="auto"/>
               <w:jc w:val="center"/>
               <w:rPr>
-                <w:rFonts w:ascii="標楷體" w:eastAsia="標楷體" w:hAnsi="標楷體" w:cs="新細明體" w:hint="eastAsia"/>
+                <w:rFonts w:ascii="標楷體" w:eastAsia="標楷體" w:hAnsi="標楷體" w:cs="新細明體"/>
                 <w:color w:val="000000"/>
                 <w:kern w:val="0"/>
                 <w14:ligatures w14:val="none"/>
@@ -8527,7 +8549,7 @@
               <w:spacing w:after="0" w:line="240" w:lineRule="auto"/>
               <w:jc w:val="right"/>
               <w:rPr>
-                <w:rFonts w:ascii="標楷體" w:eastAsia="標楷體" w:hAnsi="標楷體" w:cs="新細明體" w:hint="eastAsia"/>
+                <w:rFonts w:ascii="標楷體" w:eastAsia="標楷體" w:hAnsi="標楷體" w:cs="新細明體"/>
                 <w:color w:val="000000"/>
                 <w:kern w:val="0"/>
                 <w14:ligatures w14:val="none"/>
@@ -8562,7 +8584,7 @@
               <w:spacing w:after="0" w:line="240" w:lineRule="auto"/>
               <w:jc w:val="center"/>
               <w:rPr>
-                <w:rFonts w:ascii="標楷體" w:eastAsia="標楷體" w:hAnsi="標楷體" w:cs="新細明體" w:hint="eastAsia"/>
+                <w:rFonts w:ascii="標楷體" w:eastAsia="標楷體" w:hAnsi="標楷體" w:cs="新細明體"/>
                 <w:color w:val="000000"/>
                 <w:kern w:val="0"/>
                 <w14:ligatures w14:val="none"/>
@@ -8598,7 +8620,7 @@
               <w:spacing w:after="0" w:line="240" w:lineRule="auto"/>
               <w:jc w:val="right"/>
               <w:rPr>
-                <w:rFonts w:ascii="標楷體" w:eastAsia="標楷體" w:hAnsi="標楷體" w:cs="新細明體" w:hint="eastAsia"/>
+                <w:rFonts w:ascii="標楷體" w:eastAsia="標楷體" w:hAnsi="標楷體" w:cs="新細明體"/>
                 <w:color w:val="000000"/>
                 <w:kern w:val="0"/>
                 <w14:ligatures w14:val="none"/>
@@ -8633,7 +8655,7 @@
               <w:spacing w:after="0" w:line="240" w:lineRule="auto"/>
               <w:jc w:val="center"/>
               <w:rPr>
-                <w:rFonts w:ascii="標楷體" w:eastAsia="標楷體" w:hAnsi="標楷體" w:cs="新細明體" w:hint="eastAsia"/>
+                <w:rFonts w:ascii="標楷體" w:eastAsia="標楷體" w:hAnsi="標楷體" w:cs="新細明體"/>
                 <w:color w:val="000000"/>
                 <w:kern w:val="0"/>
                 <w14:ligatures w14:val="none"/>
@@ -8673,7 +8695,7 @@
               <w:spacing w:after="0" w:line="240" w:lineRule="auto"/>
               <w:jc w:val="center"/>
               <w:rPr>
-                <w:rFonts w:ascii="標楷體" w:eastAsia="標楷體" w:hAnsi="標楷體" w:cs="新細明體" w:hint="eastAsia"/>
+                <w:rFonts w:ascii="標楷體" w:eastAsia="標楷體" w:hAnsi="標楷體" w:cs="新細明體"/>
                 <w:color w:val="000000"/>
                 <w:kern w:val="0"/>
                 <w14:ligatures w14:val="none"/>
@@ -8708,7 +8730,7 @@
               <w:spacing w:after="0" w:line="240" w:lineRule="auto"/>
               <w:jc w:val="center"/>
               <w:rPr>
-                <w:rFonts w:ascii="標楷體" w:eastAsia="標楷體" w:hAnsi="標楷體" w:cs="新細明體" w:hint="eastAsia"/>
+                <w:rFonts w:ascii="標楷體" w:eastAsia="標楷體" w:hAnsi="標楷體" w:cs="新細明體"/>
                 <w:color w:val="000000"/>
                 <w:kern w:val="0"/>
                 <w14:ligatures w14:val="none"/>
@@ -8743,7 +8765,7 @@
               <w:spacing w:after="0" w:line="240" w:lineRule="auto"/>
               <w:jc w:val="center"/>
               <w:rPr>
-                <w:rFonts w:ascii="標楷體" w:eastAsia="標楷體" w:hAnsi="標楷體" w:cs="新細明體" w:hint="eastAsia"/>
+                <w:rFonts w:ascii="標楷體" w:eastAsia="標楷體" w:hAnsi="標楷體" w:cs="新細明體"/>
                 <w:color w:val="000000"/>
                 <w:kern w:val="0"/>
                 <w14:ligatures w14:val="none"/>
@@ -8779,7 +8801,7 @@
               <w:spacing w:after="0" w:line="240" w:lineRule="auto"/>
               <w:jc w:val="right"/>
               <w:rPr>
-                <w:rFonts w:ascii="標楷體" w:eastAsia="標楷體" w:hAnsi="標楷體" w:cs="新細明體" w:hint="eastAsia"/>
+                <w:rFonts w:ascii="標楷體" w:eastAsia="標楷體" w:hAnsi="標楷體" w:cs="新細明體"/>
                 <w:color w:val="000000"/>
                 <w:kern w:val="0"/>
                 <w14:ligatures w14:val="none"/>
@@ -8814,7 +8836,7 @@
               <w:spacing w:after="0" w:line="240" w:lineRule="auto"/>
               <w:jc w:val="center"/>
               <w:rPr>
-                <w:rFonts w:ascii="標楷體" w:eastAsia="標楷體" w:hAnsi="標楷體" w:cs="新細明體" w:hint="eastAsia"/>
+                <w:rFonts w:ascii="標楷體" w:eastAsia="標楷體" w:hAnsi="標楷體" w:cs="新細明體"/>
                 <w:color w:val="000000"/>
                 <w:kern w:val="0"/>
                 <w14:ligatures w14:val="none"/>
@@ -8850,7 +8872,7 @@
               <w:spacing w:after="0" w:line="240" w:lineRule="auto"/>
               <w:jc w:val="right"/>
               <w:rPr>
-                <w:rFonts w:ascii="標楷體" w:eastAsia="標楷體" w:hAnsi="標楷體" w:cs="新細明體" w:hint="eastAsia"/>
+                <w:rFonts w:ascii="標楷體" w:eastAsia="標楷體" w:hAnsi="標楷體" w:cs="新細明體"/>
                 <w:color w:val="000000"/>
                 <w:kern w:val="0"/>
                 <w14:ligatures w14:val="none"/>
@@ -8885,7 +8907,7 @@
               <w:spacing w:after="0" w:line="240" w:lineRule="auto"/>
               <w:jc w:val="center"/>
               <w:rPr>
-                <w:rFonts w:ascii="標楷體" w:eastAsia="標楷體" w:hAnsi="標楷體" w:cs="新細明體" w:hint="eastAsia"/>
+                <w:rFonts w:ascii="標楷體" w:eastAsia="標楷體" w:hAnsi="標楷體" w:cs="新細明體"/>
                 <w:color w:val="000000"/>
                 <w:kern w:val="0"/>
                 <w14:ligatures w14:val="none"/>
@@ -8925,7 +8947,7 @@
               <w:spacing w:after="0" w:line="240" w:lineRule="auto"/>
               <w:jc w:val="center"/>
               <w:rPr>
-                <w:rFonts w:ascii="標楷體" w:eastAsia="標楷體" w:hAnsi="標楷體" w:cs="新細明體" w:hint="eastAsia"/>
+                <w:rFonts w:ascii="標楷體" w:eastAsia="標楷體" w:hAnsi="標楷體" w:cs="新細明體"/>
                 <w:color w:val="000000"/>
                 <w:kern w:val="0"/>
                 <w14:ligatures w14:val="none"/>
@@ -8960,7 +8982,7 @@
               <w:spacing w:after="0" w:line="240" w:lineRule="auto"/>
               <w:jc w:val="center"/>
               <w:rPr>
-                <w:rFonts w:ascii="標楷體" w:eastAsia="標楷體" w:hAnsi="標楷體" w:cs="新細明體" w:hint="eastAsia"/>
+                <w:rFonts w:ascii="標楷體" w:eastAsia="標楷體" w:hAnsi="標楷體" w:cs="新細明體"/>
                 <w:color w:val="000000"/>
                 <w:kern w:val="0"/>
                 <w14:ligatures w14:val="none"/>
@@ -8995,7 +9017,7 @@
               <w:spacing w:after="0" w:line="240" w:lineRule="auto"/>
               <w:jc w:val="center"/>
               <w:rPr>
-                <w:rFonts w:ascii="標楷體" w:eastAsia="標楷體" w:hAnsi="標楷體" w:cs="新細明體" w:hint="eastAsia"/>
+                <w:rFonts w:ascii="標楷體" w:eastAsia="標楷體" w:hAnsi="標楷體" w:cs="新細明體"/>
                 <w:color w:val="000000"/>
                 <w:kern w:val="0"/>
                 <w14:ligatures w14:val="none"/>
@@ -9031,7 +9053,7 @@
               <w:spacing w:after="0" w:line="240" w:lineRule="auto"/>
               <w:jc w:val="right"/>
               <w:rPr>
-                <w:rFonts w:ascii="標楷體" w:eastAsia="標楷體" w:hAnsi="標楷體" w:cs="新細明體" w:hint="eastAsia"/>
+                <w:rFonts w:ascii="標楷體" w:eastAsia="標楷體" w:hAnsi="標楷體" w:cs="新細明體"/>
                 <w:color w:val="000000"/>
                 <w:kern w:val="0"/>
                 <w14:ligatures w14:val="none"/>
@@ -9066,7 +9088,7 @@
               <w:spacing w:after="0" w:line="240" w:lineRule="auto"/>
               <w:jc w:val="center"/>
               <w:rPr>
-                <w:rFonts w:ascii="標楷體" w:eastAsia="標楷體" w:hAnsi="標楷體" w:cs="新細明體" w:hint="eastAsia"/>
+                <w:rFonts w:ascii="標楷體" w:eastAsia="標楷體" w:hAnsi="標楷體" w:cs="新細明體"/>
                 <w:color w:val="000000"/>
                 <w:kern w:val="0"/>
                 <w14:ligatures w14:val="none"/>
@@ -9102,7 +9124,7 @@
               <w:spacing w:after="0" w:line="240" w:lineRule="auto"/>
               <w:jc w:val="right"/>
               <w:rPr>
-                <w:rFonts w:ascii="標楷體" w:eastAsia="標楷體" w:hAnsi="標楷體" w:cs="新細明體" w:hint="eastAsia"/>
+                <w:rFonts w:ascii="標楷體" w:eastAsia="標楷體" w:hAnsi="標楷體" w:cs="新細明體"/>
                 <w:color w:val="000000"/>
                 <w:kern w:val="0"/>
                 <w14:ligatures w14:val="none"/>
@@ -9137,7 +9159,7 @@
               <w:spacing w:after="0" w:line="240" w:lineRule="auto"/>
               <w:jc w:val="center"/>
               <w:rPr>
-                <w:rFonts w:ascii="標楷體" w:eastAsia="標楷體" w:hAnsi="標楷體" w:cs="新細明體" w:hint="eastAsia"/>
+                <w:rFonts w:ascii="標楷體" w:eastAsia="標楷體" w:hAnsi="標楷體" w:cs="新細明體"/>
                 <w:color w:val="000000"/>
                 <w:kern w:val="0"/>
                 <w14:ligatures w14:val="none"/>
@@ -9177,7 +9199,7 @@
               <w:spacing w:after="0" w:line="240" w:lineRule="auto"/>
               <w:jc w:val="center"/>
               <w:rPr>
-                <w:rFonts w:ascii="標楷體" w:eastAsia="標楷體" w:hAnsi="標楷體" w:cs="新細明體" w:hint="eastAsia"/>
+                <w:rFonts w:ascii="標楷體" w:eastAsia="標楷體" w:hAnsi="標楷體" w:cs="新細明體"/>
                 <w:color w:val="000000"/>
                 <w:kern w:val="0"/>
                 <w14:ligatures w14:val="none"/>
@@ -9212,7 +9234,7 @@
               <w:spacing w:after="0" w:line="240" w:lineRule="auto"/>
               <w:jc w:val="center"/>
               <w:rPr>
-                <w:rFonts w:ascii="標楷體" w:eastAsia="標楷體" w:hAnsi="標楷體" w:cs="新細明體" w:hint="eastAsia"/>
+                <w:rFonts w:ascii="標楷體" w:eastAsia="標楷體" w:hAnsi="標楷體" w:cs="新細明體"/>
                 <w:color w:val="000000"/>
                 <w:kern w:val="0"/>
                 <w14:ligatures w14:val="none"/>
@@ -9247,7 +9269,7 @@
               <w:spacing w:after="0" w:line="240" w:lineRule="auto"/>
               <w:jc w:val="center"/>
               <w:rPr>
-                <w:rFonts w:ascii="標楷體" w:eastAsia="標楷體" w:hAnsi="標楷體" w:cs="新細明體" w:hint="eastAsia"/>
+                <w:rFonts w:ascii="標楷體" w:eastAsia="標楷體" w:hAnsi="標楷體" w:cs="新細明體"/>
                 <w:color w:val="000000"/>
                 <w:kern w:val="0"/>
                 <w14:ligatures w14:val="none"/>
@@ -9283,7 +9305,7 @@
               <w:spacing w:after="0" w:line="240" w:lineRule="auto"/>
               <w:jc w:val="right"/>
               <w:rPr>
-                <w:rFonts w:ascii="標楷體" w:eastAsia="標楷體" w:hAnsi="標楷體" w:cs="新細明體" w:hint="eastAsia"/>
+                <w:rFonts w:ascii="標楷體" w:eastAsia="標楷體" w:hAnsi="標楷體" w:cs="新細明體"/>
                 <w:color w:val="000000"/>
                 <w:kern w:val="0"/>
                 <w14:ligatures w14:val="none"/>
@@ -9318,7 +9340,7 @@
               <w:spacing w:after="0" w:line="240" w:lineRule="auto"/>
               <w:jc w:val="center"/>
               <w:rPr>
-                <w:rFonts w:ascii="標楷體" w:eastAsia="標楷體" w:hAnsi="標楷體" w:cs="新細明體" w:hint="eastAsia"/>
+                <w:rFonts w:ascii="標楷體" w:eastAsia="標楷體" w:hAnsi="標楷體" w:cs="新細明體"/>
                 <w:color w:val="000000"/>
                 <w:kern w:val="0"/>
                 <w14:ligatures w14:val="none"/>
@@ -9354,7 +9376,7 @@
               <w:spacing w:after="0" w:line="240" w:lineRule="auto"/>
               <w:jc w:val="right"/>
               <w:rPr>
-                <w:rFonts w:ascii="標楷體" w:eastAsia="標楷體" w:hAnsi="標楷體" w:cs="新細明體" w:hint="eastAsia"/>
+                <w:rFonts w:ascii="標楷體" w:eastAsia="標楷體" w:hAnsi="標楷體" w:cs="新細明體"/>
                 <w:color w:val="000000"/>
                 <w:kern w:val="0"/>
                 <w14:ligatures w14:val="none"/>
@@ -9389,7 +9411,7 @@
               <w:spacing w:after="0" w:line="240" w:lineRule="auto"/>
               <w:jc w:val="center"/>
               <w:rPr>
-                <w:rFonts w:ascii="標楷體" w:eastAsia="標楷體" w:hAnsi="標楷體" w:cs="新細明體" w:hint="eastAsia"/>
+                <w:rFonts w:ascii="標楷體" w:eastAsia="標楷體" w:hAnsi="標楷體" w:cs="新細明體"/>
                 <w:color w:val="000000"/>
                 <w:kern w:val="0"/>
                 <w14:ligatures w14:val="none"/>
@@ -9429,7 +9451,7 @@
               <w:spacing w:after="0" w:line="240" w:lineRule="auto"/>
               <w:jc w:val="center"/>
               <w:rPr>
-                <w:rFonts w:ascii="標楷體" w:eastAsia="標楷體" w:hAnsi="標楷體" w:cs="新細明體" w:hint="eastAsia"/>
+                <w:rFonts w:ascii="標楷體" w:eastAsia="標楷體" w:hAnsi="標楷體" w:cs="新細明體"/>
                 <w:color w:val="000000"/>
                 <w:kern w:val="0"/>
                 <w14:ligatures w14:val="none"/>
@@ -9464,7 +9486,7 @@
               <w:spacing w:after="0" w:line="240" w:lineRule="auto"/>
               <w:jc w:val="center"/>
               <w:rPr>
-                <w:rFonts w:ascii="標楷體" w:eastAsia="標楷體" w:hAnsi="標楷體" w:cs="新細明體" w:hint="eastAsia"/>
+                <w:rFonts w:ascii="標楷體" w:eastAsia="標楷體" w:hAnsi="標楷體" w:cs="新細明體"/>
                 <w:color w:val="000000"/>
                 <w:kern w:val="0"/>
                 <w14:ligatures w14:val="none"/>
@@ -9499,7 +9521,7 @@
               <w:spacing w:after="0" w:line="240" w:lineRule="auto"/>
               <w:jc w:val="center"/>
               <w:rPr>
-                <w:rFonts w:ascii="標楷體" w:eastAsia="標楷體" w:hAnsi="標楷體" w:cs="新細明體" w:hint="eastAsia"/>
+                <w:rFonts w:ascii="標楷體" w:eastAsia="標楷體" w:hAnsi="標楷體" w:cs="新細明體"/>
                 <w:color w:val="000000"/>
                 <w:kern w:val="0"/>
                 <w14:ligatures w14:val="none"/>
@@ -9535,7 +9557,7 @@
               <w:spacing w:after="0" w:line="240" w:lineRule="auto"/>
               <w:jc w:val="right"/>
               <w:rPr>
-                <w:rFonts w:ascii="標楷體" w:eastAsia="標楷體" w:hAnsi="標楷體" w:cs="新細明體" w:hint="eastAsia"/>
+                <w:rFonts w:ascii="標楷體" w:eastAsia="標楷體" w:hAnsi="標楷體" w:cs="新細明體"/>
                 <w:color w:val="000000"/>
                 <w:kern w:val="0"/>
                 <w14:ligatures w14:val="none"/>
@@ -9570,7 +9592,7 @@
               <w:spacing w:after="0" w:line="240" w:lineRule="auto"/>
               <w:jc w:val="center"/>
               <w:rPr>
-                <w:rFonts w:ascii="標楷體" w:eastAsia="標楷體" w:hAnsi="標楷體" w:cs="新細明體" w:hint="eastAsia"/>
+                <w:rFonts w:ascii="標楷體" w:eastAsia="標楷體" w:hAnsi="標楷體" w:cs="新細明體"/>
                 <w:color w:val="000000"/>
                 <w:kern w:val="0"/>
                 <w14:ligatures w14:val="none"/>
@@ -9606,7 +9628,7 @@
               <w:spacing w:after="0" w:line="240" w:lineRule="auto"/>
               <w:jc w:val="right"/>
               <w:rPr>
-                <w:rFonts w:ascii="標楷體" w:eastAsia="標楷體" w:hAnsi="標楷體" w:cs="新細明體" w:hint="eastAsia"/>
+                <w:rFonts w:ascii="標楷體" w:eastAsia="標楷體" w:hAnsi="標楷體" w:cs="新細明體"/>
                 <w:color w:val="000000"/>
                 <w:kern w:val="0"/>
                 <w14:ligatures w14:val="none"/>
@@ -9641,7 +9663,7 @@
               <w:spacing w:after="0" w:line="240" w:lineRule="auto"/>
               <w:jc w:val="center"/>
               <w:rPr>
-                <w:rFonts w:ascii="標楷體" w:eastAsia="標楷體" w:hAnsi="標楷體" w:cs="新細明體" w:hint="eastAsia"/>
+                <w:rFonts w:ascii="標楷體" w:eastAsia="標楷體" w:hAnsi="標楷體" w:cs="新細明體"/>
                 <w:color w:val="000000"/>
                 <w:kern w:val="0"/>
                 <w14:ligatures w14:val="none"/>
@@ -9681,7 +9703,7 @@
               <w:spacing w:after="0" w:line="240" w:lineRule="auto"/>
               <w:jc w:val="center"/>
               <w:rPr>
-                <w:rFonts w:ascii="標楷體" w:eastAsia="標楷體" w:hAnsi="標楷體" w:cs="新細明體" w:hint="eastAsia"/>
+                <w:rFonts w:ascii="標楷體" w:eastAsia="標楷體" w:hAnsi="標楷體" w:cs="新細明體"/>
                 <w:color w:val="000000"/>
                 <w:kern w:val="0"/>
                 <w14:ligatures w14:val="none"/>
@@ -9716,7 +9738,7 @@
               <w:spacing w:after="0" w:line="240" w:lineRule="auto"/>
               <w:jc w:val="center"/>
               <w:rPr>
-                <w:rFonts w:ascii="標楷體" w:eastAsia="標楷體" w:hAnsi="標楷體" w:cs="新細明體" w:hint="eastAsia"/>
+                <w:rFonts w:ascii="標楷體" w:eastAsia="標楷體" w:hAnsi="標楷體" w:cs="新細明體"/>
                 <w:color w:val="000000"/>
                 <w:kern w:val="0"/>
                 <w14:ligatures w14:val="none"/>
@@ -9751,7 +9773,7 @@
               <w:spacing w:after="0" w:line="240" w:lineRule="auto"/>
               <w:jc w:val="center"/>
               <w:rPr>
-                <w:rFonts w:ascii="標楷體" w:eastAsia="標楷體" w:hAnsi="標楷體" w:cs="新細明體" w:hint="eastAsia"/>
+                <w:rFonts w:ascii="標楷體" w:eastAsia="標楷體" w:hAnsi="標楷體" w:cs="新細明體"/>
                 <w:color w:val="000000"/>
                 <w:kern w:val="0"/>
                 <w14:ligatures w14:val="none"/>
@@ -9787,7 +9809,7 @@
               <w:spacing w:after="0" w:line="240" w:lineRule="auto"/>
               <w:jc w:val="right"/>
               <w:rPr>
-                <w:rFonts w:ascii="標楷體" w:eastAsia="標楷體" w:hAnsi="標楷體" w:cs="新細明體" w:hint="eastAsia"/>
+                <w:rFonts w:ascii="標楷體" w:eastAsia="標楷體" w:hAnsi="標楷體" w:cs="新細明體"/>
                 <w:color w:val="000000"/>
                 <w:kern w:val="0"/>
                 <w14:ligatures w14:val="none"/>
@@ -9822,7 +9844,7 @@
               <w:spacing w:after="0" w:line="240" w:lineRule="auto"/>
               <w:jc w:val="center"/>
               <w:rPr>
-                <w:rFonts w:ascii="標楷體" w:eastAsia="標楷體" w:hAnsi="標楷體" w:cs="新細明體" w:hint="eastAsia"/>
+                <w:rFonts w:ascii="標楷體" w:eastAsia="標楷體" w:hAnsi="標楷體" w:cs="新細明體"/>
                 <w:color w:val="000000"/>
                 <w:kern w:val="0"/>
                 <w14:ligatures w14:val="none"/>
@@ -9858,7 +9880,7 @@
               <w:spacing w:after="0" w:line="240" w:lineRule="auto"/>
               <w:jc w:val="right"/>
               <w:rPr>
-                <w:rFonts w:ascii="標楷體" w:eastAsia="標楷體" w:hAnsi="標楷體" w:cs="新細明體" w:hint="eastAsia"/>
+                <w:rFonts w:ascii="標楷體" w:eastAsia="標楷體" w:hAnsi="標楷體" w:cs="新細明體"/>
                 <w:color w:val="000000"/>
                 <w:kern w:val="0"/>
                 <w14:ligatures w14:val="none"/>
@@ -9893,7 +9915,7 @@
               <w:spacing w:after="0" w:line="240" w:lineRule="auto"/>
               <w:jc w:val="center"/>
               <w:rPr>
-                <w:rFonts w:ascii="標楷體" w:eastAsia="標楷體" w:hAnsi="標楷體" w:cs="新細明體" w:hint="eastAsia"/>
+                <w:rFonts w:ascii="標楷體" w:eastAsia="標楷體" w:hAnsi="標楷體" w:cs="新細明體"/>
                 <w:color w:val="000000"/>
                 <w:kern w:val="0"/>
                 <w14:ligatures w14:val="none"/>
@@ -9933,7 +9955,7 @@
               <w:spacing w:after="0" w:line="240" w:lineRule="auto"/>
               <w:jc w:val="center"/>
               <w:rPr>
-                <w:rFonts w:ascii="標楷體" w:eastAsia="標楷體" w:hAnsi="標楷體" w:cs="新細明體" w:hint="eastAsia"/>
+                <w:rFonts w:ascii="標楷體" w:eastAsia="標楷體" w:hAnsi="標楷體" w:cs="新細明體"/>
                 <w:color w:val="000000"/>
                 <w:kern w:val="0"/>
                 <w14:ligatures w14:val="none"/>
@@ -9968,7 +9990,7 @@
               <w:spacing w:after="0" w:line="240" w:lineRule="auto"/>
               <w:jc w:val="center"/>
               <w:rPr>
-                <w:rFonts w:ascii="標楷體" w:eastAsia="標楷體" w:hAnsi="標楷體" w:cs="新細明體" w:hint="eastAsia"/>
+                <w:rFonts w:ascii="標楷體" w:eastAsia="標楷體" w:hAnsi="標楷體" w:cs="新細明體"/>
                 <w:color w:val="000000"/>
                 <w:kern w:val="0"/>
                 <w14:ligatures w14:val="none"/>
@@ -10003,7 +10025,7 @@
               <w:spacing w:after="0" w:line="240" w:lineRule="auto"/>
               <w:jc w:val="center"/>
               <w:rPr>
-                <w:rFonts w:ascii="標楷體" w:eastAsia="標楷體" w:hAnsi="標楷體" w:cs="新細明體" w:hint="eastAsia"/>
+                <w:rFonts w:ascii="標楷體" w:eastAsia="標楷體" w:hAnsi="標楷體" w:cs="新細明體"/>
                 <w:color w:val="000000"/>
                 <w:kern w:val="0"/>
                 <w14:ligatures w14:val="none"/>
@@ -10039,7 +10061,7 @@
               <w:spacing w:after="0" w:line="240" w:lineRule="auto"/>
               <w:jc w:val="right"/>
               <w:rPr>
-                <w:rFonts w:ascii="標楷體" w:eastAsia="標楷體" w:hAnsi="標楷體" w:cs="新細明體" w:hint="eastAsia"/>
+                <w:rFonts w:ascii="標楷體" w:eastAsia="標楷體" w:hAnsi="標楷體" w:cs="新細明體"/>
                 <w:color w:val="000000"/>
                 <w:kern w:val="0"/>
                 <w14:ligatures w14:val="none"/>
@@ -10074,7 +10096,7 @@
               <w:spacing w:after="0" w:line="240" w:lineRule="auto"/>
               <w:jc w:val="center"/>
               <w:rPr>
-                <w:rFonts w:ascii="標楷體" w:eastAsia="標楷體" w:hAnsi="標楷體" w:cs="新細明體" w:hint="eastAsia"/>
+                <w:rFonts w:ascii="標楷體" w:eastAsia="標楷體" w:hAnsi="標楷體" w:cs="新細明體"/>
                 <w:color w:val="000000"/>
                 <w:kern w:val="0"/>
                 <w14:ligatures w14:val="none"/>
@@ -10110,7 +10132,7 @@
               <w:spacing w:after="0" w:line="240" w:lineRule="auto"/>
               <w:jc w:val="right"/>
               <w:rPr>
-                <w:rFonts w:ascii="標楷體" w:eastAsia="標楷體" w:hAnsi="標楷體" w:cs="新細明體" w:hint="eastAsia"/>
+                <w:rFonts w:ascii="標楷體" w:eastAsia="標楷體" w:hAnsi="標楷體" w:cs="新細明體"/>
                 <w:color w:val="000000"/>
                 <w:kern w:val="0"/>
                 <w14:ligatures w14:val="none"/>
@@ -10145,7 +10167,7 @@
               <w:spacing w:after="0" w:line="240" w:lineRule="auto"/>
               <w:jc w:val="center"/>
               <w:rPr>
-                <w:rFonts w:ascii="標楷體" w:eastAsia="標楷體" w:hAnsi="標楷體" w:cs="新細明體" w:hint="eastAsia"/>
+                <w:rFonts w:ascii="標楷體" w:eastAsia="標楷體" w:hAnsi="標楷體" w:cs="新細明體"/>
                 <w:color w:val="000000"/>
                 <w:kern w:val="0"/>
                 <w14:ligatures w14:val="none"/>
@@ -10185,7 +10207,7 @@
               <w:spacing w:after="0" w:line="240" w:lineRule="auto"/>
               <w:jc w:val="center"/>
               <w:rPr>
-                <w:rFonts w:ascii="標楷體" w:eastAsia="標楷體" w:hAnsi="標楷體" w:cs="新細明體" w:hint="eastAsia"/>
+                <w:rFonts w:ascii="標楷體" w:eastAsia="標楷體" w:hAnsi="標楷體" w:cs="新細明體"/>
                 <w:color w:val="000000"/>
                 <w:kern w:val="0"/>
                 <w14:ligatures w14:val="none"/>
@@ -10220,7 +10242,7 @@
               <w:spacing w:after="0" w:line="240" w:lineRule="auto"/>
               <w:jc w:val="center"/>
               <w:rPr>
-                <w:rFonts w:ascii="標楷體" w:eastAsia="標楷體" w:hAnsi="標楷體" w:cs="新細明體" w:hint="eastAsia"/>
+                <w:rFonts w:ascii="標楷體" w:eastAsia="標楷體" w:hAnsi="標楷體" w:cs="新細明體"/>
                 <w:color w:val="000000"/>
                 <w:kern w:val="0"/>
                 <w14:ligatures w14:val="none"/>
@@ -10255,7 +10277,7 @@
               <w:spacing w:after="0" w:line="240" w:lineRule="auto"/>
               <w:jc w:val="center"/>
               <w:rPr>
-                <w:rFonts w:ascii="標楷體" w:eastAsia="標楷體" w:hAnsi="標楷體" w:cs="新細明體" w:hint="eastAsia"/>
+                <w:rFonts w:ascii="標楷體" w:eastAsia="標楷體" w:hAnsi="標楷體" w:cs="新細明體"/>
                 <w:color w:val="000000"/>
                 <w:kern w:val="0"/>
                 <w14:ligatures w14:val="none"/>
@@ -10291,7 +10313,7 @@
               <w:spacing w:after="0" w:line="240" w:lineRule="auto"/>
               <w:jc w:val="right"/>
               <w:rPr>
-                <w:rFonts w:ascii="標楷體" w:eastAsia="標楷體" w:hAnsi="標楷體" w:cs="新細明體" w:hint="eastAsia"/>
+                <w:rFonts w:ascii="標楷體" w:eastAsia="標楷體" w:hAnsi="標楷體" w:cs="新細明體"/>
                 <w:color w:val="000000"/>
                 <w:kern w:val="0"/>
                 <w14:ligatures w14:val="none"/>
@@ -10326,7 +10348,7 @@
               <w:spacing w:after="0" w:line="240" w:lineRule="auto"/>
               <w:jc w:val="center"/>
               <w:rPr>
-                <w:rFonts w:ascii="標楷體" w:eastAsia="標楷體" w:hAnsi="標楷體" w:cs="新細明體" w:hint="eastAsia"/>
+                <w:rFonts w:ascii="標楷體" w:eastAsia="標楷體" w:hAnsi="標楷體" w:cs="新細明體"/>
                 <w:color w:val="000000"/>
                 <w:kern w:val="0"/>
                 <w14:ligatures w14:val="none"/>
@@ -10362,7 +10384,7 @@
               <w:spacing w:after="0" w:line="240" w:lineRule="auto"/>
               <w:jc w:val="right"/>
               <w:rPr>
-                <w:rFonts w:ascii="標楷體" w:eastAsia="標楷體" w:hAnsi="標楷體" w:cs="新細明體" w:hint="eastAsia"/>
+                <w:rFonts w:ascii="標楷體" w:eastAsia="標楷體" w:hAnsi="標楷體" w:cs="新細明體"/>
                 <w:color w:val="000000"/>
                 <w:kern w:val="0"/>
                 <w14:ligatures w14:val="none"/>
@@ -10397,7 +10419,7 @@
               <w:spacing w:after="0" w:line="240" w:lineRule="auto"/>
               <w:jc w:val="center"/>
               <w:rPr>
-                <w:rFonts w:ascii="標楷體" w:eastAsia="標楷體" w:hAnsi="標楷體" w:cs="新細明體" w:hint="eastAsia"/>
+                <w:rFonts w:ascii="標楷體" w:eastAsia="標楷體" w:hAnsi="標楷體" w:cs="新細明體"/>
                 <w:color w:val="000000"/>
                 <w:kern w:val="0"/>
                 <w14:ligatures w14:val="none"/>
@@ -10437,7 +10459,7 @@
               <w:spacing w:after="0" w:line="240" w:lineRule="auto"/>
               <w:jc w:val="center"/>
               <w:rPr>
-                <w:rFonts w:ascii="標楷體" w:eastAsia="標楷體" w:hAnsi="標楷體" w:cs="新細明體" w:hint="eastAsia"/>
+                <w:rFonts w:ascii="標楷體" w:eastAsia="標楷體" w:hAnsi="標楷體" w:cs="新細明體"/>
                 <w:color w:val="000000"/>
                 <w:kern w:val="0"/>
                 <w14:ligatures w14:val="none"/>
@@ -10472,7 +10494,7 @@
               <w:spacing w:after="0" w:line="240" w:lineRule="auto"/>
               <w:jc w:val="center"/>
               <w:rPr>
-                <w:rFonts w:ascii="標楷體" w:eastAsia="標楷體" w:hAnsi="標楷體" w:cs="新細明體" w:hint="eastAsia"/>
+                <w:rFonts w:ascii="標楷體" w:eastAsia="標楷體" w:hAnsi="標楷體" w:cs="新細明體"/>
                 <w:color w:val="000000"/>
                 <w:kern w:val="0"/>
                 <w14:ligatures w14:val="none"/>
@@ -10507,7 +10529,7 @@
               <w:spacing w:after="0" w:line="240" w:lineRule="auto"/>
               <w:jc w:val="center"/>
               <w:rPr>
-                <w:rFonts w:ascii="標楷體" w:eastAsia="標楷體" w:hAnsi="標楷體" w:cs="新細明體" w:hint="eastAsia"/>
+                <w:rFonts w:ascii="標楷體" w:eastAsia="標楷體" w:hAnsi="標楷體" w:cs="新細明體"/>
                 <w:color w:val="000000"/>
                 <w:kern w:val="0"/>
                 <w14:ligatures w14:val="none"/>
@@ -10543,7 +10565,7 @@
               <w:spacing w:after="0" w:line="240" w:lineRule="auto"/>
               <w:jc w:val="right"/>
               <w:rPr>
-                <w:rFonts w:ascii="標楷體" w:eastAsia="標楷體" w:hAnsi="標楷體" w:cs="新細明體" w:hint="eastAsia"/>
+                <w:rFonts w:ascii="標楷體" w:eastAsia="標楷體" w:hAnsi="標楷體" w:cs="新細明體"/>
                 <w:color w:val="000000"/>
                 <w:kern w:val="0"/>
                 <w14:ligatures w14:val="none"/>
@@ -10578,7 +10600,7 @@
               <w:spacing w:after="0" w:line="240" w:lineRule="auto"/>
               <w:jc w:val="center"/>
               <w:rPr>
-                <w:rFonts w:ascii="標楷體" w:eastAsia="標楷體" w:hAnsi="標楷體" w:cs="新細明體" w:hint="eastAsia"/>
+                <w:rFonts w:ascii="標楷體" w:eastAsia="標楷體" w:hAnsi="標楷體" w:cs="新細明體"/>
                 <w:color w:val="000000"/>
                 <w:kern w:val="0"/>
                 <w14:ligatures w14:val="none"/>
@@ -10614,7 +10636,7 @@
               <w:spacing w:after="0" w:line="240" w:lineRule="auto"/>
               <w:jc w:val="right"/>
               <w:rPr>
-                <w:rFonts w:ascii="標楷體" w:eastAsia="標楷體" w:hAnsi="標楷體" w:cs="新細明體" w:hint="eastAsia"/>
+                <w:rFonts w:ascii="標楷體" w:eastAsia="標楷體" w:hAnsi="標楷體" w:cs="新細明體"/>
                 <w:color w:val="000000"/>
                 <w:kern w:val="0"/>
                 <w14:ligatures w14:val="none"/>
@@ -10649,7 +10671,7 @@
               <w:spacing w:after="0" w:line="240" w:lineRule="auto"/>
               <w:jc w:val="center"/>
               <w:rPr>
-                <w:rFonts w:ascii="標楷體" w:eastAsia="標楷體" w:hAnsi="標楷體" w:cs="新細明體" w:hint="eastAsia"/>
+                <w:rFonts w:ascii="標楷體" w:eastAsia="標楷體" w:hAnsi="標楷體" w:cs="新細明體"/>
                 <w:color w:val="000000"/>
                 <w:kern w:val="0"/>
                 <w14:ligatures w14:val="none"/>
@@ -10689,7 +10711,7 @@
               <w:spacing w:after="0" w:line="240" w:lineRule="auto"/>
               <w:jc w:val="center"/>
               <w:rPr>
-                <w:rFonts w:ascii="標楷體" w:eastAsia="標楷體" w:hAnsi="標楷體" w:cs="新細明體" w:hint="eastAsia"/>
+                <w:rFonts w:ascii="標楷體" w:eastAsia="標楷體" w:hAnsi="標楷體" w:cs="新細明體"/>
                 <w:color w:val="000000"/>
                 <w:kern w:val="0"/>
                 <w14:ligatures w14:val="none"/>
@@ -10724,7 +10746,7 @@
               <w:spacing w:after="0" w:line="240" w:lineRule="auto"/>
               <w:jc w:val="center"/>
               <w:rPr>
-                <w:rFonts w:ascii="標楷體" w:eastAsia="標楷體" w:hAnsi="標楷體" w:cs="新細明體" w:hint="eastAsia"/>
+                <w:rFonts w:ascii="標楷體" w:eastAsia="標楷體" w:hAnsi="標楷體" w:cs="新細明體"/>
                 <w:color w:val="000000"/>
                 <w:kern w:val="0"/>
                 <w14:ligatures w14:val="none"/>
@@ -10759,7 +10781,7 @@
               <w:spacing w:after="0" w:line="240" w:lineRule="auto"/>
               <w:jc w:val="center"/>
               <w:rPr>
-                <w:rFonts w:ascii="標楷體" w:eastAsia="標楷體" w:hAnsi="標楷體" w:cs="新細明體" w:hint="eastAsia"/>
+                <w:rFonts w:ascii="標楷體" w:eastAsia="標楷體" w:hAnsi="標楷體" w:cs="新細明體"/>
                 <w:color w:val="000000"/>
                 <w:kern w:val="0"/>
                 <w14:ligatures w14:val="none"/>
@@ -10795,7 +10817,7 @@
               <w:spacing w:after="0" w:line="240" w:lineRule="auto"/>
               <w:jc w:val="right"/>
               <w:rPr>
-                <w:rFonts w:ascii="標楷體" w:eastAsia="標楷體" w:hAnsi="標楷體" w:cs="新細明體" w:hint="eastAsia"/>
+                <w:rFonts w:ascii="標楷體" w:eastAsia="標楷體" w:hAnsi="標楷體" w:cs="新細明體"/>
                 <w:color w:val="000000"/>
                 <w:kern w:val="0"/>
                 <w14:ligatures w14:val="none"/>
@@ -10830,7 +10852,7 @@
               <w:spacing w:after="0" w:line="240" w:lineRule="auto"/>
               <w:jc w:val="center"/>
               <w:rPr>
-                <w:rFonts w:ascii="標楷體" w:eastAsia="標楷體" w:hAnsi="標楷體" w:cs="新細明體" w:hint="eastAsia"/>
+                <w:rFonts w:ascii="標楷體" w:eastAsia="標楷體" w:hAnsi="標楷體" w:cs="新細明體"/>
                 <w:color w:val="000000"/>
                 <w:kern w:val="0"/>
                 <w14:ligatures w14:val="none"/>
@@ -10866,7 +10888,7 @@
               <w:spacing w:after="0" w:line="240" w:lineRule="auto"/>
               <w:jc w:val="right"/>
               <w:rPr>
-                <w:rFonts w:ascii="標楷體" w:eastAsia="標楷體" w:hAnsi="標楷體" w:cs="新細明體" w:hint="eastAsia"/>
+                <w:rFonts w:ascii="標楷體" w:eastAsia="標楷體" w:hAnsi="標楷體" w:cs="新細明體"/>
                 <w:color w:val="000000"/>
                 <w:kern w:val="0"/>
                 <w14:ligatures w14:val="none"/>
@@ -10901,7 +10923,7 @@
               <w:spacing w:after="0" w:line="240" w:lineRule="auto"/>
               <w:jc w:val="center"/>
               <w:rPr>
-                <w:rFonts w:ascii="標楷體" w:eastAsia="標楷體" w:hAnsi="標楷體" w:cs="新細明體" w:hint="eastAsia"/>
+                <w:rFonts w:ascii="標楷體" w:eastAsia="標楷體" w:hAnsi="標楷體" w:cs="新細明體"/>
                 <w:color w:val="000000"/>
                 <w:kern w:val="0"/>
                 <w14:ligatures w14:val="none"/>
@@ -10941,7 +10963,7 @@
               <w:spacing w:after="0" w:line="240" w:lineRule="auto"/>
               <w:jc w:val="center"/>
               <w:rPr>
-                <w:rFonts w:ascii="標楷體" w:eastAsia="標楷體" w:hAnsi="標楷體" w:cs="新細明體" w:hint="eastAsia"/>
+                <w:rFonts w:ascii="標楷體" w:eastAsia="標楷體" w:hAnsi="標楷體" w:cs="新細明體"/>
                 <w:color w:val="000000"/>
                 <w:kern w:val="0"/>
                 <w14:ligatures w14:val="none"/>
@@ -10976,7 +10998,7 @@
               <w:spacing w:after="0" w:line="240" w:lineRule="auto"/>
               <w:jc w:val="center"/>
               <w:rPr>
-                <w:rFonts w:ascii="標楷體" w:eastAsia="標楷體" w:hAnsi="標楷體" w:cs="新細明體" w:hint="eastAsia"/>
+                <w:rFonts w:ascii="標楷體" w:eastAsia="標楷體" w:hAnsi="標楷體" w:cs="新細明體"/>
                 <w:color w:val="000000"/>
                 <w:kern w:val="0"/>
                 <w14:ligatures w14:val="none"/>
@@ -11011,7 +11033,7 @@
               <w:spacing w:after="0" w:line="240" w:lineRule="auto"/>
               <w:jc w:val="center"/>
               <w:rPr>
-                <w:rFonts w:ascii="標楷體" w:eastAsia="標楷體" w:hAnsi="標楷體" w:cs="新細明體" w:hint="eastAsia"/>
+                <w:rFonts w:ascii="標楷體" w:eastAsia="標楷體" w:hAnsi="標楷體" w:cs="新細明體"/>
                 <w:color w:val="000000"/>
                 <w:kern w:val="0"/>
                 <w14:ligatures w14:val="none"/>
@@ -11047,7 +11069,7 @@
               <w:spacing w:after="0" w:line="240" w:lineRule="auto"/>
               <w:jc w:val="right"/>
               <w:rPr>
-                <w:rFonts w:ascii="標楷體" w:eastAsia="標楷體" w:hAnsi="標楷體" w:cs="新細明體" w:hint="eastAsia"/>
+                <w:rFonts w:ascii="標楷體" w:eastAsia="標楷體" w:hAnsi="標楷體" w:cs="新細明體"/>
                 <w:color w:val="000000"/>
                 <w:kern w:val="0"/>
                 <w14:ligatures w14:val="none"/>
@@ -11082,7 +11104,7 @@
               <w:spacing w:after="0" w:line="240" w:lineRule="auto"/>
               <w:jc w:val="center"/>
               <w:rPr>
-                <w:rFonts w:ascii="標楷體" w:eastAsia="標楷體" w:hAnsi="標楷體" w:cs="新細明體" w:hint="eastAsia"/>
+                <w:rFonts w:ascii="標楷體" w:eastAsia="標楷體" w:hAnsi="標楷體" w:cs="新細明體"/>
                 <w:color w:val="000000"/>
                 <w:kern w:val="0"/>
                 <w14:ligatures w14:val="none"/>
@@ -11118,7 +11140,7 @@
               <w:spacing w:after="0" w:line="240" w:lineRule="auto"/>
               <w:jc w:val="right"/>
               <w:rPr>
-                <w:rFonts w:ascii="標楷體" w:eastAsia="標楷體" w:hAnsi="標楷體" w:cs="新細明體" w:hint="eastAsia"/>
+                <w:rFonts w:ascii="標楷體" w:eastAsia="標楷體" w:hAnsi="標楷體" w:cs="新細明體"/>
                 <w:color w:val="000000"/>
                 <w:kern w:val="0"/>
                 <w14:ligatures w14:val="none"/>
@@ -11153,7 +11175,7 @@
               <w:spacing w:after="0" w:line="240" w:lineRule="auto"/>
               <w:jc w:val="center"/>
               <w:rPr>
-                <w:rFonts w:ascii="標楷體" w:eastAsia="標楷體" w:hAnsi="標楷體" w:cs="新細明體" w:hint="eastAsia"/>
+                <w:rFonts w:ascii="標楷體" w:eastAsia="標楷體" w:hAnsi="標楷體" w:cs="新細明體"/>
                 <w:color w:val="000000"/>
                 <w:kern w:val="0"/>
                 <w14:ligatures w14:val="none"/>
@@ -11193,7 +11215,7 @@
               <w:spacing w:after="0" w:line="240" w:lineRule="auto"/>
               <w:jc w:val="center"/>
               <w:rPr>
-                <w:rFonts w:ascii="標楷體" w:eastAsia="標楷體" w:hAnsi="標楷體" w:cs="新細明體" w:hint="eastAsia"/>
+                <w:rFonts w:ascii="標楷體" w:eastAsia="標楷體" w:hAnsi="標楷體" w:cs="新細明體"/>
                 <w:color w:val="000000"/>
                 <w:kern w:val="0"/>
                 <w14:ligatures w14:val="none"/>
@@ -11228,7 +11250,7 @@
               <w:spacing w:after="0" w:line="240" w:lineRule="auto"/>
               <w:jc w:val="center"/>
               <w:rPr>
-                <w:rFonts w:ascii="標楷體" w:eastAsia="標楷體" w:hAnsi="標楷體" w:cs="新細明體" w:hint="eastAsia"/>
+                <w:rFonts w:ascii="標楷體" w:eastAsia="標楷體" w:hAnsi="標楷體" w:cs="新細明體"/>
                 <w:color w:val="000000"/>
                 <w:kern w:val="0"/>
                 <w14:ligatures w14:val="none"/>
@@ -11263,7 +11285,7 @@
               <w:spacing w:after="0" w:line="240" w:lineRule="auto"/>
               <w:jc w:val="center"/>
               <w:rPr>
-                <w:rFonts w:ascii="標楷體" w:eastAsia="標楷體" w:hAnsi="標楷體" w:cs="新細明體" w:hint="eastAsia"/>
+                <w:rFonts w:ascii="標楷體" w:eastAsia="標楷體" w:hAnsi="標楷體" w:cs="新細明體"/>
                 <w:color w:val="000000"/>
                 <w:kern w:val="0"/>
                 <w14:ligatures w14:val="none"/>
@@ -11299,7 +11321,7 @@
               <w:spacing w:after="0" w:line="240" w:lineRule="auto"/>
               <w:jc w:val="right"/>
               <w:rPr>
-                <w:rFonts w:ascii="標楷體" w:eastAsia="標楷體" w:hAnsi="標楷體" w:cs="新細明體" w:hint="eastAsia"/>
+                <w:rFonts w:ascii="標楷體" w:eastAsia="標楷體" w:hAnsi="標楷體" w:cs="新細明體"/>
                 <w:color w:val="000000"/>
                 <w:kern w:val="0"/>
                 <w14:ligatures w14:val="none"/>
@@ -11334,7 +11356,7 @@
               <w:spacing w:after="0" w:line="240" w:lineRule="auto"/>
               <w:jc w:val="center"/>
               <w:rPr>
-                <w:rFonts w:ascii="標楷體" w:eastAsia="標楷體" w:hAnsi="標楷體" w:cs="新細明體" w:hint="eastAsia"/>
+                <w:rFonts w:ascii="標楷體" w:eastAsia="標楷體" w:hAnsi="標楷體" w:cs="新細明體"/>
                 <w:color w:val="000000"/>
                 <w:kern w:val="0"/>
                 <w14:ligatures w14:val="none"/>
@@ -11370,7 +11392,7 @@
               <w:spacing w:after="0" w:line="240" w:lineRule="auto"/>
               <w:jc w:val="right"/>
               <w:rPr>
-                <w:rFonts w:ascii="標楷體" w:eastAsia="標楷體" w:hAnsi="標楷體" w:cs="新細明體" w:hint="eastAsia"/>
+                <w:rFonts w:ascii="標楷體" w:eastAsia="標楷體" w:hAnsi="標楷體" w:cs="新細明體"/>
                 <w:color w:val="000000"/>
                 <w:kern w:val="0"/>
                 <w14:ligatures w14:val="none"/>
@@ -11405,7 +11427,7 @@
               <w:spacing w:after="0" w:line="240" w:lineRule="auto"/>
               <w:jc w:val="center"/>
               <w:rPr>
-                <w:rFonts w:ascii="標楷體" w:eastAsia="標楷體" w:hAnsi="標楷體" w:cs="新細明體" w:hint="eastAsia"/>
+                <w:rFonts w:ascii="標楷體" w:eastAsia="標楷體" w:hAnsi="標楷體" w:cs="新細明體"/>
                 <w:color w:val="000000"/>
                 <w:kern w:val="0"/>
                 <w14:ligatures w14:val="none"/>
@@ -11445,7 +11467,7 @@
               <w:spacing w:after="0" w:line="240" w:lineRule="auto"/>
               <w:jc w:val="center"/>
               <w:rPr>
-                <w:rFonts w:ascii="標楷體" w:eastAsia="標楷體" w:hAnsi="標楷體" w:cs="新細明體" w:hint="eastAsia"/>
+                <w:rFonts w:ascii="標楷體" w:eastAsia="標楷體" w:hAnsi="標楷體" w:cs="新細明體"/>
                 <w:color w:val="000000"/>
                 <w:kern w:val="0"/>
                 <w14:ligatures w14:val="none"/>
@@ -11480,7 +11502,7 @@
               <w:spacing w:after="0" w:line="240" w:lineRule="auto"/>
               <w:jc w:val="center"/>
               <w:rPr>
-                <w:rFonts w:ascii="標楷體" w:eastAsia="標楷體" w:hAnsi="標楷體" w:cs="新細明體" w:hint="eastAsia"/>
+                <w:rFonts w:ascii="標楷體" w:eastAsia="標楷體" w:hAnsi="標楷體" w:cs="新細明體"/>
                 <w:color w:val="000000"/>
                 <w:kern w:val="0"/>
                 <w14:ligatures w14:val="none"/>
@@ -11515,7 +11537,7 @@
               <w:spacing w:after="0" w:line="240" w:lineRule="auto"/>
               <w:jc w:val="center"/>
               <w:rPr>
-                <w:rFonts w:ascii="標楷體" w:eastAsia="標楷體" w:hAnsi="標楷體" w:cs="新細明體" w:hint="eastAsia"/>
+                <w:rFonts w:ascii="標楷體" w:eastAsia="標楷體" w:hAnsi="標楷體" w:cs="新細明體"/>
                 <w:color w:val="000000"/>
                 <w:kern w:val="0"/>
                 <w14:ligatures w14:val="none"/>
@@ -11551,7 +11573,7 @@
               <w:spacing w:after="0" w:line="240" w:lineRule="auto"/>
               <w:jc w:val="right"/>
               <w:rPr>
-                <w:rFonts w:ascii="標楷體" w:eastAsia="標楷體" w:hAnsi="標楷體" w:cs="新細明體" w:hint="eastAsia"/>
+                <w:rFonts w:ascii="標楷體" w:eastAsia="標楷體" w:hAnsi="標楷體" w:cs="新細明體"/>
                 <w:color w:val="000000"/>
                 <w:kern w:val="0"/>
                 <w14:ligatures w14:val="none"/>
@@ -11586,7 +11608,7 @@
               <w:spacing w:after="0" w:line="240" w:lineRule="auto"/>
               <w:jc w:val="center"/>
               <w:rPr>
-                <w:rFonts w:ascii="標楷體" w:eastAsia="標楷體" w:hAnsi="標楷體" w:cs="新細明體" w:hint="eastAsia"/>
+                <w:rFonts w:ascii="標楷體" w:eastAsia="標楷體" w:hAnsi="標楷體" w:cs="新細明體"/>
                 <w:color w:val="000000"/>
                 <w:kern w:val="0"/>
                 <w14:ligatures w14:val="none"/>
@@ -11622,7 +11644,7 @@
               <w:spacing w:after="0" w:line="240" w:lineRule="auto"/>
               <w:jc w:val="right"/>
               <w:rPr>
-                <w:rFonts w:ascii="標楷體" w:eastAsia="標楷體" w:hAnsi="標楷體" w:cs="新細明體" w:hint="eastAsia"/>
+                <w:rFonts w:ascii="標楷體" w:eastAsia="標楷體" w:hAnsi="標楷體" w:cs="新細明體"/>
                 <w:color w:val="000000"/>
                 <w:kern w:val="0"/>
                 <w14:ligatures w14:val="none"/>
@@ -11657,7 +11679,7 @@
               <w:spacing w:after="0" w:line="240" w:lineRule="auto"/>
               <w:jc w:val="center"/>
               <w:rPr>
-                <w:rFonts w:ascii="標楷體" w:eastAsia="標楷體" w:hAnsi="標楷體" w:cs="新細明體" w:hint="eastAsia"/>
+                <w:rFonts w:ascii="標楷體" w:eastAsia="標楷體" w:hAnsi="標楷體" w:cs="新細明體"/>
                 <w:color w:val="000000"/>
                 <w:kern w:val="0"/>
                 <w14:ligatures w14:val="none"/>
@@ -11697,7 +11719,7 @@
               <w:spacing w:after="0" w:line="240" w:lineRule="auto"/>
               <w:jc w:val="center"/>
               <w:rPr>
-                <w:rFonts w:ascii="標楷體" w:eastAsia="標楷體" w:hAnsi="標楷體" w:cs="新細明體" w:hint="eastAsia"/>
+                <w:rFonts w:ascii="標楷體" w:eastAsia="標楷體" w:hAnsi="標楷體" w:cs="新細明體"/>
                 <w:color w:val="000000"/>
                 <w:kern w:val="0"/>
                 <w14:ligatures w14:val="none"/>
@@ -11732,7 +11754,7 @@
               <w:spacing w:after="0" w:line="240" w:lineRule="auto"/>
               <w:jc w:val="center"/>
               <w:rPr>
-                <w:rFonts w:ascii="標楷體" w:eastAsia="標楷體" w:hAnsi="標楷體" w:cs="新細明體" w:hint="eastAsia"/>
+                <w:rFonts w:ascii="標楷體" w:eastAsia="標楷體" w:hAnsi="標楷體" w:cs="新細明體"/>
                 <w:color w:val="000000"/>
                 <w:kern w:val="0"/>
                 <w14:ligatures w14:val="none"/>
@@ -11767,7 +11789,7 @@
               <w:spacing w:after="0" w:line="240" w:lineRule="auto"/>
               <w:jc w:val="center"/>
               <w:rPr>
-                <w:rFonts w:ascii="標楷體" w:eastAsia="標楷體" w:hAnsi="標楷體" w:cs="新細明體" w:hint="eastAsia"/>
+                <w:rFonts w:ascii="標楷體" w:eastAsia="標楷體" w:hAnsi="標楷體" w:cs="新細明體"/>
                 <w:color w:val="000000"/>
                 <w:kern w:val="0"/>
                 <w14:ligatures w14:val="none"/>
@@ -11803,7 +11825,7 @@
               <w:spacing w:after="0" w:line="240" w:lineRule="auto"/>
               <w:jc w:val="right"/>
               <w:rPr>
-                <w:rFonts w:ascii="標楷體" w:eastAsia="標楷體" w:hAnsi="標楷體" w:cs="新細明體" w:hint="eastAsia"/>
+                <w:rFonts w:ascii="標楷體" w:eastAsia="標楷體" w:hAnsi="標楷體" w:cs="新細明體"/>
                 <w:color w:val="000000"/>
                 <w:kern w:val="0"/>
                 <w14:ligatures w14:val="none"/>
@@ -11838,7 +11860,7 @@
               <w:spacing w:after="0" w:line="240" w:lineRule="auto"/>
               <w:jc w:val="center"/>
               <w:rPr>
-                <w:rFonts w:ascii="標楷體" w:eastAsia="標楷體" w:hAnsi="標楷體" w:cs="新細明體" w:hint="eastAsia"/>
+                <w:rFonts w:ascii="標楷體" w:eastAsia="標楷體" w:hAnsi="標楷體" w:cs="新細明體"/>
                 <w:color w:val="000000"/>
                 <w:kern w:val="0"/>
                 <w14:ligatures w14:val="none"/>
@@ -11874,7 +11896,7 @@
               <w:spacing w:after="0" w:line="240" w:lineRule="auto"/>
               <w:jc w:val="right"/>
               <w:rPr>
-                <w:rFonts w:ascii="標楷體" w:eastAsia="標楷體" w:hAnsi="標楷體" w:cs="新細明體" w:hint="eastAsia"/>
+                <w:rFonts w:ascii="標楷體" w:eastAsia="標楷體" w:hAnsi="標楷體" w:cs="新細明體"/>
                 <w:color w:val="000000"/>
                 <w:kern w:val="0"/>
                 <w14:ligatures w14:val="none"/>
@@ -11909,7 +11931,7 @@
               <w:spacing w:after="0" w:line="240" w:lineRule="auto"/>
               <w:jc w:val="center"/>
               <w:rPr>
-                <w:rFonts w:ascii="標楷體" w:eastAsia="標楷體" w:hAnsi="標楷體" w:cs="新細明體" w:hint="eastAsia"/>
+                <w:rFonts w:ascii="標楷體" w:eastAsia="標楷體" w:hAnsi="標楷體" w:cs="新細明體"/>
                 <w:color w:val="000000"/>
                 <w:kern w:val="0"/>
                 <w14:ligatures w14:val="none"/>
@@ -11949,7 +11971,7 @@
               <w:spacing w:after="0" w:line="240" w:lineRule="auto"/>
               <w:jc w:val="center"/>
               <w:rPr>
-                <w:rFonts w:ascii="標楷體" w:eastAsia="標楷體" w:hAnsi="標楷體" w:cs="新細明體" w:hint="eastAsia"/>
+                <w:rFonts w:ascii="標楷體" w:eastAsia="標楷體" w:hAnsi="標楷體" w:cs="新細明體"/>
                 <w:color w:val="000000"/>
                 <w:kern w:val="0"/>
                 <w14:ligatures w14:val="none"/>
@@ -11984,7 +12006,7 @@
               <w:spacing w:after="0" w:line="240" w:lineRule="auto"/>
               <w:jc w:val="center"/>
               <w:rPr>
-                <w:rFonts w:ascii="標楷體" w:eastAsia="標楷體" w:hAnsi="標楷體" w:cs="新細明體" w:hint="eastAsia"/>
+                <w:rFonts w:ascii="標楷體" w:eastAsia="標楷體" w:hAnsi="標楷體" w:cs="新細明體"/>
                 <w:color w:val="000000"/>
                 <w:kern w:val="0"/>
                 <w14:ligatures w14:val="none"/>
@@ -12019,7 +12041,7 @@
               <w:spacing w:after="0" w:line="240" w:lineRule="auto"/>
               <w:jc w:val="center"/>
               <w:rPr>
-                <w:rFonts w:ascii="標楷體" w:eastAsia="標楷體" w:hAnsi="標楷體" w:cs="新細明體" w:hint="eastAsia"/>
+                <w:rFonts w:ascii="標楷體" w:eastAsia="標楷體" w:hAnsi="標楷體" w:cs="新細明體"/>
                 <w:color w:val="000000"/>
                 <w:kern w:val="0"/>
                 <w14:ligatures w14:val="none"/>
@@ -12055,7 +12077,7 @@
               <w:spacing w:after="0" w:line="240" w:lineRule="auto"/>
               <w:jc w:val="right"/>
               <w:rPr>
-                <w:rFonts w:ascii="標楷體" w:eastAsia="標楷體" w:hAnsi="標楷體" w:cs="新細明體" w:hint="eastAsia"/>
+                <w:rFonts w:ascii="標楷體" w:eastAsia="標楷體" w:hAnsi="標楷體" w:cs="新細明體"/>
                 <w:color w:val="000000"/>
                 <w:kern w:val="0"/>
                 <w14:ligatures w14:val="none"/>
@@ -12090,7 +12112,7 @@
               <w:spacing w:after="0" w:line="240" w:lineRule="auto"/>
               <w:jc w:val="center"/>
               <w:rPr>
-                <w:rFonts w:ascii="標楷體" w:eastAsia="標楷體" w:hAnsi="標楷體" w:cs="新細明體" w:hint="eastAsia"/>
+                <w:rFonts w:ascii="標楷體" w:eastAsia="標楷體" w:hAnsi="標楷體" w:cs="新細明體"/>
                 <w:color w:val="000000"/>
                 <w:kern w:val="0"/>
                 <w14:ligatures w14:val="none"/>
@@ -12126,7 +12148,7 @@
               <w:spacing w:after="0" w:line="240" w:lineRule="auto"/>
               <w:jc w:val="right"/>
               <w:rPr>
-                <w:rFonts w:ascii="標楷體" w:eastAsia="標楷體" w:hAnsi="標楷體" w:cs="新細明體" w:hint="eastAsia"/>
+                <w:rFonts w:ascii="標楷體" w:eastAsia="標楷體" w:hAnsi="標楷體" w:cs="新細明體"/>
                 <w:color w:val="000000"/>
                 <w:kern w:val="0"/>
                 <w14:ligatures w14:val="none"/>
@@ -12161,7 +12183,7 @@
               <w:spacing w:after="0" w:line="240" w:lineRule="auto"/>
               <w:jc w:val="center"/>
               <w:rPr>
-                <w:rFonts w:ascii="標楷體" w:eastAsia="標楷體" w:hAnsi="標楷體" w:cs="新細明體" w:hint="eastAsia"/>
+                <w:rFonts w:ascii="標楷體" w:eastAsia="標楷體" w:hAnsi="標楷體" w:cs="新細明體"/>
                 <w:color w:val="000000"/>
                 <w:kern w:val="0"/>
                 <w14:ligatures w14:val="none"/>
@@ -12201,7 +12223,7 @@
               <w:spacing w:after="0" w:line="240" w:lineRule="auto"/>
               <w:jc w:val="center"/>
               <w:rPr>
-                <w:rFonts w:ascii="標楷體" w:eastAsia="標楷體" w:hAnsi="標楷體" w:cs="新細明體" w:hint="eastAsia"/>
+                <w:rFonts w:ascii="標楷體" w:eastAsia="標楷體" w:hAnsi="標楷體" w:cs="新細明體"/>
                 <w:color w:val="000000"/>
                 <w:kern w:val="0"/>
                 <w14:ligatures w14:val="none"/>
@@ -12236,7 +12258,7 @@
               <w:spacing w:after="0" w:line="240" w:lineRule="auto"/>
               <w:jc w:val="center"/>
               <w:rPr>
-                <w:rFonts w:ascii="標楷體" w:eastAsia="標楷體" w:hAnsi="標楷體" w:cs="新細明體" w:hint="eastAsia"/>
+                <w:rFonts w:ascii="標楷體" w:eastAsia="標楷體" w:hAnsi="標楷體" w:cs="新細明體"/>
                 <w:color w:val="000000"/>
                 <w:kern w:val="0"/>
                 <w14:ligatures w14:val="none"/>
@@ -12271,7 +12293,7 @@
               <w:spacing w:after="0" w:line="240" w:lineRule="auto"/>
               <w:jc w:val="center"/>
               <w:rPr>
-                <w:rFonts w:ascii="標楷體" w:eastAsia="標楷體" w:hAnsi="標楷體" w:cs="新細明體" w:hint="eastAsia"/>
+                <w:rFonts w:ascii="標楷體" w:eastAsia="標楷體" w:hAnsi="標楷體" w:cs="新細明體"/>
                 <w:color w:val="000000"/>
                 <w:kern w:val="0"/>
                 <w14:ligatures w14:val="none"/>
@@ -12307,7 +12329,7 @@
               <w:spacing w:after="0" w:line="240" w:lineRule="auto"/>
               <w:jc w:val="right"/>
               <w:rPr>
-                <w:rFonts w:ascii="標楷體" w:eastAsia="標楷體" w:hAnsi="標楷體" w:cs="新細明體" w:hint="eastAsia"/>
+                <w:rFonts w:ascii="標楷體" w:eastAsia="標楷體" w:hAnsi="標楷體" w:cs="新細明體"/>
                 <w:color w:val="000000"/>
                 <w:kern w:val="0"/>
                 <w14:ligatures w14:val="none"/>
@@ -12342,7 +12364,7 @@
               <w:spacing w:after="0" w:line="240" w:lineRule="auto"/>
               <w:jc w:val="center"/>
               <w:rPr>
-                <w:rFonts w:ascii="標楷體" w:eastAsia="標楷體" w:hAnsi="標楷體" w:cs="新細明體" w:hint="eastAsia"/>
+                <w:rFonts w:ascii="標楷體" w:eastAsia="標楷體" w:hAnsi="標楷體" w:cs="新細明體"/>
                 <w:color w:val="000000"/>
                 <w:kern w:val="0"/>
                 <w14:ligatures w14:val="none"/>
@@ -12378,7 +12400,7 @@
               <w:spacing w:after="0" w:line="240" w:lineRule="auto"/>
               <w:jc w:val="right"/>
               <w:rPr>
-                <w:rFonts w:ascii="標楷體" w:eastAsia="標楷體" w:hAnsi="標楷體" w:cs="新細明體" w:hint="eastAsia"/>
+                <w:rFonts w:ascii="標楷體" w:eastAsia="標楷體" w:hAnsi="標楷體" w:cs="新細明體"/>
                 <w:color w:val="000000"/>
                 <w:kern w:val="0"/>
                 <w14:ligatures w14:val="none"/>
@@ -12413,7 +12435,7 @@
               <w:spacing w:after="0" w:line="240" w:lineRule="auto"/>
               <w:jc w:val="center"/>
               <w:rPr>
-                <w:rFonts w:ascii="標楷體" w:eastAsia="標楷體" w:hAnsi="標楷體" w:cs="新細明體" w:hint="eastAsia"/>
+                <w:rFonts w:ascii="標楷體" w:eastAsia="標楷體" w:hAnsi="標楷體" w:cs="新細明體"/>
                 <w:color w:val="000000"/>
                 <w:kern w:val="0"/>
                 <w14:ligatures w14:val="none"/>
@@ -12453,7 +12475,7 @@
               <w:spacing w:after="0" w:line="240" w:lineRule="auto"/>
               <w:jc w:val="center"/>
               <w:rPr>
-                <w:rFonts w:ascii="標楷體" w:eastAsia="標楷體" w:hAnsi="標楷體" w:cs="新細明體" w:hint="eastAsia"/>
+                <w:rFonts w:ascii="標楷體" w:eastAsia="標楷體" w:hAnsi="標楷體" w:cs="新細明體"/>
                 <w:color w:val="000000"/>
                 <w:kern w:val="0"/>
                 <w14:ligatures w14:val="none"/>
@@ -12488,7 +12510,7 @@
               <w:spacing w:after="0" w:line="240" w:lineRule="auto"/>
               <w:jc w:val="center"/>
               <w:rPr>
-                <w:rFonts w:ascii="標楷體" w:eastAsia="標楷體" w:hAnsi="標楷體" w:cs="新細明體" w:hint="eastAsia"/>
+                <w:rFonts w:ascii="標楷體" w:eastAsia="標楷體" w:hAnsi="標楷體" w:cs="新細明體"/>
                 <w:color w:val="000000"/>
                 <w:kern w:val="0"/>
                 <w14:ligatures w14:val="none"/>
@@ -12523,7 +12545,7 @@
               <w:spacing w:after="0" w:line="240" w:lineRule="auto"/>
               <w:jc w:val="center"/>
               <w:rPr>
-                <w:rFonts w:ascii="標楷體" w:eastAsia="標楷體" w:hAnsi="標楷體" w:cs="新細明體" w:hint="eastAsia"/>
+                <w:rFonts w:ascii="標楷體" w:eastAsia="標楷體" w:hAnsi="標楷體" w:cs="新細明體"/>
                 <w:color w:val="000000"/>
                 <w:kern w:val="0"/>
                 <w14:ligatures w14:val="none"/>
@@ -12559,7 +12581,7 @@
               <w:spacing w:after="0" w:line="240" w:lineRule="auto"/>
               <w:jc w:val="right"/>
               <w:rPr>
-                <w:rFonts w:ascii="標楷體" w:eastAsia="標楷體" w:hAnsi="標楷體" w:cs="新細明體" w:hint="eastAsia"/>
+                <w:rFonts w:ascii="標楷體" w:eastAsia="標楷體" w:hAnsi="標楷體" w:cs="新細明體"/>
                 <w:color w:val="000000"/>
                 <w:kern w:val="0"/>
                 <w14:ligatures w14:val="none"/>
@@ -12594,7 +12616,7 @@
               <w:spacing w:after="0" w:line="240" w:lineRule="auto"/>
               <w:jc w:val="center"/>
               <w:rPr>
-                <w:rFonts w:ascii="標楷體" w:eastAsia="標楷體" w:hAnsi="標楷體" w:cs="新細明體" w:hint="eastAsia"/>
+                <w:rFonts w:ascii="標楷體" w:eastAsia="標楷體" w:hAnsi="標楷體" w:cs="新細明體"/>
                 <w:color w:val="000000"/>
                 <w:kern w:val="0"/>
                 <w14:ligatures w14:val="none"/>
@@ -12630,7 +12652,7 @@
               <w:spacing w:after="0" w:line="240" w:lineRule="auto"/>
               <w:jc w:val="right"/>
               <w:rPr>
-                <w:rFonts w:ascii="標楷體" w:eastAsia="標楷體" w:hAnsi="標楷體" w:cs="新細明體" w:hint="eastAsia"/>
+                <w:rFonts w:ascii="標楷體" w:eastAsia="標楷體" w:hAnsi="標楷體" w:cs="新細明體"/>
                 <w:color w:val="000000"/>
                 <w:kern w:val="0"/>
                 <w14:ligatures w14:val="none"/>
@@ -12665,7 +12687,7 @@
               <w:spacing w:after="0" w:line="240" w:lineRule="auto"/>
               <w:jc w:val="center"/>
               <w:rPr>
-                <w:rFonts w:ascii="標楷體" w:eastAsia="標楷體" w:hAnsi="標楷體" w:cs="新細明體" w:hint="eastAsia"/>
+                <w:rFonts w:ascii="標楷體" w:eastAsia="標楷體" w:hAnsi="標楷體" w:cs="新細明體"/>
                 <w:color w:val="000000"/>
                 <w:kern w:val="0"/>
                 <w14:ligatures w14:val="none"/>
@@ -12705,7 +12727,7 @@
               <w:spacing w:after="0" w:line="240" w:lineRule="auto"/>
               <w:jc w:val="center"/>
               <w:rPr>
-                <w:rFonts w:ascii="標楷體" w:eastAsia="標楷體" w:hAnsi="標楷體" w:cs="新細明體" w:hint="eastAsia"/>
+                <w:rFonts w:ascii="標楷體" w:eastAsia="標楷體" w:hAnsi="標楷體" w:cs="新細明體"/>
                 <w:color w:val="000000"/>
                 <w:kern w:val="0"/>
                 <w14:ligatures w14:val="none"/>
@@ -12740,7 +12762,7 @@
               <w:spacing w:after="0" w:line="240" w:lineRule="auto"/>
               <w:jc w:val="center"/>
               <w:rPr>
-                <w:rFonts w:ascii="標楷體" w:eastAsia="標楷體" w:hAnsi="標楷體" w:cs="新細明體" w:hint="eastAsia"/>
+                <w:rFonts w:ascii="標楷體" w:eastAsia="標楷體" w:hAnsi="標楷體" w:cs="新細明體"/>
                 <w:color w:val="000000"/>
                 <w:kern w:val="0"/>
                 <w14:ligatures w14:val="none"/>
@@ -12775,7 +12797,7 @@
               <w:spacing w:after="0" w:line="240" w:lineRule="auto"/>
               <w:jc w:val="center"/>
               <w:rPr>
-                <w:rFonts w:ascii="標楷體" w:eastAsia="標楷體" w:hAnsi="標楷體" w:cs="新細明體" w:hint="eastAsia"/>
+                <w:rFonts w:ascii="標楷體" w:eastAsia="標楷體" w:hAnsi="標楷體" w:cs="新細明體"/>
                 <w:color w:val="000000"/>
                 <w:kern w:val="0"/>
                 <w14:ligatures w14:val="none"/>
@@ -12811,7 +12833,7 @@
               <w:spacing w:after="0" w:line="240" w:lineRule="auto"/>
               <w:jc w:val="right"/>
               <w:rPr>
-                <w:rFonts w:ascii="標楷體" w:eastAsia="標楷體" w:hAnsi="標楷體" w:cs="新細明體" w:hint="eastAsia"/>
+                <w:rFonts w:ascii="標楷體" w:eastAsia="標楷體" w:hAnsi="標楷體" w:cs="新細明體"/>
                 <w:color w:val="000000"/>
                 <w:kern w:val="0"/>
                 <w14:ligatures w14:val="none"/>
@@ -12846,7 +12868,7 @@
               <w:spacing w:after="0" w:line="240" w:lineRule="auto"/>
               <w:jc w:val="center"/>
               <w:rPr>
-                <w:rFonts w:ascii="標楷體" w:eastAsia="標楷體" w:hAnsi="標楷體" w:cs="新細明體" w:hint="eastAsia"/>
+                <w:rFonts w:ascii="標楷體" w:eastAsia="標楷體" w:hAnsi="標楷體" w:cs="新細明體"/>
                 <w:color w:val="000000"/>
                 <w:kern w:val="0"/>
                 <w14:ligatures w14:val="none"/>
@@ -12882,7 +12904,7 @@
               <w:spacing w:after="0" w:line="240" w:lineRule="auto"/>
               <w:jc w:val="right"/>
               <w:rPr>
-                <w:rFonts w:ascii="標楷體" w:eastAsia="標楷體" w:hAnsi="標楷體" w:cs="新細明體" w:hint="eastAsia"/>
+                <w:rFonts w:ascii="標楷體" w:eastAsia="標楷體" w:hAnsi="標楷體" w:cs="新細明體"/>
                 <w:color w:val="000000"/>
                 <w:kern w:val="0"/>
                 <w14:ligatures w14:val="none"/>
@@ -12917,7 +12939,7 @@
               <w:spacing w:after="0" w:line="240" w:lineRule="auto"/>
               <w:jc w:val="center"/>
               <w:rPr>
-                <w:rFonts w:ascii="標楷體" w:eastAsia="標楷體" w:hAnsi="標楷體" w:cs="新細明體" w:hint="eastAsia"/>
+                <w:rFonts w:ascii="標楷體" w:eastAsia="標楷體" w:hAnsi="標楷體" w:cs="新細明體"/>
                 <w:color w:val="000000"/>
                 <w:kern w:val="0"/>
                 <w14:ligatures w14:val="none"/>
@@ -13072,7 +13094,7 @@
         <w:ind w:left="480"/>
         <w:jc w:val="center"/>
         <w:rPr>
-          <w:rFonts w:ascii="標楷體" w:eastAsia="標楷體" w:hAnsi="標楷體" w:hint="eastAsia"/>
+          <w:rFonts w:ascii="標楷體" w:eastAsia="標楷體" w:hAnsi="標楷體"/>
         </w:rPr>
       </w:pPr>
     </w:p>
@@ -13103,6 +13125,9 @@
         </w:rPr>
       </w:pPr>
       <w:r>
+        <w:rPr>
+          <w:noProof/>
+        </w:rPr>
         <w:drawing>
           <wp:inline distT="0" distB="0" distL="0" distR="0" wp14:anchorId="5D5CBF1E" wp14:editId="790A2D54">
             <wp:extent cx="1835150" cy="5561330"/>
@@ -13153,6 +13178,9 @@
         </w:drawing>
       </w:r>
       <w:r>
+        <w:rPr>
+          <w:noProof/>
+        </w:rPr>
         <w:drawing>
           <wp:inline distT="0" distB="0" distL="0" distR="0" wp14:anchorId="2291FB73" wp14:editId="28242681">
             <wp:extent cx="1835150" cy="5355590"/>
@@ -13269,7 +13297,7 @@
       <w:pPr>
         <w:jc w:val="center"/>
         <w:rPr>
-          <w:rFonts w:ascii="標楷體" w:eastAsia="標楷體" w:hAnsi="標楷體" w:hint="eastAsia"/>
+          <w:rFonts w:ascii="標楷體" w:eastAsia="標楷體" w:hAnsi="標楷體"/>
         </w:rPr>
       </w:pPr>
       <w:hyperlink r:id="rId8" w:history="1">
@@ -13278,21 +13306,7 @@
             <w:rStyle w:val="af"/>
             <w:rFonts w:ascii="標楷體" w:eastAsia="標楷體" w:hAnsi="標楷體"/>
           </w:rPr>
-          <w:t>https://colab.research.google.com/drive</w:t>
-        </w:r>
-        <w:r>
-          <w:rPr>
-            <w:rStyle w:val="af"/>
-            <w:rFonts w:ascii="標楷體" w:eastAsia="標楷體" w:hAnsi="標楷體"/>
-          </w:rPr>
-          <w:t>/</w:t>
-        </w:r>
-        <w:r>
-          <w:rPr>
-            <w:rStyle w:val="af"/>
-            <w:rFonts w:ascii="標楷體" w:eastAsia="標楷體" w:hAnsi="標楷體"/>
-          </w:rPr>
-          <w:t>1u7ZSYuyIYGatZY5OuCPZ9nbXALKb7kl_?usp=sharing</w:t>
+          <w:t>https://colab.research.google.com/drive/1u7ZSYuyIYGatZY5OuCPZ9nbXALKb7kl_?usp=sharing</w:t>
         </w:r>
       </w:hyperlink>
     </w:p>
@@ -13351,16 +13365,8 @@
         <w:rPr>
           <w:rFonts w:ascii="標楷體" w:eastAsia="標楷體" w:hAnsi="標楷體" w:hint="eastAsia"/>
         </w:rPr>
-        <w:t>。將</w:t>
+        <w:t>。將各油滴的</w:t>
       </w:r>
-      <w:proofErr w:type="gramStart"/>
-      <w:r>
-        <w:rPr>
-          <w:rFonts w:ascii="標楷體" w:eastAsia="標楷體" w:hAnsi="標楷體" w:hint="eastAsia"/>
-        </w:rPr>
-        <w:t>各油滴的</w:t>
-      </w:r>
-      <w:proofErr w:type="gramEnd"/>
       <m:oMath>
         <m:sSup>
           <m:sSupPr>
@@ -13613,21 +13619,7 @@
         <w:rPr>
           <w:rFonts w:ascii="標楷體" w:eastAsia="標楷體" w:hAnsi="標楷體" w:hint="eastAsia"/>
         </w:rPr>
-        <w:t>%。實驗數據繪製成 N-Q 圖後呈現明顯的群聚分佈特徵。</w:t>
-      </w:r>
-      <w:proofErr w:type="gramStart"/>
-      <w:r>
-        <w:rPr>
-          <w:rFonts w:ascii="標楷體" w:eastAsia="標楷體" w:hAnsi="標楷體" w:hint="eastAsia"/>
-        </w:rPr>
-        <w:t>油滴的</w:t>
-      </w:r>
-      <w:proofErr w:type="gramEnd"/>
-      <w:r>
-        <w:rPr>
-          <w:rFonts w:ascii="標楷體" w:eastAsia="標楷體" w:hAnsi="標楷體" w:hint="eastAsia"/>
-        </w:rPr>
-        <w:t xml:space="preserve">電荷量皆集中於 </w:t>
+        <w:t xml:space="preserve">%。實驗數據繪製成 N-Q 圖後呈現明顯的群聚分佈特徵。油滴的電荷量皆集中於 </w:t>
       </w:r>
       <m:oMath>
         <m:r>
@@ -13696,21 +13688,7 @@
         <w:rPr>
           <w:rFonts w:ascii="標楷體" w:eastAsia="標楷體" w:hAnsi="標楷體" w:hint="eastAsia"/>
         </w:rPr>
-        <w:t xml:space="preserve"> 的整數</w:t>
-      </w:r>
-      <w:proofErr w:type="gramStart"/>
-      <w:r>
-        <w:rPr>
-          <w:rFonts w:ascii="標楷體" w:eastAsia="標楷體" w:hAnsi="標楷體" w:hint="eastAsia"/>
-        </w:rPr>
-        <w:t>倍</w:t>
-      </w:r>
-      <w:proofErr w:type="gramEnd"/>
-      <w:r>
-        <w:rPr>
-          <w:rFonts w:ascii="標楷體" w:eastAsia="標楷體" w:hAnsi="標楷體" w:hint="eastAsia"/>
-        </w:rPr>
-        <w:t>區間，驗證了電荷的量子化。</w:t>
+        <w:t xml:space="preserve"> 的整數倍區間，驗證了電荷的量子化。</w:t>
       </w:r>
     </w:p>
     <w:p>
@@ -13736,7 +13714,7 @@
         <w:pStyle w:val="a9"/>
         <w:ind w:left="480"/>
         <w:rPr>
-          <w:rFonts w:ascii="標楷體" w:eastAsia="標楷體" w:hAnsi="標楷體" w:hint="eastAsia"/>
+          <w:rFonts w:ascii="標楷體" w:eastAsia="標楷體" w:hAnsi="標楷體"/>
         </w:rPr>
       </w:pPr>
       <w:r>
@@ -13749,21 +13727,7 @@
         <w:rPr>
           <w:rFonts w:ascii="標楷體" w:eastAsia="標楷體" w:hAnsi="標楷體" w:hint="eastAsia"/>
         </w:rPr>
-        <w:t>碼表</w:t>
-      </w:r>
-      <w:proofErr w:type="gramStart"/>
-      <w:r>
-        <w:rPr>
-          <w:rFonts w:ascii="標楷體" w:eastAsia="標楷體" w:hAnsi="標楷體" w:hint="eastAsia"/>
-        </w:rPr>
-        <w:t>記錄油滴通過</w:t>
-      </w:r>
-      <w:proofErr w:type="gramEnd"/>
-      <w:r>
-        <w:rPr>
-          <w:rFonts w:ascii="標楷體" w:eastAsia="標楷體" w:hAnsi="標楷體" w:hint="eastAsia"/>
-        </w:rPr>
-        <w:t>顯微鏡刻度線時</w:t>
+        <w:t>碼表記錄油滴通過顯微鏡刻度線時</w:t>
       </w:r>
       <w:r>
         <w:rPr>
@@ -13853,21 +13817,7 @@
         <w:rPr>
           <w:rFonts w:ascii="標楷體" w:eastAsia="標楷體" w:hAnsi="標楷體" w:hint="eastAsia"/>
         </w:rPr>
-        <w:t>產生誤差。平行極板邊緣存在電場不均勻現象，且直流電源供應器輸出電壓存在微小波動，</w:t>
-      </w:r>
-      <w:proofErr w:type="gramStart"/>
-      <w:r>
-        <w:rPr>
-          <w:rFonts w:ascii="標楷體" w:eastAsia="標楷體" w:hAnsi="標楷體" w:hint="eastAsia"/>
-        </w:rPr>
-        <w:t>導致油滴受到</w:t>
-      </w:r>
-      <w:proofErr w:type="gramEnd"/>
-      <w:r>
-        <w:rPr>
-          <w:rFonts w:ascii="標楷體" w:eastAsia="標楷體" w:hAnsi="標楷體" w:hint="eastAsia"/>
-        </w:rPr>
-        <w:t>的靜電力</w:t>
+        <w:t>產生誤差。平行極板邊緣存在電場不均勻現象，且直流電源供應器輸出電壓存在微小波動，導致油滴受到的靜電力</w:t>
       </w:r>
       <w:r>
         <w:rPr>
